--- a/Sermon notes.docx
+++ b/Sermon notes.docx
@@ -521,7 +521,23 @@
                 <w:sz w:val="16"/>
                 <w:szCs w:val="16"/>
               </w:rPr>
-              <w:t>How can 2 persons be 1? Let alone 3!</w:t>
+              <w:t xml:space="preserve">How can 2 </w:t>
+            </w:r>
+            <w:proofErr w:type="gramStart"/>
+            <w:r>
+              <w:rPr>
+                <w:sz w:val="16"/>
+                <w:szCs w:val="16"/>
+              </w:rPr>
+              <w:t>persons</w:t>
+            </w:r>
+            <w:proofErr w:type="gramEnd"/>
+            <w:r>
+              <w:rPr>
+                <w:sz w:val="16"/>
+                <w:szCs w:val="16"/>
+              </w:rPr>
+              <w:t xml:space="preserve"> be 1? Let alone 3!</w:t>
             </w:r>
           </w:p>
         </w:tc>
@@ -684,7 +700,23 @@
                 <w:sz w:val="16"/>
                 <w:szCs w:val="16"/>
               </w:rPr>
-              <w:t xml:space="preserve">1. Christ = principle agent of creation </w:t>
+              <w:t xml:space="preserve">1. Christ = </w:t>
+            </w:r>
+            <w:proofErr w:type="gramStart"/>
+            <w:r>
+              <w:rPr>
+                <w:sz w:val="16"/>
+                <w:szCs w:val="16"/>
+              </w:rPr>
+              <w:t>principle</w:t>
+            </w:r>
+            <w:proofErr w:type="gramEnd"/>
+            <w:r>
+              <w:rPr>
+                <w:sz w:val="16"/>
+                <w:szCs w:val="16"/>
+              </w:rPr>
+              <w:t xml:space="preserve"> agent of creation </w:t>
             </w:r>
           </w:p>
           <w:p>
@@ -824,7 +856,27 @@
                 <w:sz w:val="16"/>
                 <w:szCs w:val="16"/>
               </w:rPr>
-              <w:t>In the beginning was the Word, and the Word was with God, and the Word was God. All things were made through him.</w:t>
+              <w:t xml:space="preserve">In the beginning was the Word, and the Word was with God, and the Word was God. All things were </w:t>
+            </w:r>
+            <w:proofErr w:type="gramStart"/>
+            <w:r>
+              <w:rPr>
+                <w:i/>
+                <w:iCs/>
+                <w:sz w:val="16"/>
+                <w:szCs w:val="16"/>
+              </w:rPr>
+              <w:t>made</w:t>
+            </w:r>
+            <w:proofErr w:type="gramEnd"/>
+            <w:r>
+              <w:rPr>
+                <w:i/>
+                <w:iCs/>
+                <w:sz w:val="16"/>
+                <w:szCs w:val="16"/>
+              </w:rPr>
+              <w:t xml:space="preserve"> through him.</w:t>
             </w:r>
           </w:p>
         </w:tc>
@@ -962,7 +1014,27 @@
                 <w:sz w:val="16"/>
                 <w:szCs w:val="16"/>
               </w:rPr>
-              <w:t>And the Word became flesh and dwelt among us</w:t>
+              <w:t xml:space="preserve">And the Word became </w:t>
+            </w:r>
+            <w:proofErr w:type="gramStart"/>
+            <w:r>
+              <w:rPr>
+                <w:i/>
+                <w:iCs/>
+                <w:sz w:val="16"/>
+                <w:szCs w:val="16"/>
+              </w:rPr>
+              <w:t>flesh</w:t>
+            </w:r>
+            <w:proofErr w:type="gramEnd"/>
+            <w:r>
+              <w:rPr>
+                <w:i/>
+                <w:iCs/>
+                <w:sz w:val="16"/>
+                <w:szCs w:val="16"/>
+              </w:rPr>
+              <w:t xml:space="preserve"> and dwelt among us</w:t>
             </w:r>
           </w:p>
         </w:tc>
@@ -1008,7 +1080,27 @@
                 <w:sz w:val="16"/>
                 <w:szCs w:val="16"/>
               </w:rPr>
-              <w:t>And the Word became flesh and dwelt among us</w:t>
+              <w:t xml:space="preserve">And the Word became </w:t>
+            </w:r>
+            <w:proofErr w:type="gramStart"/>
+            <w:r>
+              <w:rPr>
+                <w:i/>
+                <w:iCs/>
+                <w:sz w:val="16"/>
+                <w:szCs w:val="16"/>
+              </w:rPr>
+              <w:t>flesh</w:t>
+            </w:r>
+            <w:proofErr w:type="gramEnd"/>
+            <w:r>
+              <w:rPr>
+                <w:i/>
+                <w:iCs/>
+                <w:sz w:val="16"/>
+                <w:szCs w:val="16"/>
+              </w:rPr>
+              <w:t xml:space="preserve"> and dwelt among us</w:t>
             </w:r>
           </w:p>
         </w:tc>
@@ -1111,7 +1203,87 @@
                 <w:sz w:val="16"/>
                 <w:szCs w:val="16"/>
               </w:rPr>
-              <w:t>Whoever has seen me has seen the Father. How can you say, ‘Show us the Father’? Do you not believe that I am in the Father and the Father is in me?”</w:t>
+              <w:t xml:space="preserve">Whoever has seen me has seen the </w:t>
+            </w:r>
+            <w:proofErr w:type="gramStart"/>
+            <w:r>
+              <w:rPr>
+                <w:i/>
+                <w:iCs/>
+                <w:sz w:val="16"/>
+                <w:szCs w:val="16"/>
+              </w:rPr>
+              <w:t>Father</w:t>
+            </w:r>
+            <w:proofErr w:type="gramEnd"/>
+            <w:r>
+              <w:rPr>
+                <w:i/>
+                <w:iCs/>
+                <w:sz w:val="16"/>
+                <w:szCs w:val="16"/>
+              </w:rPr>
+              <w:t xml:space="preserve">. How can you say, ‘Show us the </w:t>
+            </w:r>
+            <w:proofErr w:type="gramStart"/>
+            <w:r>
+              <w:rPr>
+                <w:i/>
+                <w:iCs/>
+                <w:sz w:val="16"/>
+                <w:szCs w:val="16"/>
+              </w:rPr>
+              <w:t>Father</w:t>
+            </w:r>
+            <w:proofErr w:type="gramEnd"/>
+            <w:r>
+              <w:rPr>
+                <w:i/>
+                <w:iCs/>
+                <w:sz w:val="16"/>
+                <w:szCs w:val="16"/>
+              </w:rPr>
+              <w:t xml:space="preserve">’? Do you not believe that I am in the </w:t>
+            </w:r>
+            <w:proofErr w:type="gramStart"/>
+            <w:r>
+              <w:rPr>
+                <w:i/>
+                <w:iCs/>
+                <w:sz w:val="16"/>
+                <w:szCs w:val="16"/>
+              </w:rPr>
+              <w:t>Father</w:t>
+            </w:r>
+            <w:proofErr w:type="gramEnd"/>
+            <w:r>
+              <w:rPr>
+                <w:i/>
+                <w:iCs/>
+                <w:sz w:val="16"/>
+                <w:szCs w:val="16"/>
+              </w:rPr>
+              <w:t xml:space="preserve"> and the </w:t>
+            </w:r>
+            <w:proofErr w:type="gramStart"/>
+            <w:r>
+              <w:rPr>
+                <w:i/>
+                <w:iCs/>
+                <w:sz w:val="16"/>
+                <w:szCs w:val="16"/>
+              </w:rPr>
+              <w:t>Father</w:t>
+            </w:r>
+            <w:proofErr w:type="gramEnd"/>
+            <w:r>
+              <w:rPr>
+                <w:i/>
+                <w:iCs/>
+                <w:sz w:val="16"/>
+                <w:szCs w:val="16"/>
+              </w:rPr>
+              <w:t xml:space="preserve"> is in me?”</w:t>
             </w:r>
           </w:p>
         </w:tc>
@@ -1207,7 +1379,23 @@
                 <w:sz w:val="16"/>
                 <w:szCs w:val="16"/>
               </w:rPr>
-              <w:t xml:space="preserve"> did God stoop from heaven to take on earthly body and deal with all the muck of human-ness? No AC. No toilets. </w:t>
+              <w:t xml:space="preserve"> did God stoop from heaven to take on earthly body and deal with all the muck of </w:t>
+            </w:r>
+            <w:proofErr w:type="gramStart"/>
+            <w:r>
+              <w:rPr>
+                <w:sz w:val="16"/>
+                <w:szCs w:val="16"/>
+              </w:rPr>
+              <w:t>human-ness</w:t>
+            </w:r>
+            <w:proofErr w:type="gramEnd"/>
+            <w:r>
+              <w:rPr>
+                <w:sz w:val="16"/>
+                <w:szCs w:val="16"/>
+              </w:rPr>
+              <w:t xml:space="preserve">? No AC. No toilets. </w:t>
             </w:r>
           </w:p>
         </w:tc>
@@ -1227,7 +1415,59 @@
                 <w:sz w:val="16"/>
                 <w:szCs w:val="16"/>
               </w:rPr>
-              <w:t>Because we messed up pretty bad! Had to get in weeds. BCG mgr. humiliation.</w:t>
+              <w:t xml:space="preserve">1. </w:t>
+            </w:r>
+            <w:r>
+              <w:rPr>
+                <w:sz w:val="16"/>
+                <w:szCs w:val="16"/>
+              </w:rPr>
+              <w:t>Showed us what a good life looks like! Read the gospels for more John &amp; Mark.</w:t>
+            </w:r>
+          </w:p>
+          <w:p>
+            <w:pPr>
+              <w:rPr>
+                <w:sz w:val="16"/>
+                <w:szCs w:val="16"/>
+              </w:rPr>
+            </w:pPr>
+            <w:r>
+              <w:rPr>
+                <w:sz w:val="16"/>
+                <w:szCs w:val="16"/>
+              </w:rPr>
+              <w:t xml:space="preserve">2. </w:t>
+            </w:r>
+            <w:r>
+              <w:rPr>
+                <w:sz w:val="16"/>
+                <w:szCs w:val="16"/>
+              </w:rPr>
+              <w:t>W</w:t>
+            </w:r>
+            <w:r>
+              <w:rPr>
+                <w:sz w:val="16"/>
+                <w:szCs w:val="16"/>
+              </w:rPr>
+              <w:t xml:space="preserve">e messed up </w:t>
+            </w:r>
+            <w:proofErr w:type="gramStart"/>
+            <w:r>
+              <w:rPr>
+                <w:sz w:val="16"/>
+                <w:szCs w:val="16"/>
+              </w:rPr>
+              <w:t>pretty bad</w:t>
+            </w:r>
+            <w:proofErr w:type="gramEnd"/>
+            <w:r>
+              <w:rPr>
+                <w:sz w:val="16"/>
+                <w:szCs w:val="16"/>
+              </w:rPr>
+              <w:t>! Had to get in weeds. BCG mgr. humiliation.</w:t>
             </w:r>
           </w:p>
           <w:p>
@@ -1283,116 +1523,6 @@
                 <w:szCs w:val="16"/>
               </w:rPr>
               <w:t>And you, who once were alienated and hostile in mind, doing evil deeds</w:t>
-            </w:r>
-          </w:p>
-        </w:tc>
-      </w:tr>
-      <w:tr>
-        <w:tc>
-          <w:tcPr>
-            <w:tcW w:w="548" w:type="dxa"/>
-          </w:tcPr>
-          <w:p>
-            <w:pPr>
-              <w:rPr>
-                <w:sz w:val="16"/>
-                <w:szCs w:val="16"/>
-              </w:rPr>
-            </w:pPr>
-            <w:r>
-              <w:rPr>
-                <w:sz w:val="16"/>
-                <w:szCs w:val="16"/>
-              </w:rPr>
-              <w:t>8</w:t>
-            </w:r>
-          </w:p>
-        </w:tc>
-        <w:tc>
-          <w:tcPr>
-            <w:tcW w:w="2608" w:type="dxa"/>
-          </w:tcPr>
-          <w:p>
-            <w:pPr>
-              <w:rPr>
-                <w:i/>
-                <w:iCs/>
-                <w:sz w:val="16"/>
-                <w:szCs w:val="16"/>
-              </w:rPr>
-            </w:pPr>
-            <w:r>
-              <w:rPr>
-                <w:i/>
-                <w:iCs/>
-                <w:sz w:val="16"/>
-                <w:szCs w:val="16"/>
-              </w:rPr>
-              <w:t>Blank</w:t>
-            </w:r>
-          </w:p>
-        </w:tc>
-        <w:tc>
-          <w:tcPr>
-            <w:tcW w:w="4584" w:type="dxa"/>
-          </w:tcPr>
-          <w:p>
-            <w:pPr>
-              <w:rPr>
-                <w:sz w:val="16"/>
-                <w:szCs w:val="16"/>
-              </w:rPr>
-            </w:pPr>
-            <w:r>
-              <w:rPr>
-                <w:sz w:val="16"/>
-                <w:szCs w:val="16"/>
-              </w:rPr>
-              <w:t xml:space="preserve">What did he achieve in the weeds? </w:t>
-            </w:r>
-          </w:p>
-        </w:tc>
-        <w:tc>
-          <w:tcPr>
-            <w:tcW w:w="4230" w:type="dxa"/>
-          </w:tcPr>
-          <w:p>
-            <w:pPr>
-              <w:rPr>
-                <w:sz w:val="16"/>
-                <w:szCs w:val="16"/>
-              </w:rPr>
-            </w:pPr>
-            <w:r>
-              <w:rPr>
-                <w:sz w:val="16"/>
-                <w:szCs w:val="16"/>
-              </w:rPr>
-              <w:t>Showed us what a good life looks like! Read the gospels for more John &amp; Mark.</w:t>
-            </w:r>
-          </w:p>
-        </w:tc>
-        <w:tc>
-          <w:tcPr>
-            <w:tcW w:w="2970" w:type="dxa"/>
-          </w:tcPr>
-          <w:p>
-            <w:pPr>
-              <w:rPr>
-                <w:i/>
-                <w:iCs/>
-                <w:sz w:val="16"/>
-                <w:szCs w:val="16"/>
-              </w:rPr>
-            </w:pPr>
-            <w:r>
-              <w:rPr>
-                <w:i/>
-                <w:iCs/>
-                <w:sz w:val="16"/>
-                <w:szCs w:val="16"/>
-              </w:rPr>
-              <w:t>Blank</w:t>
             </w:r>
           </w:p>
         </w:tc>
@@ -1417,7 +1547,7 @@
                 <w:sz w:val="16"/>
                 <w:szCs w:val="16"/>
               </w:rPr>
-              <w:t>9</w:t>
+              <w:t>8</w:t>
             </w:r>
           </w:p>
         </w:tc>
@@ -1566,7 +1696,27 @@
                 <w:sz w:val="16"/>
                 <w:szCs w:val="16"/>
               </w:rPr>
-              <w:t>he has now reconciled in his body of flesh by his death, in order to present you holy and blameless and above reproach before him</w:t>
+              <w:t xml:space="preserve">he has now reconciled in his body of flesh by his death, </w:t>
+            </w:r>
+            <w:proofErr w:type="gramStart"/>
+            <w:r>
+              <w:rPr>
+                <w:i/>
+                <w:iCs/>
+                <w:sz w:val="16"/>
+                <w:szCs w:val="16"/>
+              </w:rPr>
+              <w:t>in order to</w:t>
+            </w:r>
+            <w:proofErr w:type="gramEnd"/>
+            <w:r>
+              <w:rPr>
+                <w:i/>
+                <w:iCs/>
+                <w:sz w:val="16"/>
+                <w:szCs w:val="16"/>
+              </w:rPr>
+              <w:t xml:space="preserve"> present you holy and blameless and above reproach before him</w:t>
             </w:r>
           </w:p>
         </w:tc>
@@ -1588,7 +1738,7 @@
                 <w:sz w:val="16"/>
                 <w:szCs w:val="16"/>
               </w:rPr>
-              <w:t>10</w:t>
+              <w:t>9</w:t>
             </w:r>
           </w:p>
         </w:tc>
@@ -1612,7 +1762,27 @@
                 <w:sz w:val="16"/>
                 <w:szCs w:val="16"/>
               </w:rPr>
-              <w:t>He has now reconciled in his body of flesh by his death, in order to present you holy and blameless and above reproach before him</w:t>
+              <w:t xml:space="preserve">He has now reconciled in his body of flesh by his death, </w:t>
+            </w:r>
+            <w:proofErr w:type="gramStart"/>
+            <w:r>
+              <w:rPr>
+                <w:i/>
+                <w:iCs/>
+                <w:sz w:val="16"/>
+                <w:szCs w:val="16"/>
+              </w:rPr>
+              <w:t>in order to</w:t>
+            </w:r>
+            <w:proofErr w:type="gramEnd"/>
+            <w:r>
+              <w:rPr>
+                <w:i/>
+                <w:iCs/>
+                <w:sz w:val="16"/>
+                <w:szCs w:val="16"/>
+              </w:rPr>
+              <w:t xml:space="preserve"> present you holy and blameless and above reproach before him</w:t>
             </w:r>
           </w:p>
         </w:tc>
@@ -1713,7 +1883,14 @@
                 <w:sz w:val="16"/>
                 <w:szCs w:val="16"/>
               </w:rPr>
-              <w:t>11</w:t>
+              <w:t>1</w:t>
+            </w:r>
+            <w:r>
+              <w:rPr>
+                <w:sz w:val="16"/>
+                <w:szCs w:val="16"/>
+              </w:rPr>
+              <w:t>0</w:t>
             </w:r>
           </w:p>
         </w:tc>
@@ -1737,7 +1914,27 @@
                 <w:sz w:val="16"/>
                 <w:szCs w:val="16"/>
               </w:rPr>
-              <w:t>He has now reconciled in his body of flesh by his death, in order to present you holy and blameless and above reproach before him</w:t>
+              <w:t xml:space="preserve">He has now reconciled in his body of flesh by his death, </w:t>
+            </w:r>
+            <w:proofErr w:type="gramStart"/>
+            <w:r>
+              <w:rPr>
+                <w:i/>
+                <w:iCs/>
+                <w:sz w:val="16"/>
+                <w:szCs w:val="16"/>
+              </w:rPr>
+              <w:t>in order to</w:t>
+            </w:r>
+            <w:proofErr w:type="gramEnd"/>
+            <w:r>
+              <w:rPr>
+                <w:i/>
+                <w:iCs/>
+                <w:sz w:val="16"/>
+                <w:szCs w:val="16"/>
+              </w:rPr>
+              <w:t xml:space="preserve"> present you holy and blameless and above reproach before him</w:t>
             </w:r>
           </w:p>
         </w:tc>
@@ -1868,22 +2065,54 @@
                 <w:sz w:val="16"/>
                 <w:szCs w:val="16"/>
               </w:rPr>
-              <w:t>How difficult for each member of trinity</w:t>
-            </w:r>
-          </w:p>
-          <w:p>
-            <w:pPr>
-              <w:rPr>
-                <w:sz w:val="16"/>
-                <w:szCs w:val="16"/>
-              </w:rPr>
-            </w:pPr>
-            <w:r>
-              <w:rPr>
-                <w:sz w:val="16"/>
-                <w:szCs w:val="16"/>
-              </w:rPr>
-              <w:t>Carol Dweck growth mindset. Proof = extension.</w:t>
+              <w:t xml:space="preserve">How difficult </w:t>
+            </w:r>
+            <w:proofErr w:type="gramStart"/>
+            <w:r>
+              <w:rPr>
+                <w:sz w:val="16"/>
+                <w:szCs w:val="16"/>
+              </w:rPr>
+              <w:t>for</w:t>
+            </w:r>
+            <w:proofErr w:type="gramEnd"/>
+            <w:r>
+              <w:rPr>
+                <w:sz w:val="16"/>
+                <w:szCs w:val="16"/>
+              </w:rPr>
+              <w:t xml:space="preserve"> each member of trinity</w:t>
+            </w:r>
+          </w:p>
+          <w:p>
+            <w:pPr>
+              <w:rPr>
+                <w:sz w:val="16"/>
+                <w:szCs w:val="16"/>
+              </w:rPr>
+            </w:pPr>
+            <w:r>
+              <w:rPr>
+                <w:sz w:val="16"/>
+                <w:szCs w:val="16"/>
+              </w:rPr>
+              <w:t xml:space="preserve">Carol </w:t>
+            </w:r>
+            <w:proofErr w:type="gramStart"/>
+            <w:r>
+              <w:rPr>
+                <w:sz w:val="16"/>
+                <w:szCs w:val="16"/>
+              </w:rPr>
+              <w:t>Dweck</w:t>
+            </w:r>
+            <w:proofErr w:type="gramEnd"/>
+            <w:r>
+              <w:rPr>
+                <w:sz w:val="16"/>
+                <w:szCs w:val="16"/>
+              </w:rPr>
+              <w:t xml:space="preserve"> growth mindset. Proof = extension.</w:t>
             </w:r>
           </w:p>
         </w:tc>
@@ -1958,7 +2187,14 @@
                 <w:sz w:val="16"/>
                 <w:szCs w:val="16"/>
               </w:rPr>
-              <w:t>12</w:t>
+              <w:t>1</w:t>
+            </w:r>
+            <w:r>
+              <w:rPr>
+                <w:sz w:val="16"/>
+                <w:szCs w:val="16"/>
+              </w:rPr>
+              <w:t>1</w:t>
             </w:r>
           </w:p>
         </w:tc>
@@ -2116,7 +2352,14 @@
                 <w:sz w:val="16"/>
                 <w:szCs w:val="16"/>
               </w:rPr>
-              <w:t>13</w:t>
+              <w:t>1</w:t>
+            </w:r>
+            <w:r>
+              <w:rPr>
+                <w:sz w:val="16"/>
+                <w:szCs w:val="16"/>
+              </w:rPr>
+              <w:t>2</w:t>
             </w:r>
           </w:p>
         </w:tc>
@@ -2309,7 +2552,14 @@
                 <w:sz w:val="16"/>
                 <w:szCs w:val="16"/>
               </w:rPr>
-              <w:t>14</w:t>
+              <w:t>1</w:t>
+            </w:r>
+            <w:r>
+              <w:rPr>
+                <w:sz w:val="16"/>
+                <w:szCs w:val="16"/>
+              </w:rPr>
+              <w:t>3</w:t>
             </w:r>
           </w:p>
         </w:tc>
@@ -2418,7 +2668,39 @@
                 <w:sz w:val="16"/>
                 <w:szCs w:val="16"/>
               </w:rPr>
-              <w:t xml:space="preserve">A mystery to me. I have feeling partly because 1-2 people out there who’ve seen my shadow wiki page. And see what God’s </w:t>
+              <w:t xml:space="preserve">A mystery to me. I </w:t>
+            </w:r>
+            <w:proofErr w:type="gramStart"/>
+            <w:r>
+              <w:rPr>
+                <w:sz w:val="16"/>
+                <w:szCs w:val="16"/>
+              </w:rPr>
+              <w:t>have feeling</w:t>
+            </w:r>
+            <w:proofErr w:type="gramEnd"/>
+            <w:r>
+              <w:rPr>
+                <w:sz w:val="16"/>
+                <w:szCs w:val="16"/>
+              </w:rPr>
+              <w:t xml:space="preserve"> partly </w:t>
+            </w:r>
+            <w:proofErr w:type="gramStart"/>
+            <w:r>
+              <w:rPr>
+                <w:sz w:val="16"/>
+                <w:szCs w:val="16"/>
+              </w:rPr>
+              <w:t>because</w:t>
+            </w:r>
+            <w:proofErr w:type="gramEnd"/>
+            <w:r>
+              <w:rPr>
+                <w:sz w:val="16"/>
+                <w:szCs w:val="16"/>
+              </w:rPr>
+              <w:t xml:space="preserve"> 1-2 people out there who’ve seen my shadow wiki page. And see what God’s </w:t>
             </w:r>
             <w:proofErr w:type="spellStart"/>
             <w:r>
@@ -2472,7 +2754,14 @@
                 <w:sz w:val="16"/>
                 <w:szCs w:val="16"/>
               </w:rPr>
-              <w:t>15</w:t>
+              <w:t>1</w:t>
+            </w:r>
+            <w:r>
+              <w:rPr>
+                <w:sz w:val="16"/>
+                <w:szCs w:val="16"/>
+              </w:rPr>
+              <w:t>4</w:t>
             </w:r>
           </w:p>
         </w:tc>
@@ -2674,7 +2963,14 @@
                 <w:sz w:val="16"/>
                 <w:szCs w:val="16"/>
               </w:rPr>
-              <w:t>16</w:t>
+              <w:t>1</w:t>
+            </w:r>
+            <w:r>
+              <w:rPr>
+                <w:sz w:val="16"/>
+                <w:szCs w:val="16"/>
+              </w:rPr>
+              <w:t>5</w:t>
             </w:r>
           </w:p>
         </w:tc>
@@ -2698,7 +2994,47 @@
                 <w:sz w:val="16"/>
                 <w:szCs w:val="16"/>
               </w:rPr>
-              <w:t>In my Father's house are many rooms. If it were not so, would I have told you that I go to prepare a place for you?</w:t>
+              <w:t xml:space="preserve">In my </w:t>
+            </w:r>
+            <w:proofErr w:type="gramStart"/>
+            <w:r>
+              <w:rPr>
+                <w:i/>
+                <w:iCs/>
+                <w:sz w:val="16"/>
+                <w:szCs w:val="16"/>
+              </w:rPr>
+              <w:t>Father's</w:t>
+            </w:r>
+            <w:proofErr w:type="gramEnd"/>
+            <w:r>
+              <w:rPr>
+                <w:i/>
+                <w:iCs/>
+                <w:sz w:val="16"/>
+                <w:szCs w:val="16"/>
+              </w:rPr>
+              <w:t xml:space="preserve"> house are many rooms. If it were not so, would I have told you that I </w:t>
+            </w:r>
+            <w:proofErr w:type="gramStart"/>
+            <w:r>
+              <w:rPr>
+                <w:i/>
+                <w:iCs/>
+                <w:sz w:val="16"/>
+                <w:szCs w:val="16"/>
+              </w:rPr>
+              <w:t>go</w:t>
+            </w:r>
+            <w:proofErr w:type="gramEnd"/>
+            <w:r>
+              <w:rPr>
+                <w:i/>
+                <w:iCs/>
+                <w:sz w:val="16"/>
+                <w:szCs w:val="16"/>
+              </w:rPr>
+              <w:t xml:space="preserve"> to prepare a place for you?</w:t>
             </w:r>
           </w:p>
         </w:tc>

--- a/Sermon notes.docx
+++ b/Sermon notes.docx
@@ -416,6 +416,21 @@
               <w:t>Quite joined</w:t>
             </w:r>
           </w:p>
+          <w:p>
+            <w:pPr>
+              <w:rPr>
+                <w:sz w:val="16"/>
+                <w:szCs w:val="16"/>
+              </w:rPr>
+            </w:pPr>
+            <w:r>
+              <w:rPr>
+                <w:sz w:val="16"/>
+                <w:szCs w:val="16"/>
+              </w:rPr>
+              <w:t xml:space="preserve">Note: banner = depiction. </w:t>
+            </w:r>
+          </w:p>
         </w:tc>
         <w:tc>
           <w:tcPr>
@@ -521,23 +536,7 @@
                 <w:sz w:val="16"/>
                 <w:szCs w:val="16"/>
               </w:rPr>
-              <w:t xml:space="preserve">How can 2 </w:t>
-            </w:r>
-            <w:proofErr w:type="gramStart"/>
-            <w:r>
-              <w:rPr>
-                <w:sz w:val="16"/>
-                <w:szCs w:val="16"/>
-              </w:rPr>
-              <w:t>persons</w:t>
-            </w:r>
-            <w:proofErr w:type="gramEnd"/>
-            <w:r>
-              <w:rPr>
-                <w:sz w:val="16"/>
-                <w:szCs w:val="16"/>
-              </w:rPr>
-              <w:t xml:space="preserve"> be 1? Let alone 3!</w:t>
+              <w:t>How can 2 persons be 1? Let alone 3!</w:t>
             </w:r>
           </w:p>
         </w:tc>
@@ -700,23 +699,7 @@
                 <w:sz w:val="16"/>
                 <w:szCs w:val="16"/>
               </w:rPr>
-              <w:t xml:space="preserve">1. Christ = </w:t>
-            </w:r>
-            <w:proofErr w:type="gramStart"/>
-            <w:r>
-              <w:rPr>
-                <w:sz w:val="16"/>
-                <w:szCs w:val="16"/>
-              </w:rPr>
-              <w:t>principle</w:t>
-            </w:r>
-            <w:proofErr w:type="gramEnd"/>
-            <w:r>
-              <w:rPr>
-                <w:sz w:val="16"/>
-                <w:szCs w:val="16"/>
-              </w:rPr>
-              <w:t xml:space="preserve"> agent of creation </w:t>
+              <w:t xml:space="preserve">1. Christ = principle agent of creation </w:t>
             </w:r>
           </w:p>
           <w:p>
@@ -856,27 +839,7 @@
                 <w:sz w:val="16"/>
                 <w:szCs w:val="16"/>
               </w:rPr>
-              <w:t xml:space="preserve">In the beginning was the Word, and the Word was with God, and the Word was God. All things were </w:t>
-            </w:r>
-            <w:proofErr w:type="gramStart"/>
-            <w:r>
-              <w:rPr>
-                <w:i/>
-                <w:iCs/>
-                <w:sz w:val="16"/>
-                <w:szCs w:val="16"/>
-              </w:rPr>
-              <w:t>made</w:t>
-            </w:r>
-            <w:proofErr w:type="gramEnd"/>
-            <w:r>
-              <w:rPr>
-                <w:i/>
-                <w:iCs/>
-                <w:sz w:val="16"/>
-                <w:szCs w:val="16"/>
-              </w:rPr>
-              <w:t xml:space="preserve"> through him.</w:t>
+              <w:t>In the beginning was the Word, and the Word was with God, and the Word was God. All things were made through him.</w:t>
             </w:r>
           </w:p>
         </w:tc>
@@ -1014,27 +977,7 @@
                 <w:sz w:val="16"/>
                 <w:szCs w:val="16"/>
               </w:rPr>
-              <w:t xml:space="preserve">And the Word became </w:t>
-            </w:r>
-            <w:proofErr w:type="gramStart"/>
-            <w:r>
-              <w:rPr>
-                <w:i/>
-                <w:iCs/>
-                <w:sz w:val="16"/>
-                <w:szCs w:val="16"/>
-              </w:rPr>
-              <w:t>flesh</w:t>
-            </w:r>
-            <w:proofErr w:type="gramEnd"/>
-            <w:r>
-              <w:rPr>
-                <w:i/>
-                <w:iCs/>
-                <w:sz w:val="16"/>
-                <w:szCs w:val="16"/>
-              </w:rPr>
-              <w:t xml:space="preserve"> and dwelt among us</w:t>
+              <w:t>And the Word became flesh and dwelt among us</w:t>
             </w:r>
           </w:p>
         </w:tc>
@@ -1080,27 +1023,7 @@
                 <w:sz w:val="16"/>
                 <w:szCs w:val="16"/>
               </w:rPr>
-              <w:t xml:space="preserve">And the Word became </w:t>
-            </w:r>
-            <w:proofErr w:type="gramStart"/>
-            <w:r>
-              <w:rPr>
-                <w:i/>
-                <w:iCs/>
-                <w:sz w:val="16"/>
-                <w:szCs w:val="16"/>
-              </w:rPr>
-              <w:t>flesh</w:t>
-            </w:r>
-            <w:proofErr w:type="gramEnd"/>
-            <w:r>
-              <w:rPr>
-                <w:i/>
-                <w:iCs/>
-                <w:sz w:val="16"/>
-                <w:szCs w:val="16"/>
-              </w:rPr>
-              <w:t xml:space="preserve"> and dwelt among us</w:t>
+              <w:t>And the Word became flesh and dwelt among us</w:t>
             </w:r>
           </w:p>
         </w:tc>
@@ -1203,87 +1126,7 @@
                 <w:sz w:val="16"/>
                 <w:szCs w:val="16"/>
               </w:rPr>
-              <w:t xml:space="preserve">Whoever has seen me has seen the </w:t>
-            </w:r>
-            <w:proofErr w:type="gramStart"/>
-            <w:r>
-              <w:rPr>
-                <w:i/>
-                <w:iCs/>
-                <w:sz w:val="16"/>
-                <w:szCs w:val="16"/>
-              </w:rPr>
-              <w:t>Father</w:t>
-            </w:r>
-            <w:proofErr w:type="gramEnd"/>
-            <w:r>
-              <w:rPr>
-                <w:i/>
-                <w:iCs/>
-                <w:sz w:val="16"/>
-                <w:szCs w:val="16"/>
-              </w:rPr>
-              <w:t xml:space="preserve">. How can you say, ‘Show us the </w:t>
-            </w:r>
-            <w:proofErr w:type="gramStart"/>
-            <w:r>
-              <w:rPr>
-                <w:i/>
-                <w:iCs/>
-                <w:sz w:val="16"/>
-                <w:szCs w:val="16"/>
-              </w:rPr>
-              <w:t>Father</w:t>
-            </w:r>
-            <w:proofErr w:type="gramEnd"/>
-            <w:r>
-              <w:rPr>
-                <w:i/>
-                <w:iCs/>
-                <w:sz w:val="16"/>
-                <w:szCs w:val="16"/>
-              </w:rPr>
-              <w:t xml:space="preserve">’? Do you not believe that I am in the </w:t>
-            </w:r>
-            <w:proofErr w:type="gramStart"/>
-            <w:r>
-              <w:rPr>
-                <w:i/>
-                <w:iCs/>
-                <w:sz w:val="16"/>
-                <w:szCs w:val="16"/>
-              </w:rPr>
-              <w:t>Father</w:t>
-            </w:r>
-            <w:proofErr w:type="gramEnd"/>
-            <w:r>
-              <w:rPr>
-                <w:i/>
-                <w:iCs/>
-                <w:sz w:val="16"/>
-                <w:szCs w:val="16"/>
-              </w:rPr>
-              <w:t xml:space="preserve"> and the </w:t>
-            </w:r>
-            <w:proofErr w:type="gramStart"/>
-            <w:r>
-              <w:rPr>
-                <w:i/>
-                <w:iCs/>
-                <w:sz w:val="16"/>
-                <w:szCs w:val="16"/>
-              </w:rPr>
-              <w:t>Father</w:t>
-            </w:r>
-            <w:proofErr w:type="gramEnd"/>
-            <w:r>
-              <w:rPr>
-                <w:i/>
-                <w:iCs/>
-                <w:sz w:val="16"/>
-                <w:szCs w:val="16"/>
-              </w:rPr>
-              <w:t xml:space="preserve"> is in me?”</w:t>
+              <w:t>Whoever has seen me has seen the Father. How can you say, ‘Show us the Father’? Do you not believe that I am in the Father and the Father is in me?”</w:t>
             </w:r>
           </w:p>
         </w:tc>
@@ -1379,23 +1222,7 @@
                 <w:sz w:val="16"/>
                 <w:szCs w:val="16"/>
               </w:rPr>
-              <w:t xml:space="preserve"> did God stoop from heaven to take on earthly body and deal with all the muck of </w:t>
-            </w:r>
-            <w:proofErr w:type="gramStart"/>
-            <w:r>
-              <w:rPr>
-                <w:sz w:val="16"/>
-                <w:szCs w:val="16"/>
-              </w:rPr>
-              <w:t>human-ness</w:t>
-            </w:r>
-            <w:proofErr w:type="gramEnd"/>
-            <w:r>
-              <w:rPr>
-                <w:sz w:val="16"/>
-                <w:szCs w:val="16"/>
-              </w:rPr>
-              <w:t xml:space="preserve">? No AC. No toilets. </w:t>
+              <w:t xml:space="preserve"> did God stoop from heaven to take on earthly body and deal with all the muck of human-ness? No AC. No toilets. </w:t>
             </w:r>
           </w:p>
         </w:tc>
@@ -1451,23 +1278,7 @@
                 <w:sz w:val="16"/>
                 <w:szCs w:val="16"/>
               </w:rPr>
-              <w:t xml:space="preserve">e messed up </w:t>
-            </w:r>
-            <w:proofErr w:type="gramStart"/>
-            <w:r>
-              <w:rPr>
-                <w:sz w:val="16"/>
-                <w:szCs w:val="16"/>
-              </w:rPr>
-              <w:t>pretty bad</w:t>
-            </w:r>
-            <w:proofErr w:type="gramEnd"/>
-            <w:r>
-              <w:rPr>
-                <w:sz w:val="16"/>
-                <w:szCs w:val="16"/>
-              </w:rPr>
-              <w:t>! Had to get in weeds. BCG mgr. humiliation.</w:t>
+              <w:t>e messed up pretty bad! Had to get in weeds. BCG mgr. humiliation.</w:t>
             </w:r>
           </w:p>
           <w:p>
@@ -1696,27 +1507,7 @@
                 <w:sz w:val="16"/>
                 <w:szCs w:val="16"/>
               </w:rPr>
-              <w:t xml:space="preserve">he has now reconciled in his body of flesh by his death, </w:t>
-            </w:r>
-            <w:proofErr w:type="gramStart"/>
-            <w:r>
-              <w:rPr>
-                <w:i/>
-                <w:iCs/>
-                <w:sz w:val="16"/>
-                <w:szCs w:val="16"/>
-              </w:rPr>
-              <w:t>in order to</w:t>
-            </w:r>
-            <w:proofErr w:type="gramEnd"/>
-            <w:r>
-              <w:rPr>
-                <w:i/>
-                <w:iCs/>
-                <w:sz w:val="16"/>
-                <w:szCs w:val="16"/>
-              </w:rPr>
-              <w:t xml:space="preserve"> present you holy and blameless and above reproach before him</w:t>
+              <w:t>he has now reconciled in his body of flesh by his death, in order to present you holy and blameless and above reproach before him</w:t>
             </w:r>
           </w:p>
         </w:tc>
@@ -1762,27 +1553,7 @@
                 <w:sz w:val="16"/>
                 <w:szCs w:val="16"/>
               </w:rPr>
-              <w:t xml:space="preserve">He has now reconciled in his body of flesh by his death, </w:t>
-            </w:r>
-            <w:proofErr w:type="gramStart"/>
-            <w:r>
-              <w:rPr>
-                <w:i/>
-                <w:iCs/>
-                <w:sz w:val="16"/>
-                <w:szCs w:val="16"/>
-              </w:rPr>
-              <w:t>in order to</w:t>
-            </w:r>
-            <w:proofErr w:type="gramEnd"/>
-            <w:r>
-              <w:rPr>
-                <w:i/>
-                <w:iCs/>
-                <w:sz w:val="16"/>
-                <w:szCs w:val="16"/>
-              </w:rPr>
-              <w:t xml:space="preserve"> present you holy and blameless and above reproach before him</w:t>
+              <w:t>He has now reconciled in his body of flesh by his death, in order to present you holy and blameless and above reproach before him</w:t>
             </w:r>
           </w:p>
         </w:tc>
@@ -1914,27 +1685,7 @@
                 <w:sz w:val="16"/>
                 <w:szCs w:val="16"/>
               </w:rPr>
-              <w:t xml:space="preserve">He has now reconciled in his body of flesh by his death, </w:t>
-            </w:r>
-            <w:proofErr w:type="gramStart"/>
-            <w:r>
-              <w:rPr>
-                <w:i/>
-                <w:iCs/>
-                <w:sz w:val="16"/>
-                <w:szCs w:val="16"/>
-              </w:rPr>
-              <w:t>in order to</w:t>
-            </w:r>
-            <w:proofErr w:type="gramEnd"/>
-            <w:r>
-              <w:rPr>
-                <w:i/>
-                <w:iCs/>
-                <w:sz w:val="16"/>
-                <w:szCs w:val="16"/>
-              </w:rPr>
-              <w:t xml:space="preserve"> present you holy and blameless and above reproach before him</w:t>
+              <w:t>He has now reconciled in his body of flesh by his death, in order to present you holy and blameless and above reproach before him</w:t>
             </w:r>
           </w:p>
         </w:tc>
@@ -2065,54 +1816,22 @@
                 <w:sz w:val="16"/>
                 <w:szCs w:val="16"/>
               </w:rPr>
-              <w:t xml:space="preserve">How difficult </w:t>
-            </w:r>
-            <w:proofErr w:type="gramStart"/>
-            <w:r>
-              <w:rPr>
-                <w:sz w:val="16"/>
-                <w:szCs w:val="16"/>
-              </w:rPr>
-              <w:t>for</w:t>
-            </w:r>
-            <w:proofErr w:type="gramEnd"/>
-            <w:r>
-              <w:rPr>
-                <w:sz w:val="16"/>
-                <w:szCs w:val="16"/>
-              </w:rPr>
-              <w:t xml:space="preserve"> each member of trinity</w:t>
-            </w:r>
-          </w:p>
-          <w:p>
-            <w:pPr>
-              <w:rPr>
-                <w:sz w:val="16"/>
-                <w:szCs w:val="16"/>
-              </w:rPr>
-            </w:pPr>
-            <w:r>
-              <w:rPr>
-                <w:sz w:val="16"/>
-                <w:szCs w:val="16"/>
-              </w:rPr>
-              <w:t xml:space="preserve">Carol </w:t>
-            </w:r>
-            <w:proofErr w:type="gramStart"/>
-            <w:r>
-              <w:rPr>
-                <w:sz w:val="16"/>
-                <w:szCs w:val="16"/>
-              </w:rPr>
-              <w:t>Dweck</w:t>
-            </w:r>
-            <w:proofErr w:type="gramEnd"/>
-            <w:r>
-              <w:rPr>
-                <w:sz w:val="16"/>
-                <w:szCs w:val="16"/>
-              </w:rPr>
-              <w:t xml:space="preserve"> growth mindset. Proof = extension.</w:t>
+              <w:t>How difficult for each member of trinity</w:t>
+            </w:r>
+          </w:p>
+          <w:p>
+            <w:pPr>
+              <w:rPr>
+                <w:sz w:val="16"/>
+                <w:szCs w:val="16"/>
+              </w:rPr>
+            </w:pPr>
+            <w:r>
+              <w:rPr>
+                <w:sz w:val="16"/>
+                <w:szCs w:val="16"/>
+              </w:rPr>
+              <w:t>Carol Dweck growth mindset. Proof = extension.</w:t>
             </w:r>
           </w:p>
         </w:tc>
@@ -2668,39 +2387,7 @@
                 <w:sz w:val="16"/>
                 <w:szCs w:val="16"/>
               </w:rPr>
-              <w:t xml:space="preserve">A mystery to me. I </w:t>
-            </w:r>
-            <w:proofErr w:type="gramStart"/>
-            <w:r>
-              <w:rPr>
-                <w:sz w:val="16"/>
-                <w:szCs w:val="16"/>
-              </w:rPr>
-              <w:t>have feeling</w:t>
-            </w:r>
-            <w:proofErr w:type="gramEnd"/>
-            <w:r>
-              <w:rPr>
-                <w:sz w:val="16"/>
-                <w:szCs w:val="16"/>
-              </w:rPr>
-              <w:t xml:space="preserve"> partly </w:t>
-            </w:r>
-            <w:proofErr w:type="gramStart"/>
-            <w:r>
-              <w:rPr>
-                <w:sz w:val="16"/>
-                <w:szCs w:val="16"/>
-              </w:rPr>
-              <w:t>because</w:t>
-            </w:r>
-            <w:proofErr w:type="gramEnd"/>
-            <w:r>
-              <w:rPr>
-                <w:sz w:val="16"/>
-                <w:szCs w:val="16"/>
-              </w:rPr>
-              <w:t xml:space="preserve"> 1-2 people out there who’ve seen my shadow wiki page. And see what God’s </w:t>
+              <w:t xml:space="preserve">A mystery to me. I have feeling partly because 1-2 people out there who’ve seen my shadow wiki page. And see what God’s </w:t>
             </w:r>
             <w:proofErr w:type="spellStart"/>
             <w:r>
@@ -2994,47 +2681,7 @@
                 <w:sz w:val="16"/>
                 <w:szCs w:val="16"/>
               </w:rPr>
-              <w:t xml:space="preserve">In my </w:t>
-            </w:r>
-            <w:proofErr w:type="gramStart"/>
-            <w:r>
-              <w:rPr>
-                <w:i/>
-                <w:iCs/>
-                <w:sz w:val="16"/>
-                <w:szCs w:val="16"/>
-              </w:rPr>
-              <w:t>Father's</w:t>
-            </w:r>
-            <w:proofErr w:type="gramEnd"/>
-            <w:r>
-              <w:rPr>
-                <w:i/>
-                <w:iCs/>
-                <w:sz w:val="16"/>
-                <w:szCs w:val="16"/>
-              </w:rPr>
-              <w:t xml:space="preserve"> house are many rooms. If it were not so, would I have told you that I </w:t>
-            </w:r>
-            <w:proofErr w:type="gramStart"/>
-            <w:r>
-              <w:rPr>
-                <w:i/>
-                <w:iCs/>
-                <w:sz w:val="16"/>
-                <w:szCs w:val="16"/>
-              </w:rPr>
-              <w:t>go</w:t>
-            </w:r>
-            <w:proofErr w:type="gramEnd"/>
-            <w:r>
-              <w:rPr>
-                <w:i/>
-                <w:iCs/>
-                <w:sz w:val="16"/>
-                <w:szCs w:val="16"/>
-              </w:rPr>
-              <w:t xml:space="preserve"> to prepare a place for you?</w:t>
+              <w:t>In my Father's house are many rooms. If it were not so, would I have told you that I go to prepare a place for you?</w:t>
             </w:r>
           </w:p>
         </w:tc>

--- a/Sermon notes.docx
+++ b/Sermon notes.docx
@@ -5,16 +5,16 @@
     <w:tbl>
       <w:tblPr>
         <w:tblStyle w:val="TableGrid"/>
-        <w:tblW w:w="14940" w:type="dxa"/>
+        <w:tblW w:w="15120" w:type="dxa"/>
         <w:tblInd w:w="-1085" w:type="dxa"/>
         <w:tblLook w:val="04A0" w:firstRow="1" w:lastRow="0" w:firstColumn="1" w:lastColumn="0" w:noHBand="0" w:noVBand="1"/>
       </w:tblPr>
       <w:tblGrid>
         <w:gridCol w:w="548"/>
         <w:gridCol w:w="2608"/>
-        <w:gridCol w:w="4584"/>
-        <w:gridCol w:w="4230"/>
-        <w:gridCol w:w="2970"/>
+        <w:gridCol w:w="3684"/>
+        <w:gridCol w:w="5220"/>
+        <w:gridCol w:w="3060"/>
       </w:tblGrid>
       <w:tr>
         <w:tc>
@@ -23,6 +23,7 @@
           </w:tcPr>
           <w:p>
             <w:pPr>
+              <w:jc w:val="both"/>
               <w:rPr>
                 <w:b/>
                 <w:bCs/>
@@ -71,7 +72,7 @@
         </w:tc>
         <w:tc>
           <w:tcPr>
-            <w:tcW w:w="4584" w:type="dxa"/>
+            <w:tcW w:w="3684" w:type="dxa"/>
           </w:tcPr>
           <w:p>
             <w:pPr>
@@ -95,7 +96,7 @@
         </w:tc>
         <w:tc>
           <w:tcPr>
-            <w:tcW w:w="4230" w:type="dxa"/>
+            <w:tcW w:w="5220" w:type="dxa"/>
           </w:tcPr>
           <w:p>
             <w:pPr>
@@ -119,7 +120,7 @@
         </w:tc>
         <w:tc>
           <w:tcPr>
-            <w:tcW w:w="2970" w:type="dxa"/>
+            <w:tcW w:w="3060" w:type="dxa"/>
           </w:tcPr>
           <w:p>
             <w:pPr>
@@ -169,7 +170,7 @@
         </w:tc>
         <w:tc>
           <w:tcPr>
-            <w:tcW w:w="14392" w:type="dxa"/>
+            <w:tcW w:w="14572" w:type="dxa"/>
             <w:gridSpan w:val="4"/>
           </w:tcPr>
           <w:p>
@@ -251,7 +252,7 @@
         </w:tc>
         <w:tc>
           <w:tcPr>
-            <w:tcW w:w="4584" w:type="dxa"/>
+            <w:tcW w:w="3684" w:type="dxa"/>
           </w:tcPr>
           <w:p>
             <w:pPr>
@@ -271,7 +272,7 @@
         </w:tc>
         <w:tc>
           <w:tcPr>
-            <w:tcW w:w="4230" w:type="dxa"/>
+            <w:tcW w:w="5220" w:type="dxa"/>
           </w:tcPr>
           <w:p>
             <w:pPr>
@@ -291,7 +292,7 @@
         </w:tc>
         <w:tc>
           <w:tcPr>
-            <w:tcW w:w="2970" w:type="dxa"/>
+            <w:tcW w:w="3060" w:type="dxa"/>
           </w:tcPr>
           <w:p>
             <w:pPr>
@@ -379,7 +380,7 @@
         </w:tc>
         <w:tc>
           <w:tcPr>
-            <w:tcW w:w="4584" w:type="dxa"/>
+            <w:tcW w:w="3684" w:type="dxa"/>
           </w:tcPr>
           <w:p>
             <w:pPr>
@@ -399,7 +400,7 @@
         </w:tc>
         <w:tc>
           <w:tcPr>
-            <w:tcW w:w="4230" w:type="dxa"/>
+            <w:tcW w:w="5220" w:type="dxa"/>
           </w:tcPr>
           <w:p>
             <w:pPr>
@@ -428,13 +429,13 @@
                 <w:sz w:val="16"/>
                 <w:szCs w:val="16"/>
               </w:rPr>
-              <w:t xml:space="preserve">Note: banner = depiction. </w:t>
-            </w:r>
-          </w:p>
-        </w:tc>
-        <w:tc>
-          <w:tcPr>
-            <w:tcW w:w="2970" w:type="dxa"/>
+              <w:t>Note: banner = depiction.</w:t>
+            </w:r>
+          </w:p>
+        </w:tc>
+        <w:tc>
+          <w:tcPr>
+            <w:tcW w:w="3060" w:type="dxa"/>
           </w:tcPr>
           <w:p>
             <w:pPr>
@@ -522,7 +523,7 @@
         </w:tc>
         <w:tc>
           <w:tcPr>
-            <w:tcW w:w="4584" w:type="dxa"/>
+            <w:tcW w:w="3684" w:type="dxa"/>
           </w:tcPr>
           <w:p>
             <w:pPr>
@@ -542,7 +543,7 @@
         </w:tc>
         <w:tc>
           <w:tcPr>
-            <w:tcW w:w="4230" w:type="dxa"/>
+            <w:tcW w:w="5220" w:type="dxa"/>
           </w:tcPr>
           <w:p>
             <w:pPr>
@@ -577,7 +578,7 @@
         </w:tc>
         <w:tc>
           <w:tcPr>
-            <w:tcW w:w="2970" w:type="dxa"/>
+            <w:tcW w:w="3060" w:type="dxa"/>
           </w:tcPr>
           <w:p>
             <w:pPr>
@@ -665,7 +666,7 @@
         </w:tc>
         <w:tc>
           <w:tcPr>
-            <w:tcW w:w="4584" w:type="dxa"/>
+            <w:tcW w:w="3684" w:type="dxa"/>
           </w:tcPr>
           <w:p>
             <w:pPr>
@@ -685,7 +686,7 @@
         </w:tc>
         <w:tc>
           <w:tcPr>
-            <w:tcW w:w="4230" w:type="dxa"/>
+            <w:tcW w:w="5220" w:type="dxa"/>
           </w:tcPr>
           <w:p>
             <w:pPr>
@@ -743,7 +744,21 @@
                 <w:sz w:val="16"/>
                 <w:szCs w:val="16"/>
               </w:rPr>
-              <w:t xml:space="preserve">- Math </w:t>
+              <w:t xml:space="preserve">4 earthly examples: </w:t>
+            </w:r>
+            <w:r>
+              <w:rPr>
+                <w:sz w:val="16"/>
+                <w:szCs w:val="16"/>
+              </w:rPr>
+              <w:t>Math</w:t>
+            </w:r>
+            <w:r>
+              <w:rPr>
+                <w:sz w:val="16"/>
+                <w:szCs w:val="16"/>
+              </w:rPr>
+              <w:t xml:space="preserve"> </w:t>
             </w:r>
             <w:r>
               <w:rPr>
@@ -757,22 +772,14 @@
                 <w:sz w:val="16"/>
                 <w:szCs w:val="16"/>
               </w:rPr>
-              <w:t xml:space="preserve"> physical reality</w:t>
-            </w:r>
-          </w:p>
-          <w:p>
-            <w:pPr>
-              <w:rPr>
-                <w:sz w:val="16"/>
-                <w:szCs w:val="16"/>
-              </w:rPr>
-            </w:pPr>
-            <w:r>
-              <w:rPr>
-                <w:sz w:val="16"/>
-                <w:szCs w:val="16"/>
-              </w:rPr>
-              <w:t xml:space="preserve">- DNA </w:t>
+              <w:t xml:space="preserve"> </w:t>
+            </w:r>
+            <w:r>
+              <w:rPr>
+                <w:sz w:val="16"/>
+                <w:szCs w:val="16"/>
+              </w:rPr>
+              <w:t xml:space="preserve">Music </w:t>
             </w:r>
             <w:r>
               <w:rPr>
@@ -786,22 +793,7 @@
                 <w:sz w:val="16"/>
                 <w:szCs w:val="16"/>
               </w:rPr>
-              <w:t xml:space="preserve"> organism</w:t>
-            </w:r>
-          </w:p>
-          <w:p>
-            <w:pPr>
-              <w:rPr>
-                <w:sz w:val="16"/>
-                <w:szCs w:val="16"/>
-              </w:rPr>
-            </w:pPr>
-            <w:r>
-              <w:rPr>
-                <w:sz w:val="16"/>
-                <w:szCs w:val="16"/>
-              </w:rPr>
-              <w:t xml:space="preserve">- Stories </w:t>
+              <w:t xml:space="preserve"> Bio </w:t>
             </w:r>
             <w:r>
               <w:rPr>
@@ -815,13 +807,20 @@
                 <w:sz w:val="16"/>
                 <w:szCs w:val="16"/>
               </w:rPr>
-              <w:t xml:space="preserve"> how we live our lives</w:t>
-            </w:r>
-          </w:p>
-        </w:tc>
-        <w:tc>
-          <w:tcPr>
-            <w:tcW w:w="2970" w:type="dxa"/>
+              <w:t xml:space="preserve"> </w:t>
+            </w:r>
+            <w:r>
+              <w:rPr>
+                <w:sz w:val="16"/>
+                <w:szCs w:val="16"/>
+              </w:rPr>
+              <w:t xml:space="preserve">Stories </w:t>
+            </w:r>
+          </w:p>
+        </w:tc>
+        <w:tc>
+          <w:tcPr>
+            <w:tcW w:w="3060" w:type="dxa"/>
           </w:tcPr>
           <w:p>
             <w:pPr>
@@ -891,7 +890,7 @@
         </w:tc>
         <w:tc>
           <w:tcPr>
-            <w:tcW w:w="4584" w:type="dxa"/>
+            <w:tcW w:w="3684" w:type="dxa"/>
           </w:tcPr>
           <w:p>
             <w:pPr>
@@ -925,7 +924,7 @@
         </w:tc>
         <w:tc>
           <w:tcPr>
-            <w:tcW w:w="4230" w:type="dxa"/>
+            <w:tcW w:w="5220" w:type="dxa"/>
           </w:tcPr>
           <w:p>
             <w:pPr>
@@ -959,7 +958,7 @@
         </w:tc>
         <w:tc>
           <w:tcPr>
-            <w:tcW w:w="2970" w:type="dxa"/>
+            <w:tcW w:w="3060" w:type="dxa"/>
           </w:tcPr>
           <w:p>
             <w:pPr>
@@ -1029,7 +1028,7 @@
         </w:tc>
         <w:tc>
           <w:tcPr>
-            <w:tcW w:w="4584" w:type="dxa"/>
+            <w:tcW w:w="3684" w:type="dxa"/>
           </w:tcPr>
           <w:p>
             <w:pPr>
@@ -1063,43 +1062,27 @@
         </w:tc>
         <w:tc>
           <w:tcPr>
-            <w:tcW w:w="4230" w:type="dxa"/>
-          </w:tcPr>
-          <w:p>
-            <w:pPr>
-              <w:rPr>
-                <w:sz w:val="16"/>
-                <w:szCs w:val="16"/>
-              </w:rPr>
-            </w:pPr>
-            <w:r>
-              <w:rPr>
-                <w:sz w:val="16"/>
-                <w:szCs w:val="16"/>
-              </w:rPr>
-              <w:t>Inside-</w:t>
-            </w:r>
-            <w:proofErr w:type="spellStart"/>
-            <w:r>
-              <w:rPr>
-                <w:sz w:val="16"/>
-                <w:szCs w:val="16"/>
-              </w:rPr>
-              <w:t>outy</w:t>
-            </w:r>
-            <w:proofErr w:type="spellEnd"/>
-            <w:r>
-              <w:rPr>
-                <w:sz w:val="16"/>
-                <w:szCs w:val="16"/>
-              </w:rPr>
-              <w:t>. Christ = visible image, God hidden within him.</w:t>
-            </w:r>
-          </w:p>
-        </w:tc>
-        <w:tc>
-          <w:tcPr>
-            <w:tcW w:w="2970" w:type="dxa"/>
+            <w:tcW w:w="5220" w:type="dxa"/>
+          </w:tcPr>
+          <w:p>
+            <w:pPr>
+              <w:rPr>
+                <w:sz w:val="16"/>
+                <w:szCs w:val="16"/>
+              </w:rPr>
+            </w:pPr>
+            <w:r>
+              <w:rPr>
+                <w:sz w:val="16"/>
+                <w:szCs w:val="16"/>
+              </w:rPr>
+              <w:t>Inside-outy. Christ = visible image, God hidden within him.</w:t>
+            </w:r>
+          </w:p>
+        </w:tc>
+        <w:tc>
+          <w:tcPr>
+            <w:tcW w:w="3060" w:type="dxa"/>
           </w:tcPr>
           <w:p>
             <w:pPr>
@@ -1178,7 +1161,7 @@
         </w:tc>
         <w:tc>
           <w:tcPr>
-            <w:tcW w:w="4584" w:type="dxa"/>
+            <w:tcW w:w="3684" w:type="dxa"/>
           </w:tcPr>
           <w:p>
             <w:pPr>
@@ -1228,7 +1211,7 @@
         </w:tc>
         <w:tc>
           <w:tcPr>
-            <w:tcW w:w="4230" w:type="dxa"/>
+            <w:tcW w:w="5220" w:type="dxa"/>
           </w:tcPr>
           <w:p>
             <w:pPr>
@@ -1315,7 +1298,7 @@
         </w:tc>
         <w:tc>
           <w:tcPr>
-            <w:tcW w:w="2970" w:type="dxa"/>
+            <w:tcW w:w="3060" w:type="dxa"/>
           </w:tcPr>
           <w:p>
             <w:pPr>
@@ -1388,7 +1371,7 @@
         </w:tc>
         <w:tc>
           <w:tcPr>
-            <w:tcW w:w="4584" w:type="dxa"/>
+            <w:tcW w:w="3684" w:type="dxa"/>
           </w:tcPr>
           <w:p>
             <w:pPr>
@@ -1423,7 +1406,7 @@
         </w:tc>
         <w:tc>
           <w:tcPr>
-            <w:tcW w:w="4230" w:type="dxa"/>
+            <w:tcW w:w="5220" w:type="dxa"/>
           </w:tcPr>
           <w:p>
             <w:pPr>
@@ -1489,7 +1472,7 @@
         </w:tc>
         <w:tc>
           <w:tcPr>
-            <w:tcW w:w="2970" w:type="dxa"/>
+            <w:tcW w:w="3060" w:type="dxa"/>
           </w:tcPr>
           <w:p>
             <w:pPr>
@@ -1559,7 +1542,7 @@
         </w:tc>
         <w:tc>
           <w:tcPr>
-            <w:tcW w:w="4584" w:type="dxa"/>
+            <w:tcW w:w="3684" w:type="dxa"/>
           </w:tcPr>
           <w:p>
             <w:pPr>
@@ -1579,7 +1562,7 @@
         </w:tc>
         <w:tc>
           <w:tcPr>
-            <w:tcW w:w="4230" w:type="dxa"/>
+            <w:tcW w:w="5220" w:type="dxa"/>
           </w:tcPr>
           <w:p>
             <w:pPr>
@@ -1614,7 +1597,7 @@
         </w:tc>
         <w:tc>
           <w:tcPr>
-            <w:tcW w:w="2970" w:type="dxa"/>
+            <w:tcW w:w="3060" w:type="dxa"/>
           </w:tcPr>
           <w:p>
             <w:pPr>
@@ -1691,7 +1674,7 @@
         </w:tc>
         <w:tc>
           <w:tcPr>
-            <w:tcW w:w="4584" w:type="dxa"/>
+            <w:tcW w:w="3684" w:type="dxa"/>
           </w:tcPr>
           <w:p>
             <w:pPr>
@@ -1713,7 +1696,7 @@
         </w:tc>
         <w:tc>
           <w:tcPr>
-            <w:tcW w:w="4230" w:type="dxa"/>
+            <w:tcW w:w="5220" w:type="dxa"/>
           </w:tcPr>
           <w:p>
             <w:pPr>
@@ -1837,7 +1820,7 @@
         </w:tc>
         <w:tc>
           <w:tcPr>
-            <w:tcW w:w="2970" w:type="dxa"/>
+            <w:tcW w:w="3060" w:type="dxa"/>
           </w:tcPr>
           <w:p>
             <w:pPr>
@@ -1943,7 +1926,7 @@
         </w:tc>
         <w:tc>
           <w:tcPr>
-            <w:tcW w:w="4584" w:type="dxa"/>
+            <w:tcW w:w="3684" w:type="dxa"/>
           </w:tcPr>
           <w:p>
             <w:pPr>
@@ -1965,7 +1948,7 @@
         </w:tc>
         <w:tc>
           <w:tcPr>
-            <w:tcW w:w="4230" w:type="dxa"/>
+            <w:tcW w:w="5220" w:type="dxa"/>
           </w:tcPr>
           <w:p>
             <w:pPr>
@@ -2004,14 +1987,6 @@
                 <w:szCs w:val="16"/>
               </w:rPr>
             </w:pPr>
-          </w:p>
-          <w:p>
-            <w:pPr>
-              <w:rPr>
-                <w:sz w:val="16"/>
-                <w:szCs w:val="16"/>
-              </w:rPr>
-            </w:pPr>
             <w:r>
               <w:rPr>
                 <w:sz w:val="16"/>
@@ -2020,18 +1995,10 @@
               <w:t>Scripture B</w:t>
             </w:r>
           </w:p>
-          <w:p>
-            <w:pPr>
-              <w:rPr>
-                <w:sz w:val="16"/>
-                <w:szCs w:val="16"/>
-              </w:rPr>
-            </w:pPr>
-          </w:p>
-        </w:tc>
-        <w:tc>
-          <w:tcPr>
-            <w:tcW w:w="2970" w:type="dxa"/>
+        </w:tc>
+        <w:tc>
+          <w:tcPr>
+            <w:tcW w:w="3060" w:type="dxa"/>
           </w:tcPr>
           <w:p>
             <w:pPr>
@@ -2108,7 +2075,7 @@
         </w:tc>
         <w:tc>
           <w:tcPr>
-            <w:tcW w:w="4584" w:type="dxa"/>
+            <w:tcW w:w="3684" w:type="dxa"/>
           </w:tcPr>
           <w:p>
             <w:pPr>
@@ -2166,7 +2133,7 @@
         </w:tc>
         <w:tc>
           <w:tcPr>
-            <w:tcW w:w="4230" w:type="dxa"/>
+            <w:tcW w:w="5220" w:type="dxa"/>
           </w:tcPr>
           <w:p>
             <w:pPr>
@@ -2231,7 +2198,7 @@
         </w:tc>
         <w:tc>
           <w:tcPr>
-            <w:tcW w:w="2970" w:type="dxa"/>
+            <w:tcW w:w="3060" w:type="dxa"/>
           </w:tcPr>
           <w:p>
             <w:pPr>
@@ -2308,7 +2275,7 @@
         </w:tc>
         <w:tc>
           <w:tcPr>
-            <w:tcW w:w="4584" w:type="dxa"/>
+            <w:tcW w:w="3684" w:type="dxa"/>
           </w:tcPr>
           <w:p>
             <w:pPr>
@@ -2373,43 +2340,41 @@
         </w:tc>
         <w:tc>
           <w:tcPr>
-            <w:tcW w:w="4230" w:type="dxa"/>
-          </w:tcPr>
-          <w:p>
-            <w:pPr>
-              <w:rPr>
-                <w:sz w:val="16"/>
-                <w:szCs w:val="16"/>
-              </w:rPr>
-            </w:pPr>
-            <w:r>
-              <w:rPr>
-                <w:sz w:val="16"/>
-                <w:szCs w:val="16"/>
-              </w:rPr>
-              <w:t xml:space="preserve">A mystery to me. I have feeling partly because 1-2 people out there who’ve seen my shadow wiki page. And see what God’s </w:t>
-            </w:r>
-            <w:proofErr w:type="spellStart"/>
-            <w:r>
-              <w:rPr>
-                <w:sz w:val="16"/>
-                <w:szCs w:val="16"/>
-              </w:rPr>
-              <w:t>doig</w:t>
-            </w:r>
-            <w:proofErr w:type="spellEnd"/>
-            <w:r>
-              <w:rPr>
-                <w:sz w:val="16"/>
-                <w:szCs w:val="16"/>
-              </w:rPr>
-              <w:t xml:space="preserve"> in me despite it. “Wow. If God can save Femi, He can save anyone.”</w:t>
-            </w:r>
-          </w:p>
-        </w:tc>
-        <w:tc>
-          <w:tcPr>
-            <w:tcW w:w="2970" w:type="dxa"/>
+            <w:tcW w:w="5220" w:type="dxa"/>
+          </w:tcPr>
+          <w:p>
+            <w:pPr>
+              <w:rPr>
+                <w:sz w:val="16"/>
+                <w:szCs w:val="16"/>
+              </w:rPr>
+            </w:pPr>
+            <w:r>
+              <w:rPr>
+                <w:sz w:val="16"/>
+                <w:szCs w:val="16"/>
+              </w:rPr>
+              <w:t xml:space="preserve">A mystery to me. </w:t>
+            </w:r>
+            <w:r>
+              <w:rPr>
+                <w:sz w:val="16"/>
+                <w:szCs w:val="16"/>
+              </w:rPr>
+              <w:t xml:space="preserve">There are a few people out there who’ve seen my dark wiki. </w:t>
+            </w:r>
+            <w:r>
+              <w:rPr>
+                <w:sz w:val="16"/>
+                <w:szCs w:val="16"/>
+              </w:rPr>
+              <w:t>1-2 people out there who’ve seen my shadow wiki page. And see what God’s doig in me despite it. “Wow. If God can save Femi, He can save anyone.”</w:t>
+            </w:r>
+          </w:p>
+        </w:tc>
+        <w:tc>
+          <w:tcPr>
+            <w:tcW w:w="3060" w:type="dxa"/>
           </w:tcPr>
           <w:p>
             <w:pPr>
@@ -2473,23 +2438,13 @@
                 <w:sz w:val="16"/>
                 <w:szCs w:val="16"/>
               </w:rPr>
-              <w:t xml:space="preserve">If indeed you continue in the faith, stable and steadfast, not shifting from the hope of the gospel that you heard, which has been </w:t>
-            </w:r>
-            <w:r>
-              <w:rPr>
-                <w:i/>
-                <w:iCs/>
-                <w:sz w:val="16"/>
-                <w:szCs w:val="16"/>
-              </w:rPr>
-              <w:lastRenderedPageBreak/>
-              <w:t>proclaimed in all creation under heaven.</w:t>
-            </w:r>
-          </w:p>
-        </w:tc>
-        <w:tc>
-          <w:tcPr>
-            <w:tcW w:w="4584" w:type="dxa"/>
+              <w:t>If indeed you continue in the faith, stable and steadfast, not shifting from the hope of the gospel that you heard, which has been proclaimed in all creation under heaven.</w:t>
+            </w:r>
+          </w:p>
+        </w:tc>
+        <w:tc>
+          <w:tcPr>
+            <w:tcW w:w="3684" w:type="dxa"/>
             <w:shd w:val="clear" w:color="auto" w:fill="D9F2D0" w:themeFill="accent6" w:themeFillTint="33"/>
           </w:tcPr>
           <w:p>
@@ -2504,7 +2459,6 @@
                 <w:sz w:val="16"/>
                 <w:szCs w:val="16"/>
               </w:rPr>
-              <w:lastRenderedPageBreak/>
               <w:t xml:space="preserve">The big ‘IF’! </w:t>
             </w:r>
           </w:p>
@@ -2526,7 +2480,7 @@
         </w:tc>
         <w:tc>
           <w:tcPr>
-            <w:tcW w:w="4230" w:type="dxa"/>
+            <w:tcW w:w="5220" w:type="dxa"/>
             <w:shd w:val="clear" w:color="auto" w:fill="D9F2D0" w:themeFill="accent6" w:themeFillTint="33"/>
           </w:tcPr>
           <w:p>
@@ -2571,7 +2525,6 @@
                 <w:sz w:val="16"/>
                 <w:szCs w:val="16"/>
               </w:rPr>
-              <w:lastRenderedPageBreak/>
               <w:t>Correct: IN! He’s in us continually providing the faith we need to continue in the faith</w:t>
             </w:r>
           </w:p>
@@ -2608,7 +2561,7 @@
         </w:tc>
         <w:tc>
           <w:tcPr>
-            <w:tcW w:w="2970" w:type="dxa"/>
+            <w:tcW w:w="3060" w:type="dxa"/>
             <w:shd w:val="clear" w:color="auto" w:fill="D9F2D0" w:themeFill="accent6" w:themeFillTint="33"/>
           </w:tcPr>
           <w:p>
@@ -2627,7 +2580,6 @@
                 <w:sz w:val="16"/>
                 <w:szCs w:val="16"/>
               </w:rPr>
-              <w:lastRenderedPageBreak/>
               <w:t>we all, with unveiled face, beholding the glory of the Lord, are being transformed into the same image”</w:t>
             </w:r>
           </w:p>
@@ -2687,7 +2639,7 @@
         </w:tc>
         <w:tc>
           <w:tcPr>
-            <w:tcW w:w="4584" w:type="dxa"/>
+            <w:tcW w:w="3684" w:type="dxa"/>
           </w:tcPr>
           <w:p>
             <w:pPr>
@@ -2730,7 +2682,7 @@
         </w:tc>
         <w:tc>
           <w:tcPr>
-            <w:tcW w:w="4230" w:type="dxa"/>
+            <w:tcW w:w="5220" w:type="dxa"/>
           </w:tcPr>
           <w:p>
             <w:pPr>
@@ -2794,7 +2746,7 @@
         </w:tc>
         <w:tc>
           <w:tcPr>
-            <w:tcW w:w="2970" w:type="dxa"/>
+            <w:tcW w:w="3060" w:type="dxa"/>
           </w:tcPr>
           <w:p>
             <w:pPr>
@@ -2818,10 +2770,17 @@
         </w:tc>
       </w:tr>
     </w:tbl>
-    <w:p/>
+    <w:p>
+      <w:pPr>
+        <w:rPr>
+          <w:sz w:val="2"/>
+          <w:szCs w:val="2"/>
+        </w:rPr>
+      </w:pPr>
+    </w:p>
     <w:sectPr>
       <w:pgSz w:w="15840" w:h="12240" w:orient="landscape"/>
-      <w:pgMar w:top="270" w:right="1440" w:bottom="450" w:left="1440" w:header="720" w:footer="720" w:gutter="0"/>
+      <w:pgMar w:top="270" w:right="1440" w:bottom="270" w:left="1440" w:header="720" w:footer="720" w:gutter="0"/>
       <w:cols w:space="720"/>
       <w:docGrid w:linePitch="360"/>
     </w:sectPr>

--- a/Sermon notes.docx
+++ b/Sermon notes.docx
@@ -2,27 +2,114 @@
 <file path=word/document.xml><?xml version="1.0" encoding="utf-8"?>
 <w:document xmlns:wpc="http://schemas.microsoft.com/office/word/2010/wordprocessingCanvas" xmlns:cx="http://schemas.microsoft.com/office/drawing/2014/chartex" xmlns:cx1="http://schemas.microsoft.com/office/drawing/2015/9/8/chartex" xmlns:cx2="http://schemas.microsoft.com/office/drawing/2015/10/21/chartex" xmlns:cx3="http://schemas.microsoft.com/office/drawing/2016/5/9/chartex" xmlns:cx4="http://schemas.microsoft.com/office/drawing/2016/5/10/chartex" xmlns:cx5="http://schemas.microsoft.com/office/drawing/2016/5/11/chartex" xmlns:cx6="http://schemas.microsoft.com/office/drawing/2016/5/12/chartex" xmlns:cx7="http://schemas.microsoft.com/office/drawing/2016/5/13/chartex" xmlns:cx8="http://schemas.microsoft.com/office/drawing/2016/5/14/chartex" xmlns:mc="http://schemas.openxmlformats.org/markup-compatibility/2006" xmlns:aink="http://schemas.microsoft.com/office/drawing/2016/ink" xmlns:am3d="http://schemas.microsoft.com/office/drawing/2017/model3d" xmlns:o="urn:schemas-microsoft-com:office:office" xmlns:oel="http://schemas.microsoft.com/office/2019/extlst" xmlns:r="http://schemas.openxmlformats.org/officeDocument/2006/relationships" xmlns:m="http://schemas.openxmlformats.org/officeDocument/2006/math" xmlns:v="urn:schemas-microsoft-com:vml" xmlns:wp14="http://schemas.microsoft.com/office/word/2010/wordprocessingDrawing" xmlns:wp="http://schemas.openxmlformats.org/drawingml/2006/wordprocessingDrawing" xmlns:w10="urn:schemas-microsoft-com:office:word" xmlns:w="http://schemas.openxmlformats.org/wordprocessingml/2006/main" xmlns:w14="http://schemas.microsoft.com/office/word/2010/wordml" xmlns:w15="http://schemas.microsoft.com/office/word/2012/wordml" xmlns:w16cex="http://schemas.microsoft.com/office/word/2018/wordml/cex" xmlns:w16cid="http://schemas.microsoft.com/office/word/2016/wordml/cid" xmlns:w16="http://schemas.microsoft.com/office/word/2018/wordml" xmlns:w16du="http://schemas.microsoft.com/office/word/2023/wordml/word16du" xmlns:w16sdtdh="http://schemas.microsoft.com/office/word/2020/wordml/sdtdatahash" xmlns:w16sdtfl="http://schemas.microsoft.com/office/word/2024/wordml/sdtformatlock" xmlns:w16se="http://schemas.microsoft.com/office/word/2015/wordml/symex" xmlns:wpg="http://schemas.microsoft.com/office/word/2010/wordprocessingGroup" xmlns:wpi="http://schemas.microsoft.com/office/word/2010/wordprocessingInk" xmlns:wne="http://schemas.microsoft.com/office/word/2006/wordml" xmlns:wps="http://schemas.microsoft.com/office/word/2010/wordprocessingShape" mc:Ignorable="w14 w15 w16se w16cid w16 w16cex w16sdtdh w16sdtfl w16du wp14">
   <w:body>
+    <w:p>
+      <w:pPr>
+        <w:rPr>
+          <w:sz w:val="16"/>
+          <w:szCs w:val="16"/>
+        </w:rPr>
+      </w:pPr>
+      <w:r>
+        <w:rPr>
+          <w:sz w:val="16"/>
+          <w:szCs w:val="16"/>
+        </w:rPr>
+        <w:t>Put quotes in middle (vertically) of their unit areas. Currently top left panel text is at the top, and bottom left panel text is at the bottom.</w:t>
+      </w:r>
+      <w:r>
+        <w:rPr>
+          <w:sz w:val="16"/>
+          <w:szCs w:val="16"/>
+        </w:rPr>
+        <w:br/>
+      </w:r>
+      <w:r>
+        <w:rPr>
+          <w:sz w:val="16"/>
+          <w:szCs w:val="16"/>
+        </w:rPr>
+        <w:t>Fix black screen filter. Single black plane in front of all text in z dept</w:t>
+      </w:r>
+      <w:r>
+        <w:rPr>
+          <w:sz w:val="16"/>
+          <w:szCs w:val="16"/>
+        </w:rPr>
+        <w:t>h</w:t>
+      </w:r>
+      <w:r>
+        <w:rPr>
+          <w:sz w:val="16"/>
+          <w:szCs w:val="16"/>
+        </w:rPr>
+        <w:t>. Ensure works if go back to beat 1 / start after scrolling forward (currently doesn’t!)</w:t>
+      </w:r>
+      <w:r>
+        <w:rPr>
+          <w:sz w:val="16"/>
+          <w:szCs w:val="16"/>
+        </w:rPr>
+        <w:br/>
+        <w:t>If same image, don’t repeat. Bring back auto</w:t>
+      </w:r>
+      <w:r>
+        <w:rPr>
+          <w:sz w:val="16"/>
+          <w:szCs w:val="16"/>
+        </w:rPr>
+        <w:t>-</w:t>
+      </w:r>
+      <w:r>
+        <w:rPr>
+          <w:sz w:val="16"/>
+          <w:szCs w:val="16"/>
+        </w:rPr>
+        <w:t>timer?</w:t>
+      </w:r>
+      <w:r>
+        <w:rPr>
+          <w:sz w:val="16"/>
+          <w:szCs w:val="16"/>
+        </w:rPr>
+        <w:t xml:space="preserve"> 3</w:t>
+      </w:r>
+      <w:r>
+        <w:rPr>
+          <w:sz w:val="16"/>
+          <w:szCs w:val="16"/>
+        </w:rPr>
+        <w:t>3</w:t>
+      </w:r>
+      <w:r>
+        <w:rPr>
+          <w:sz w:val="16"/>
+          <w:szCs w:val="16"/>
+        </w:rPr>
+        <w:t xml:space="preserve"> seconds.</w:t>
+      </w:r>
+    </w:p>
     <w:tbl>
       <w:tblPr>
         <w:tblStyle w:val="TableGrid"/>
-        <w:tblW w:w="15120" w:type="dxa"/>
+        <w:tblW w:w="15210" w:type="dxa"/>
         <w:tblInd w:w="-1085" w:type="dxa"/>
         <w:tblLook w:val="04A0" w:firstRow="1" w:lastRow="0" w:firstColumn="1" w:lastColumn="0" w:noHBand="0" w:noVBand="1"/>
       </w:tblPr>
       <w:tblGrid>
-        <w:gridCol w:w="548"/>
-        <w:gridCol w:w="2608"/>
-        <w:gridCol w:w="3684"/>
-        <w:gridCol w:w="5220"/>
-        <w:gridCol w:w="3060"/>
+        <w:gridCol w:w="284"/>
+        <w:gridCol w:w="3057"/>
+        <w:gridCol w:w="3507"/>
+        <w:gridCol w:w="4852"/>
+        <w:gridCol w:w="3510"/>
       </w:tblGrid>
       <w:tr>
         <w:tc>
           <w:tcPr>
-            <w:tcW w:w="548" w:type="dxa"/>
-          </w:tcPr>
-          <w:p>
-            <w:pPr>
+            <w:tcW w:w="284" w:type="dxa"/>
+          </w:tcPr>
+          <w:p>
+            <w:pPr>
+              <w:ind w:left="-18" w:right="-100"/>
               <w:jc w:val="both"/>
               <w:rPr>
                 <w:b/>
@@ -38,55 +125,92 @@
                 <w:sz w:val="16"/>
                 <w:szCs w:val="16"/>
               </w:rPr>
-              <w:t>Beat</w:t>
-            </w:r>
-          </w:p>
-        </w:tc>
-        <w:tc>
-          <w:tcPr>
-            <w:tcW w:w="2608" w:type="dxa"/>
-          </w:tcPr>
-          <w:p>
-            <w:pPr>
-              <w:rPr>
-                <w:b/>
-                <w:bCs/>
-                <w:i/>
-                <w:iCs/>
-                <w:sz w:val="16"/>
-                <w:szCs w:val="16"/>
-              </w:rPr>
-            </w:pPr>
-            <w:r>
-              <w:rPr>
-                <w:b/>
-                <w:bCs/>
-                <w:i/>
-                <w:iCs/>
-                <w:sz w:val="16"/>
-                <w:szCs w:val="16"/>
-              </w:rPr>
-              <w:t>Scripture A (before)</w:t>
-            </w:r>
-          </w:p>
-        </w:tc>
-        <w:tc>
-          <w:tcPr>
-            <w:tcW w:w="3684" w:type="dxa"/>
-          </w:tcPr>
-          <w:p>
-            <w:pPr>
-              <w:rPr>
-                <w:b/>
-                <w:bCs/>
-                <w:sz w:val="16"/>
-                <w:szCs w:val="16"/>
-              </w:rPr>
-            </w:pPr>
-            <w:r>
-              <w:rPr>
-                <w:b/>
-                <w:bCs/>
+              <w:t>#</w:t>
+            </w:r>
+          </w:p>
+        </w:tc>
+        <w:tc>
+          <w:tcPr>
+            <w:tcW w:w="3057" w:type="dxa"/>
+            <w:shd w:val="clear" w:color="auto" w:fill="D9F2D0" w:themeFill="accent6" w:themeFillTint="33"/>
+          </w:tcPr>
+          <w:p>
+            <w:pPr>
+              <w:rPr>
+                <w:b/>
+                <w:bCs/>
+                <w:i/>
+                <w:iCs/>
+                <w:sz w:val="16"/>
+                <w:szCs w:val="16"/>
+              </w:rPr>
+            </w:pPr>
+            <w:r>
+              <w:rPr>
+                <w:b/>
+                <w:bCs/>
+                <w:i/>
+                <w:iCs/>
+                <w:sz w:val="16"/>
+                <w:szCs w:val="16"/>
+              </w:rPr>
+              <w:t xml:space="preserve">A:   </w:t>
+            </w:r>
+            <w:r>
+              <w:rPr>
+                <w:i/>
+                <w:iCs/>
+                <w:sz w:val="16"/>
+                <w:szCs w:val="16"/>
+              </w:rPr>
+              <w:t>2</w:t>
+            </w:r>
+            <w:r>
+              <w:rPr>
+                <w:i/>
+                <w:iCs/>
+                <w:sz w:val="16"/>
+                <w:szCs w:val="16"/>
+                <w:vertAlign w:val="superscript"/>
+              </w:rPr>
+              <w:t>nd</w:t>
+            </w:r>
+            <w:r>
+              <w:rPr>
+                <w:i/>
+                <w:iCs/>
+                <w:sz w:val="16"/>
+                <w:szCs w:val="16"/>
+              </w:rPr>
+              <w:t xml:space="preserve"> text</w:t>
+            </w:r>
+          </w:p>
+        </w:tc>
+        <w:tc>
+          <w:tcPr>
+            <w:tcW w:w="3507" w:type="dxa"/>
+            <w:shd w:val="clear" w:color="auto" w:fill="FFB9B9"/>
+          </w:tcPr>
+          <w:p>
+            <w:pPr>
+              <w:rPr>
+                <w:b/>
+                <w:bCs/>
+                <w:sz w:val="16"/>
+                <w:szCs w:val="16"/>
+              </w:rPr>
+            </w:pPr>
+            <w:r>
+              <w:rPr>
+                <w:b/>
+                <w:bCs/>
+                <w:sz w:val="16"/>
+                <w:szCs w:val="16"/>
+              </w:rPr>
+              <w:t xml:space="preserve">B:   </w:t>
+            </w:r>
+            <w:r>
+              <w:rPr>
                 <w:sz w:val="16"/>
                 <w:szCs w:val="16"/>
               </w:rPr>
@@ -96,21 +220,29 @@
         </w:tc>
         <w:tc>
           <w:tcPr>
-            <w:tcW w:w="5220" w:type="dxa"/>
-          </w:tcPr>
-          <w:p>
-            <w:pPr>
-              <w:rPr>
-                <w:b/>
-                <w:bCs/>
-                <w:sz w:val="16"/>
-                <w:szCs w:val="16"/>
-              </w:rPr>
-            </w:pPr>
-            <w:r>
-              <w:rPr>
-                <w:b/>
-                <w:bCs/>
+            <w:tcW w:w="4852" w:type="dxa"/>
+            <w:shd w:val="clear" w:color="auto" w:fill="FFB9B9"/>
+          </w:tcPr>
+          <w:p>
+            <w:pPr>
+              <w:rPr>
+                <w:b/>
+                <w:bCs/>
+                <w:sz w:val="16"/>
+                <w:szCs w:val="16"/>
+              </w:rPr>
+            </w:pPr>
+            <w:r>
+              <w:rPr>
+                <w:b/>
+                <w:bCs/>
+                <w:sz w:val="16"/>
+                <w:szCs w:val="16"/>
+              </w:rPr>
+              <w:t xml:space="preserve">B:   </w:t>
+            </w:r>
+            <w:r>
+              <w:rPr>
                 <w:sz w:val="16"/>
                 <w:szCs w:val="16"/>
               </w:rPr>
@@ -120,29 +252,67 @@
         </w:tc>
         <w:tc>
           <w:tcPr>
-            <w:tcW w:w="3060" w:type="dxa"/>
-          </w:tcPr>
-          <w:p>
-            <w:pPr>
-              <w:rPr>
-                <w:b/>
-                <w:bCs/>
-                <w:i/>
-                <w:iCs/>
-                <w:sz w:val="16"/>
-                <w:szCs w:val="16"/>
-              </w:rPr>
-            </w:pPr>
-            <w:r>
-              <w:rPr>
-                <w:b/>
-                <w:bCs/>
-                <w:i/>
-                <w:iCs/>
-                <w:sz w:val="16"/>
-                <w:szCs w:val="16"/>
-              </w:rPr>
-              <w:t>Scripture B</w:t>
+            <w:tcW w:w="3510" w:type="dxa"/>
+            <w:shd w:val="clear" w:color="auto" w:fill="D9F2D0" w:themeFill="accent6" w:themeFillTint="33"/>
+          </w:tcPr>
+          <w:p>
+            <w:pPr>
+              <w:rPr>
+                <w:b/>
+                <w:bCs/>
+                <w:i/>
+                <w:iCs/>
+                <w:sz w:val="16"/>
+                <w:szCs w:val="16"/>
+              </w:rPr>
+            </w:pPr>
+            <w:r>
+              <w:rPr>
+                <w:b/>
+                <w:bCs/>
+                <w:i/>
+                <w:iCs/>
+                <w:sz w:val="16"/>
+                <w:szCs w:val="16"/>
+              </w:rPr>
+              <w:t xml:space="preserve">C:   </w:t>
+            </w:r>
+            <w:r>
+              <w:rPr>
+                <w:i/>
+                <w:iCs/>
+                <w:sz w:val="16"/>
+                <w:szCs w:val="16"/>
+              </w:rPr>
+              <w:t>1</w:t>
+            </w:r>
+            <w:r>
+              <w:rPr>
+                <w:i/>
+                <w:iCs/>
+                <w:sz w:val="16"/>
+                <w:szCs w:val="16"/>
+                <w:vertAlign w:val="superscript"/>
+              </w:rPr>
+              <w:t>st</w:t>
+            </w:r>
+            <w:r>
+              <w:rPr>
+                <w:i/>
+                <w:iCs/>
+                <w:sz w:val="16"/>
+                <w:szCs w:val="16"/>
+              </w:rPr>
+              <w:t xml:space="preserve"> </w:t>
+            </w:r>
+            <w:r>
+              <w:rPr>
+                <w:i/>
+                <w:iCs/>
+                <w:sz w:val="16"/>
+                <w:szCs w:val="16"/>
+              </w:rPr>
+              <w:t>text</w:t>
             </w:r>
           </w:p>
         </w:tc>
@@ -150,57 +320,239 @@
       <w:tr>
         <w:tc>
           <w:tcPr>
-            <w:tcW w:w="548" w:type="dxa"/>
-          </w:tcPr>
-          <w:p>
-            <w:pPr>
-              <w:rPr>
-                <w:sz w:val="16"/>
-                <w:szCs w:val="16"/>
-              </w:rPr>
-            </w:pPr>
-            <w:r>
-              <w:rPr>
-                <w:sz w:val="16"/>
-                <w:szCs w:val="16"/>
-              </w:rPr>
-              <w:t>Intro</w:t>
-            </w:r>
-          </w:p>
-        </w:tc>
-        <w:tc>
-          <w:tcPr>
-            <w:tcW w:w="14572" w:type="dxa"/>
-            <w:gridSpan w:val="4"/>
-          </w:tcPr>
-          <w:p>
-            <w:pPr>
-              <w:rPr>
-                <w:i/>
-                <w:iCs/>
-                <w:sz w:val="16"/>
-                <w:szCs w:val="16"/>
-              </w:rPr>
-            </w:pPr>
-            <w:r>
-              <w:rPr>
-                <w:i/>
-                <w:iCs/>
-                <w:sz w:val="16"/>
-                <w:szCs w:val="16"/>
-              </w:rPr>
-              <w:t>Gonna be talking a lot about images. Using a lot of images. Valuable complement to scripture.</w:t>
-            </w:r>
-          </w:p>
-          <w:p>
-            <w:r>
-              <w:rPr>
-                <w:i/>
-                <w:iCs/>
-                <w:sz w:val="16"/>
-                <w:szCs w:val="16"/>
-              </w:rPr>
-              <w:t>Paul conveying 3 messages: 1. Christ really = God. 2. Christ really = awesome. 3. Through Christ, we can be in God.</w:t>
+            <w:tcW w:w="284" w:type="dxa"/>
+          </w:tcPr>
+          <w:p>
+            <w:pPr>
+              <w:ind w:left="-108" w:right="-80"/>
+              <w:jc w:val="center"/>
+              <w:rPr>
+                <w:sz w:val="16"/>
+                <w:szCs w:val="16"/>
+              </w:rPr>
+            </w:pPr>
+            <w:r>
+              <w:rPr>
+                <w:sz w:val="16"/>
+                <w:szCs w:val="16"/>
+              </w:rPr>
+              <w:t>1</w:t>
+            </w:r>
+          </w:p>
+        </w:tc>
+        <w:tc>
+          <w:tcPr>
+            <w:tcW w:w="3057" w:type="dxa"/>
+          </w:tcPr>
+          <w:p>
+            <w:pPr>
+              <w:rPr>
+                <w:b/>
+                <w:bCs/>
+                <w:sz w:val="16"/>
+                <w:szCs w:val="16"/>
+              </w:rPr>
+            </w:pPr>
+            <w:r>
+              <w:rPr>
+                <w:b/>
+                <w:bCs/>
+                <w:sz w:val="16"/>
+                <w:szCs w:val="16"/>
+              </w:rPr>
+              <w:t>Image?</w:t>
+            </w:r>
+          </w:p>
+        </w:tc>
+        <w:tc>
+          <w:tcPr>
+            <w:tcW w:w="3507" w:type="dxa"/>
+          </w:tcPr>
+          <w:p>
+            <w:pPr>
+              <w:pStyle w:val="ListParagraph"/>
+              <w:numPr>
+                <w:ilvl w:val="0"/>
+                <w:numId w:val="5"/>
+              </w:numPr>
+              <w:ind w:left="67" w:hanging="113"/>
+              <w:rPr>
+                <w:sz w:val="16"/>
+                <w:szCs w:val="16"/>
+              </w:rPr>
+            </w:pPr>
+            <w:r>
+              <w:rPr>
+                <w:sz w:val="16"/>
+                <w:szCs w:val="16"/>
+              </w:rPr>
+              <w:t>Personal stories re image</w:t>
+            </w:r>
+          </w:p>
+          <w:p>
+            <w:pPr>
+              <w:pStyle w:val="ListParagraph"/>
+              <w:numPr>
+                <w:ilvl w:val="0"/>
+                <w:numId w:val="5"/>
+              </w:numPr>
+              <w:ind w:left="67" w:hanging="113"/>
+              <w:rPr>
+                <w:sz w:val="16"/>
+                <w:szCs w:val="16"/>
+              </w:rPr>
+            </w:pPr>
+            <w:r>
+              <w:rPr>
+                <w:sz w:val="16"/>
+                <w:szCs w:val="16"/>
+              </w:rPr>
+              <w:t xml:space="preserve">Landing: </w:t>
+            </w:r>
+            <w:r>
+              <w:rPr>
+                <w:sz w:val="16"/>
+                <w:szCs w:val="16"/>
+              </w:rPr>
+              <w:t>Fear re dark Wikipedia page.</w:t>
+            </w:r>
+          </w:p>
+        </w:tc>
+        <w:tc>
+          <w:tcPr>
+            <w:tcW w:w="4852" w:type="dxa"/>
+          </w:tcPr>
+          <w:p>
+            <w:pPr>
+              <w:pStyle w:val="ListParagraph"/>
+              <w:numPr>
+                <w:ilvl w:val="0"/>
+                <w:numId w:val="5"/>
+              </w:numPr>
+              <w:ind w:left="69" w:hanging="111"/>
+              <w:rPr>
+                <w:sz w:val="16"/>
+                <w:szCs w:val="16"/>
+              </w:rPr>
+            </w:pPr>
+            <w:r>
+              <w:rPr>
+                <w:sz w:val="16"/>
+                <w:szCs w:val="16"/>
+              </w:rPr>
+              <w:t xml:space="preserve">Image </w:t>
+            </w:r>
+            <w:r>
+              <w:rPr>
+                <w:sz w:val="16"/>
+                <w:szCs w:val="16"/>
+              </w:rPr>
+              <w:t>in modern world</w:t>
+            </w:r>
+            <w:r>
+              <w:rPr>
+                <w:sz w:val="16"/>
+                <w:szCs w:val="16"/>
+              </w:rPr>
+              <w:t xml:space="preserve">: </w:t>
+            </w:r>
+          </w:p>
+          <w:p>
+            <w:pPr>
+              <w:pStyle w:val="ListParagraph"/>
+              <w:numPr>
+                <w:ilvl w:val="1"/>
+                <w:numId w:val="5"/>
+              </w:numPr>
+              <w:ind w:left="249" w:hanging="111"/>
+              <w:rPr>
+                <w:sz w:val="16"/>
+                <w:szCs w:val="16"/>
+              </w:rPr>
+            </w:pPr>
+            <w:r>
+              <w:rPr>
+                <w:sz w:val="16"/>
+                <w:szCs w:val="16"/>
+              </w:rPr>
+              <w:t>1. M</w:t>
+            </w:r>
+            <w:r>
+              <w:rPr>
+                <w:sz w:val="16"/>
+                <w:szCs w:val="16"/>
+              </w:rPr>
+              <w:t>atters</w:t>
+            </w:r>
+            <w:r>
+              <w:rPr>
+                <w:sz w:val="16"/>
+                <w:szCs w:val="16"/>
+              </w:rPr>
+              <w:t xml:space="preserve">; 2. </w:t>
+            </w:r>
+          </w:p>
+          <w:p>
+            <w:pPr>
+              <w:pStyle w:val="ListParagraph"/>
+              <w:numPr>
+                <w:ilvl w:val="1"/>
+                <w:numId w:val="5"/>
+              </w:numPr>
+              <w:ind w:left="249" w:hanging="111"/>
+              <w:rPr>
+                <w:sz w:val="16"/>
+                <w:szCs w:val="16"/>
+              </w:rPr>
+            </w:pPr>
+            <w:r>
+              <w:rPr>
+                <w:color w:val="EE0000"/>
+                <w:sz w:val="16"/>
+                <w:szCs w:val="16"/>
+                <w:u w:val="single"/>
+              </w:rPr>
+              <w:t>Play C:</w:t>
+            </w:r>
+            <w:r>
+              <w:rPr>
+                <w:color w:val="EE0000"/>
+                <w:sz w:val="16"/>
+                <w:szCs w:val="16"/>
+              </w:rPr>
+              <w:t xml:space="preserve"> </w:t>
+            </w:r>
+            <w:r>
+              <w:rPr>
+                <w:color w:val="EE0000"/>
+                <w:sz w:val="16"/>
+                <w:szCs w:val="16"/>
+              </w:rPr>
+              <w:t>Image ≠ reality?</w:t>
+            </w:r>
+          </w:p>
+        </w:tc>
+        <w:tc>
+          <w:tcPr>
+            <w:tcW w:w="3510" w:type="dxa"/>
+          </w:tcPr>
+          <w:p>
+            <w:pPr>
+              <w:rPr>
+                <w:b/>
+                <w:bCs/>
+                <w:sz w:val="16"/>
+                <w:szCs w:val="16"/>
+              </w:rPr>
+            </w:pPr>
+            <w:r>
+              <w:rPr>
+                <w:b/>
+                <w:bCs/>
+                <w:sz w:val="16"/>
+                <w:szCs w:val="16"/>
+              </w:rPr>
+              <w:t>Image ≠ reality?</w:t>
             </w:r>
           </w:p>
         </w:tc>
@@ -208,109 +560,123 @@
       <w:tr>
         <w:tc>
           <w:tcPr>
-            <w:tcW w:w="548" w:type="dxa"/>
-          </w:tcPr>
-          <w:p>
-            <w:pPr>
-              <w:rPr>
-                <w:sz w:val="16"/>
-                <w:szCs w:val="16"/>
-              </w:rPr>
-            </w:pPr>
-            <w:r>
-              <w:rPr>
-                <w:sz w:val="16"/>
-                <w:szCs w:val="16"/>
-              </w:rPr>
-              <w:t>1</w:t>
-            </w:r>
-          </w:p>
-        </w:tc>
-        <w:tc>
-          <w:tcPr>
-            <w:tcW w:w="2608" w:type="dxa"/>
-          </w:tcPr>
-          <w:p>
-            <w:pPr>
-              <w:rPr>
-                <w:i/>
-                <w:iCs/>
-                <w:sz w:val="16"/>
-                <w:szCs w:val="16"/>
-              </w:rPr>
-            </w:pPr>
-            <w:r>
-              <w:rPr>
-                <w:i/>
-                <w:iCs/>
-                <w:sz w:val="16"/>
-                <w:szCs w:val="16"/>
-              </w:rPr>
-              <w:t>Image?</w:t>
-            </w:r>
-          </w:p>
-        </w:tc>
-        <w:tc>
-          <w:tcPr>
-            <w:tcW w:w="3684" w:type="dxa"/>
-          </w:tcPr>
-          <w:p>
-            <w:pPr>
-              <w:rPr>
-                <w:sz w:val="16"/>
-                <w:szCs w:val="16"/>
-              </w:rPr>
-            </w:pPr>
-            <w:r>
-              <w:rPr>
-                <w:sz w:val="16"/>
-                <w:szCs w:val="16"/>
-              </w:rPr>
-              <w:t>How do we think about image in modern world?</w:t>
-            </w:r>
-          </w:p>
-        </w:tc>
-        <w:tc>
-          <w:tcPr>
-            <w:tcW w:w="5220" w:type="dxa"/>
-          </w:tcPr>
-          <w:p>
-            <w:pPr>
-              <w:rPr>
-                <w:sz w:val="16"/>
-                <w:szCs w:val="16"/>
-              </w:rPr>
-            </w:pPr>
-            <w:r>
-              <w:rPr>
-                <w:sz w:val="16"/>
-                <w:szCs w:val="16"/>
-              </w:rPr>
-              <w:t>Quite separate</w:t>
-            </w:r>
-          </w:p>
-        </w:tc>
-        <w:tc>
-          <w:tcPr>
-            <w:tcW w:w="3060" w:type="dxa"/>
-          </w:tcPr>
-          <w:p>
-            <w:pPr>
-              <w:rPr>
-                <w:i/>
-                <w:iCs/>
-                <w:sz w:val="16"/>
-                <w:szCs w:val="16"/>
-              </w:rPr>
-            </w:pPr>
-            <w:r>
-              <w:rPr>
-                <w:i/>
-                <w:iCs/>
-                <w:sz w:val="16"/>
-                <w:szCs w:val="16"/>
-              </w:rPr>
-              <w:t>Blank</w:t>
+            <w:tcW w:w="284" w:type="dxa"/>
+          </w:tcPr>
+          <w:p>
+            <w:pPr>
+              <w:ind w:left="-108" w:right="-80"/>
+              <w:jc w:val="center"/>
+              <w:rPr>
+                <w:sz w:val="16"/>
+                <w:szCs w:val="16"/>
+              </w:rPr>
+            </w:pPr>
+          </w:p>
+        </w:tc>
+        <w:tc>
+          <w:tcPr>
+            <w:tcW w:w="14926" w:type="dxa"/>
+            <w:gridSpan w:val="4"/>
+          </w:tcPr>
+          <w:p>
+            <w:r>
+              <w:rPr>
+                <w:i/>
+                <w:iCs/>
+                <w:sz w:val="16"/>
+                <w:szCs w:val="16"/>
+              </w:rPr>
+              <w:t xml:space="preserve">2 warnings: 1. </w:t>
+            </w:r>
+            <w:r>
+              <w:rPr>
+                <w:i/>
+                <w:iCs/>
+                <w:sz w:val="16"/>
+                <w:szCs w:val="16"/>
+              </w:rPr>
+              <w:t>T</w:t>
+            </w:r>
+            <w:r>
+              <w:rPr>
+                <w:i/>
+                <w:iCs/>
+                <w:sz w:val="16"/>
+                <w:szCs w:val="16"/>
+              </w:rPr>
+              <w:t xml:space="preserve">alking lots </w:t>
+            </w:r>
+            <w:r>
+              <w:rPr>
+                <w:i/>
+                <w:iCs/>
+                <w:sz w:val="16"/>
+                <w:szCs w:val="16"/>
+              </w:rPr>
+              <w:t>images</w:t>
+            </w:r>
+            <w:r>
+              <w:rPr>
+                <w:i/>
+                <w:iCs/>
+                <w:sz w:val="16"/>
+                <w:szCs w:val="16"/>
+              </w:rPr>
+              <w:t xml:space="preserve"> so l</w:t>
+            </w:r>
+            <w:r>
+              <w:rPr>
+                <w:i/>
+                <w:iCs/>
+                <w:sz w:val="16"/>
+                <w:szCs w:val="16"/>
+              </w:rPr>
+              <w:t xml:space="preserve">ots of images. </w:t>
+            </w:r>
+            <w:r>
+              <w:rPr>
+                <w:i/>
+                <w:iCs/>
+                <w:sz w:val="16"/>
+                <w:szCs w:val="16"/>
+              </w:rPr>
+              <w:t xml:space="preserve">2. </w:t>
+            </w:r>
+            <w:r>
+              <w:rPr>
+                <w:i/>
+                <w:iCs/>
+                <w:sz w:val="16"/>
+                <w:szCs w:val="16"/>
+              </w:rPr>
+              <w:t xml:space="preserve">Going on a journey to convey </w:t>
+            </w:r>
+            <w:r>
+              <w:rPr>
+                <w:i/>
+                <w:iCs/>
+                <w:sz w:val="16"/>
+                <w:szCs w:val="16"/>
+              </w:rPr>
+              <w:t>3 messages</w:t>
+            </w:r>
+            <w:r>
+              <w:rPr>
+                <w:i/>
+                <w:iCs/>
+                <w:sz w:val="16"/>
+                <w:szCs w:val="16"/>
+              </w:rPr>
+              <w:t xml:space="preserve"> Paul is saying</w:t>
+            </w:r>
+            <w:r>
+              <w:rPr>
+                <w:i/>
+                <w:iCs/>
+                <w:sz w:val="16"/>
+                <w:szCs w:val="16"/>
+              </w:rPr>
+              <w:t>: 1. Christ really = God. 2. Christ really = awesome. 3. Through Christ, we can be in God.</w:t>
             </w:r>
           </w:p>
         </w:tc>
@@ -318,10 +684,12 @@
       <w:tr>
         <w:tc>
           <w:tcPr>
-            <w:tcW w:w="548" w:type="dxa"/>
-          </w:tcPr>
-          <w:p>
-            <w:pPr>
+            <w:tcW w:w="284" w:type="dxa"/>
+          </w:tcPr>
+          <w:p>
+            <w:pPr>
+              <w:ind w:left="-108" w:right="-80"/>
+              <w:jc w:val="center"/>
               <w:rPr>
                 <w:sz w:val="16"/>
                 <w:szCs w:val="16"/>
@@ -338,19 +706,23 @@
         </w:tc>
         <w:tc>
           <w:tcPr>
-            <w:tcW w:w="2608" w:type="dxa"/>
-          </w:tcPr>
-          <w:p>
-            <w:pPr>
-              <w:rPr>
-                <w:i/>
-                <w:iCs/>
-                <w:sz w:val="16"/>
-                <w:szCs w:val="16"/>
-              </w:rPr>
-            </w:pPr>
-            <w:r>
-              <w:rPr>
+            <w:tcW w:w="3057" w:type="dxa"/>
+          </w:tcPr>
+          <w:p>
+            <w:pPr>
+              <w:rPr>
+                <w:b/>
+                <w:bCs/>
+                <w:i/>
+                <w:iCs/>
+                <w:sz w:val="16"/>
+                <w:szCs w:val="16"/>
+              </w:rPr>
+            </w:pPr>
+            <w:r>
+              <w:rPr>
+                <w:b/>
+                <w:bCs/>
                 <w:i/>
                 <w:iCs/>
                 <w:sz w:val="16"/>
@@ -360,15 +732,19 @@
             </w:r>
             <w:r>
               <w:rPr>
-                <w:i/>
-                <w:iCs/>
-                <w:sz w:val="16"/>
-                <w:szCs w:val="16"/>
-              </w:rPr>
-              <w:t xml:space="preserve">: </w:t>
-            </w:r>
-            <w:r>
-              <w:rPr>
+                <w:b/>
+                <w:bCs/>
+                <w:i/>
+                <w:iCs/>
+                <w:sz w:val="16"/>
+                <w:szCs w:val="16"/>
+              </w:rPr>
+              <w:t>_</w:t>
+            </w:r>
+            <w:r>
+              <w:rPr>
+                <w:b/>
+                <w:bCs/>
                 <w:i/>
                 <w:iCs/>
                 <w:sz w:val="16"/>
@@ -380,80 +756,126 @@
         </w:tc>
         <w:tc>
           <w:tcPr>
-            <w:tcW w:w="3684" w:type="dxa"/>
-          </w:tcPr>
-          <w:p>
-            <w:pPr>
-              <w:rPr>
-                <w:sz w:val="16"/>
-                <w:szCs w:val="16"/>
-              </w:rPr>
-            </w:pPr>
-            <w:r>
-              <w:rPr>
-                <w:sz w:val="16"/>
-                <w:szCs w:val="16"/>
-              </w:rPr>
-              <w:t>How would the audience have thought about eikon?</w:t>
-            </w:r>
-          </w:p>
-        </w:tc>
-        <w:tc>
-          <w:tcPr>
-            <w:tcW w:w="5220" w:type="dxa"/>
-          </w:tcPr>
-          <w:p>
-            <w:pPr>
-              <w:rPr>
-                <w:sz w:val="16"/>
-                <w:szCs w:val="16"/>
-              </w:rPr>
-            </w:pPr>
-            <w:r>
-              <w:rPr>
-                <w:sz w:val="16"/>
-                <w:szCs w:val="16"/>
-              </w:rPr>
-              <w:t>Quite joined</w:t>
-            </w:r>
-          </w:p>
-          <w:p>
-            <w:pPr>
-              <w:rPr>
-                <w:sz w:val="16"/>
-                <w:szCs w:val="16"/>
-              </w:rPr>
-            </w:pPr>
-            <w:r>
-              <w:rPr>
-                <w:sz w:val="16"/>
-                <w:szCs w:val="16"/>
-              </w:rPr>
-              <w:t>Note: banner = depiction.</w:t>
-            </w:r>
-          </w:p>
-        </w:tc>
-        <w:tc>
-          <w:tcPr>
-            <w:tcW w:w="3060" w:type="dxa"/>
-          </w:tcPr>
-          <w:p>
-            <w:pPr>
-              <w:rPr>
-                <w:i/>
-                <w:iCs/>
-                <w:sz w:val="16"/>
-                <w:szCs w:val="16"/>
-              </w:rPr>
-            </w:pPr>
-            <w:r>
-              <w:rPr>
-                <w:i/>
-                <w:iCs/>
-                <w:sz w:val="16"/>
-                <w:szCs w:val="16"/>
-              </w:rPr>
-              <w:t>Blank</w:t>
+            <w:tcW w:w="3507" w:type="dxa"/>
+          </w:tcPr>
+          <w:p>
+            <w:pPr>
+              <w:pStyle w:val="ListParagraph"/>
+              <w:numPr>
+                <w:ilvl w:val="0"/>
+                <w:numId w:val="5"/>
+              </w:numPr>
+              <w:ind w:left="67" w:hanging="113"/>
+              <w:rPr>
+                <w:sz w:val="16"/>
+                <w:szCs w:val="16"/>
+              </w:rPr>
+            </w:pPr>
+            <w:r>
+              <w:rPr>
+                <w:sz w:val="16"/>
+                <w:szCs w:val="16"/>
+              </w:rPr>
+              <w:t>A</w:t>
+            </w:r>
+            <w:r>
+              <w:rPr>
+                <w:sz w:val="16"/>
+                <w:szCs w:val="16"/>
+              </w:rPr>
+              <w:t xml:space="preserve">udience </w:t>
+            </w:r>
+            <w:r>
+              <w:rPr>
+                <w:sz w:val="16"/>
+                <w:szCs w:val="16"/>
+              </w:rPr>
+              <w:t xml:space="preserve">understanding of </w:t>
+            </w:r>
+            <w:r>
+              <w:rPr>
+                <w:sz w:val="16"/>
+                <w:szCs w:val="16"/>
+              </w:rPr>
+              <w:t xml:space="preserve"> </w:t>
+            </w:r>
+            <w:r>
+              <w:rPr>
+                <w:sz w:val="16"/>
+                <w:szCs w:val="16"/>
+              </w:rPr>
+              <w:t>“eikon/</w:t>
+            </w:r>
+            <w:r>
+              <w:rPr>
+                <w:sz w:val="16"/>
+                <w:szCs w:val="16"/>
+              </w:rPr>
+              <w:t>image</w:t>
+            </w:r>
+            <w:r>
+              <w:rPr>
+                <w:sz w:val="16"/>
+                <w:szCs w:val="16"/>
+              </w:rPr>
+              <w:t>”</w:t>
+            </w:r>
+            <w:r>
+              <w:rPr>
+                <w:sz w:val="16"/>
+                <w:szCs w:val="16"/>
+              </w:rPr>
+              <w:t>?</w:t>
+            </w:r>
+          </w:p>
+        </w:tc>
+        <w:tc>
+          <w:tcPr>
+            <w:tcW w:w="4852" w:type="dxa"/>
+          </w:tcPr>
+          <w:p>
+            <w:pPr>
+              <w:pStyle w:val="ListParagraph"/>
+              <w:numPr>
+                <w:ilvl w:val="0"/>
+                <w:numId w:val="5"/>
+              </w:numPr>
+              <w:ind w:left="69" w:hanging="111"/>
+              <w:rPr>
+                <w:sz w:val="16"/>
+                <w:szCs w:val="16"/>
+              </w:rPr>
+            </w:pPr>
+            <w:r>
+              <w:rPr>
+                <w:sz w:val="16"/>
+                <w:szCs w:val="16"/>
+              </w:rPr>
+              <w:t>United.</w:t>
+            </w:r>
+          </w:p>
+        </w:tc>
+        <w:tc>
+          <w:tcPr>
+            <w:tcW w:w="3510" w:type="dxa"/>
+          </w:tcPr>
+          <w:p>
+            <w:pPr>
+              <w:rPr>
+                <w:b/>
+                <w:bCs/>
+                <w:sz w:val="16"/>
+                <w:szCs w:val="16"/>
+              </w:rPr>
+            </w:pPr>
+            <w:r>
+              <w:rPr>
+                <w:b/>
+                <w:bCs/>
+                <w:sz w:val="16"/>
+                <w:szCs w:val="16"/>
+              </w:rPr>
+              <w:t>Image (Eikōn) = reality?</w:t>
             </w:r>
           </w:p>
         </w:tc>
@@ -461,10 +883,12 @@
       <w:tr>
         <w:tc>
           <w:tcPr>
-            <w:tcW w:w="548" w:type="dxa"/>
-          </w:tcPr>
-          <w:p>
-            <w:pPr>
+            <w:tcW w:w="284" w:type="dxa"/>
+          </w:tcPr>
+          <w:p>
+            <w:pPr>
+              <w:ind w:left="-108" w:right="-80"/>
+              <w:jc w:val="center"/>
               <w:rPr>
                 <w:sz w:val="16"/>
                 <w:szCs w:val="16"/>
@@ -481,122 +905,213 @@
         </w:tc>
         <w:tc>
           <w:tcPr>
-            <w:tcW w:w="2608" w:type="dxa"/>
-          </w:tcPr>
-          <w:p>
-            <w:pPr>
-              <w:rPr>
-                <w:i/>
-                <w:iCs/>
-                <w:sz w:val="16"/>
-                <w:szCs w:val="16"/>
-              </w:rPr>
-            </w:pPr>
-            <w:r>
-              <w:rPr>
-                <w:i/>
-                <w:iCs/>
-                <w:sz w:val="16"/>
-                <w:szCs w:val="16"/>
-              </w:rPr>
-              <w:t>Col 1:15</w:t>
-            </w:r>
-            <w:r>
-              <w:rPr>
-                <w:i/>
-                <w:iCs/>
-                <w:sz w:val="16"/>
-                <w:szCs w:val="16"/>
-              </w:rPr>
-              <w:t xml:space="preserve">: </w:t>
-            </w:r>
-            <w:r>
-              <w:rPr>
-                <w:i/>
-                <w:iCs/>
-                <w:sz w:val="16"/>
-                <w:szCs w:val="16"/>
-              </w:rPr>
-              <w:t>He is the image of the invisible God</w:t>
-            </w:r>
-          </w:p>
-        </w:tc>
-        <w:tc>
-          <w:tcPr>
-            <w:tcW w:w="3684" w:type="dxa"/>
-          </w:tcPr>
-          <w:p>
-            <w:pPr>
-              <w:rPr>
-                <w:sz w:val="16"/>
-                <w:szCs w:val="16"/>
-              </w:rPr>
-            </w:pPr>
-            <w:r>
-              <w:rPr>
-                <w:sz w:val="16"/>
-                <w:szCs w:val="16"/>
-              </w:rPr>
-              <w:t>How can 2 persons be 1? Let alone 3!</w:t>
-            </w:r>
-          </w:p>
-        </w:tc>
-        <w:tc>
-          <w:tcPr>
-            <w:tcW w:w="5220" w:type="dxa"/>
-          </w:tcPr>
-          <w:p>
-            <w:pPr>
-              <w:rPr>
-                <w:sz w:val="16"/>
-                <w:szCs w:val="16"/>
-              </w:rPr>
-            </w:pPr>
-            <w:r>
-              <w:rPr>
-                <w:sz w:val="16"/>
-                <w:szCs w:val="16"/>
-              </w:rPr>
-              <w:t>Co-inherence = Inklings central theme.</w:t>
-            </w:r>
-          </w:p>
-          <w:p>
-            <w:pPr>
-              <w:rPr>
-                <w:sz w:val="16"/>
-                <w:szCs w:val="16"/>
-              </w:rPr>
-            </w:pPr>
-            <w:r>
-              <w:rPr>
-                <w:sz w:val="16"/>
-                <w:szCs w:val="16"/>
-              </w:rPr>
-              <w:t>Pre-creation: SON IN FATHER sharing spirit</w:t>
-            </w:r>
-          </w:p>
-        </w:tc>
-        <w:tc>
-          <w:tcPr>
-            <w:tcW w:w="3060" w:type="dxa"/>
-          </w:tcPr>
-          <w:p>
-            <w:pPr>
-              <w:rPr>
-                <w:i/>
-                <w:iCs/>
-                <w:sz w:val="16"/>
-                <w:szCs w:val="16"/>
-              </w:rPr>
-            </w:pPr>
-            <w:r>
-              <w:rPr>
-                <w:i/>
-                <w:iCs/>
-                <w:sz w:val="16"/>
-                <w:szCs w:val="16"/>
-              </w:rPr>
-              <w:t>Blank</w:t>
+            <w:tcW w:w="3057" w:type="dxa"/>
+          </w:tcPr>
+          <w:p>
+            <w:pPr>
+              <w:rPr>
+                <w:b/>
+                <w:bCs/>
+                <w:sz w:val="16"/>
+                <w:szCs w:val="16"/>
+              </w:rPr>
+            </w:pPr>
+            <w:r>
+              <w:rPr>
+                <w:b/>
+                <w:bCs/>
+                <w:sz w:val="16"/>
+                <w:szCs w:val="16"/>
+              </w:rPr>
+              <w:t>1 = 2 = 3 ???</w:t>
+            </w:r>
+          </w:p>
+        </w:tc>
+        <w:tc>
+          <w:tcPr>
+            <w:tcW w:w="3507" w:type="dxa"/>
+          </w:tcPr>
+          <w:p>
+            <w:pPr>
+              <w:pStyle w:val="ListParagraph"/>
+              <w:numPr>
+                <w:ilvl w:val="0"/>
+                <w:numId w:val="5"/>
+              </w:numPr>
+              <w:ind w:left="67" w:hanging="113"/>
+              <w:rPr>
+                <w:sz w:val="16"/>
+                <w:szCs w:val="16"/>
+              </w:rPr>
+            </w:pPr>
+            <w:r>
+              <w:rPr>
+                <w:sz w:val="16"/>
+                <w:szCs w:val="16"/>
+              </w:rPr>
+              <w:t xml:space="preserve">How can 2 </w:t>
+            </w:r>
+            <w:r>
+              <w:rPr>
+                <w:sz w:val="16"/>
+                <w:szCs w:val="16"/>
+              </w:rPr>
+              <w:t xml:space="preserve">= </w:t>
+            </w:r>
+            <w:r>
+              <w:rPr>
+                <w:sz w:val="16"/>
+                <w:szCs w:val="16"/>
+              </w:rPr>
+              <w:t>1?</w:t>
+            </w:r>
+          </w:p>
+        </w:tc>
+        <w:tc>
+          <w:tcPr>
+            <w:tcW w:w="4852" w:type="dxa"/>
+          </w:tcPr>
+          <w:p>
+            <w:pPr>
+              <w:pStyle w:val="ListParagraph"/>
+              <w:numPr>
+                <w:ilvl w:val="0"/>
+                <w:numId w:val="5"/>
+              </w:numPr>
+              <w:ind w:left="69" w:hanging="111"/>
+              <w:rPr>
+                <w:sz w:val="16"/>
+                <w:szCs w:val="16"/>
+              </w:rPr>
+            </w:pPr>
+            <w:r>
+              <w:rPr>
+                <w:sz w:val="16"/>
+                <w:szCs w:val="16"/>
+              </w:rPr>
+              <w:t xml:space="preserve">Clear picture = </w:t>
+            </w:r>
+            <w:r>
+              <w:rPr>
+                <w:sz w:val="16"/>
+                <w:szCs w:val="16"/>
+              </w:rPr>
+              <w:t>pre-creation</w:t>
+            </w:r>
+            <w:r>
+              <w:rPr>
+                <w:sz w:val="16"/>
+                <w:szCs w:val="16"/>
+              </w:rPr>
+              <w:t xml:space="preserve"> = </w:t>
+            </w:r>
+            <w:r>
+              <w:rPr>
+                <w:sz w:val="16"/>
+                <w:szCs w:val="16"/>
+              </w:rPr>
+              <w:t xml:space="preserve">SON IN FATHER sharing </w:t>
+            </w:r>
+            <w:r>
+              <w:rPr>
+                <w:sz w:val="16"/>
+                <w:szCs w:val="16"/>
+              </w:rPr>
+              <w:t>SPIRIT</w:t>
+            </w:r>
+          </w:p>
+          <w:p>
+            <w:pPr>
+              <w:pStyle w:val="ListParagraph"/>
+              <w:numPr>
+                <w:ilvl w:val="0"/>
+                <w:numId w:val="5"/>
+              </w:numPr>
+              <w:ind w:left="69" w:hanging="111"/>
+              <w:rPr>
+                <w:sz w:val="16"/>
+                <w:szCs w:val="16"/>
+              </w:rPr>
+            </w:pPr>
+            <w:r>
+              <w:rPr>
+                <w:color w:val="EE0000"/>
+                <w:sz w:val="16"/>
+                <w:szCs w:val="16"/>
+              </w:rPr>
+              <w:t>“</w:t>
+            </w:r>
+            <w:r>
+              <w:rPr>
+                <w:color w:val="EE0000"/>
+                <w:sz w:val="16"/>
+                <w:szCs w:val="16"/>
+              </w:rPr>
+              <w:t>Co-inherence</w:t>
+            </w:r>
+            <w:r>
+              <w:rPr>
+                <w:color w:val="EE0000"/>
+                <w:sz w:val="16"/>
+                <w:szCs w:val="16"/>
+              </w:rPr>
+              <w:t>”</w:t>
+            </w:r>
+            <w:r>
+              <w:rPr>
+                <w:color w:val="EE0000"/>
+                <w:sz w:val="16"/>
+                <w:szCs w:val="16"/>
+              </w:rPr>
+              <w:t xml:space="preserve"> = Inklings central </w:t>
+            </w:r>
+            <w:r>
+              <w:rPr>
+                <w:color w:val="EE0000"/>
+                <w:sz w:val="16"/>
+                <w:szCs w:val="16"/>
+              </w:rPr>
+              <w:t xml:space="preserve">Christianity </w:t>
+            </w:r>
+            <w:r>
+              <w:rPr>
+                <w:color w:val="EE0000"/>
+                <w:sz w:val="16"/>
+                <w:szCs w:val="16"/>
+              </w:rPr>
+              <w:t>theme</w:t>
+            </w:r>
+            <w:r>
+              <w:rPr>
+                <w:color w:val="EE0000"/>
+                <w:sz w:val="16"/>
+                <w:szCs w:val="16"/>
+              </w:rPr>
+              <w:t xml:space="preserve"> </w:t>
+            </w:r>
+          </w:p>
+        </w:tc>
+        <w:tc>
+          <w:tcPr>
+            <w:tcW w:w="3510" w:type="dxa"/>
+          </w:tcPr>
+          <w:p>
+            <w:pPr>
+              <w:rPr>
+                <w:b/>
+                <w:bCs/>
+                <w:sz w:val="16"/>
+                <w:szCs w:val="16"/>
+              </w:rPr>
+            </w:pPr>
+            <w:r>
+              <w:rPr>
+                <w:b/>
+                <w:bCs/>
+                <w:sz w:val="16"/>
+                <w:szCs w:val="16"/>
+              </w:rPr>
+              <w:t>Co-inherence.</w:t>
             </w:r>
           </w:p>
         </w:tc>
@@ -604,10 +1119,12 @@
       <w:tr>
         <w:tc>
           <w:tcPr>
-            <w:tcW w:w="548" w:type="dxa"/>
-          </w:tcPr>
-          <w:p>
-            <w:pPr>
+            <w:tcW w:w="284" w:type="dxa"/>
+          </w:tcPr>
+          <w:p>
+            <w:pPr>
+              <w:ind w:left="-108" w:right="-80"/>
+              <w:jc w:val="center"/>
               <w:rPr>
                 <w:sz w:val="16"/>
                 <w:szCs w:val="16"/>
@@ -624,19 +1141,23 @@
         </w:tc>
         <w:tc>
           <w:tcPr>
-            <w:tcW w:w="2608" w:type="dxa"/>
-          </w:tcPr>
-          <w:p>
-            <w:pPr>
-              <w:rPr>
-                <w:i/>
-                <w:iCs/>
-                <w:sz w:val="16"/>
-                <w:szCs w:val="16"/>
-              </w:rPr>
-            </w:pPr>
-            <w:r>
-              <w:rPr>
+            <w:tcW w:w="3057" w:type="dxa"/>
+          </w:tcPr>
+          <w:p>
+            <w:pPr>
+              <w:rPr>
+                <w:b/>
+                <w:bCs/>
+                <w:i/>
+                <w:iCs/>
+                <w:sz w:val="16"/>
+                <w:szCs w:val="16"/>
+              </w:rPr>
+            </w:pPr>
+            <w:r>
+              <w:rPr>
+                <w:b/>
+                <w:bCs/>
                 <w:i/>
                 <w:iCs/>
                 <w:sz w:val="16"/>
@@ -646,15 +1167,19 @@
             </w:r>
             <w:r>
               <w:rPr>
-                <w:i/>
-                <w:iCs/>
-                <w:sz w:val="16"/>
-                <w:szCs w:val="16"/>
-              </w:rPr>
-              <w:t xml:space="preserve">: </w:t>
-            </w:r>
-            <w:r>
-              <w:rPr>
+                <w:b/>
+                <w:bCs/>
+                <w:i/>
+                <w:iCs/>
+                <w:sz w:val="16"/>
+                <w:szCs w:val="16"/>
+              </w:rPr>
+              <w:t>_</w:t>
+            </w:r>
+            <w:r>
+              <w:rPr>
+                <w:b/>
+                <w:bCs/>
                 <w:i/>
                 <w:iCs/>
                 <w:sz w:val="16"/>
@@ -666,56 +1191,95 @@
         </w:tc>
         <w:tc>
           <w:tcPr>
-            <w:tcW w:w="3684" w:type="dxa"/>
-          </w:tcPr>
-          <w:p>
-            <w:pPr>
-              <w:rPr>
-                <w:sz w:val="16"/>
-                <w:szCs w:val="16"/>
-              </w:rPr>
-            </w:pPr>
-            <w:r>
-              <w:rPr>
-                <w:sz w:val="16"/>
-                <w:szCs w:val="16"/>
-              </w:rPr>
-              <w:t>How does the Bible uniquely conceptualize creation</w:t>
-            </w:r>
-          </w:p>
-        </w:tc>
-        <w:tc>
-          <w:tcPr>
-            <w:tcW w:w="5220" w:type="dxa"/>
-          </w:tcPr>
-          <w:p>
-            <w:pPr>
-              <w:rPr>
-                <w:sz w:val="16"/>
-                <w:szCs w:val="16"/>
-              </w:rPr>
-            </w:pPr>
-            <w:r>
-              <w:rPr>
-                <w:sz w:val="16"/>
-                <w:szCs w:val="16"/>
-              </w:rPr>
-              <w:t xml:space="preserve">1. Christ = principle agent of creation </w:t>
-            </w:r>
-          </w:p>
-          <w:p>
-            <w:pPr>
-              <w:rPr>
-                <w:sz w:val="16"/>
-                <w:szCs w:val="16"/>
-              </w:rPr>
-            </w:pPr>
-            <w:r>
-              <w:rPr>
-                <w:sz w:val="16"/>
-                <w:szCs w:val="16"/>
-              </w:rPr>
-              <w:t xml:space="preserve">2. Method: Language </w:t>
+            <w:tcW w:w="3507" w:type="dxa"/>
+          </w:tcPr>
+          <w:p>
+            <w:pPr>
+              <w:pStyle w:val="ListParagraph"/>
+              <w:numPr>
+                <w:ilvl w:val="0"/>
+                <w:numId w:val="5"/>
+              </w:numPr>
+              <w:ind w:left="67" w:hanging="113"/>
+              <w:rPr>
+                <w:sz w:val="16"/>
+                <w:szCs w:val="16"/>
+              </w:rPr>
+            </w:pPr>
+            <w:r>
+              <w:rPr>
+                <w:sz w:val="16"/>
+                <w:szCs w:val="16"/>
+              </w:rPr>
+              <w:t xml:space="preserve">How Bible uniquely </w:t>
+            </w:r>
+            <w:r>
+              <w:rPr>
+                <w:sz w:val="16"/>
+                <w:szCs w:val="16"/>
+              </w:rPr>
+              <w:t xml:space="preserve">conceives </w:t>
+            </w:r>
+            <w:r>
+              <w:rPr>
+                <w:sz w:val="16"/>
+                <w:szCs w:val="16"/>
+              </w:rPr>
+              <w:t>creation</w:t>
+            </w:r>
+            <w:r>
+              <w:rPr>
+                <w:sz w:val="16"/>
+                <w:szCs w:val="16"/>
+              </w:rPr>
+              <w:t>?</w:t>
+            </w:r>
+          </w:p>
+        </w:tc>
+        <w:tc>
+          <w:tcPr>
+            <w:tcW w:w="4852" w:type="dxa"/>
+          </w:tcPr>
+          <w:p>
+            <w:pPr>
+              <w:pStyle w:val="ListParagraph"/>
+              <w:numPr>
+                <w:ilvl w:val="0"/>
+                <w:numId w:val="5"/>
+              </w:numPr>
+              <w:ind w:left="69" w:hanging="111"/>
+              <w:rPr>
+                <w:sz w:val="16"/>
+                <w:szCs w:val="16"/>
+              </w:rPr>
+            </w:pPr>
+            <w:r>
+              <w:rPr>
+                <w:sz w:val="16"/>
+                <w:szCs w:val="16"/>
+              </w:rPr>
+              <w:t xml:space="preserve">Christ = principle agent of creation </w:t>
+            </w:r>
+          </w:p>
+          <w:p>
+            <w:pPr>
+              <w:pStyle w:val="ListParagraph"/>
+              <w:numPr>
+                <w:ilvl w:val="0"/>
+                <w:numId w:val="5"/>
+              </w:numPr>
+              <w:ind w:left="69" w:hanging="111"/>
+              <w:rPr>
+                <w:sz w:val="16"/>
+                <w:szCs w:val="16"/>
+              </w:rPr>
+            </w:pPr>
+            <w:r>
+              <w:rPr>
+                <w:sz w:val="16"/>
+                <w:szCs w:val="16"/>
+              </w:rPr>
+              <w:t xml:space="preserve">Method: Language </w:t>
             </w:r>
             <w:r>
               <w:rPr>
@@ -734,6 +1298,12 @@
           </w:p>
           <w:p>
             <w:pPr>
+              <w:pStyle w:val="ListParagraph"/>
+              <w:numPr>
+                <w:ilvl w:val="0"/>
+                <w:numId w:val="5"/>
+              </w:numPr>
+              <w:ind w:left="69" w:hanging="111"/>
               <w:rPr>
                 <w:sz w:val="16"/>
                 <w:szCs w:val="16"/>
@@ -820,19 +1390,45 @@
         </w:tc>
         <w:tc>
           <w:tcPr>
-            <w:tcW w:w="3060" w:type="dxa"/>
-          </w:tcPr>
-          <w:p>
-            <w:pPr>
-              <w:rPr>
-                <w:i/>
-                <w:iCs/>
-                <w:sz w:val="16"/>
-                <w:szCs w:val="16"/>
-              </w:rPr>
-            </w:pPr>
-            <w:r>
-              <w:rPr>
+            <w:tcW w:w="3510" w:type="dxa"/>
+          </w:tcPr>
+          <w:p>
+            <w:pPr>
+              <w:rPr>
+                <w:b/>
+                <w:bCs/>
+                <w:i/>
+                <w:iCs/>
+                <w:sz w:val="16"/>
+                <w:szCs w:val="16"/>
+              </w:rPr>
+            </w:pPr>
+            <w:r>
+              <w:rPr>
+                <w:b/>
+                <w:bCs/>
+                <w:i/>
+                <w:iCs/>
+                <w:sz w:val="16"/>
+                <w:szCs w:val="16"/>
+              </w:rPr>
+              <w:t>John 1:1–3</w:t>
+            </w:r>
+            <w:r>
+              <w:rPr>
+                <w:b/>
+                <w:bCs/>
+                <w:i/>
+                <w:iCs/>
+                <w:sz w:val="16"/>
+                <w:szCs w:val="16"/>
+              </w:rPr>
+              <w:t>_</w:t>
+            </w:r>
+            <w:r>
+              <w:rPr>
+                <w:b/>
+                <w:bCs/>
                 <w:i/>
                 <w:iCs/>
                 <w:sz w:val="16"/>
@@ -846,10 +1442,12 @@
       <w:tr>
         <w:tc>
           <w:tcPr>
-            <w:tcW w:w="548" w:type="dxa"/>
-          </w:tcPr>
-          <w:p>
-            <w:pPr>
+            <w:tcW w:w="284" w:type="dxa"/>
+          </w:tcPr>
+          <w:p>
+            <w:pPr>
+              <w:ind w:left="-108" w:right="-80"/>
+              <w:jc w:val="center"/>
               <w:rPr>
                 <w:sz w:val="16"/>
                 <w:szCs w:val="16"/>
@@ -866,48 +1464,90 @@
         </w:tc>
         <w:tc>
           <w:tcPr>
-            <w:tcW w:w="2608" w:type="dxa"/>
-          </w:tcPr>
-          <w:p>
-            <w:pPr>
-              <w:rPr>
-                <w:i/>
-                <w:iCs/>
-                <w:sz w:val="16"/>
-                <w:szCs w:val="16"/>
-              </w:rPr>
-            </w:pPr>
-            <w:r>
-              <w:rPr>
-                <w:i/>
-                <w:iCs/>
-                <w:sz w:val="16"/>
-                <w:szCs w:val="16"/>
-              </w:rPr>
-              <w:t>Blank</w:t>
-            </w:r>
-          </w:p>
-        </w:tc>
-        <w:tc>
-          <w:tcPr>
-            <w:tcW w:w="3684" w:type="dxa"/>
-          </w:tcPr>
-          <w:p>
-            <w:pPr>
-              <w:rPr>
-                <w:sz w:val="16"/>
-                <w:szCs w:val="16"/>
-              </w:rPr>
-            </w:pPr>
-            <w:r>
-              <w:rPr>
-                <w:sz w:val="16"/>
-                <w:szCs w:val="16"/>
-              </w:rPr>
-              <w:t xml:space="preserve">What’s the ultimate example of this creation modality Language </w:t>
-            </w:r>
-            <w:r>
-              <w:rPr>
+            <w:tcW w:w="3057" w:type="dxa"/>
+          </w:tcPr>
+          <w:p>
+            <w:pPr>
+              <w:rPr>
+                <w:b/>
+                <w:bCs/>
+                <w:sz w:val="16"/>
+                <w:szCs w:val="16"/>
+              </w:rPr>
+            </w:pPr>
+            <w:r>
+              <w:rPr>
+                <w:b/>
+                <w:bCs/>
+                <w:sz w:val="16"/>
+                <w:szCs w:val="16"/>
+              </w:rPr>
+              <w:t>Word → Physical: ultimate example?</w:t>
+            </w:r>
+          </w:p>
+        </w:tc>
+        <w:tc>
+          <w:tcPr>
+            <w:tcW w:w="3507" w:type="dxa"/>
+          </w:tcPr>
+          <w:p>
+            <w:pPr>
+              <w:pStyle w:val="ListParagraph"/>
+              <w:numPr>
+                <w:ilvl w:val="0"/>
+                <w:numId w:val="5"/>
+              </w:numPr>
+              <w:ind w:left="69" w:hanging="111"/>
+              <w:rPr>
+                <w:sz w:val="16"/>
+                <w:szCs w:val="16"/>
+              </w:rPr>
+            </w:pPr>
+            <w:r>
+              <w:rPr>
+                <w:sz w:val="16"/>
+                <w:szCs w:val="16"/>
+              </w:rPr>
+              <w:t xml:space="preserve">Ultimate example? </w:t>
+            </w:r>
+          </w:p>
+        </w:tc>
+        <w:tc>
+          <w:tcPr>
+            <w:tcW w:w="4852" w:type="dxa"/>
+          </w:tcPr>
+          <w:p>
+            <w:pPr>
+              <w:pStyle w:val="ListParagraph"/>
+              <w:numPr>
+                <w:ilvl w:val="0"/>
+                <w:numId w:val="5"/>
+              </w:numPr>
+              <w:ind w:left="69" w:hanging="111"/>
+              <w:rPr>
+                <w:sz w:val="16"/>
+                <w:szCs w:val="16"/>
+              </w:rPr>
+            </w:pPr>
+            <w:r>
+              <w:rPr>
+                <w:color w:val="EE0000"/>
+                <w:sz w:val="16"/>
+                <w:szCs w:val="16"/>
+              </w:rPr>
+              <w:t>Word of God (Bible</w:t>
+            </w:r>
+            <w:r>
+              <w:rPr>
+                <w:color w:val="EE0000"/>
+                <w:sz w:val="16"/>
+                <w:szCs w:val="16"/>
+              </w:rPr>
+              <w:t xml:space="preserve">) </w:t>
+            </w:r>
+            <w:r>
+              <w:rPr>
+                <w:color w:val="EE0000"/>
                 <w:sz w:val="16"/>
                 <w:szCs w:val="16"/>
               </w:rPr>
@@ -915,68 +1555,69 @@
             </w:r>
             <w:r>
               <w:rPr>
-                <w:sz w:val="16"/>
-                <w:szCs w:val="16"/>
-              </w:rPr>
-              <w:t xml:space="preserve"> Physical</w:t>
-            </w:r>
-          </w:p>
-        </w:tc>
-        <w:tc>
-          <w:tcPr>
-            <w:tcW w:w="5220" w:type="dxa"/>
-          </w:tcPr>
-          <w:p>
-            <w:pPr>
-              <w:rPr>
-                <w:sz w:val="16"/>
-                <w:szCs w:val="16"/>
-              </w:rPr>
-            </w:pPr>
-            <w:r>
-              <w:rPr>
-                <w:sz w:val="16"/>
-                <w:szCs w:val="16"/>
-              </w:rPr>
-              <w:t xml:space="preserve">Word of God (Bible) </w:t>
-            </w:r>
-            <w:r>
-              <w:rPr>
-                <w:sz w:val="16"/>
-                <w:szCs w:val="16"/>
-              </w:rPr>
-              <w:sym w:font="Wingdings" w:char="F0E0"/>
-            </w:r>
-            <w:r>
-              <w:rPr>
-                <w:sz w:val="16"/>
-                <w:szCs w:val="16"/>
-              </w:rPr>
-              <w:t xml:space="preserve"> Jesus.</w:t>
-            </w:r>
-          </w:p>
-        </w:tc>
-        <w:tc>
-          <w:tcPr>
-            <w:tcW w:w="3060" w:type="dxa"/>
-          </w:tcPr>
-          <w:p>
-            <w:pPr>
-              <w:rPr>
-                <w:i/>
-                <w:iCs/>
-                <w:sz w:val="16"/>
-                <w:szCs w:val="16"/>
-              </w:rPr>
-            </w:pPr>
-            <w:r>
-              <w:rPr>
-                <w:i/>
-                <w:iCs/>
-                <w:sz w:val="16"/>
-                <w:szCs w:val="16"/>
-              </w:rPr>
-              <w:t>And the Word became flesh and dwelt among us</w:t>
+                <w:color w:val="EE0000"/>
+                <w:sz w:val="16"/>
+                <w:szCs w:val="16"/>
+              </w:rPr>
+              <w:t xml:space="preserve"> J</w:t>
+            </w:r>
+            <w:r>
+              <w:rPr>
+                <w:color w:val="EE0000"/>
+                <w:sz w:val="16"/>
+                <w:szCs w:val="16"/>
+              </w:rPr>
+              <w:t>esus.</w:t>
+            </w:r>
+          </w:p>
+        </w:tc>
+        <w:tc>
+          <w:tcPr>
+            <w:tcW w:w="3510" w:type="dxa"/>
+          </w:tcPr>
+          <w:p>
+            <w:pPr>
+              <w:rPr>
+                <w:b/>
+                <w:bCs/>
+                <w:i/>
+                <w:iCs/>
+                <w:sz w:val="16"/>
+                <w:szCs w:val="16"/>
+              </w:rPr>
+            </w:pPr>
+            <w:r>
+              <w:rPr>
+                <w:b/>
+                <w:bCs/>
+                <w:i/>
+                <w:iCs/>
+                <w:sz w:val="16"/>
+                <w:szCs w:val="16"/>
+              </w:rPr>
+              <w:t>John 1:14</w:t>
+            </w:r>
+            <w:r>
+              <w:rPr>
+                <w:b/>
+                <w:bCs/>
+                <w:i/>
+                <w:iCs/>
+                <w:sz w:val="16"/>
+                <w:szCs w:val="16"/>
+              </w:rPr>
+              <w:t>_</w:t>
+            </w:r>
+            <w:r>
+              <w:rPr>
+                <w:b/>
+                <w:bCs/>
+                <w:i/>
+                <w:iCs/>
+                <w:sz w:val="16"/>
+                <w:szCs w:val="16"/>
+              </w:rPr>
+              <w:t>And the Word became flesh and dwelt among us.</w:t>
             </w:r>
           </w:p>
         </w:tc>
@@ -984,10 +1625,12 @@
       <w:tr>
         <w:tc>
           <w:tcPr>
-            <w:tcW w:w="548" w:type="dxa"/>
-          </w:tcPr>
-          <w:p>
-            <w:pPr>
+            <w:tcW w:w="284" w:type="dxa"/>
+          </w:tcPr>
+          <w:p>
+            <w:pPr>
+              <w:ind w:left="-108" w:right="-80"/>
+              <w:jc w:val="center"/>
               <w:rPr>
                 <w:sz w:val="16"/>
                 <w:szCs w:val="16"/>
@@ -1004,45 +1647,55 @@
         </w:tc>
         <w:tc>
           <w:tcPr>
-            <w:tcW w:w="2608" w:type="dxa"/>
-          </w:tcPr>
-          <w:p>
-            <w:pPr>
-              <w:rPr>
-                <w:i/>
-                <w:iCs/>
-                <w:sz w:val="16"/>
-                <w:szCs w:val="16"/>
-              </w:rPr>
-            </w:pPr>
-            <w:r>
-              <w:rPr>
-                <w:i/>
-                <w:iCs/>
-                <w:sz w:val="16"/>
-                <w:szCs w:val="16"/>
-              </w:rPr>
-              <w:t>And the Word became flesh and dwelt among us</w:t>
-            </w:r>
-          </w:p>
-        </w:tc>
-        <w:tc>
-          <w:tcPr>
-            <w:tcW w:w="3684" w:type="dxa"/>
-          </w:tcPr>
-          <w:p>
-            <w:pPr>
-              <w:rPr>
-                <w:sz w:val="16"/>
-                <w:szCs w:val="16"/>
-              </w:rPr>
-            </w:pPr>
-            <w:r>
-              <w:rPr>
-                <w:sz w:val="16"/>
-                <w:szCs w:val="16"/>
-              </w:rPr>
-              <w:t xml:space="preserve">What’s going on here? (God </w:t>
+            <w:tcW w:w="3057" w:type="dxa"/>
+          </w:tcPr>
+          <w:p>
+            <w:pPr>
+              <w:rPr>
+                <w:b/>
+                <w:bCs/>
+                <w:i/>
+                <w:iCs/>
+                <w:sz w:val="16"/>
+                <w:szCs w:val="16"/>
+              </w:rPr>
+            </w:pPr>
+            <w:r>
+              <w:rPr>
+                <w:b/>
+                <w:bCs/>
+                <w:i/>
+                <w:iCs/>
+                <w:sz w:val="16"/>
+                <w:szCs w:val="16"/>
+              </w:rPr>
+              <w:t>John 14:8_Philip said to him, “Lord, show us the Father, and it is enough for us.”</w:t>
+            </w:r>
+          </w:p>
+        </w:tc>
+        <w:tc>
+          <w:tcPr>
+            <w:tcW w:w="3507" w:type="dxa"/>
+          </w:tcPr>
+          <w:p>
+            <w:pPr>
+              <w:pStyle w:val="ListParagraph"/>
+              <w:numPr>
+                <w:ilvl w:val="0"/>
+                <w:numId w:val="5"/>
+              </w:numPr>
+              <w:ind w:left="67" w:hanging="113"/>
+              <w:rPr>
+                <w:sz w:val="16"/>
+                <w:szCs w:val="16"/>
+              </w:rPr>
+            </w:pPr>
+            <w:r>
+              <w:rPr>
+                <w:sz w:val="16"/>
+                <w:szCs w:val="16"/>
+              </w:rPr>
+              <w:t xml:space="preserve">God </w:t>
             </w:r>
             <w:r>
               <w:rPr>
@@ -1056,60 +1709,215 @@
                 <w:sz w:val="16"/>
                 <w:szCs w:val="16"/>
               </w:rPr>
-              <w:t xml:space="preserve"> flesh)</w:t>
-            </w:r>
-          </w:p>
-        </w:tc>
-        <w:tc>
-          <w:tcPr>
-            <w:tcW w:w="5220" w:type="dxa"/>
-          </w:tcPr>
-          <w:p>
-            <w:pPr>
-              <w:rPr>
-                <w:sz w:val="16"/>
-                <w:szCs w:val="16"/>
-              </w:rPr>
-            </w:pPr>
-            <w:r>
-              <w:rPr>
-                <w:sz w:val="16"/>
-                <w:szCs w:val="16"/>
-              </w:rPr>
-              <w:t>Inside-outy. Christ = visible image, God hidden within him.</w:t>
-            </w:r>
-          </w:p>
-        </w:tc>
-        <w:tc>
-          <w:tcPr>
-            <w:tcW w:w="3060" w:type="dxa"/>
-          </w:tcPr>
-          <w:p>
-            <w:pPr>
-              <w:rPr>
-                <w:i/>
-                <w:iCs/>
-                <w:sz w:val="16"/>
-                <w:szCs w:val="16"/>
-              </w:rPr>
-            </w:pPr>
-            <w:r>
-              <w:rPr>
-                <w:i/>
-                <w:iCs/>
-                <w:sz w:val="16"/>
-                <w:szCs w:val="16"/>
-              </w:rPr>
-              <w:t>“</w:t>
-            </w:r>
-            <w:r>
-              <w:rPr>
-                <w:i/>
-                <w:iCs/>
-                <w:sz w:val="16"/>
-                <w:szCs w:val="16"/>
-              </w:rPr>
-              <w:t>Whoever has seen me has seen the Father. How can you say, ‘Show us the Father’? Do you not believe that I am in the Father and the Father is in me?”</w:t>
+              <w:t xml:space="preserve"> </w:t>
+            </w:r>
+            <w:r>
+              <w:rPr>
+                <w:sz w:val="16"/>
+                <w:szCs w:val="16"/>
+              </w:rPr>
+              <w:t>flesh</w:t>
+            </w:r>
+            <w:r>
+              <w:rPr>
+                <w:sz w:val="16"/>
+                <w:szCs w:val="16"/>
+              </w:rPr>
+              <w:t xml:space="preserve">: </w:t>
+            </w:r>
+            <w:r>
+              <w:rPr>
+                <w:sz w:val="16"/>
+                <w:szCs w:val="16"/>
+              </w:rPr>
+              <w:t>What’s going on here?</w:t>
+            </w:r>
+          </w:p>
+        </w:tc>
+        <w:tc>
+          <w:tcPr>
+            <w:tcW w:w="4852" w:type="dxa"/>
+          </w:tcPr>
+          <w:p>
+            <w:pPr>
+              <w:pStyle w:val="ListParagraph"/>
+              <w:numPr>
+                <w:ilvl w:val="0"/>
+                <w:numId w:val="5"/>
+              </w:numPr>
+              <w:ind w:left="69" w:hanging="111"/>
+              <w:rPr>
+                <w:sz w:val="16"/>
+                <w:szCs w:val="16"/>
+              </w:rPr>
+            </w:pPr>
+            <w:r>
+              <w:rPr>
+                <w:sz w:val="16"/>
+                <w:szCs w:val="16"/>
+              </w:rPr>
+              <w:t>Inside-outy</w:t>
+            </w:r>
+            <w:r>
+              <w:rPr>
+                <w:sz w:val="16"/>
+                <w:szCs w:val="16"/>
+              </w:rPr>
+              <w:t>!</w:t>
+            </w:r>
+            <w:r>
+              <w:rPr>
+                <w:sz w:val="16"/>
+                <w:szCs w:val="16"/>
+              </w:rPr>
+              <w:t xml:space="preserve"> </w:t>
+            </w:r>
+            <w:r>
+              <w:rPr>
+                <w:sz w:val="16"/>
+                <w:szCs w:val="16"/>
+              </w:rPr>
+              <w:sym w:font="Wingdings" w:char="F0E0"/>
+            </w:r>
+            <w:r>
+              <w:rPr>
+                <w:sz w:val="16"/>
+                <w:szCs w:val="16"/>
+              </w:rPr>
+              <w:t xml:space="preserve"> </w:t>
+            </w:r>
+            <w:r>
+              <w:rPr>
+                <w:sz w:val="16"/>
+                <w:szCs w:val="16"/>
+              </w:rPr>
+              <w:t>Christ = visible image</w:t>
+            </w:r>
+            <w:r>
+              <w:rPr>
+                <w:sz w:val="16"/>
+                <w:szCs w:val="16"/>
+              </w:rPr>
+              <w:t xml:space="preserve">; </w:t>
+            </w:r>
+            <w:r>
+              <w:rPr>
+                <w:sz w:val="16"/>
+                <w:szCs w:val="16"/>
+              </w:rPr>
+              <w:t xml:space="preserve">God hidden </w:t>
+            </w:r>
+            <w:r>
+              <w:rPr>
+                <w:sz w:val="16"/>
+                <w:szCs w:val="16"/>
+              </w:rPr>
+              <w:t xml:space="preserve">in </w:t>
+            </w:r>
+            <w:r>
+              <w:rPr>
+                <w:sz w:val="16"/>
+                <w:szCs w:val="16"/>
+              </w:rPr>
+              <w:t>him.</w:t>
+            </w:r>
+          </w:p>
+          <w:p>
+            <w:pPr>
+              <w:pStyle w:val="ListParagraph"/>
+              <w:numPr>
+                <w:ilvl w:val="0"/>
+                <w:numId w:val="5"/>
+              </w:numPr>
+              <w:ind w:left="69" w:hanging="111"/>
+              <w:rPr>
+                <w:sz w:val="16"/>
+                <w:szCs w:val="16"/>
+              </w:rPr>
+            </w:pPr>
+            <w:r>
+              <w:rPr>
+                <w:color w:val="EE0000"/>
+                <w:sz w:val="16"/>
+                <w:szCs w:val="16"/>
+              </w:rPr>
+              <w:t xml:space="preserve">Phillip </w:t>
+            </w:r>
+            <w:r>
+              <w:rPr>
+                <w:color w:val="EE0000"/>
+                <w:sz w:val="16"/>
+                <w:szCs w:val="16"/>
+              </w:rPr>
+              <w:t>meeting</w:t>
+            </w:r>
+            <w:r>
+              <w:rPr>
+                <w:color w:val="EE0000"/>
+                <w:sz w:val="16"/>
+                <w:szCs w:val="16"/>
+              </w:rPr>
+              <w:t xml:space="preserve"> </w:t>
+            </w:r>
+            <w:r>
+              <w:rPr>
+                <w:color w:val="EE0000"/>
+                <w:sz w:val="16"/>
+                <w:szCs w:val="16"/>
+              </w:rPr>
+              <w:sym w:font="Wingdings" w:char="F0E0"/>
+            </w:r>
+            <w:r>
+              <w:rPr>
+                <w:color w:val="EE0000"/>
+                <w:sz w:val="16"/>
+                <w:szCs w:val="16"/>
+              </w:rPr>
+              <w:t xml:space="preserve"> </w:t>
+            </w:r>
+            <w:r>
+              <w:rPr>
+                <w:color w:val="EE0000"/>
+                <w:sz w:val="16"/>
+                <w:szCs w:val="16"/>
+              </w:rPr>
+              <w:t xml:space="preserve">Christ </w:t>
+            </w:r>
+            <w:r>
+              <w:rPr>
+                <w:color w:val="EE0000"/>
+                <w:sz w:val="16"/>
+                <w:szCs w:val="16"/>
+              </w:rPr>
+              <w:t>= incredulous</w:t>
+            </w:r>
+          </w:p>
+        </w:tc>
+        <w:tc>
+          <w:tcPr>
+            <w:tcW w:w="3510" w:type="dxa"/>
+          </w:tcPr>
+          <w:p>
+            <w:pPr>
+              <w:rPr>
+                <w:b/>
+                <w:bCs/>
+                <w:i/>
+                <w:iCs/>
+                <w:sz w:val="16"/>
+                <w:szCs w:val="16"/>
+              </w:rPr>
+            </w:pPr>
+            <w:r>
+              <w:rPr>
+                <w:b/>
+                <w:bCs/>
+                <w:i/>
+                <w:iCs/>
+                <w:sz w:val="16"/>
+                <w:szCs w:val="16"/>
+              </w:rPr>
+              <w:t>“Whoever has seen me has seen the Father. How can you say, ‘Show us the Father’? Do you not believe that I am in the Father and the Father is in me?”</w:t>
             </w:r>
           </w:p>
         </w:tc>
@@ -1117,10 +1925,12 @@
       <w:tr>
         <w:tc>
           <w:tcPr>
-            <w:tcW w:w="548" w:type="dxa"/>
-          </w:tcPr>
-          <w:p>
-            <w:pPr>
+            <w:tcW w:w="284" w:type="dxa"/>
+          </w:tcPr>
+          <w:p>
+            <w:pPr>
+              <w:ind w:left="-108" w:right="-80"/>
+              <w:jc w:val="center"/>
               <w:rPr>
                 <w:sz w:val="16"/>
                 <w:szCs w:val="16"/>
@@ -1137,56 +1947,75 @@
         </w:tc>
         <w:tc>
           <w:tcPr>
-            <w:tcW w:w="2608" w:type="dxa"/>
-          </w:tcPr>
-          <w:p>
-            <w:pPr>
-              <w:rPr>
-                <w:i/>
-                <w:iCs/>
-                <w:sz w:val="16"/>
-                <w:szCs w:val="16"/>
-              </w:rPr>
-            </w:pPr>
-            <w:r>
-              <w:rPr>
-                <w:i/>
-                <w:iCs/>
-                <w:sz w:val="16"/>
-                <w:szCs w:val="16"/>
-              </w:rPr>
-              <w:t>Blank</w:t>
-            </w:r>
-          </w:p>
-        </w:tc>
-        <w:tc>
-          <w:tcPr>
-            <w:tcW w:w="3684" w:type="dxa"/>
-          </w:tcPr>
-          <w:p>
-            <w:pPr>
-              <w:rPr>
-                <w:sz w:val="16"/>
-                <w:szCs w:val="16"/>
-              </w:rPr>
-            </w:pPr>
-            <w:r>
-              <w:rPr>
-                <w:sz w:val="16"/>
-                <w:szCs w:val="16"/>
-              </w:rPr>
-              <w:t xml:space="preserve">We’ve gone on </w:t>
-            </w:r>
-            <w:r>
-              <w:rPr>
-                <w:sz w:val="16"/>
-                <w:szCs w:val="16"/>
-              </w:rPr>
-              <w:t xml:space="preserve">about God’s exalted awesomeness. </w:t>
-            </w:r>
-          </w:p>
-          <w:p>
-            <w:pPr>
+            <w:tcW w:w="3057" w:type="dxa"/>
+          </w:tcPr>
+          <w:p>
+            <w:pPr>
+              <w:rPr>
+                <w:b/>
+                <w:bCs/>
+                <w:sz w:val="16"/>
+                <w:szCs w:val="16"/>
+              </w:rPr>
+            </w:pPr>
+            <w:r>
+              <w:rPr>
+                <w:b/>
+                <w:bCs/>
+                <w:sz w:val="16"/>
+                <w:szCs w:val="16"/>
+              </w:rPr>
+              <w:t>Why go from Classy to ashy?</w:t>
+            </w:r>
+          </w:p>
+        </w:tc>
+        <w:tc>
+          <w:tcPr>
+            <w:tcW w:w="3507" w:type="dxa"/>
+          </w:tcPr>
+          <w:p>
+            <w:pPr>
+              <w:pStyle w:val="ListParagraph"/>
+              <w:numPr>
+                <w:ilvl w:val="0"/>
+                <w:numId w:val="5"/>
+              </w:numPr>
+              <w:ind w:left="67" w:hanging="113"/>
+              <w:rPr>
+                <w:sz w:val="16"/>
+                <w:szCs w:val="16"/>
+              </w:rPr>
+            </w:pPr>
+            <w:r>
+              <w:rPr>
+                <w:sz w:val="16"/>
+                <w:szCs w:val="16"/>
+              </w:rPr>
+              <w:t xml:space="preserve">Focus so far = </w:t>
+            </w:r>
+            <w:r>
+              <w:rPr>
+                <w:sz w:val="16"/>
+                <w:szCs w:val="16"/>
+              </w:rPr>
+              <w:t xml:space="preserve">Christ’s </w:t>
+            </w:r>
+            <w:r>
+              <w:rPr>
+                <w:sz w:val="16"/>
+                <w:szCs w:val="16"/>
+              </w:rPr>
+              <w:t xml:space="preserve">awesomeness. </w:t>
+            </w:r>
+          </w:p>
+          <w:p>
+            <w:pPr>
+              <w:pStyle w:val="ListParagraph"/>
+              <w:numPr>
+                <w:ilvl w:val="0"/>
+                <w:numId w:val="5"/>
+              </w:numPr>
+              <w:ind w:left="67" w:hanging="113"/>
               <w:rPr>
                 <w:sz w:val="16"/>
                 <w:szCs w:val="16"/>
@@ -1205,13 +2034,55 @@
                 <w:sz w:val="16"/>
                 <w:szCs w:val="16"/>
               </w:rPr>
-              <w:t xml:space="preserve"> did God stoop from heaven to take on earthly body and deal with all the muck of human-ness? No AC. No toilets. </w:t>
-            </w:r>
-          </w:p>
-        </w:tc>
-        <w:tc>
-          <w:tcPr>
-            <w:tcW w:w="5220" w:type="dxa"/>
+              <w:t xml:space="preserve"> stoop</w:t>
+            </w:r>
+            <w:r>
+              <w:rPr>
+                <w:sz w:val="16"/>
+                <w:szCs w:val="16"/>
+              </w:rPr>
+              <w:t xml:space="preserve"> to humanity? </w:t>
+            </w:r>
+            <w:r>
+              <w:rPr>
+                <w:sz w:val="16"/>
+                <w:szCs w:val="16"/>
+              </w:rPr>
+              <w:t>No AC</w:t>
+            </w:r>
+            <w:r>
+              <w:rPr>
+                <w:sz w:val="16"/>
+                <w:szCs w:val="16"/>
+              </w:rPr>
+              <w:t xml:space="preserve">, </w:t>
+            </w:r>
+            <w:r>
+              <w:rPr>
+                <w:sz w:val="16"/>
+                <w:szCs w:val="16"/>
+              </w:rPr>
+              <w:t>toilets</w:t>
+            </w:r>
+            <w:r>
+              <w:rPr>
+                <w:sz w:val="16"/>
+                <w:szCs w:val="16"/>
+              </w:rPr>
+              <w:t>!</w:t>
+            </w:r>
+            <w:r>
+              <w:rPr>
+                <w:sz w:val="16"/>
+                <w:szCs w:val="16"/>
+              </w:rPr>
+              <w:t xml:space="preserve"> </w:t>
+            </w:r>
+          </w:p>
+        </w:tc>
+        <w:tc>
+          <w:tcPr>
+            <w:tcW w:w="4852" w:type="dxa"/>
           </w:tcPr>
           <w:p>
             <w:pPr>
@@ -1232,18 +2103,48 @@
                 <w:sz w:val="16"/>
                 <w:szCs w:val="16"/>
               </w:rPr>
-              <w:t>Showed us what a good life looks like! Read the gospels for more John &amp; Mark.</w:t>
-            </w:r>
-          </w:p>
-          <w:p>
-            <w:pPr>
-              <w:rPr>
-                <w:sz w:val="16"/>
-                <w:szCs w:val="16"/>
-              </w:rPr>
-            </w:pPr>
-            <w:r>
-              <w:rPr>
+              <w:t xml:space="preserve">Image a </w:t>
+            </w:r>
+            <w:r>
+              <w:rPr>
+                <w:sz w:val="16"/>
+                <w:szCs w:val="16"/>
+              </w:rPr>
+              <w:t>good life</w:t>
+            </w:r>
+            <w:r>
+              <w:rPr>
+                <w:sz w:val="16"/>
+                <w:szCs w:val="16"/>
+              </w:rPr>
+              <w:t xml:space="preserve"> (read </w:t>
+            </w:r>
+            <w:r>
+              <w:rPr>
+                <w:sz w:val="16"/>
+                <w:szCs w:val="16"/>
+              </w:rPr>
+              <w:t>John &amp; Mark</w:t>
+            </w:r>
+            <w:r>
+              <w:rPr>
+                <w:sz w:val="16"/>
+                <w:szCs w:val="16"/>
+              </w:rPr>
+              <w:t>)</w:t>
+            </w:r>
+          </w:p>
+          <w:p>
+            <w:pPr>
+              <w:rPr>
+                <w:color w:val="EE0000"/>
+                <w:sz w:val="16"/>
+                <w:szCs w:val="16"/>
+              </w:rPr>
+            </w:pPr>
+            <w:r>
+              <w:rPr>
+                <w:color w:val="EE0000"/>
                 <w:sz w:val="16"/>
                 <w:szCs w:val="16"/>
               </w:rPr>
@@ -1251,6 +2152,7 @@
             </w:r>
             <w:r>
               <w:rPr>
+                <w:color w:val="EE0000"/>
                 <w:sz w:val="16"/>
                 <w:szCs w:val="16"/>
               </w:rPr>
@@ -1258,25 +2160,70 @@
             </w:r>
             <w:r>
               <w:rPr>
-                <w:sz w:val="16"/>
-                <w:szCs w:val="16"/>
-              </w:rPr>
-              <w:t>e messed up pretty bad! Had to get in weeds. BCG mgr. humiliation.</w:t>
-            </w:r>
-          </w:p>
-          <w:p>
-            <w:pPr>
-              <w:rPr>
-                <w:sz w:val="16"/>
-                <w:szCs w:val="16"/>
-              </w:rPr>
-            </w:pPr>
-            <w:r>
-              <w:rPr>
-                <w:sz w:val="16"/>
-                <w:szCs w:val="16"/>
-              </w:rPr>
-              <w:t xml:space="preserve">But didn’t lord over us / resent us for it. He was </w:t>
+                <w:color w:val="EE0000"/>
+                <w:sz w:val="16"/>
+                <w:szCs w:val="16"/>
+              </w:rPr>
+              <w:t>e messed up bad! BCG</w:t>
+            </w:r>
+            <w:r>
+              <w:rPr>
+                <w:color w:val="EE0000"/>
+                <w:sz w:val="16"/>
+                <w:szCs w:val="16"/>
+              </w:rPr>
+              <w:t xml:space="preserve"> </w:t>
+            </w:r>
+            <w:r>
+              <w:rPr>
+                <w:color w:val="EE0000"/>
+                <w:sz w:val="16"/>
+                <w:szCs w:val="16"/>
+              </w:rPr>
+              <w:t>helicopter</w:t>
+            </w:r>
+            <w:r>
+              <w:rPr>
+                <w:color w:val="EE0000"/>
+                <w:sz w:val="16"/>
+                <w:szCs w:val="16"/>
+              </w:rPr>
+              <w:t xml:space="preserve"> humiliation.</w:t>
+            </w:r>
+          </w:p>
+          <w:p>
+            <w:pPr>
+              <w:pStyle w:val="ListParagraph"/>
+              <w:numPr>
+                <w:ilvl w:val="0"/>
+                <w:numId w:val="5"/>
+              </w:numPr>
+              <w:ind w:left="69" w:hanging="111"/>
+              <w:rPr>
+                <w:sz w:val="16"/>
+                <w:szCs w:val="16"/>
+              </w:rPr>
+            </w:pPr>
+            <w:r>
+              <w:rPr>
+                <w:sz w:val="16"/>
+                <w:szCs w:val="16"/>
+              </w:rPr>
+              <w:t xml:space="preserve">But didn’t </w:t>
+            </w:r>
+            <w:r>
+              <w:rPr>
+                <w:sz w:val="16"/>
+                <w:szCs w:val="16"/>
+              </w:rPr>
+              <w:t>L</w:t>
+            </w:r>
+            <w:r>
+              <w:rPr>
+                <w:sz w:val="16"/>
+                <w:szCs w:val="16"/>
+              </w:rPr>
+              <w:t xml:space="preserve">ord over us. He was </w:t>
             </w:r>
             <w:r>
               <w:rPr>
@@ -1298,19 +2245,45 @@
         </w:tc>
         <w:tc>
           <w:tcPr>
-            <w:tcW w:w="3060" w:type="dxa"/>
-          </w:tcPr>
-          <w:p>
-            <w:pPr>
-              <w:rPr>
-                <w:i/>
-                <w:iCs/>
-                <w:sz w:val="16"/>
-                <w:szCs w:val="16"/>
-              </w:rPr>
-            </w:pPr>
-            <w:r>
-              <w:rPr>
+            <w:tcW w:w="3510" w:type="dxa"/>
+          </w:tcPr>
+          <w:p>
+            <w:pPr>
+              <w:rPr>
+                <w:b/>
+                <w:bCs/>
+                <w:i/>
+                <w:iCs/>
+                <w:sz w:val="16"/>
+                <w:szCs w:val="16"/>
+              </w:rPr>
+            </w:pPr>
+            <w:r>
+              <w:rPr>
+                <w:b/>
+                <w:bCs/>
+                <w:i/>
+                <w:iCs/>
+                <w:sz w:val="16"/>
+                <w:szCs w:val="16"/>
+              </w:rPr>
+              <w:t>Col 1:21</w:t>
+            </w:r>
+            <w:r>
+              <w:rPr>
+                <w:b/>
+                <w:bCs/>
+                <w:i/>
+                <w:iCs/>
+                <w:sz w:val="16"/>
+                <w:szCs w:val="16"/>
+              </w:rPr>
+              <w:t>_</w:t>
+            </w:r>
+            <w:r>
+              <w:rPr>
+                <w:b/>
+                <w:bCs/>
                 <w:i/>
                 <w:iCs/>
                 <w:sz w:val="16"/>
@@ -1327,10 +2300,12 @@
         </w:trPr>
         <w:tc>
           <w:tcPr>
-            <w:tcW w:w="548" w:type="dxa"/>
-          </w:tcPr>
-          <w:p>
-            <w:pPr>
+            <w:tcW w:w="284" w:type="dxa"/>
+          </w:tcPr>
+          <w:p>
+            <w:pPr>
+              <w:ind w:left="-108" w:right="-80"/>
+              <w:jc w:val="center"/>
               <w:rPr>
                 <w:sz w:val="16"/>
                 <w:szCs w:val="16"/>
@@ -1347,94 +2322,301 @@
         </w:tc>
         <w:tc>
           <w:tcPr>
-            <w:tcW w:w="2608" w:type="dxa"/>
-          </w:tcPr>
-          <w:p>
-            <w:pPr>
-              <w:rPr>
-                <w:i/>
-                <w:iCs/>
-                <w:sz w:val="16"/>
-                <w:szCs w:val="16"/>
-              </w:rPr>
-            </w:pPr>
-            <w:r>
-              <w:rPr>
-                <w:i/>
-                <w:iCs/>
-                <w:sz w:val="16"/>
-                <w:szCs w:val="16"/>
-              </w:rPr>
-              <w:t>Blank</w:t>
-            </w:r>
-          </w:p>
-        </w:tc>
-        <w:tc>
-          <w:tcPr>
-            <w:tcW w:w="3684" w:type="dxa"/>
-          </w:tcPr>
-          <w:p>
-            <w:pPr>
-              <w:rPr>
-                <w:sz w:val="16"/>
-                <w:szCs w:val="16"/>
-              </w:rPr>
-            </w:pPr>
-            <w:r>
-              <w:rPr>
-                <w:sz w:val="16"/>
-                <w:szCs w:val="16"/>
-              </w:rPr>
-              <w:t xml:space="preserve">Why did he have to DIE though? </w:t>
-            </w:r>
-          </w:p>
-          <w:p>
-            <w:pPr>
-              <w:rPr>
-                <w:sz w:val="16"/>
-                <w:szCs w:val="16"/>
-              </w:rPr>
-            </w:pPr>
-            <w:r>
-              <w:rPr>
-                <w:sz w:val="16"/>
-                <w:szCs w:val="16"/>
-              </w:rPr>
-              <w:t>Convo intro: Extreme?!!</w:t>
-            </w:r>
-          </w:p>
-        </w:tc>
-        <w:tc>
-          <w:tcPr>
-            <w:tcW w:w="5220" w:type="dxa"/>
-          </w:tcPr>
-          <w:p>
-            <w:pPr>
-              <w:rPr>
-                <w:sz w:val="16"/>
-                <w:szCs w:val="16"/>
-              </w:rPr>
-            </w:pPr>
-            <w:r>
-              <w:rPr>
-                <w:sz w:val="16"/>
-                <w:szCs w:val="16"/>
-              </w:rPr>
-              <w:t xml:space="preserve">Congo response: Massive delta – only </w:t>
-            </w:r>
-            <w:r>
-              <w:rPr>
-                <w:sz w:val="16"/>
-                <w:szCs w:val="16"/>
-              </w:rPr>
-              <w:t>God</w:t>
-            </w:r>
-            <w:r>
-              <w:rPr>
-                <w:sz w:val="16"/>
-                <w:szCs w:val="16"/>
-              </w:rPr>
-              <w:t xml:space="preserve"> can fill that. No idea how </w:t>
+            <w:tcW w:w="3057" w:type="dxa"/>
+          </w:tcPr>
+          <w:p>
+            <w:pPr>
+              <w:rPr>
+                <w:b/>
+                <w:bCs/>
+                <w:i/>
+                <w:iCs/>
+                <w:sz w:val="16"/>
+                <w:szCs w:val="16"/>
+              </w:rPr>
+            </w:pPr>
+            <w:r>
+              <w:rPr>
+                <w:b/>
+                <w:bCs/>
+                <w:i/>
+                <w:iCs/>
+                <w:sz w:val="16"/>
+                <w:szCs w:val="16"/>
+              </w:rPr>
+              <w:t>Col 1:19</w:t>
+            </w:r>
+            <w:r>
+              <w:rPr>
+                <w:b/>
+                <w:bCs/>
+                <w:i/>
+                <w:iCs/>
+                <w:sz w:val="16"/>
+                <w:szCs w:val="16"/>
+              </w:rPr>
+              <w:t>_</w:t>
+            </w:r>
+            <w:r>
+              <w:rPr>
+                <w:b/>
+                <w:bCs/>
+                <w:i/>
+                <w:iCs/>
+                <w:sz w:val="16"/>
+                <w:szCs w:val="16"/>
+              </w:rPr>
+              <w:t>making peace by the blood of his cross.</w:t>
+            </w:r>
+          </w:p>
+        </w:tc>
+        <w:tc>
+          <w:tcPr>
+            <w:tcW w:w="3507" w:type="dxa"/>
+          </w:tcPr>
+          <w:p>
+            <w:pPr>
+              <w:pStyle w:val="ListParagraph"/>
+              <w:numPr>
+                <w:ilvl w:val="0"/>
+                <w:numId w:val="5"/>
+              </w:numPr>
+              <w:ind w:left="67" w:hanging="113"/>
+              <w:rPr>
+                <w:sz w:val="16"/>
+                <w:szCs w:val="16"/>
+              </w:rPr>
+            </w:pPr>
+            <w:r>
+              <w:rPr>
+                <w:sz w:val="16"/>
+                <w:szCs w:val="16"/>
+              </w:rPr>
+              <w:t>Cross = extreme image</w:t>
+            </w:r>
+            <w:r>
+              <w:rPr>
+                <w:sz w:val="16"/>
+                <w:szCs w:val="16"/>
+              </w:rPr>
+              <w:t xml:space="preserve"> of torture</w:t>
+            </w:r>
+          </w:p>
+          <w:p>
+            <w:pPr>
+              <w:pStyle w:val="ListParagraph"/>
+              <w:numPr>
+                <w:ilvl w:val="0"/>
+                <w:numId w:val="5"/>
+              </w:numPr>
+              <w:ind w:left="67" w:hanging="113"/>
+              <w:rPr>
+                <w:sz w:val="16"/>
+                <w:szCs w:val="16"/>
+              </w:rPr>
+            </w:pPr>
+            <w:r>
+              <w:rPr>
+                <w:sz w:val="16"/>
+                <w:szCs w:val="16"/>
+              </w:rPr>
+              <w:t>Why did he have to die?</w:t>
+            </w:r>
+          </w:p>
+        </w:tc>
+        <w:tc>
+          <w:tcPr>
+            <w:tcW w:w="4852" w:type="dxa"/>
+          </w:tcPr>
+          <w:p>
+            <w:pPr>
+              <w:pStyle w:val="ListParagraph"/>
+              <w:numPr>
+                <w:ilvl w:val="0"/>
+                <w:numId w:val="5"/>
+              </w:numPr>
+              <w:ind w:left="67" w:hanging="113"/>
+              <w:rPr>
+                <w:sz w:val="16"/>
+                <w:szCs w:val="16"/>
+              </w:rPr>
+            </w:pPr>
+            <w:r>
+              <w:rPr>
+                <w:sz w:val="16"/>
+                <w:szCs w:val="16"/>
+              </w:rPr>
+              <w:t xml:space="preserve">Convo intro: </w:t>
+            </w:r>
+            <w:r>
+              <w:rPr>
+                <w:sz w:val="16"/>
+                <w:szCs w:val="16"/>
+              </w:rPr>
+              <w:t xml:space="preserve">Need to </w:t>
+            </w:r>
+            <w:r>
+              <w:rPr>
+                <w:sz w:val="16"/>
+                <w:szCs w:val="16"/>
+              </w:rPr>
+              <w:t xml:space="preserve">help and save </w:t>
+            </w:r>
+            <w:r>
+              <w:rPr>
+                <w:sz w:val="16"/>
+                <w:szCs w:val="16"/>
+              </w:rPr>
+              <w:t>you.</w:t>
+            </w:r>
+          </w:p>
+          <w:p>
+            <w:pPr>
+              <w:pStyle w:val="ListParagraph"/>
+              <w:numPr>
+                <w:ilvl w:val="0"/>
+                <w:numId w:val="5"/>
+              </w:numPr>
+              <w:ind w:left="69" w:hanging="111"/>
+              <w:rPr>
+                <w:sz w:val="16"/>
+                <w:szCs w:val="16"/>
+              </w:rPr>
+            </w:pPr>
+            <w:r>
+              <w:rPr>
+                <w:sz w:val="16"/>
+                <w:szCs w:val="16"/>
+              </w:rPr>
+              <w:t>…</w:t>
+            </w:r>
+            <w:r>
+              <w:rPr>
+                <w:sz w:val="16"/>
+                <w:szCs w:val="16"/>
+              </w:rPr>
+              <w:t>C</w:t>
+            </w:r>
+            <w:r>
+              <w:rPr>
+                <w:sz w:val="16"/>
+                <w:szCs w:val="16"/>
+                <w:u w:val="single"/>
+              </w:rPr>
+              <w:t>rucifixion</w:t>
+            </w:r>
+            <w:r>
+              <w:rPr>
+                <w:sz w:val="16"/>
+                <w:szCs w:val="16"/>
+                <w:u w:val="single"/>
+              </w:rPr>
+              <w:t>?!</w:t>
+            </w:r>
+            <w:r>
+              <w:rPr>
+                <w:sz w:val="16"/>
+                <w:szCs w:val="16"/>
+              </w:rPr>
+              <w:t xml:space="preserve"> </w:t>
+            </w:r>
+            <w:r>
+              <w:rPr>
+                <w:sz w:val="16"/>
+                <w:szCs w:val="16"/>
+              </w:rPr>
+              <w:t>= Excessive</w:t>
+            </w:r>
+            <w:r>
+              <w:rPr>
+                <w:sz w:val="16"/>
+                <w:szCs w:val="16"/>
+              </w:rPr>
+              <w:t xml:space="preserve"> </w:t>
+            </w:r>
+            <w:r>
+              <w:rPr>
+                <w:sz w:val="16"/>
+                <w:szCs w:val="16"/>
+              </w:rPr>
+              <w:sym w:font="Wingdings" w:char="F0E0"/>
+            </w:r>
+            <w:r>
+              <w:rPr>
+                <w:sz w:val="16"/>
+                <w:szCs w:val="16"/>
+              </w:rPr>
+              <w:t xml:space="preserve"> </w:t>
+            </w:r>
+            <w:r>
+              <w:rPr>
+                <w:sz w:val="16"/>
+                <w:szCs w:val="16"/>
+              </w:rPr>
+              <w:t xml:space="preserve">10-point plan. </w:t>
+            </w:r>
+          </w:p>
+          <w:p>
+            <w:pPr>
+              <w:pStyle w:val="ListParagraph"/>
+              <w:numPr>
+                <w:ilvl w:val="0"/>
+                <w:numId w:val="5"/>
+              </w:numPr>
+              <w:ind w:left="69" w:hanging="111"/>
+              <w:rPr>
+                <w:sz w:val="16"/>
+                <w:szCs w:val="16"/>
+              </w:rPr>
+            </w:pPr>
+            <w:r>
+              <w:rPr>
+                <w:sz w:val="16"/>
+                <w:szCs w:val="16"/>
+              </w:rPr>
+              <w:t xml:space="preserve">Walks me through Delta </w:t>
+            </w:r>
+            <w:r>
+              <w:rPr>
+                <w:sz w:val="16"/>
+                <w:szCs w:val="16"/>
+              </w:rPr>
+              <w:sym w:font="Wingdings" w:char="F0E0"/>
+            </w:r>
+            <w:r>
+              <w:rPr>
+                <w:sz w:val="16"/>
+                <w:szCs w:val="16"/>
+              </w:rPr>
+              <w:t xml:space="preserve"> </w:t>
+            </w:r>
+            <w:r>
+              <w:rPr>
+                <w:sz w:val="16"/>
+                <w:szCs w:val="16"/>
+              </w:rPr>
+              <w:t xml:space="preserve">only God can fill that. </w:t>
+            </w:r>
+          </w:p>
+          <w:p>
+            <w:pPr>
+              <w:pStyle w:val="ListParagraph"/>
+              <w:numPr>
+                <w:ilvl w:val="0"/>
+                <w:numId w:val="5"/>
+              </w:numPr>
+              <w:ind w:left="69" w:hanging="111"/>
+              <w:rPr>
+                <w:sz w:val="16"/>
+                <w:szCs w:val="16"/>
+              </w:rPr>
+            </w:pPr>
+            <w:r>
+              <w:rPr>
+                <w:sz w:val="16"/>
+                <w:szCs w:val="16"/>
+              </w:rPr>
+              <w:t xml:space="preserve">No idea how </w:t>
             </w:r>
             <w:r>
               <w:rPr>
@@ -1450,7 +2632,14 @@
                 <w:sz w:val="16"/>
                 <w:szCs w:val="16"/>
               </w:rPr>
-              <w:t xml:space="preserve"> God is. How </w:t>
+              <w:t xml:space="preserve"> </w:t>
+            </w:r>
+            <w:r>
+              <w:rPr>
+                <w:sz w:val="16"/>
+                <w:szCs w:val="16"/>
+              </w:rPr>
+              <w:t xml:space="preserve">+ </w:t>
             </w:r>
             <w:r>
               <w:rPr>
@@ -1466,25 +2655,72 @@
                 <w:sz w:val="16"/>
                 <w:szCs w:val="16"/>
               </w:rPr>
-              <w:t xml:space="preserve"> and awesome he wants us and his creation to be.</w:t>
-            </w:r>
-          </w:p>
-        </w:tc>
-        <w:tc>
-          <w:tcPr>
-            <w:tcW w:w="3060" w:type="dxa"/>
-          </w:tcPr>
-          <w:p>
-            <w:pPr>
-              <w:rPr>
-                <w:i/>
-                <w:iCs/>
-                <w:sz w:val="16"/>
-                <w:szCs w:val="16"/>
-              </w:rPr>
-            </w:pPr>
-            <w:r>
-              <w:rPr>
+              <w:t xml:space="preserve"> </w:t>
+            </w:r>
+            <w:r>
+              <w:rPr>
+                <w:sz w:val="16"/>
+                <w:szCs w:val="16"/>
+              </w:rPr>
+              <w:t xml:space="preserve">+ </w:t>
+            </w:r>
+            <w:r>
+              <w:rPr>
+                <w:sz w:val="16"/>
+                <w:szCs w:val="16"/>
+              </w:rPr>
+              <w:t xml:space="preserve">awesome </w:t>
+            </w:r>
+            <w:r>
+              <w:rPr>
+                <w:sz w:val="16"/>
+                <w:szCs w:val="16"/>
+              </w:rPr>
+              <w:t xml:space="preserve">God is and his goals </w:t>
+            </w:r>
+          </w:p>
+        </w:tc>
+        <w:tc>
+          <w:tcPr>
+            <w:tcW w:w="3510" w:type="dxa"/>
+          </w:tcPr>
+          <w:p>
+            <w:pPr>
+              <w:rPr>
+                <w:b/>
+                <w:bCs/>
+                <w:i/>
+                <w:iCs/>
+                <w:sz w:val="16"/>
+                <w:szCs w:val="16"/>
+              </w:rPr>
+            </w:pPr>
+            <w:r>
+              <w:rPr>
+                <w:b/>
+                <w:bCs/>
+                <w:i/>
+                <w:iCs/>
+                <w:sz w:val="16"/>
+                <w:szCs w:val="16"/>
+              </w:rPr>
+              <w:t>Col 1:22</w:t>
+            </w:r>
+            <w:r>
+              <w:rPr>
+                <w:b/>
+                <w:bCs/>
+                <w:i/>
+                <w:iCs/>
+                <w:sz w:val="16"/>
+                <w:szCs w:val="16"/>
+              </w:rPr>
+              <w:t>_</w:t>
+            </w:r>
+            <w:r>
+              <w:rPr>
+                <w:b/>
+                <w:bCs/>
                 <w:i/>
                 <w:iCs/>
                 <w:sz w:val="16"/>
@@ -1498,10 +2734,12 @@
       <w:tr>
         <w:tc>
           <w:tcPr>
-            <w:tcW w:w="548" w:type="dxa"/>
-          </w:tcPr>
-          <w:p>
-            <w:pPr>
+            <w:tcW w:w="284" w:type="dxa"/>
+          </w:tcPr>
+          <w:p>
+            <w:pPr>
+              <w:ind w:left="-108" w:right="-80"/>
+              <w:jc w:val="center"/>
               <w:rPr>
                 <w:sz w:val="16"/>
                 <w:szCs w:val="16"/>
@@ -1518,34 +2756,40 @@
         </w:tc>
         <w:tc>
           <w:tcPr>
-            <w:tcW w:w="2608" w:type="dxa"/>
-          </w:tcPr>
-          <w:p>
-            <w:pPr>
-              <w:rPr>
-                <w:i/>
-                <w:iCs/>
-                <w:sz w:val="16"/>
-                <w:szCs w:val="16"/>
-              </w:rPr>
-            </w:pPr>
-            <w:r>
-              <w:rPr>
-                <w:i/>
-                <w:iCs/>
-                <w:sz w:val="16"/>
-                <w:szCs w:val="16"/>
-              </w:rPr>
-              <w:t>He has now reconciled in his body of flesh by his death, in order to present you holy and blameless and above reproach before him</w:t>
-            </w:r>
-          </w:p>
-        </w:tc>
-        <w:tc>
-          <w:tcPr>
-            <w:tcW w:w="3684" w:type="dxa"/>
-          </w:tcPr>
-          <w:p>
-            <w:pPr>
+            <w:tcW w:w="3057" w:type="dxa"/>
+          </w:tcPr>
+          <w:p>
+            <w:pPr>
+              <w:rPr>
+                <w:b/>
+                <w:bCs/>
+                <w:sz w:val="16"/>
+                <w:szCs w:val="16"/>
+              </w:rPr>
+            </w:pPr>
+            <w:r>
+              <w:rPr>
+                <w:b/>
+                <w:bCs/>
+                <w:sz w:val="16"/>
+                <w:szCs w:val="16"/>
+              </w:rPr>
+              <w:t>The exchange?</w:t>
+            </w:r>
+          </w:p>
+        </w:tc>
+        <w:tc>
+          <w:tcPr>
+            <w:tcW w:w="3507" w:type="dxa"/>
+          </w:tcPr>
+          <w:p>
+            <w:pPr>
+              <w:pStyle w:val="ListParagraph"/>
+              <w:numPr>
+                <w:ilvl w:val="0"/>
+                <w:numId w:val="5"/>
+              </w:numPr>
+              <w:ind w:left="67" w:hanging="113"/>
               <w:rPr>
                 <w:sz w:val="16"/>
                 <w:szCs w:val="16"/>
@@ -1562,54 +2806,144 @@
         </w:tc>
         <w:tc>
           <w:tcPr>
-            <w:tcW w:w="5220" w:type="dxa"/>
-          </w:tcPr>
-          <w:p>
-            <w:pPr>
-              <w:rPr>
-                <w:sz w:val="16"/>
-                <w:szCs w:val="16"/>
-              </w:rPr>
-            </w:pPr>
-            <w:r>
-              <w:rPr>
-                <w:sz w:val="16"/>
-                <w:szCs w:val="16"/>
-              </w:rPr>
-              <w:t>Part 1: The exchange on the cross</w:t>
-            </w:r>
-          </w:p>
-          <w:p>
-            <w:pPr>
-              <w:rPr>
-                <w:sz w:val="16"/>
-                <w:szCs w:val="16"/>
-              </w:rPr>
-            </w:pPr>
-            <w:r>
-              <w:rPr>
-                <w:sz w:val="16"/>
-                <w:szCs w:val="16"/>
-              </w:rPr>
-              <w:t>- His blood &lt;-&gt; Our sins (communion = remission of sins)</w:t>
-            </w:r>
-          </w:p>
-        </w:tc>
-        <w:tc>
-          <w:tcPr>
-            <w:tcW w:w="3060" w:type="dxa"/>
-          </w:tcPr>
-          <w:p>
-            <w:pPr>
-              <w:rPr>
-                <w:i/>
-                <w:iCs/>
-                <w:sz w:val="16"/>
-                <w:szCs w:val="16"/>
-              </w:rPr>
-            </w:pPr>
-            <w:r>
-              <w:rPr>
+            <w:tcW w:w="4852" w:type="dxa"/>
+          </w:tcPr>
+          <w:p>
+            <w:pPr>
+              <w:pStyle w:val="ListParagraph"/>
+              <w:numPr>
+                <w:ilvl w:val="0"/>
+                <w:numId w:val="5"/>
+              </w:numPr>
+              <w:ind w:left="69" w:hanging="111"/>
+              <w:rPr>
+                <w:sz w:val="16"/>
+                <w:szCs w:val="16"/>
+              </w:rPr>
+            </w:pPr>
+            <w:r>
+              <w:rPr>
+                <w:color w:val="EE0000"/>
+                <w:sz w:val="16"/>
+                <w:szCs w:val="16"/>
+              </w:rPr>
+              <w:t>P</w:t>
+            </w:r>
+            <w:r>
+              <w:rPr>
+                <w:color w:val="EE0000"/>
+                <w:sz w:val="16"/>
+                <w:szCs w:val="16"/>
+              </w:rPr>
+              <w:t>1</w:t>
+            </w:r>
+            <w:r>
+              <w:rPr>
+                <w:color w:val="EE0000"/>
+                <w:sz w:val="16"/>
+                <w:szCs w:val="16"/>
+              </w:rPr>
+              <w:t xml:space="preserve"> = </w:t>
+            </w:r>
+            <w:r>
+              <w:rPr>
+                <w:color w:val="EE0000"/>
+                <w:sz w:val="16"/>
+                <w:szCs w:val="16"/>
+              </w:rPr>
+              <w:t>Exchange</w:t>
+            </w:r>
+            <w:r>
+              <w:rPr>
+                <w:color w:val="EE0000"/>
+                <w:sz w:val="16"/>
+                <w:szCs w:val="16"/>
+              </w:rPr>
+              <w:t xml:space="preserve"> </w:t>
+            </w:r>
+            <w:r>
+              <w:rPr>
+                <w:color w:val="EE0000"/>
+                <w:sz w:val="16"/>
+                <w:szCs w:val="16"/>
+              </w:rPr>
+              <w:t xml:space="preserve">on cross </w:t>
+            </w:r>
+            <w:r>
+              <w:rPr>
+                <w:color w:val="EE0000"/>
+                <w:sz w:val="16"/>
+                <w:szCs w:val="16"/>
+              </w:rPr>
+              <w:t xml:space="preserve">= </w:t>
+            </w:r>
+            <w:r>
+              <w:rPr>
+                <w:color w:val="EE0000"/>
+                <w:sz w:val="16"/>
+                <w:szCs w:val="16"/>
+              </w:rPr>
+              <w:t>blood &lt;-&gt; Our sins</w:t>
+            </w:r>
+            <w:r>
+              <w:rPr>
+                <w:color w:val="EE0000"/>
+                <w:sz w:val="16"/>
+                <w:szCs w:val="16"/>
+              </w:rPr>
+              <w:t>… (C</w:t>
+            </w:r>
+            <w:r>
+              <w:rPr>
+                <w:color w:val="EE0000"/>
+                <w:sz w:val="16"/>
+                <w:szCs w:val="16"/>
+              </w:rPr>
+              <w:t>ommunion)</w:t>
+            </w:r>
+          </w:p>
+        </w:tc>
+        <w:tc>
+          <w:tcPr>
+            <w:tcW w:w="3510" w:type="dxa"/>
+          </w:tcPr>
+          <w:p>
+            <w:pPr>
+              <w:rPr>
+                <w:b/>
+                <w:bCs/>
+                <w:i/>
+                <w:iCs/>
+                <w:sz w:val="16"/>
+                <w:szCs w:val="16"/>
+              </w:rPr>
+            </w:pPr>
+            <w:r>
+              <w:rPr>
+                <w:b/>
+                <w:bCs/>
+                <w:i/>
+                <w:iCs/>
+                <w:sz w:val="16"/>
+                <w:szCs w:val="16"/>
+              </w:rPr>
+              <w:t>Matt 26:28</w:t>
+            </w:r>
+            <w:r>
+              <w:rPr>
+                <w:b/>
+                <w:bCs/>
+                <w:i/>
+                <w:iCs/>
+                <w:sz w:val="16"/>
+                <w:szCs w:val="16"/>
+              </w:rPr>
+              <w:t>_</w:t>
+            </w:r>
+            <w:r>
+              <w:rPr>
+                <w:b/>
+                <w:bCs/>
                 <w:i/>
                 <w:iCs/>
                 <w:sz w:val="16"/>
@@ -1623,10 +2957,12 @@
       <w:tr>
         <w:tc>
           <w:tcPr>
-            <w:tcW w:w="548" w:type="dxa"/>
-          </w:tcPr>
-          <w:p>
-            <w:pPr>
+            <w:tcW w:w="284" w:type="dxa"/>
+          </w:tcPr>
+          <w:p>
+            <w:pPr>
+              <w:ind w:left="-108" w:right="-80"/>
+              <w:jc w:val="center"/>
               <w:rPr>
                 <w:sz w:val="16"/>
                 <w:szCs w:val="16"/>
@@ -1650,19 +2986,45 @@
         </w:tc>
         <w:tc>
           <w:tcPr>
-            <w:tcW w:w="2608" w:type="dxa"/>
-          </w:tcPr>
-          <w:p>
-            <w:pPr>
-              <w:rPr>
-                <w:i/>
-                <w:iCs/>
-                <w:sz w:val="16"/>
-                <w:szCs w:val="16"/>
-              </w:rPr>
-            </w:pPr>
-            <w:r>
-              <w:rPr>
+            <w:tcW w:w="3057" w:type="dxa"/>
+          </w:tcPr>
+          <w:p>
+            <w:pPr>
+              <w:rPr>
+                <w:b/>
+                <w:bCs/>
+                <w:i/>
+                <w:iCs/>
+                <w:sz w:val="16"/>
+                <w:szCs w:val="16"/>
+              </w:rPr>
+            </w:pPr>
+            <w:r>
+              <w:rPr>
+                <w:b/>
+                <w:bCs/>
+                <w:i/>
+                <w:iCs/>
+                <w:sz w:val="16"/>
+                <w:szCs w:val="16"/>
+              </w:rPr>
+              <w:t>Col 1:22</w:t>
+            </w:r>
+            <w:r>
+              <w:rPr>
+                <w:b/>
+                <w:bCs/>
+                <w:i/>
+                <w:iCs/>
+                <w:sz w:val="16"/>
+                <w:szCs w:val="16"/>
+              </w:rPr>
+              <w:t>_</w:t>
+            </w:r>
+            <w:r>
+              <w:rPr>
+                <w:b/>
+                <w:bCs/>
                 <w:i/>
                 <w:iCs/>
                 <w:sz w:val="16"/>
@@ -1674,80 +3036,53 @@
         </w:tc>
         <w:tc>
           <w:tcPr>
-            <w:tcW w:w="3684" w:type="dxa"/>
-          </w:tcPr>
-          <w:p>
-            <w:pPr>
-              <w:rPr>
-                <w:sz w:val="16"/>
-                <w:szCs w:val="16"/>
-              </w:rPr>
-            </w:pPr>
-            <w:r>
-              <w:rPr>
-                <w:i/>
-                <w:iCs/>
-                <w:sz w:val="16"/>
-                <w:szCs w:val="16"/>
-              </w:rPr>
-              <w:t>Blank</w:t>
-            </w:r>
-          </w:p>
-        </w:tc>
-        <w:tc>
-          <w:tcPr>
-            <w:tcW w:w="5220" w:type="dxa"/>
-          </w:tcPr>
-          <w:p>
-            <w:pPr>
-              <w:rPr>
-                <w:sz w:val="16"/>
-                <w:szCs w:val="16"/>
-              </w:rPr>
-            </w:pPr>
-            <w:r>
-              <w:rPr>
-                <w:sz w:val="16"/>
-                <w:szCs w:val="16"/>
-              </w:rPr>
-              <w:t xml:space="preserve">Part 2: The </w:t>
-            </w:r>
-            <w:r>
-              <w:rPr>
-                <w:b/>
-                <w:bCs/>
-                <w:sz w:val="16"/>
-                <w:szCs w:val="16"/>
-              </w:rPr>
-              <w:t>real</w:t>
-            </w:r>
-            <w:r>
-              <w:rPr>
-                <w:sz w:val="16"/>
-                <w:szCs w:val="16"/>
-              </w:rPr>
-              <w:t xml:space="preserve"> cost </w:t>
-            </w:r>
-            <w:r>
-              <w:rPr>
-                <w:sz w:val="16"/>
-                <w:szCs w:val="16"/>
-              </w:rPr>
-              <w:t>Christ</w:t>
-            </w:r>
-            <w:r>
-              <w:rPr>
-                <w:sz w:val="16"/>
-                <w:szCs w:val="16"/>
-              </w:rPr>
-              <w:t xml:space="preserve"> paid on cross</w:t>
-            </w:r>
-            <w:r>
-              <w:rPr>
-                <w:sz w:val="16"/>
-                <w:szCs w:val="16"/>
-              </w:rPr>
-              <w:t xml:space="preserve"> = separation. </w:t>
+            <w:tcW w:w="3507" w:type="dxa"/>
+          </w:tcPr>
+          <w:p>
+            <w:pPr>
+              <w:pStyle w:val="ListParagraph"/>
+              <w:numPr>
+                <w:ilvl w:val="0"/>
+                <w:numId w:val="5"/>
+              </w:numPr>
+              <w:ind w:left="67" w:hanging="113"/>
+              <w:rPr>
+                <w:sz w:val="16"/>
+                <w:szCs w:val="16"/>
+              </w:rPr>
+            </w:pPr>
+            <w:r>
+              <w:rPr>
+                <w:sz w:val="16"/>
+                <w:szCs w:val="16"/>
+              </w:rPr>
+              <w:t>P2 of fix?</w:t>
+            </w:r>
+          </w:p>
+        </w:tc>
+        <w:tc>
+          <w:tcPr>
+            <w:tcW w:w="4852" w:type="dxa"/>
+          </w:tcPr>
+          <w:p>
+            <w:pPr>
+              <w:pStyle w:val="ListParagraph"/>
+              <w:numPr>
+                <w:ilvl w:val="0"/>
+                <w:numId w:val="5"/>
+              </w:numPr>
+              <w:ind w:left="69" w:hanging="111"/>
+              <w:rPr>
+                <w:sz w:val="16"/>
+                <w:szCs w:val="16"/>
+              </w:rPr>
+            </w:pPr>
+            <w:r>
+              <w:rPr>
+                <w:sz w:val="16"/>
+                <w:szCs w:val="16"/>
+              </w:rPr>
+              <w:t xml:space="preserve">P2 = Paying </w:t>
             </w:r>
             <w:r>
               <w:rPr>
@@ -1755,7 +3090,7 @@
                 <w:szCs w:val="16"/>
                 <w:u w:val="single"/>
               </w:rPr>
-              <w:t>B</w:t>
+              <w:t>C</w:t>
             </w:r>
             <w:r>
               <w:rPr>
@@ -1763,7 +3098,61 @@
                 <w:szCs w:val="16"/>
                 <w:u w:val="single"/>
               </w:rPr>
-              <w:t>ecame</w:t>
+              <w:t>ost</w:t>
+            </w:r>
+            <w:r>
+              <w:rPr>
+                <w:sz w:val="16"/>
+                <w:szCs w:val="16"/>
+              </w:rPr>
+              <w:t xml:space="preserve">. </w:t>
+            </w:r>
+          </w:p>
+          <w:p>
+            <w:pPr>
+              <w:pStyle w:val="ListParagraph"/>
+              <w:numPr>
+                <w:ilvl w:val="0"/>
+                <w:numId w:val="5"/>
+              </w:numPr>
+              <w:ind w:left="69" w:hanging="111"/>
+              <w:rPr>
+                <w:sz w:val="16"/>
+                <w:szCs w:val="16"/>
+              </w:rPr>
+            </w:pPr>
+            <w:r>
+              <w:rPr>
+                <w:b/>
+                <w:bCs/>
+                <w:sz w:val="16"/>
+                <w:szCs w:val="16"/>
+              </w:rPr>
+              <w:t>R</w:t>
+            </w:r>
+            <w:r>
+              <w:rPr>
+                <w:b/>
+                <w:bCs/>
+                <w:sz w:val="16"/>
+                <w:szCs w:val="16"/>
+              </w:rPr>
+              <w:t>eal</w:t>
+            </w:r>
+            <w:r>
+              <w:rPr>
+                <w:sz w:val="16"/>
+                <w:szCs w:val="16"/>
+              </w:rPr>
+              <w:t xml:space="preserve"> cost Christ paid on cross = separation. </w:t>
+            </w:r>
+            <w:r>
+              <w:rPr>
+                <w:sz w:val="16"/>
+                <w:szCs w:val="16"/>
+                <w:u w:val="single"/>
+              </w:rPr>
+              <w:t>Became</w:t>
             </w:r>
             <w:r>
               <w:rPr>
@@ -1777,97 +3166,298 @@
                 <w:sz w:val="16"/>
                 <w:szCs w:val="16"/>
               </w:rPr>
-              <w:t xml:space="preserve"> = </w:t>
-            </w:r>
-            <w:r>
-              <w:rPr>
-                <w:sz w:val="16"/>
-                <w:szCs w:val="16"/>
-              </w:rPr>
-              <w:t>separation. So separated Son from Father + Son from Sprit.</w:t>
-            </w:r>
-          </w:p>
-          <w:p>
-            <w:pPr>
-              <w:rPr>
-                <w:sz w:val="16"/>
-                <w:szCs w:val="16"/>
-              </w:rPr>
-            </w:pPr>
-            <w:r>
-              <w:rPr>
-                <w:sz w:val="16"/>
-                <w:szCs w:val="16"/>
-              </w:rPr>
-              <w:t>How difficult for each member of trinity</w:t>
-            </w:r>
-          </w:p>
-          <w:p>
-            <w:pPr>
-              <w:rPr>
-                <w:sz w:val="16"/>
-                <w:szCs w:val="16"/>
-              </w:rPr>
-            </w:pPr>
-            <w:r>
-              <w:rPr>
-                <w:sz w:val="16"/>
-                <w:szCs w:val="16"/>
-              </w:rPr>
-              <w:t>Carol Dweck growth mindset. Proof = extension.</w:t>
-            </w:r>
-          </w:p>
-        </w:tc>
-        <w:tc>
-          <w:tcPr>
-            <w:tcW w:w="3060" w:type="dxa"/>
-          </w:tcPr>
-          <w:p>
-            <w:pPr>
-              <w:rPr>
-                <w:i/>
-                <w:iCs/>
-                <w:sz w:val="16"/>
-                <w:szCs w:val="16"/>
-              </w:rPr>
-            </w:pPr>
-            <w:r>
-              <w:rPr>
-                <w:i/>
-                <w:iCs/>
-                <w:sz w:val="16"/>
-                <w:szCs w:val="16"/>
-              </w:rPr>
-              <w:t>“</w:t>
-            </w:r>
-            <w:r>
-              <w:rPr>
-                <w:i/>
-                <w:iCs/>
+              <w:t>.</w:t>
+            </w:r>
+          </w:p>
+          <w:p>
+            <w:pPr>
+              <w:pStyle w:val="ListParagraph"/>
+              <w:numPr>
+                <w:ilvl w:val="0"/>
+                <w:numId w:val="5"/>
+              </w:numPr>
+              <w:ind w:left="69" w:hanging="111"/>
+              <w:rPr>
+                <w:sz w:val="16"/>
+                <w:szCs w:val="16"/>
+              </w:rPr>
+            </w:pPr>
+            <w:r>
+              <w:rPr>
+                <w:sz w:val="16"/>
+                <w:szCs w:val="16"/>
+              </w:rPr>
+              <w:t xml:space="preserve">Sin </w:t>
+            </w:r>
+            <w:r>
+              <w:rPr>
+                <w:sz w:val="16"/>
+                <w:szCs w:val="16"/>
+              </w:rPr>
+              <w:sym w:font="Wingdings" w:char="F0E0"/>
+            </w:r>
+            <w:r>
+              <w:rPr>
+                <w:sz w:val="16"/>
+                <w:szCs w:val="16"/>
+              </w:rPr>
+              <w:t xml:space="preserve"> </w:t>
+            </w:r>
+            <w:r>
+              <w:rPr>
+                <w:sz w:val="16"/>
+                <w:szCs w:val="16"/>
+              </w:rPr>
+              <w:t xml:space="preserve">Necessarily </w:t>
+            </w:r>
+            <w:r>
+              <w:rPr>
+                <w:sz w:val="16"/>
+                <w:szCs w:val="16"/>
+                <w:u w:val="single"/>
+              </w:rPr>
+              <w:t>separates</w:t>
+            </w:r>
+            <w:r>
+              <w:rPr>
+                <w:sz w:val="16"/>
+                <w:szCs w:val="16"/>
+              </w:rPr>
+              <w:t xml:space="preserve"> </w:t>
+            </w:r>
+            <w:r>
+              <w:rPr>
+                <w:sz w:val="16"/>
+                <w:szCs w:val="16"/>
+              </w:rPr>
+              <w:t xml:space="preserve">Son from </w:t>
+            </w:r>
+            <w:r>
+              <w:rPr>
+                <w:sz w:val="16"/>
+                <w:szCs w:val="16"/>
+              </w:rPr>
+              <w:t>Father + Sprit.</w:t>
+            </w:r>
+          </w:p>
+          <w:p>
+            <w:pPr>
+              <w:pStyle w:val="ListParagraph"/>
+              <w:numPr>
+                <w:ilvl w:val="0"/>
+                <w:numId w:val="5"/>
+              </w:numPr>
+              <w:ind w:left="69" w:hanging="111"/>
+              <w:rPr>
                 <w:color w:val="EE0000"/>
                 <w:sz w:val="16"/>
                 <w:szCs w:val="16"/>
               </w:rPr>
-              <w:t xml:space="preserve">My God, my God, why have you forsaken me?” </w:t>
-            </w:r>
-            <w:r>
-              <w:rPr>
-                <w:i/>
-                <w:iCs/>
-                <w:sz w:val="16"/>
-                <w:szCs w:val="16"/>
-              </w:rPr>
-              <w:t>(crimson)</w:t>
-            </w:r>
-            <w:r>
-              <w:rPr>
-                <w:i/>
-                <w:iCs/>
-                <w:sz w:val="16"/>
-                <w:szCs w:val="16"/>
-              </w:rPr>
-              <w:br/>
-              <w:t>…And Jesus cried out again with a loud voice and yielded up his spirit.</w:t>
+            </w:pPr>
+            <w:r>
+              <w:rPr>
+                <w:color w:val="EE0000"/>
+                <w:sz w:val="16"/>
+                <w:szCs w:val="16"/>
+              </w:rPr>
+              <w:t xml:space="preserve">Pain for </w:t>
+            </w:r>
+            <w:r>
+              <w:rPr>
+                <w:color w:val="EE0000"/>
+                <w:sz w:val="16"/>
+                <w:szCs w:val="16"/>
+              </w:rPr>
+              <w:t xml:space="preserve">each </w:t>
+            </w:r>
+            <w:r>
+              <w:rPr>
+                <w:color w:val="EE0000"/>
+                <w:sz w:val="16"/>
+                <w:szCs w:val="16"/>
+              </w:rPr>
+              <w:t xml:space="preserve">person in </w:t>
+            </w:r>
+            <w:r>
+              <w:rPr>
+                <w:color w:val="EE0000"/>
+                <w:sz w:val="16"/>
+                <w:szCs w:val="16"/>
+              </w:rPr>
+              <w:t>trinity</w:t>
+            </w:r>
+            <w:r>
+              <w:rPr>
+                <w:color w:val="EE0000"/>
+                <w:sz w:val="16"/>
+                <w:szCs w:val="16"/>
+              </w:rPr>
+              <w:t xml:space="preserve">. </w:t>
+            </w:r>
+          </w:p>
+          <w:p>
+            <w:pPr>
+              <w:pStyle w:val="ListParagraph"/>
+              <w:numPr>
+                <w:ilvl w:val="0"/>
+                <w:numId w:val="5"/>
+              </w:numPr>
+              <w:ind w:left="69" w:hanging="111"/>
+              <w:rPr>
+                <w:sz w:val="16"/>
+                <w:szCs w:val="16"/>
+              </w:rPr>
+            </w:pPr>
+            <w:r>
+              <w:rPr>
+                <w:sz w:val="16"/>
+                <w:szCs w:val="16"/>
+              </w:rPr>
+              <w:t xml:space="preserve">(Father </w:t>
+            </w:r>
+            <w:r>
+              <w:rPr>
+                <w:sz w:val="16"/>
+                <w:szCs w:val="16"/>
+              </w:rPr>
+              <w:sym w:font="Wingdings" w:char="F0E0"/>
+            </w:r>
+            <w:r>
+              <w:rPr>
+                <w:sz w:val="16"/>
+                <w:szCs w:val="16"/>
+              </w:rPr>
+              <w:t xml:space="preserve"> </w:t>
+            </w:r>
+            <w:r>
+              <w:rPr>
+                <w:sz w:val="16"/>
+                <w:szCs w:val="16"/>
+              </w:rPr>
+              <w:t xml:space="preserve">Carol Dweck growth mindset. </w:t>
+            </w:r>
+            <w:r>
+              <w:rPr>
+                <w:sz w:val="16"/>
+                <w:szCs w:val="16"/>
+              </w:rPr>
+              <w:t>Proof</w:t>
+            </w:r>
+            <w:r>
+              <w:rPr>
+                <w:sz w:val="16"/>
+                <w:szCs w:val="16"/>
+              </w:rPr>
+              <w:t xml:space="preserve"> </w:t>
+            </w:r>
+            <w:r>
+              <w:rPr>
+                <w:sz w:val="16"/>
+                <w:szCs w:val="16"/>
+              </w:rPr>
+              <w:t>= extension.</w:t>
+            </w:r>
+            <w:r>
+              <w:rPr>
+                <w:sz w:val="16"/>
+                <w:szCs w:val="16"/>
+              </w:rPr>
+              <w:t>)</w:t>
+            </w:r>
+          </w:p>
+        </w:tc>
+        <w:tc>
+          <w:tcPr>
+            <w:tcW w:w="3510" w:type="dxa"/>
+          </w:tcPr>
+          <w:p>
+            <w:pPr>
+              <w:rPr>
+                <w:b/>
+                <w:bCs/>
+                <w:i/>
+                <w:iCs/>
+                <w:sz w:val="16"/>
+                <w:szCs w:val="16"/>
+              </w:rPr>
+            </w:pPr>
+            <w:r>
+              <w:rPr>
+                <w:b/>
+                <w:bCs/>
+                <w:i/>
+                <w:iCs/>
+                <w:sz w:val="16"/>
+                <w:szCs w:val="16"/>
+              </w:rPr>
+              <w:t>Matt 27:46</w:t>
+            </w:r>
+            <w:r>
+              <w:rPr>
+                <w:b/>
+                <w:bCs/>
+                <w:i/>
+                <w:iCs/>
+                <w:sz w:val="16"/>
+                <w:szCs w:val="16"/>
+              </w:rPr>
+              <w:t>-50_</w:t>
+            </w:r>
+            <w:r>
+              <w:rPr>
+                <w:b/>
+                <w:bCs/>
+                <w:i/>
+                <w:iCs/>
+                <w:sz w:val="16"/>
+                <w:szCs w:val="16"/>
+              </w:rPr>
+              <w:t xml:space="preserve"> </w:t>
+            </w:r>
+            <w:r>
+              <w:rPr>
+                <w:b/>
+                <w:bCs/>
+                <w:i/>
+                <w:iCs/>
+                <w:sz w:val="16"/>
+                <w:szCs w:val="16"/>
+              </w:rPr>
+              <w:t>My God, my God, why have you forsaken me?”</w:t>
+            </w:r>
+          </w:p>
+          <w:p>
+            <w:pPr>
+              <w:rPr>
+                <w:b/>
+                <w:bCs/>
+                <w:i/>
+                <w:iCs/>
+                <w:sz w:val="16"/>
+                <w:szCs w:val="16"/>
+              </w:rPr>
+            </w:pPr>
+            <w:r>
+              <w:rPr>
+                <w:b/>
+                <w:bCs/>
+                <w:i/>
+                <w:iCs/>
+                <w:sz w:val="16"/>
+                <w:szCs w:val="16"/>
+              </w:rPr>
+              <w:t>…</w:t>
+            </w:r>
+            <w:r>
+              <w:rPr>
+                <w:b/>
+                <w:bCs/>
+                <w:i/>
+                <w:iCs/>
+                <w:sz w:val="16"/>
+                <w:szCs w:val="16"/>
+              </w:rPr>
+              <w:t>And Jesus cried out again with a loud voice and yielded up his spirit.</w:t>
             </w:r>
           </w:p>
         </w:tc>
@@ -1875,10 +3465,12 @@
       <w:tr>
         <w:tc>
           <w:tcPr>
-            <w:tcW w:w="548" w:type="dxa"/>
-          </w:tcPr>
-          <w:p>
-            <w:pPr>
+            <w:tcW w:w="284" w:type="dxa"/>
+          </w:tcPr>
+          <w:p>
+            <w:pPr>
+              <w:ind w:left="-108" w:right="-80"/>
+              <w:jc w:val="center"/>
               <w:rPr>
                 <w:sz w:val="16"/>
                 <w:szCs w:val="16"/>
@@ -1902,19 +3494,45 @@
         </w:tc>
         <w:tc>
           <w:tcPr>
-            <w:tcW w:w="2608" w:type="dxa"/>
-          </w:tcPr>
-          <w:p>
-            <w:pPr>
-              <w:rPr>
-                <w:i/>
-                <w:iCs/>
-                <w:sz w:val="16"/>
-                <w:szCs w:val="16"/>
-              </w:rPr>
-            </w:pPr>
-            <w:r>
-              <w:rPr>
+            <w:tcW w:w="3057" w:type="dxa"/>
+          </w:tcPr>
+          <w:p>
+            <w:pPr>
+              <w:rPr>
+                <w:b/>
+                <w:bCs/>
+                <w:i/>
+                <w:iCs/>
+                <w:sz w:val="16"/>
+                <w:szCs w:val="16"/>
+              </w:rPr>
+            </w:pPr>
+            <w:r>
+              <w:rPr>
+                <w:b/>
+                <w:bCs/>
+                <w:i/>
+                <w:iCs/>
+                <w:sz w:val="16"/>
+                <w:szCs w:val="16"/>
+              </w:rPr>
+              <w:t>Col 1:18</w:t>
+            </w:r>
+            <w:r>
+              <w:rPr>
+                <w:b/>
+                <w:bCs/>
+                <w:i/>
+                <w:iCs/>
+                <w:sz w:val="16"/>
+                <w:szCs w:val="16"/>
+              </w:rPr>
+              <w:t>_</w:t>
+            </w:r>
+            <w:r>
+              <w:rPr>
+                <w:b/>
+                <w:bCs/>
                 <w:i/>
                 <w:iCs/>
                 <w:sz w:val="16"/>
@@ -1922,95 +3540,172 @@
               </w:rPr>
               <w:t>He is… the firstborn from the dead</w:t>
             </w:r>
-          </w:p>
-        </w:tc>
-        <w:tc>
-          <w:tcPr>
-            <w:tcW w:w="3684" w:type="dxa"/>
-          </w:tcPr>
-          <w:p>
-            <w:pPr>
-              <w:rPr>
-                <w:sz w:val="16"/>
-                <w:szCs w:val="16"/>
-              </w:rPr>
-            </w:pPr>
-            <w:r>
-              <w:rPr>
-                <w:i/>
-                <w:iCs/>
-                <w:sz w:val="16"/>
-                <w:szCs w:val="16"/>
-              </w:rPr>
-              <w:t>Blank</w:t>
-            </w:r>
-          </w:p>
-        </w:tc>
-        <w:tc>
-          <w:tcPr>
-            <w:tcW w:w="5220" w:type="dxa"/>
-          </w:tcPr>
-          <w:p>
-            <w:pPr>
-              <w:rPr>
-                <w:sz w:val="16"/>
-                <w:szCs w:val="16"/>
-              </w:rPr>
-            </w:pPr>
-            <w:r>
-              <w:rPr>
-                <w:sz w:val="16"/>
-                <w:szCs w:val="16"/>
-              </w:rPr>
-              <w:t>Part 3: The resurrection</w:t>
-            </w:r>
-          </w:p>
-          <w:p>
-            <w:pPr>
-              <w:rPr>
-                <w:sz w:val="16"/>
-                <w:szCs w:val="16"/>
-              </w:rPr>
-            </w:pPr>
-            <w:r>
-              <w:rPr>
-                <w:sz w:val="16"/>
-                <w:szCs w:val="16"/>
-              </w:rPr>
-              <w:t>2nd part of exchange: not only taking away sins; giving us His Holy Spirit.</w:t>
-            </w:r>
-          </w:p>
-          <w:p>
-            <w:pPr>
-              <w:rPr>
-                <w:sz w:val="16"/>
-                <w:szCs w:val="16"/>
-              </w:rPr>
-            </w:pPr>
-            <w:r>
-              <w:rPr>
-                <w:sz w:val="16"/>
-                <w:szCs w:val="16"/>
-              </w:rPr>
-              <w:t>Scripture B</w:t>
-            </w:r>
-          </w:p>
-        </w:tc>
-        <w:tc>
-          <w:tcPr>
-            <w:tcW w:w="3060" w:type="dxa"/>
-          </w:tcPr>
-          <w:p>
-            <w:pPr>
-              <w:rPr>
-                <w:i/>
-                <w:iCs/>
-                <w:sz w:val="16"/>
-                <w:szCs w:val="16"/>
-              </w:rPr>
-            </w:pPr>
-            <w:r>
-              <w:rPr>
+            <w:r>
+              <w:rPr>
+                <w:b/>
+                <w:bCs/>
+                <w:i/>
+                <w:iCs/>
+                <w:sz w:val="16"/>
+                <w:szCs w:val="16"/>
+              </w:rPr>
+              <w:t>.</w:t>
+            </w:r>
+          </w:p>
+        </w:tc>
+        <w:tc>
+          <w:tcPr>
+            <w:tcW w:w="3507" w:type="dxa"/>
+          </w:tcPr>
+          <w:p>
+            <w:pPr>
+              <w:pStyle w:val="ListParagraph"/>
+              <w:numPr>
+                <w:ilvl w:val="0"/>
+                <w:numId w:val="5"/>
+              </w:numPr>
+              <w:ind w:left="67" w:hanging="113"/>
+              <w:rPr>
+                <w:sz w:val="16"/>
+                <w:szCs w:val="16"/>
+              </w:rPr>
+            </w:pPr>
+            <w:r>
+              <w:rPr>
+                <w:sz w:val="16"/>
+                <w:szCs w:val="16"/>
+              </w:rPr>
+              <w:t>P</w:t>
+            </w:r>
+            <w:r>
+              <w:rPr>
+                <w:sz w:val="16"/>
+                <w:szCs w:val="16"/>
+              </w:rPr>
+              <w:t>3</w:t>
+            </w:r>
+            <w:r>
+              <w:rPr>
+                <w:sz w:val="16"/>
+                <w:szCs w:val="16"/>
+              </w:rPr>
+              <w:t xml:space="preserve"> of fix?</w:t>
+            </w:r>
+          </w:p>
+        </w:tc>
+        <w:tc>
+          <w:tcPr>
+            <w:tcW w:w="4852" w:type="dxa"/>
+          </w:tcPr>
+          <w:p>
+            <w:pPr>
+              <w:pStyle w:val="ListParagraph"/>
+              <w:numPr>
+                <w:ilvl w:val="0"/>
+                <w:numId w:val="5"/>
+              </w:numPr>
+              <w:ind w:left="69" w:hanging="111"/>
+              <w:rPr>
+                <w:sz w:val="16"/>
+                <w:szCs w:val="16"/>
+              </w:rPr>
+            </w:pPr>
+            <w:r>
+              <w:rPr>
+                <w:sz w:val="16"/>
+                <w:szCs w:val="16"/>
+              </w:rPr>
+              <w:t xml:space="preserve">Part 3: </w:t>
+            </w:r>
+            <w:r>
+              <w:rPr>
+                <w:sz w:val="16"/>
+                <w:szCs w:val="16"/>
+                <w:u w:val="single"/>
+              </w:rPr>
+              <w:t>R</w:t>
+            </w:r>
+            <w:r>
+              <w:rPr>
+                <w:sz w:val="16"/>
+                <w:szCs w:val="16"/>
+                <w:u w:val="single"/>
+              </w:rPr>
+              <w:t>esurrection</w:t>
+            </w:r>
+          </w:p>
+          <w:p>
+            <w:pPr>
+              <w:pStyle w:val="ListParagraph"/>
+              <w:numPr>
+                <w:ilvl w:val="0"/>
+                <w:numId w:val="5"/>
+              </w:numPr>
+              <w:ind w:left="69" w:hanging="111"/>
+              <w:rPr>
+                <w:sz w:val="16"/>
+                <w:szCs w:val="16"/>
+              </w:rPr>
+            </w:pPr>
+            <w:r>
+              <w:rPr>
+                <w:color w:val="EE0000"/>
+                <w:sz w:val="16"/>
+                <w:szCs w:val="16"/>
+              </w:rPr>
+              <w:t xml:space="preserve">Bonus in </w:t>
+            </w:r>
+            <w:r>
+              <w:rPr>
+                <w:color w:val="EE0000"/>
+                <w:sz w:val="16"/>
+                <w:szCs w:val="16"/>
+              </w:rPr>
+              <w:t>exchange: not only taking away sin; giving us Holy Spirit.</w:t>
+            </w:r>
+          </w:p>
+        </w:tc>
+        <w:tc>
+          <w:tcPr>
+            <w:tcW w:w="3510" w:type="dxa"/>
+          </w:tcPr>
+          <w:p>
+            <w:pPr>
+              <w:rPr>
+                <w:b/>
+                <w:bCs/>
+                <w:i/>
+                <w:iCs/>
+                <w:sz w:val="16"/>
+                <w:szCs w:val="16"/>
+              </w:rPr>
+            </w:pPr>
+            <w:r>
+              <w:rPr>
+                <w:b/>
+                <w:bCs/>
+                <w:i/>
+                <w:iCs/>
+                <w:sz w:val="16"/>
+                <w:szCs w:val="16"/>
+              </w:rPr>
+              <w:t>John 16:7</w:t>
+            </w:r>
+            <w:r>
+              <w:rPr>
+                <w:b/>
+                <w:bCs/>
+                <w:i/>
+                <w:iCs/>
+                <w:sz w:val="16"/>
+                <w:szCs w:val="16"/>
+              </w:rPr>
+              <w:t>_</w:t>
+            </w:r>
+            <w:r>
+              <w:rPr>
+                <w:b/>
+                <w:bCs/>
                 <w:i/>
                 <w:iCs/>
                 <w:sz w:val="16"/>
@@ -2024,10 +3719,12 @@
       <w:tr>
         <w:tc>
           <w:tcPr>
-            <w:tcW w:w="548" w:type="dxa"/>
-          </w:tcPr>
-          <w:p>
-            <w:pPr>
+            <w:tcW w:w="284" w:type="dxa"/>
+          </w:tcPr>
+          <w:p>
+            <w:pPr>
+              <w:ind w:left="-108" w:right="-80"/>
+              <w:jc w:val="center"/>
               <w:rPr>
                 <w:sz w:val="16"/>
                 <w:szCs w:val="16"/>
@@ -2051,19 +3748,45 @@
         </w:tc>
         <w:tc>
           <w:tcPr>
-            <w:tcW w:w="2608" w:type="dxa"/>
-          </w:tcPr>
-          <w:p>
-            <w:pPr>
-              <w:rPr>
-                <w:i/>
-                <w:iCs/>
-                <w:sz w:val="16"/>
-                <w:szCs w:val="16"/>
-              </w:rPr>
-            </w:pPr>
-            <w:r>
-              <w:rPr>
+            <w:tcW w:w="3057" w:type="dxa"/>
+          </w:tcPr>
+          <w:p>
+            <w:pPr>
+              <w:rPr>
+                <w:b/>
+                <w:bCs/>
+                <w:i/>
+                <w:iCs/>
+                <w:sz w:val="16"/>
+                <w:szCs w:val="16"/>
+              </w:rPr>
+            </w:pPr>
+            <w:r>
+              <w:rPr>
+                <w:b/>
+                <w:bCs/>
+                <w:i/>
+                <w:iCs/>
+                <w:sz w:val="16"/>
+                <w:szCs w:val="16"/>
+              </w:rPr>
+              <w:t>John 16:7</w:t>
+            </w:r>
+            <w:r>
+              <w:rPr>
+                <w:b/>
+                <w:bCs/>
+                <w:i/>
+                <w:iCs/>
+                <w:sz w:val="16"/>
+                <w:szCs w:val="16"/>
+              </w:rPr>
+              <w:t>_</w:t>
+            </w:r>
+            <w:r>
+              <w:rPr>
+                <w:b/>
+                <w:bCs/>
                 <w:i/>
                 <w:iCs/>
                 <w:sz w:val="16"/>
@@ -2075,25 +3798,93 @@
         </w:tc>
         <w:tc>
           <w:tcPr>
-            <w:tcW w:w="3684" w:type="dxa"/>
-          </w:tcPr>
-          <w:p>
-            <w:pPr>
-              <w:rPr>
-                <w:sz w:val="16"/>
-                <w:szCs w:val="16"/>
-              </w:rPr>
-            </w:pPr>
-            <w:r>
-              <w:rPr>
-                <w:sz w:val="16"/>
-                <w:szCs w:val="16"/>
-              </w:rPr>
-              <w:t>V. strange… Better off without Him?!</w:t>
-            </w:r>
-          </w:p>
-          <w:p>
-            <w:pPr>
+            <w:tcW w:w="3507" w:type="dxa"/>
+          </w:tcPr>
+          <w:p>
+            <w:pPr>
+              <w:pStyle w:val="ListParagraph"/>
+              <w:numPr>
+                <w:ilvl w:val="0"/>
+                <w:numId w:val="5"/>
+              </w:numPr>
+              <w:ind w:left="67" w:hanging="113"/>
+              <w:rPr>
+                <w:sz w:val="16"/>
+                <w:szCs w:val="16"/>
+              </w:rPr>
+            </w:pPr>
+            <w:r>
+              <w:rPr>
+                <w:sz w:val="16"/>
+                <w:szCs w:val="16"/>
+              </w:rPr>
+              <w:t xml:space="preserve">Pause </w:t>
+            </w:r>
+            <w:r>
+              <w:rPr>
+                <w:sz w:val="16"/>
+                <w:szCs w:val="16"/>
+              </w:rPr>
+              <w:sym w:font="Wingdings" w:char="F0E0"/>
+            </w:r>
+            <w:r>
+              <w:rPr>
+                <w:sz w:val="16"/>
+                <w:szCs w:val="16"/>
+              </w:rPr>
+              <w:t xml:space="preserve"> </w:t>
+            </w:r>
+            <w:r>
+              <w:rPr>
+                <w:sz w:val="16"/>
+                <w:szCs w:val="16"/>
+              </w:rPr>
+              <w:t>S</w:t>
+            </w:r>
+            <w:r>
+              <w:rPr>
+                <w:sz w:val="16"/>
+                <w:szCs w:val="16"/>
+              </w:rPr>
+              <w:t>trange</w:t>
+            </w:r>
+            <w:r>
+              <w:rPr>
+                <w:sz w:val="16"/>
+                <w:szCs w:val="16"/>
+              </w:rPr>
+              <w:t xml:space="preserve">! </w:t>
+            </w:r>
+            <w:r>
+              <w:rPr>
+                <w:sz w:val="16"/>
+                <w:szCs w:val="16"/>
+              </w:rPr>
+              <w:t xml:space="preserve">Better off without </w:t>
+            </w:r>
+            <w:r>
+              <w:rPr>
+                <w:sz w:val="16"/>
+                <w:szCs w:val="16"/>
+              </w:rPr>
+              <w:t>Christ</w:t>
+            </w:r>
+            <w:r>
+              <w:rPr>
+                <w:sz w:val="16"/>
+                <w:szCs w:val="16"/>
+              </w:rPr>
+              <w:t>?!</w:t>
+            </w:r>
+          </w:p>
+          <w:p>
+            <w:pPr>
+              <w:pStyle w:val="ListParagraph"/>
+              <w:numPr>
+                <w:ilvl w:val="0"/>
+                <w:numId w:val="5"/>
+              </w:numPr>
+              <w:ind w:left="67" w:hanging="113"/>
               <w:rPr>
                 <w:sz w:val="16"/>
                 <w:szCs w:val="16"/>
@@ -2109,63 +3900,142 @@
           </w:p>
           <w:p>
             <w:pPr>
-              <w:rPr>
-                <w:sz w:val="16"/>
-                <w:szCs w:val="16"/>
-              </w:rPr>
-            </w:pPr>
-            <w:r>
-              <w:rPr>
-                <w:sz w:val="16"/>
-                <w:szCs w:val="16"/>
-              </w:rPr>
-              <w:t xml:space="preserve">What does it mean? </w:t>
-            </w:r>
-          </w:p>
-          <w:p>
-            <w:pPr>
-              <w:rPr>
-                <w:sz w:val="16"/>
-                <w:szCs w:val="16"/>
-              </w:rPr>
-            </w:pPr>
-          </w:p>
-        </w:tc>
-        <w:tc>
-          <w:tcPr>
-            <w:tcW w:w="5220" w:type="dxa"/>
-          </w:tcPr>
-          <w:p>
-            <w:pPr>
-              <w:rPr>
-                <w:sz w:val="16"/>
-                <w:szCs w:val="16"/>
-              </w:rPr>
-            </w:pPr>
-            <w:r>
-              <w:rPr>
-                <w:sz w:val="16"/>
-                <w:szCs w:val="16"/>
-              </w:rPr>
-              <w:t xml:space="preserve">Us having the Holy Spirit is a big deal. </w:t>
-            </w:r>
-          </w:p>
-          <w:p>
-            <w:pPr>
-              <w:rPr>
-                <w:sz w:val="16"/>
-                <w:szCs w:val="16"/>
-              </w:rPr>
-            </w:pPr>
-            <w:r>
-              <w:rPr>
-                <w:sz w:val="16"/>
-                <w:szCs w:val="16"/>
-              </w:rPr>
-              <w:t xml:space="preserve">Because through the spirit, we get Him and Father always: </w:t>
-            </w:r>
-            <w:r>
-              <w:rPr>
+              <w:pStyle w:val="ListParagraph"/>
+              <w:numPr>
+                <w:ilvl w:val="0"/>
+                <w:numId w:val="5"/>
+              </w:numPr>
+              <w:ind w:left="67" w:hanging="113"/>
+              <w:rPr>
+                <w:sz w:val="16"/>
+                <w:szCs w:val="16"/>
+              </w:rPr>
+            </w:pPr>
+            <w:r>
+              <w:rPr>
+                <w:sz w:val="16"/>
+                <w:szCs w:val="16"/>
+              </w:rPr>
+              <w:t xml:space="preserve">What does </w:t>
+            </w:r>
+            <w:r>
+              <w:rPr>
+                <w:sz w:val="16"/>
+                <w:szCs w:val="16"/>
+              </w:rPr>
+              <w:t>this</w:t>
+            </w:r>
+            <w:r>
+              <w:rPr>
+                <w:sz w:val="16"/>
+                <w:szCs w:val="16"/>
+              </w:rPr>
+              <w:t xml:space="preserve"> </w:t>
+            </w:r>
+            <w:r>
+              <w:rPr>
+                <w:sz w:val="16"/>
+                <w:szCs w:val="16"/>
+              </w:rPr>
+              <w:t>mean?</w:t>
+            </w:r>
+          </w:p>
+        </w:tc>
+        <w:tc>
+          <w:tcPr>
+            <w:tcW w:w="4852" w:type="dxa"/>
+          </w:tcPr>
+          <w:p>
+            <w:pPr>
+              <w:pStyle w:val="ListParagraph"/>
+              <w:numPr>
+                <w:ilvl w:val="0"/>
+                <w:numId w:val="5"/>
+              </w:numPr>
+              <w:ind w:left="69" w:hanging="111"/>
+              <w:rPr>
+                <w:sz w:val="16"/>
+                <w:szCs w:val="16"/>
+              </w:rPr>
+            </w:pPr>
+            <w:r>
+              <w:rPr>
+                <w:sz w:val="16"/>
+                <w:szCs w:val="16"/>
+              </w:rPr>
+              <w:t xml:space="preserve">Us having Holy Spirit </w:t>
+            </w:r>
+            <w:r>
+              <w:rPr>
+                <w:sz w:val="16"/>
+                <w:szCs w:val="16"/>
+              </w:rPr>
+              <w:t>= b</w:t>
+            </w:r>
+            <w:r>
+              <w:rPr>
+                <w:sz w:val="16"/>
+                <w:szCs w:val="16"/>
+              </w:rPr>
+              <w:t xml:space="preserve">ig deal. </w:t>
+            </w:r>
+          </w:p>
+          <w:p>
+            <w:pPr>
+              <w:pStyle w:val="ListParagraph"/>
+              <w:numPr>
+                <w:ilvl w:val="0"/>
+                <w:numId w:val="5"/>
+              </w:numPr>
+              <w:ind w:left="69" w:hanging="111"/>
+              <w:rPr>
+                <w:sz w:val="16"/>
+                <w:szCs w:val="16"/>
+              </w:rPr>
+            </w:pPr>
+            <w:r>
+              <w:rPr>
+                <w:color w:val="EE0000"/>
+                <w:sz w:val="16"/>
+                <w:szCs w:val="16"/>
+              </w:rPr>
+              <w:t xml:space="preserve">Because through the </w:t>
+            </w:r>
+            <w:r>
+              <w:rPr>
+                <w:color w:val="EE0000"/>
+                <w:sz w:val="16"/>
+                <w:szCs w:val="16"/>
+              </w:rPr>
+              <w:t>Spirit</w:t>
+            </w:r>
+            <w:r>
+              <w:rPr>
+                <w:color w:val="EE0000"/>
+                <w:sz w:val="16"/>
+                <w:szCs w:val="16"/>
+              </w:rPr>
+              <w:t xml:space="preserve">, we get </w:t>
+            </w:r>
+            <w:r>
+              <w:rPr>
+                <w:color w:val="EE0000"/>
+                <w:sz w:val="16"/>
+                <w:szCs w:val="16"/>
+              </w:rPr>
+              <w:t xml:space="preserve">Christ + </w:t>
+            </w:r>
+            <w:r>
+              <w:rPr>
+                <w:color w:val="EE0000"/>
+                <w:sz w:val="16"/>
+                <w:szCs w:val="16"/>
+              </w:rPr>
+              <w:t xml:space="preserve">Father always: </w:t>
+            </w:r>
+            <w:r>
+              <w:rPr>
+                <w:color w:val="EE0000"/>
                 <w:sz w:val="16"/>
                 <w:szCs w:val="16"/>
                 <w:u w:val="single"/>
@@ -2174,6 +4044,7 @@
             </w:r>
             <w:r>
               <w:rPr>
+                <w:color w:val="EE0000"/>
                 <w:sz w:val="16"/>
                 <w:szCs w:val="16"/>
               </w:rPr>
@@ -2181,6 +4052,7 @@
             </w:r>
             <w:r>
               <w:rPr>
+                <w:color w:val="EE0000"/>
                 <w:sz w:val="16"/>
                 <w:szCs w:val="16"/>
                 <w:u w:val="single"/>
@@ -2189,6 +4061,7 @@
             </w:r>
             <w:r>
               <w:rPr>
+                <w:color w:val="EE0000"/>
                 <w:sz w:val="16"/>
                 <w:szCs w:val="16"/>
               </w:rPr>
@@ -2198,25 +4071,62 @@
         </w:tc>
         <w:tc>
           <w:tcPr>
-            <w:tcW w:w="3060" w:type="dxa"/>
-          </w:tcPr>
-          <w:p>
-            <w:pPr>
-              <w:rPr>
-                <w:i/>
-                <w:iCs/>
-                <w:sz w:val="16"/>
-                <w:szCs w:val="16"/>
-              </w:rPr>
-            </w:pPr>
-            <w:r>
-              <w:rPr>
+            <w:tcW w:w="3510" w:type="dxa"/>
+          </w:tcPr>
+          <w:p>
+            <w:pPr>
+              <w:rPr>
+                <w:b/>
+                <w:bCs/>
+                <w:i/>
+                <w:iCs/>
+                <w:sz w:val="16"/>
+                <w:szCs w:val="16"/>
+              </w:rPr>
+            </w:pPr>
+            <w:r>
+              <w:rPr>
+                <w:b/>
+                <w:bCs/>
+                <w:i/>
+                <w:iCs/>
+                <w:sz w:val="16"/>
+                <w:szCs w:val="16"/>
+              </w:rPr>
+              <w:t>John 17:22</w:t>
+            </w:r>
+            <w:r>
+              <w:rPr>
+                <w:b/>
+                <w:bCs/>
+                <w:i/>
+                <w:iCs/>
+                <w:sz w:val="16"/>
+                <w:szCs w:val="16"/>
+              </w:rPr>
+              <w:t>_</w:t>
+            </w:r>
+            <w:r>
+              <w:rPr>
+                <w:b/>
+                <w:bCs/>
                 <w:i/>
                 <w:iCs/>
                 <w:sz w:val="16"/>
                 <w:szCs w:val="16"/>
               </w:rPr>
               <w:t>The glory that you have given me I have given to them, that they may be one even as we are one, I in them and you in me</w:t>
+            </w:r>
+            <w:r>
+              <w:rPr>
+                <w:b/>
+                <w:bCs/>
+                <w:i/>
+                <w:iCs/>
+                <w:sz w:val="16"/>
+                <w:szCs w:val="16"/>
+              </w:rPr>
+              <w:t>.</w:t>
             </w:r>
           </w:p>
         </w:tc>
@@ -2224,10 +4134,13 @@
       <w:tr>
         <w:tc>
           <w:tcPr>
-            <w:tcW w:w="548" w:type="dxa"/>
-          </w:tcPr>
-          <w:p>
-            <w:pPr>
+            <w:tcW w:w="284" w:type="dxa"/>
+            <w:shd w:val="clear" w:color="auto" w:fill="DAE9F7" w:themeFill="text2" w:themeFillTint="1A"/>
+          </w:tcPr>
+          <w:p>
+            <w:pPr>
+              <w:ind w:left="-108" w:right="-80"/>
+              <w:jc w:val="center"/>
               <w:rPr>
                 <w:sz w:val="16"/>
                 <w:szCs w:val="16"/>
@@ -2251,19 +4164,46 @@
         </w:tc>
         <w:tc>
           <w:tcPr>
-            <w:tcW w:w="2608" w:type="dxa"/>
-          </w:tcPr>
-          <w:p>
-            <w:pPr>
-              <w:rPr>
-                <w:i/>
-                <w:iCs/>
-                <w:sz w:val="16"/>
-                <w:szCs w:val="16"/>
-              </w:rPr>
-            </w:pPr>
-            <w:r>
-              <w:rPr>
+            <w:tcW w:w="3057" w:type="dxa"/>
+            <w:shd w:val="clear" w:color="auto" w:fill="DAE9F7" w:themeFill="text2" w:themeFillTint="1A"/>
+          </w:tcPr>
+          <w:p>
+            <w:pPr>
+              <w:rPr>
+                <w:b/>
+                <w:bCs/>
+                <w:i/>
+                <w:iCs/>
+                <w:sz w:val="16"/>
+                <w:szCs w:val="16"/>
+              </w:rPr>
+            </w:pPr>
+            <w:r>
+              <w:rPr>
+                <w:b/>
+                <w:bCs/>
+                <w:i/>
+                <w:iCs/>
+                <w:sz w:val="16"/>
+                <w:szCs w:val="16"/>
+              </w:rPr>
+              <w:t>Col 1:18</w:t>
+            </w:r>
+            <w:r>
+              <w:rPr>
+                <w:b/>
+                <w:bCs/>
+                <w:i/>
+                <w:iCs/>
+                <w:sz w:val="16"/>
+                <w:szCs w:val="16"/>
+              </w:rPr>
+              <w:t>_</w:t>
+            </w:r>
+            <w:r>
+              <w:rPr>
+                <w:b/>
+                <w:bCs/>
                 <w:i/>
                 <w:iCs/>
                 <w:sz w:val="16"/>
@@ -2275,10 +4215,17 @@
         </w:tc>
         <w:tc>
           <w:tcPr>
-            <w:tcW w:w="3684" w:type="dxa"/>
-          </w:tcPr>
-          <w:p>
-            <w:pPr>
+            <w:tcW w:w="3507" w:type="dxa"/>
+            <w:shd w:val="clear" w:color="auto" w:fill="DAE9F7" w:themeFill="text2" w:themeFillTint="1A"/>
+          </w:tcPr>
+          <w:p>
+            <w:pPr>
+              <w:pStyle w:val="ListParagraph"/>
+              <w:numPr>
+                <w:ilvl w:val="0"/>
+                <w:numId w:val="5"/>
+              </w:numPr>
+              <w:ind w:left="67" w:hanging="113"/>
               <w:rPr>
                 <w:sz w:val="16"/>
                 <w:szCs w:val="16"/>
@@ -2294,6 +4241,12 @@
           </w:p>
           <w:p>
             <w:pPr>
+              <w:pStyle w:val="ListParagraph"/>
+              <w:numPr>
+                <w:ilvl w:val="0"/>
+                <w:numId w:val="5"/>
+              </w:numPr>
+              <w:ind w:left="67" w:hanging="113"/>
               <w:rPr>
                 <w:sz w:val="16"/>
                 <w:szCs w:val="16"/>
@@ -2309,6 +4262,12 @@
           </w:p>
           <w:p>
             <w:pPr>
+              <w:pStyle w:val="ListParagraph"/>
+              <w:numPr>
+                <w:ilvl w:val="0"/>
+                <w:numId w:val="5"/>
+              </w:numPr>
+              <w:ind w:left="67" w:hanging="113"/>
               <w:rPr>
                 <w:sz w:val="16"/>
                 <w:szCs w:val="16"/>
@@ -2334,16 +4293,23 @@
                 <w:sz w:val="16"/>
                 <w:szCs w:val="16"/>
               </w:rPr>
-              <w:t xml:space="preserve"> qualify with all our flaws? </w:t>
-            </w:r>
-          </w:p>
-        </w:tc>
-        <w:tc>
-          <w:tcPr>
-            <w:tcW w:w="5220" w:type="dxa"/>
-          </w:tcPr>
-          <w:p>
-            <w:pPr>
+              <w:t xml:space="preserve"> qualify with all our flaws?</w:t>
+            </w:r>
+          </w:p>
+        </w:tc>
+        <w:tc>
+          <w:tcPr>
+            <w:tcW w:w="4852" w:type="dxa"/>
+            <w:shd w:val="clear" w:color="auto" w:fill="DAE9F7" w:themeFill="text2" w:themeFillTint="1A"/>
+          </w:tcPr>
+          <w:p>
+            <w:pPr>
+              <w:pStyle w:val="ListParagraph"/>
+              <w:numPr>
+                <w:ilvl w:val="0"/>
+                <w:numId w:val="5"/>
+              </w:numPr>
+              <w:ind w:left="69" w:hanging="111"/>
               <w:rPr>
                 <w:sz w:val="16"/>
                 <w:szCs w:val="16"/>
@@ -2356,46 +4322,142 @@
               </w:rPr>
               <w:t xml:space="preserve">A mystery to me. </w:t>
             </w:r>
-            <w:r>
-              <w:rPr>
-                <w:sz w:val="16"/>
-                <w:szCs w:val="16"/>
-              </w:rPr>
-              <w:t xml:space="preserve">There are a few people out there who’ve seen my dark wiki. </w:t>
-            </w:r>
-            <w:r>
-              <w:rPr>
-                <w:sz w:val="16"/>
-                <w:szCs w:val="16"/>
-              </w:rPr>
-              <w:t>1-2 people out there who’ve seen my shadow wiki page. And see what God’s doig in me despite it. “Wow. If God can save Femi, He can save anyone.”</w:t>
-            </w:r>
-          </w:p>
-        </w:tc>
-        <w:tc>
-          <w:tcPr>
-            <w:tcW w:w="3060" w:type="dxa"/>
-          </w:tcPr>
-          <w:p>
-            <w:pPr>
-              <w:rPr>
-                <w:i/>
-                <w:iCs/>
-                <w:sz w:val="16"/>
-                <w:szCs w:val="16"/>
-              </w:rPr>
-            </w:pPr>
+          </w:p>
+          <w:p>
+            <w:pPr>
+              <w:pStyle w:val="ListParagraph"/>
+              <w:numPr>
+                <w:ilvl w:val="0"/>
+                <w:numId w:val="5"/>
+              </w:numPr>
+              <w:ind w:left="69" w:hanging="111"/>
+              <w:rPr>
+                <w:sz w:val="16"/>
+                <w:szCs w:val="16"/>
+              </w:rPr>
+            </w:pPr>
+            <w:r>
+              <w:rPr>
+                <w:sz w:val="16"/>
+                <w:szCs w:val="16"/>
+              </w:rPr>
+              <w:t xml:space="preserve">1-2 </w:t>
+            </w:r>
+            <w:r>
+              <w:rPr>
+                <w:sz w:val="16"/>
+                <w:szCs w:val="16"/>
+              </w:rPr>
+              <w:t xml:space="preserve">people </w:t>
+            </w:r>
+            <w:r>
+              <w:rPr>
+                <w:sz w:val="16"/>
+                <w:szCs w:val="16"/>
+              </w:rPr>
+              <w:t xml:space="preserve">know </w:t>
+            </w:r>
+            <w:r>
+              <w:rPr>
+                <w:sz w:val="16"/>
+                <w:szCs w:val="16"/>
+              </w:rPr>
+              <w:t xml:space="preserve">my </w:t>
+            </w:r>
+            <w:r>
+              <w:rPr>
+                <w:sz w:val="16"/>
+                <w:szCs w:val="16"/>
+              </w:rPr>
+              <w:t xml:space="preserve">shadow wiki. “Wow. If God can save Femi, He </w:t>
+            </w:r>
+            <w:r>
+              <w:rPr>
+                <w:sz w:val="16"/>
+                <w:szCs w:val="16"/>
+              </w:rPr>
+              <w:t>must be real.</w:t>
+            </w:r>
+            <w:r>
+              <w:rPr>
+                <w:sz w:val="16"/>
+                <w:szCs w:val="16"/>
+              </w:rPr>
+              <w:t>”</w:t>
+            </w:r>
+            <w:r>
+              <w:rPr>
+                <w:sz w:val="16"/>
+                <w:szCs w:val="16"/>
+              </w:rPr>
+              <w:t xml:space="preserve"> </w:t>
+            </w:r>
+            <w:r>
+              <w:rPr>
+                <w:sz w:val="16"/>
+                <w:szCs w:val="16"/>
+              </w:rPr>
+              <w:sym w:font="Wingdings" w:char="F0E0"/>
+            </w:r>
+            <w:r>
+              <w:rPr>
+                <w:sz w:val="16"/>
+                <w:szCs w:val="16"/>
+              </w:rPr>
+              <w:t xml:space="preserve"> even in flaws </w:t>
+            </w:r>
+            <w:r>
+              <w:rPr>
+                <w:sz w:val="16"/>
+                <w:szCs w:val="16"/>
+              </w:rPr>
+              <w:t xml:space="preserve">= </w:t>
+            </w:r>
+            <w:r>
+              <w:rPr>
+                <w:sz w:val="16"/>
+                <w:szCs w:val="16"/>
+              </w:rPr>
+              <w:t>image of invisible God.</w:t>
+            </w:r>
+          </w:p>
+        </w:tc>
+        <w:tc>
+          <w:tcPr>
+            <w:tcW w:w="3510" w:type="dxa"/>
+            <w:shd w:val="clear" w:color="auto" w:fill="DAE9F7" w:themeFill="text2" w:themeFillTint="1A"/>
+          </w:tcPr>
+          <w:p>
+            <w:pPr>
+              <w:rPr>
+                <w:i/>
+                <w:iCs/>
+                <w:sz w:val="16"/>
+                <w:szCs w:val="16"/>
+              </w:rPr>
+            </w:pPr>
+            <w:r>
+              <w:rPr>
+                <w:i/>
+                <w:iCs/>
+                <w:sz w:val="16"/>
+                <w:szCs w:val="16"/>
+              </w:rPr>
+              <w:t>N/A</w:t>
+            </w:r>
           </w:p>
         </w:tc>
       </w:tr>
       <w:tr>
         <w:tc>
           <w:tcPr>
-            <w:tcW w:w="548" w:type="dxa"/>
+            <w:tcW w:w="284" w:type="dxa"/>
             <w:shd w:val="clear" w:color="auto" w:fill="D9F2D0" w:themeFill="accent6" w:themeFillTint="33"/>
           </w:tcPr>
           <w:p>
             <w:pPr>
+              <w:ind w:left="-108" w:right="-80"/>
+              <w:jc w:val="center"/>
               <w:rPr>
                 <w:sz w:val="16"/>
                 <w:szCs w:val="16"/>
@@ -2419,20 +4481,46 @@
         </w:tc>
         <w:tc>
           <w:tcPr>
-            <w:tcW w:w="2608" w:type="dxa"/>
+            <w:tcW w:w="3057" w:type="dxa"/>
             <w:shd w:val="clear" w:color="auto" w:fill="D9F2D0" w:themeFill="accent6" w:themeFillTint="33"/>
           </w:tcPr>
           <w:p>
             <w:pPr>
               <w:rPr>
-                <w:i/>
-                <w:iCs/>
-                <w:sz w:val="16"/>
-                <w:szCs w:val="16"/>
-              </w:rPr>
-            </w:pPr>
-            <w:r>
-              <w:rPr>
+                <w:b/>
+                <w:bCs/>
+                <w:i/>
+                <w:iCs/>
+                <w:sz w:val="16"/>
+                <w:szCs w:val="16"/>
+              </w:rPr>
+            </w:pPr>
+            <w:r>
+              <w:rPr>
+                <w:b/>
+                <w:bCs/>
+                <w:i/>
+                <w:iCs/>
+                <w:sz w:val="16"/>
+                <w:szCs w:val="16"/>
+              </w:rPr>
+              <w:t>Col 1:23</w:t>
+            </w:r>
+            <w:r>
+              <w:rPr>
+                <w:b/>
+                <w:bCs/>
+                <w:i/>
+                <w:iCs/>
+                <w:sz w:val="16"/>
+                <w:szCs w:val="16"/>
+              </w:rPr>
+              <w:t>_</w:t>
+            </w:r>
+            <w:r>
+              <w:rPr>
+                <w:b/>
+                <w:bCs/>
                 <w:i/>
                 <w:iCs/>
                 <w:sz w:val="16"/>
@@ -2444,11 +4532,17 @@
         </w:tc>
         <w:tc>
           <w:tcPr>
-            <w:tcW w:w="3684" w:type="dxa"/>
+            <w:tcW w:w="3507" w:type="dxa"/>
             <w:shd w:val="clear" w:color="auto" w:fill="D9F2D0" w:themeFill="accent6" w:themeFillTint="33"/>
           </w:tcPr>
           <w:p>
             <w:pPr>
+              <w:pStyle w:val="ListParagraph"/>
+              <w:numPr>
+                <w:ilvl w:val="0"/>
+                <w:numId w:val="5"/>
+              </w:numPr>
+              <w:ind w:left="67" w:hanging="113"/>
               <w:rPr>
                 <w:sz w:val="16"/>
                 <w:szCs w:val="16"/>
@@ -2461,107 +4555,221 @@
               </w:rPr>
               <w:t xml:space="preserve">The big ‘IF’! </w:t>
             </w:r>
-          </w:p>
-          <w:p>
-            <w:pPr>
-              <w:rPr>
-                <w:sz w:val="16"/>
-                <w:szCs w:val="16"/>
-              </w:rPr>
-            </w:pPr>
-            <w:r>
-              <w:rPr>
-                <w:sz w:val="16"/>
-                <w:szCs w:val="16"/>
-              </w:rPr>
-              <w:t>Why spring this condition after all these awesome promises?</w:t>
-            </w:r>
-          </w:p>
-        </w:tc>
-        <w:tc>
-          <w:tcPr>
-            <w:tcW w:w="5220" w:type="dxa"/>
+            <w:r>
+              <w:rPr>
+                <w:sz w:val="16"/>
+                <w:szCs w:val="16"/>
+              </w:rPr>
+              <w:t>(after awesome promises)</w:t>
+            </w:r>
+          </w:p>
+        </w:tc>
+        <w:tc>
+          <w:tcPr>
+            <w:tcW w:w="4852" w:type="dxa"/>
             <w:shd w:val="clear" w:color="auto" w:fill="D9F2D0" w:themeFill="accent6" w:themeFillTint="33"/>
           </w:tcPr>
           <w:p>
             <w:pPr>
-              <w:rPr>
-                <w:sz w:val="16"/>
-                <w:szCs w:val="16"/>
-              </w:rPr>
-            </w:pPr>
-            <w:r>
-              <w:rPr>
-                <w:sz w:val="16"/>
-                <w:szCs w:val="16"/>
-              </w:rPr>
-              <w:t xml:space="preserve">Initially this feels like deal breaker. But because we’re forgetting everything we’ve just learned. Responsibility misconceptions. </w:t>
-            </w:r>
-          </w:p>
-          <w:p>
-            <w:pPr>
-              <w:rPr>
-                <w:sz w:val="16"/>
-                <w:szCs w:val="16"/>
-              </w:rPr>
-            </w:pPr>
-            <w:r>
-              <w:rPr>
-                <w:sz w:val="16"/>
-                <w:szCs w:val="16"/>
-              </w:rPr>
-              <w:t>3 wrongs: OR / THEN / WITH</w:t>
-            </w:r>
-          </w:p>
-          <w:p>
-            <w:pPr>
-              <w:rPr>
-                <w:sz w:val="16"/>
-                <w:szCs w:val="16"/>
-              </w:rPr>
-            </w:pPr>
-            <w:r>
-              <w:rPr>
-                <w:sz w:val="16"/>
-                <w:szCs w:val="16"/>
-              </w:rPr>
-              <w:t>Correct: IN! He’s in us continually providing the faith we need to continue in the faith</w:t>
-            </w:r>
-          </w:p>
-          <w:p>
-            <w:pPr>
-              <w:rPr>
-                <w:sz w:val="16"/>
-                <w:szCs w:val="16"/>
-              </w:rPr>
-            </w:pPr>
-            <w:r>
-              <w:rPr>
-                <w:sz w:val="16"/>
-                <w:szCs w:val="16"/>
-              </w:rPr>
-              <w:t>No contradiction, no competition, just unity.</w:t>
-            </w:r>
-          </w:p>
-          <w:p>
-            <w:pPr>
-              <w:rPr>
-                <w:sz w:val="16"/>
-                <w:szCs w:val="16"/>
-              </w:rPr>
-            </w:pPr>
-            <w:r>
-              <w:rPr>
-                <w:sz w:val="16"/>
-                <w:szCs w:val="16"/>
-              </w:rPr>
-              <w:t>Scripture B</w:t>
-            </w:r>
-          </w:p>
-        </w:tc>
-        <w:tc>
-          <w:tcPr>
-            <w:tcW w:w="3060" w:type="dxa"/>
+              <w:pStyle w:val="ListParagraph"/>
+              <w:numPr>
+                <w:ilvl w:val="0"/>
+                <w:numId w:val="5"/>
+              </w:numPr>
+              <w:ind w:left="69" w:hanging="111"/>
+              <w:rPr>
+                <w:sz w:val="16"/>
+                <w:szCs w:val="16"/>
+              </w:rPr>
+            </w:pPr>
+            <w:r>
+              <w:rPr>
+                <w:sz w:val="16"/>
+                <w:szCs w:val="16"/>
+              </w:rPr>
+              <w:t xml:space="preserve">Responsibility = </w:t>
+            </w:r>
+            <w:r>
+              <w:rPr>
+                <w:sz w:val="16"/>
+                <w:szCs w:val="16"/>
+              </w:rPr>
+              <w:t>deal-</w:t>
+            </w:r>
+            <w:r>
+              <w:rPr>
+                <w:sz w:val="16"/>
+                <w:szCs w:val="16"/>
+              </w:rPr>
+              <w:t>breaker?</w:t>
+            </w:r>
+            <w:r>
+              <w:rPr>
+                <w:sz w:val="16"/>
+                <w:szCs w:val="16"/>
+              </w:rPr>
+              <w:t xml:space="preserve"> </w:t>
+            </w:r>
+            <w:r>
+              <w:rPr>
+                <w:sz w:val="16"/>
+                <w:szCs w:val="16"/>
+              </w:rPr>
+              <w:sym w:font="Wingdings" w:char="F0E0"/>
+            </w:r>
+            <w:r>
+              <w:rPr>
+                <w:sz w:val="16"/>
+                <w:szCs w:val="16"/>
+              </w:rPr>
+              <w:t xml:space="preserve"> </w:t>
+            </w:r>
+            <w:r>
+              <w:rPr>
+                <w:sz w:val="16"/>
+                <w:szCs w:val="16"/>
+              </w:rPr>
+              <w:t xml:space="preserve">3 </w:t>
+            </w:r>
+            <w:r>
+              <w:rPr>
+                <w:sz w:val="16"/>
+                <w:szCs w:val="16"/>
+              </w:rPr>
+              <w:t>misconceptio</w:t>
+            </w:r>
+            <w:r>
+              <w:rPr>
+                <w:sz w:val="16"/>
+                <w:szCs w:val="16"/>
+              </w:rPr>
+              <w:t xml:space="preserve">ns: </w:t>
+            </w:r>
+            <w:r>
+              <w:rPr>
+                <w:sz w:val="16"/>
+                <w:szCs w:val="16"/>
+              </w:rPr>
+              <w:t>OR/THEN/WITH</w:t>
+            </w:r>
+          </w:p>
+          <w:p>
+            <w:pPr>
+              <w:pStyle w:val="ListParagraph"/>
+              <w:numPr>
+                <w:ilvl w:val="0"/>
+                <w:numId w:val="5"/>
+              </w:numPr>
+              <w:ind w:left="69" w:hanging="111"/>
+              <w:rPr>
+                <w:sz w:val="16"/>
+                <w:szCs w:val="16"/>
+              </w:rPr>
+            </w:pPr>
+            <w:r>
+              <w:rPr>
+                <w:sz w:val="16"/>
+                <w:szCs w:val="16"/>
+              </w:rPr>
+              <w:t xml:space="preserve">Correct: IN! </w:t>
+            </w:r>
+            <w:r>
+              <w:rPr>
+                <w:sz w:val="16"/>
+                <w:szCs w:val="16"/>
+              </w:rPr>
+              <w:t xml:space="preserve">Christ is </w:t>
+            </w:r>
+            <w:r>
+              <w:rPr>
+                <w:sz w:val="16"/>
+                <w:szCs w:val="16"/>
+              </w:rPr>
+              <w:t xml:space="preserve">us continually </w:t>
+            </w:r>
+            <w:r>
+              <w:rPr>
+                <w:sz w:val="16"/>
+                <w:szCs w:val="16"/>
+              </w:rPr>
+              <w:t xml:space="preserve">renewing </w:t>
+            </w:r>
+            <w:r>
+              <w:rPr>
+                <w:sz w:val="16"/>
+                <w:szCs w:val="16"/>
+              </w:rPr>
+              <w:t>the faith we need to continue in the faith</w:t>
+            </w:r>
+            <w:r>
+              <w:rPr>
+                <w:sz w:val="16"/>
+                <w:szCs w:val="16"/>
+              </w:rPr>
+              <w:t xml:space="preserve"> </w:t>
+            </w:r>
+            <w:r>
+              <w:rPr>
+                <w:sz w:val="16"/>
+                <w:szCs w:val="16"/>
+              </w:rPr>
+              <w:sym w:font="Wingdings" w:char="F0E0"/>
+            </w:r>
+            <w:r>
+              <w:rPr>
+                <w:sz w:val="16"/>
+                <w:szCs w:val="16"/>
+              </w:rPr>
+              <w:t xml:space="preserve"> </w:t>
+            </w:r>
+            <w:r>
+              <w:rPr>
+                <w:sz w:val="16"/>
+                <w:szCs w:val="16"/>
+              </w:rPr>
+              <w:t>No contradiction</w:t>
+            </w:r>
+            <w:r>
+              <w:rPr>
+                <w:sz w:val="16"/>
+                <w:szCs w:val="16"/>
+              </w:rPr>
+              <w:t>/</w:t>
+            </w:r>
+            <w:r>
+              <w:rPr>
+                <w:sz w:val="16"/>
+                <w:szCs w:val="16"/>
+              </w:rPr>
+              <w:t>competition, just unity.</w:t>
+            </w:r>
+          </w:p>
+          <w:p>
+            <w:pPr>
+              <w:pStyle w:val="ListParagraph"/>
+              <w:numPr>
+                <w:ilvl w:val="0"/>
+                <w:numId w:val="5"/>
+              </w:numPr>
+              <w:ind w:left="69" w:hanging="111"/>
+              <w:rPr>
+                <w:sz w:val="16"/>
+                <w:szCs w:val="16"/>
+              </w:rPr>
+            </w:pPr>
+            <w:r>
+              <w:rPr>
+                <w:color w:val="EE0000"/>
+                <w:sz w:val="16"/>
+                <w:szCs w:val="16"/>
+              </w:rPr>
+              <w:t>Scripture C at end.</w:t>
+            </w:r>
+          </w:p>
+        </w:tc>
+        <w:tc>
+          <w:tcPr>
+            <w:tcW w:w="3510" w:type="dxa"/>
             <w:shd w:val="clear" w:color="auto" w:fill="D9F2D0" w:themeFill="accent6" w:themeFillTint="33"/>
           </w:tcPr>
           <w:p>
@@ -2580,7 +4788,43 @@
                 <w:sz w:val="16"/>
                 <w:szCs w:val="16"/>
               </w:rPr>
-              <w:t>we all, with unveiled face, beholding the glory of the Lord, are being transformed into the same image”</w:t>
+              <w:t>2 Cor 3:18</w:t>
+            </w:r>
+            <w:r>
+              <w:rPr>
+                <w:i/>
+                <w:iCs/>
+                <w:sz w:val="16"/>
+                <w:szCs w:val="16"/>
+              </w:rPr>
+              <w:t>_</w:t>
+            </w:r>
+            <w:r>
+              <w:rPr>
+                <w:i/>
+                <w:iCs/>
+                <w:sz w:val="16"/>
+                <w:szCs w:val="16"/>
+              </w:rPr>
+              <w:t>W</w:t>
+            </w:r>
+            <w:r>
+              <w:rPr>
+                <w:i/>
+                <w:iCs/>
+                <w:sz w:val="16"/>
+                <w:szCs w:val="16"/>
+              </w:rPr>
+              <w:t>e all, with unveiled face, beholding the glory of the Lord, are being transformed into the same image</w:t>
+            </w:r>
+            <w:r>
+              <w:rPr>
+                <w:i/>
+                <w:iCs/>
+                <w:sz w:val="16"/>
+                <w:szCs w:val="16"/>
+              </w:rPr>
+              <w:t>.</w:t>
             </w:r>
           </w:p>
         </w:tc>
@@ -2588,10 +4832,12 @@
       <w:tr>
         <w:tc>
           <w:tcPr>
-            <w:tcW w:w="548" w:type="dxa"/>
-          </w:tcPr>
-          <w:p>
-            <w:pPr>
+            <w:tcW w:w="284" w:type="dxa"/>
+          </w:tcPr>
+          <w:p>
+            <w:pPr>
+              <w:ind w:left="-108" w:right="-80"/>
+              <w:jc w:val="center"/>
               <w:rPr>
                 <w:sz w:val="16"/>
                 <w:szCs w:val="16"/>
@@ -2615,39 +4861,91 @@
         </w:tc>
         <w:tc>
           <w:tcPr>
-            <w:tcW w:w="2608" w:type="dxa"/>
-          </w:tcPr>
-          <w:p>
-            <w:pPr>
-              <w:rPr>
-                <w:i/>
-                <w:iCs/>
-                <w:sz w:val="16"/>
-                <w:szCs w:val="16"/>
-              </w:rPr>
-            </w:pPr>
-            <w:r>
-              <w:rPr>
-                <w:i/>
-                <w:iCs/>
-                <w:sz w:val="16"/>
-                <w:szCs w:val="16"/>
-              </w:rPr>
-              <w:t>In my Father's house are many rooms. If it were not so, would I have told you that I go to prepare a place for you?</w:t>
-            </w:r>
-          </w:p>
-        </w:tc>
-        <w:tc>
-          <w:tcPr>
-            <w:tcW w:w="3684" w:type="dxa"/>
-          </w:tcPr>
-          <w:p>
-            <w:pPr>
-              <w:rPr>
-                <w:sz w:val="16"/>
-                <w:szCs w:val="16"/>
-              </w:rPr>
-            </w:pPr>
+            <w:tcW w:w="3057" w:type="dxa"/>
+          </w:tcPr>
+          <w:p>
+            <w:pPr>
+              <w:rPr>
+                <w:b/>
+                <w:bCs/>
+                <w:i/>
+                <w:iCs/>
+                <w:sz w:val="16"/>
+                <w:szCs w:val="16"/>
+              </w:rPr>
+            </w:pPr>
+            <w:r>
+              <w:rPr>
+                <w:b/>
+                <w:bCs/>
+                <w:i/>
+                <w:iCs/>
+                <w:sz w:val="16"/>
+                <w:szCs w:val="16"/>
+              </w:rPr>
+              <w:t>John 14:2</w:t>
+            </w:r>
+            <w:r>
+              <w:rPr>
+                <w:b/>
+                <w:bCs/>
+                <w:i/>
+                <w:iCs/>
+                <w:sz w:val="16"/>
+                <w:szCs w:val="16"/>
+              </w:rPr>
+              <w:t>_</w:t>
+            </w:r>
+            <w:r>
+              <w:rPr>
+                <w:b/>
+                <w:bCs/>
+                <w:i/>
+                <w:iCs/>
+                <w:sz w:val="16"/>
+                <w:szCs w:val="16"/>
+              </w:rPr>
+              <w:t xml:space="preserve">In my Father's house are many rooms. If it were not so, would I </w:t>
+            </w:r>
+            <w:r>
+              <w:rPr>
+                <w:b/>
+                <w:bCs/>
+                <w:i/>
+                <w:iCs/>
+                <w:sz w:val="16"/>
+                <w:szCs w:val="16"/>
+              </w:rPr>
+              <w:lastRenderedPageBreak/>
+              <w:t>have told you that I go to prepare a place for you?</w:t>
+            </w:r>
+          </w:p>
+        </w:tc>
+        <w:tc>
+          <w:tcPr>
+            <w:tcW w:w="3507" w:type="dxa"/>
+          </w:tcPr>
+          <w:p>
+            <w:pPr>
+              <w:pStyle w:val="ListParagraph"/>
+              <w:numPr>
+                <w:ilvl w:val="0"/>
+                <w:numId w:val="5"/>
+              </w:numPr>
+              <w:ind w:left="67" w:hanging="113"/>
+              <w:rPr>
+                <w:sz w:val="16"/>
+                <w:szCs w:val="16"/>
+              </w:rPr>
+            </w:pPr>
+            <w:r>
+              <w:rPr>
+                <w:sz w:val="16"/>
+                <w:szCs w:val="16"/>
+              </w:rPr>
+              <w:lastRenderedPageBreak/>
+              <w:t xml:space="preserve">Final question: </w:t>
+            </w:r>
             <w:r>
               <w:rPr>
                 <w:sz w:val="16"/>
@@ -2658,49 +4956,133 @@
           </w:p>
           <w:p>
             <w:pPr>
-              <w:rPr>
-                <w:sz w:val="16"/>
-                <w:szCs w:val="16"/>
-              </w:rPr>
-            </w:pPr>
-            <w:r>
-              <w:rPr>
-                <w:sz w:val="16"/>
-                <w:szCs w:val="16"/>
-              </w:rPr>
-              <w:t>Don’t mean temporally, but spatially?</w:t>
-            </w:r>
-          </w:p>
-          <w:p>
-            <w:pPr>
-              <w:rPr>
-                <w:sz w:val="16"/>
-                <w:szCs w:val="16"/>
-              </w:rPr>
-            </w:pPr>
-          </w:p>
-        </w:tc>
-        <w:tc>
-          <w:tcPr>
-            <w:tcW w:w="5220" w:type="dxa"/>
-          </w:tcPr>
-          <w:p>
-            <w:pPr>
-              <w:rPr>
-                <w:sz w:val="16"/>
-                <w:szCs w:val="16"/>
-              </w:rPr>
-            </w:pPr>
-            <w:r>
-              <w:rPr>
-                <w:sz w:val="16"/>
-                <w:szCs w:val="16"/>
-              </w:rPr>
-              <w:t>Same place it started = In him. We dwell in him.</w:t>
-            </w:r>
-          </w:p>
-          <w:p>
-            <w:pPr>
+              <w:pStyle w:val="ListParagraph"/>
+              <w:numPr>
+                <w:ilvl w:val="0"/>
+                <w:numId w:val="5"/>
+              </w:numPr>
+              <w:ind w:left="67" w:hanging="113"/>
+              <w:rPr>
+                <w:sz w:val="16"/>
+                <w:szCs w:val="16"/>
+              </w:rPr>
+            </w:pPr>
+            <w:r>
+              <w:rPr>
+                <w:sz w:val="16"/>
+                <w:szCs w:val="16"/>
+              </w:rPr>
+              <w:t xml:space="preserve">Don’t mean temporally, but </w:t>
+            </w:r>
+            <w:r>
+              <w:rPr>
+                <w:sz w:val="16"/>
+                <w:szCs w:val="16"/>
+                <w:u w:val="single"/>
+              </w:rPr>
+              <w:t>spatially</w:t>
+            </w:r>
+            <w:r>
+              <w:rPr>
+                <w:sz w:val="16"/>
+                <w:szCs w:val="16"/>
+              </w:rPr>
+              <w:t>?</w:t>
+            </w:r>
+          </w:p>
+          <w:p>
+            <w:pPr>
+              <w:ind w:left="67" w:hanging="113"/>
+              <w:rPr>
+                <w:sz w:val="16"/>
+                <w:szCs w:val="16"/>
+              </w:rPr>
+            </w:pPr>
+          </w:p>
+        </w:tc>
+        <w:tc>
+          <w:tcPr>
+            <w:tcW w:w="4852" w:type="dxa"/>
+          </w:tcPr>
+          <w:p>
+            <w:pPr>
+              <w:pStyle w:val="ListParagraph"/>
+              <w:numPr>
+                <w:ilvl w:val="0"/>
+                <w:numId w:val="5"/>
+              </w:numPr>
+              <w:ind w:left="69" w:hanging="111"/>
+              <w:rPr>
+                <w:sz w:val="16"/>
+                <w:szCs w:val="16"/>
+              </w:rPr>
+            </w:pPr>
+            <w:r>
+              <w:rPr>
+                <w:sz w:val="16"/>
+                <w:szCs w:val="16"/>
+              </w:rPr>
+              <w:t xml:space="preserve">Same place it started = </w:t>
+            </w:r>
+            <w:r>
+              <w:rPr>
+                <w:sz w:val="16"/>
+                <w:szCs w:val="16"/>
+                <w:u w:val="single"/>
+              </w:rPr>
+              <w:t>In him</w:t>
+            </w:r>
+            <w:r>
+              <w:rPr>
+                <w:sz w:val="16"/>
+                <w:szCs w:val="16"/>
+              </w:rPr>
+              <w:t xml:space="preserve">. </w:t>
+            </w:r>
+            <w:r>
+              <w:rPr>
+                <w:sz w:val="16"/>
+                <w:szCs w:val="16"/>
+              </w:rPr>
+              <w:t xml:space="preserve">All who want to, </w:t>
+            </w:r>
+            <w:r>
+              <w:rPr>
+                <w:sz w:val="16"/>
+                <w:szCs w:val="16"/>
+              </w:rPr>
+              <w:t xml:space="preserve">get to </w:t>
+            </w:r>
+            <w:r>
+              <w:rPr>
+                <w:sz w:val="16"/>
+                <w:szCs w:val="16"/>
+              </w:rPr>
+              <w:t xml:space="preserve">dwell in </w:t>
+            </w:r>
+            <w:r>
+              <w:rPr>
+                <w:sz w:val="16"/>
+                <w:szCs w:val="16"/>
+              </w:rPr>
+              <w:t>God</w:t>
+            </w:r>
+            <w:r>
+              <w:rPr>
+                <w:sz w:val="16"/>
+                <w:szCs w:val="16"/>
+              </w:rPr>
+              <w:t>.</w:t>
+            </w:r>
+          </w:p>
+          <w:p>
+            <w:pPr>
+              <w:pStyle w:val="ListParagraph"/>
+              <w:numPr>
+                <w:ilvl w:val="0"/>
+                <w:numId w:val="5"/>
+              </w:numPr>
+              <w:ind w:left="69" w:hanging="111"/>
               <w:rPr>
                 <w:sz w:val="16"/>
                 <w:szCs w:val="16"/>
@@ -2725,46 +5107,124 @@
                 <w:sz w:val="16"/>
                 <w:szCs w:val="16"/>
               </w:rPr>
-              <w:t xml:space="preserve">  tangible: Experience co-inherence</w:t>
-            </w:r>
-          </w:p>
-          <w:p>
-            <w:pPr>
-              <w:rPr>
-                <w:sz w:val="16"/>
-                <w:szCs w:val="16"/>
-              </w:rPr>
-            </w:pPr>
-            <w:r>
-              <w:rPr>
-                <w:sz w:val="16"/>
-                <w:szCs w:val="16"/>
-              </w:rPr>
-              <w:t>Have everything we need = imagination for images + words + silence + hearts + the Holy Spirit</w:t>
-            </w:r>
-          </w:p>
-        </w:tc>
-        <w:tc>
-          <w:tcPr>
-            <w:tcW w:w="3060" w:type="dxa"/>
-          </w:tcPr>
-          <w:p>
-            <w:pPr>
-              <w:rPr>
-                <w:i/>
-                <w:iCs/>
-                <w:sz w:val="16"/>
-                <w:szCs w:val="16"/>
-              </w:rPr>
-            </w:pPr>
-            <w:r>
-              <w:rPr>
-                <w:i/>
-                <w:iCs/>
-                <w:sz w:val="16"/>
-                <w:szCs w:val="16"/>
-              </w:rPr>
-              <w:t>Blank</w:t>
+              <w:t xml:space="preserve">  tangible</w:t>
+            </w:r>
+            <w:r>
+              <w:rPr>
+                <w:sz w:val="16"/>
+                <w:szCs w:val="16"/>
+              </w:rPr>
+              <w:t xml:space="preserve"> = let’s e</w:t>
+            </w:r>
+            <w:r>
+              <w:rPr>
+                <w:sz w:val="16"/>
+                <w:szCs w:val="16"/>
+              </w:rPr>
+              <w:t>xperience co-inherence</w:t>
+            </w:r>
+            <w:r>
+              <w:rPr>
+                <w:sz w:val="16"/>
+                <w:szCs w:val="16"/>
+              </w:rPr>
+              <w:t xml:space="preserve"> as church</w:t>
+            </w:r>
+          </w:p>
+          <w:p>
+            <w:pPr>
+              <w:pStyle w:val="ListParagraph"/>
+              <w:numPr>
+                <w:ilvl w:val="0"/>
+                <w:numId w:val="5"/>
+              </w:numPr>
+              <w:ind w:left="69" w:hanging="111"/>
+              <w:rPr>
+                <w:sz w:val="16"/>
+                <w:szCs w:val="16"/>
+              </w:rPr>
+            </w:pPr>
+            <w:r>
+              <w:rPr>
+                <w:sz w:val="16"/>
+                <w:szCs w:val="16"/>
+              </w:rPr>
+              <w:t xml:space="preserve">Have </w:t>
+            </w:r>
+            <w:r>
+              <w:rPr>
+                <w:sz w:val="16"/>
+                <w:szCs w:val="16"/>
+              </w:rPr>
+              <w:t xml:space="preserve">all </w:t>
+            </w:r>
+            <w:r>
+              <w:rPr>
+                <w:sz w:val="16"/>
+                <w:szCs w:val="16"/>
+              </w:rPr>
+              <w:t xml:space="preserve">we need = </w:t>
+            </w:r>
+            <w:r>
+              <w:rPr>
+                <w:sz w:val="16"/>
+                <w:szCs w:val="16"/>
+                <w:u w:val="single"/>
+              </w:rPr>
+              <w:t>imag</w:t>
+            </w:r>
+            <w:r>
+              <w:rPr>
+                <w:sz w:val="16"/>
+                <w:szCs w:val="16"/>
+                <w:u w:val="single"/>
+              </w:rPr>
+              <w:t>e</w:t>
+            </w:r>
+            <w:r>
+              <w:rPr>
+                <w:sz w:val="16"/>
+                <w:szCs w:val="16"/>
+              </w:rPr>
+              <w:t>-</w:t>
+            </w:r>
+            <w:r>
+              <w:rPr>
+                <w:sz w:val="16"/>
+                <w:szCs w:val="16"/>
+              </w:rPr>
+              <w:t xml:space="preserve">ination + words + silence + hearts + </w:t>
+            </w:r>
+            <w:r>
+              <w:rPr>
+                <w:sz w:val="16"/>
+                <w:szCs w:val="16"/>
+              </w:rPr>
+              <w:t>H.S.</w:t>
+            </w:r>
+          </w:p>
+        </w:tc>
+        <w:tc>
+          <w:tcPr>
+            <w:tcW w:w="3510" w:type="dxa"/>
+          </w:tcPr>
+          <w:p>
+            <w:pPr>
+              <w:rPr>
+                <w:i/>
+                <w:iCs/>
+                <w:sz w:val="16"/>
+                <w:szCs w:val="16"/>
+              </w:rPr>
+            </w:pPr>
+            <w:r>
+              <w:rPr>
+                <w:i/>
+                <w:iCs/>
+                <w:sz w:val="16"/>
+                <w:szCs w:val="16"/>
+              </w:rPr>
+              <w:t>N/A</w:t>
             </w:r>
           </w:p>
         </w:tc>
@@ -2791,6 +5251,297 @@
 <file path=word/numbering.xml><?xml version="1.0" encoding="utf-8"?>
 <w:numbering xmlns:wpc="http://schemas.microsoft.com/office/word/2010/wordprocessingCanvas" xmlns:cx="http://schemas.microsoft.com/office/drawing/2014/chartex" xmlns:cx1="http://schemas.microsoft.com/office/drawing/2015/9/8/chartex" xmlns:cx2="http://schemas.microsoft.com/office/drawing/2015/10/21/chartex" xmlns:cx3="http://schemas.microsoft.com/office/drawing/2016/5/9/chartex" xmlns:cx4="http://schemas.microsoft.com/office/drawing/2016/5/10/chartex" xmlns:cx5="http://schemas.microsoft.com/office/drawing/2016/5/11/chartex" xmlns:cx6="http://schemas.microsoft.com/office/drawing/2016/5/12/chartex" xmlns:cx7="http://schemas.microsoft.com/office/drawing/2016/5/13/chartex" xmlns:cx8="http://schemas.microsoft.com/office/drawing/2016/5/14/chartex" xmlns:mc="http://schemas.openxmlformats.org/markup-compatibility/2006" xmlns:aink="http://schemas.microsoft.com/office/drawing/2016/ink" xmlns:am3d="http://schemas.microsoft.com/office/drawing/2017/model3d" xmlns:o="urn:schemas-microsoft-com:office:office" xmlns:oel="http://schemas.microsoft.com/office/2019/extlst" xmlns:r="http://schemas.openxmlformats.org/officeDocument/2006/relationships" xmlns:m="http://schemas.openxmlformats.org/officeDocument/2006/math" xmlns:v="urn:schemas-microsoft-com:vml" xmlns:wp14="http://schemas.microsoft.com/office/word/2010/wordprocessingDrawing" xmlns:wp="http://schemas.openxmlformats.org/drawingml/2006/wordprocessingDrawing" xmlns:w10="urn:schemas-microsoft-com:office:word" xmlns:w="http://schemas.openxmlformats.org/wordprocessingml/2006/main" xmlns:w14="http://schemas.microsoft.com/office/word/2010/wordml" xmlns:w15="http://schemas.microsoft.com/office/word/2012/wordml" xmlns:w16cex="http://schemas.microsoft.com/office/word/2018/wordml/cex" xmlns:w16cid="http://schemas.microsoft.com/office/word/2016/wordml/cid" xmlns:w16="http://schemas.microsoft.com/office/word/2018/wordml" xmlns:w16du="http://schemas.microsoft.com/office/word/2023/wordml/word16du" xmlns:w16sdtdh="http://schemas.microsoft.com/office/word/2020/wordml/sdtdatahash" xmlns:w16sdtfl="http://schemas.microsoft.com/office/word/2024/wordml/sdtformatlock" xmlns:w16se="http://schemas.microsoft.com/office/word/2015/wordml/symex" xmlns:wpg="http://schemas.microsoft.com/office/word/2010/wordprocessingGroup" xmlns:wpi="http://schemas.microsoft.com/office/word/2010/wordprocessingInk" xmlns:wne="http://schemas.microsoft.com/office/word/2006/wordml" xmlns:wps="http://schemas.microsoft.com/office/word/2010/wordprocessingShape" mc:Ignorable="w14 w15 w16se w16cid w16 w16cex w16sdtdh w16sdtfl w16du wp14">
   <w:abstractNum w:abstractNumId="0" w15:restartNumberingAfterBreak="0">
+    <w:nsid w:val="07224C69"/>
+    <w:multiLevelType w:val="hybridMultilevel"/>
+    <w:tmpl w:val="FB48A178"/>
+    <w:lvl w:ilvl="0" w:tplc="0409000F">
+      <w:start w:val="1"/>
+      <w:numFmt w:val="decimal"/>
+      <w:lvlText w:val="%1."/>
+      <w:lvlJc w:val="left"/>
+      <w:pPr>
+        <w:ind w:left="720" w:hanging="360"/>
+      </w:pPr>
+      <w:rPr>
+        <w:rFonts w:hint="default"/>
+      </w:rPr>
+    </w:lvl>
+    <w:lvl w:ilvl="1" w:tplc="04090019" w:tentative="1">
+      <w:start w:val="1"/>
+      <w:numFmt w:val="lowerLetter"/>
+      <w:lvlText w:val="%2."/>
+      <w:lvlJc w:val="left"/>
+      <w:pPr>
+        <w:ind w:left="1440" w:hanging="360"/>
+      </w:pPr>
+    </w:lvl>
+    <w:lvl w:ilvl="2" w:tplc="0409001B" w:tentative="1">
+      <w:start w:val="1"/>
+      <w:numFmt w:val="lowerRoman"/>
+      <w:lvlText w:val="%3."/>
+      <w:lvlJc w:val="right"/>
+      <w:pPr>
+        <w:ind w:left="2160" w:hanging="180"/>
+      </w:pPr>
+    </w:lvl>
+    <w:lvl w:ilvl="3" w:tplc="0409000F" w:tentative="1">
+      <w:start w:val="1"/>
+      <w:numFmt w:val="decimal"/>
+      <w:lvlText w:val="%4."/>
+      <w:lvlJc w:val="left"/>
+      <w:pPr>
+        <w:ind w:left="2880" w:hanging="360"/>
+      </w:pPr>
+    </w:lvl>
+    <w:lvl w:ilvl="4" w:tplc="04090019" w:tentative="1">
+      <w:start w:val="1"/>
+      <w:numFmt w:val="lowerLetter"/>
+      <w:lvlText w:val="%5."/>
+      <w:lvlJc w:val="left"/>
+      <w:pPr>
+        <w:ind w:left="3600" w:hanging="360"/>
+      </w:pPr>
+    </w:lvl>
+    <w:lvl w:ilvl="5" w:tplc="0409001B" w:tentative="1">
+      <w:start w:val="1"/>
+      <w:numFmt w:val="lowerRoman"/>
+      <w:lvlText w:val="%6."/>
+      <w:lvlJc w:val="right"/>
+      <w:pPr>
+        <w:ind w:left="4320" w:hanging="180"/>
+      </w:pPr>
+    </w:lvl>
+    <w:lvl w:ilvl="6" w:tplc="0409000F" w:tentative="1">
+      <w:start w:val="1"/>
+      <w:numFmt w:val="decimal"/>
+      <w:lvlText w:val="%7."/>
+      <w:lvlJc w:val="left"/>
+      <w:pPr>
+        <w:ind w:left="5040" w:hanging="360"/>
+      </w:pPr>
+    </w:lvl>
+    <w:lvl w:ilvl="7" w:tplc="04090019" w:tentative="1">
+      <w:start w:val="1"/>
+      <w:numFmt w:val="lowerLetter"/>
+      <w:lvlText w:val="%8."/>
+      <w:lvlJc w:val="left"/>
+      <w:pPr>
+        <w:ind w:left="5760" w:hanging="360"/>
+      </w:pPr>
+    </w:lvl>
+    <w:lvl w:ilvl="8" w:tplc="0409001B" w:tentative="1">
+      <w:start w:val="1"/>
+      <w:numFmt w:val="lowerRoman"/>
+      <w:lvlText w:val="%9."/>
+      <w:lvlJc w:val="right"/>
+      <w:pPr>
+        <w:ind w:left="6480" w:hanging="180"/>
+      </w:pPr>
+    </w:lvl>
+  </w:abstractNum>
+  <w:abstractNum w:abstractNumId="1" w15:restartNumberingAfterBreak="0">
+    <w:nsid w:val="1ACC2D41"/>
+    <w:multiLevelType w:val="hybridMultilevel"/>
+    <w:tmpl w:val="CAD6F1A4"/>
+    <w:lvl w:ilvl="0" w:tplc="69147B18">
+      <w:start w:val="2"/>
+      <w:numFmt w:val="bullet"/>
+      <w:lvlText w:val=""/>
+      <w:lvlJc w:val="left"/>
+      <w:pPr>
+        <w:ind w:left="720" w:hanging="360"/>
+      </w:pPr>
+      <w:rPr>
+        <w:rFonts w:ascii="Wingdings" w:eastAsiaTheme="minorHAnsi" w:hAnsi="Wingdings" w:cstheme="minorBidi" w:hint="default"/>
+      </w:rPr>
+    </w:lvl>
+    <w:lvl w:ilvl="1" w:tplc="04090003" w:tentative="1">
+      <w:start w:val="1"/>
+      <w:numFmt w:val="bullet"/>
+      <w:lvlText w:val="o"/>
+      <w:lvlJc w:val="left"/>
+      <w:pPr>
+        <w:ind w:left="1440" w:hanging="360"/>
+      </w:pPr>
+      <w:rPr>
+        <w:rFonts w:ascii="Courier New" w:hAnsi="Courier New" w:cs="Courier New" w:hint="default"/>
+      </w:rPr>
+    </w:lvl>
+    <w:lvl w:ilvl="2" w:tplc="04090005" w:tentative="1">
+      <w:start w:val="1"/>
+      <w:numFmt w:val="bullet"/>
+      <w:lvlText w:val=""/>
+      <w:lvlJc w:val="left"/>
+      <w:pPr>
+        <w:ind w:left="2160" w:hanging="360"/>
+      </w:pPr>
+      <w:rPr>
+        <w:rFonts w:ascii="Wingdings" w:hAnsi="Wingdings" w:hint="default"/>
+      </w:rPr>
+    </w:lvl>
+    <w:lvl w:ilvl="3" w:tplc="04090001" w:tentative="1">
+      <w:start w:val="1"/>
+      <w:numFmt w:val="bullet"/>
+      <w:lvlText w:val=""/>
+      <w:lvlJc w:val="left"/>
+      <w:pPr>
+        <w:ind w:left="2880" w:hanging="360"/>
+      </w:pPr>
+      <w:rPr>
+        <w:rFonts w:ascii="Symbol" w:hAnsi="Symbol" w:hint="default"/>
+      </w:rPr>
+    </w:lvl>
+    <w:lvl w:ilvl="4" w:tplc="04090003" w:tentative="1">
+      <w:start w:val="1"/>
+      <w:numFmt w:val="bullet"/>
+      <w:lvlText w:val="o"/>
+      <w:lvlJc w:val="left"/>
+      <w:pPr>
+        <w:ind w:left="3600" w:hanging="360"/>
+      </w:pPr>
+      <w:rPr>
+        <w:rFonts w:ascii="Courier New" w:hAnsi="Courier New" w:cs="Courier New" w:hint="default"/>
+      </w:rPr>
+    </w:lvl>
+    <w:lvl w:ilvl="5" w:tplc="04090005" w:tentative="1">
+      <w:start w:val="1"/>
+      <w:numFmt w:val="bullet"/>
+      <w:lvlText w:val=""/>
+      <w:lvlJc w:val="left"/>
+      <w:pPr>
+        <w:ind w:left="4320" w:hanging="360"/>
+      </w:pPr>
+      <w:rPr>
+        <w:rFonts w:ascii="Wingdings" w:hAnsi="Wingdings" w:hint="default"/>
+      </w:rPr>
+    </w:lvl>
+    <w:lvl w:ilvl="6" w:tplc="04090001" w:tentative="1">
+      <w:start w:val="1"/>
+      <w:numFmt w:val="bullet"/>
+      <w:lvlText w:val=""/>
+      <w:lvlJc w:val="left"/>
+      <w:pPr>
+        <w:ind w:left="5040" w:hanging="360"/>
+      </w:pPr>
+      <w:rPr>
+        <w:rFonts w:ascii="Symbol" w:hAnsi="Symbol" w:hint="default"/>
+      </w:rPr>
+    </w:lvl>
+    <w:lvl w:ilvl="7" w:tplc="04090003" w:tentative="1">
+      <w:start w:val="1"/>
+      <w:numFmt w:val="bullet"/>
+      <w:lvlText w:val="o"/>
+      <w:lvlJc w:val="left"/>
+      <w:pPr>
+        <w:ind w:left="5760" w:hanging="360"/>
+      </w:pPr>
+      <w:rPr>
+        <w:rFonts w:ascii="Courier New" w:hAnsi="Courier New" w:cs="Courier New" w:hint="default"/>
+      </w:rPr>
+    </w:lvl>
+    <w:lvl w:ilvl="8" w:tplc="04090005" w:tentative="1">
+      <w:start w:val="1"/>
+      <w:numFmt w:val="bullet"/>
+      <w:lvlText w:val=""/>
+      <w:lvlJc w:val="left"/>
+      <w:pPr>
+        <w:ind w:left="6480" w:hanging="360"/>
+      </w:pPr>
+      <w:rPr>
+        <w:rFonts w:ascii="Wingdings" w:hAnsi="Wingdings" w:hint="default"/>
+      </w:rPr>
+    </w:lvl>
+  </w:abstractNum>
+  <w:abstractNum w:abstractNumId="2" w15:restartNumberingAfterBreak="0">
+    <w:nsid w:val="1B170356"/>
+    <w:multiLevelType w:val="hybridMultilevel"/>
+    <w:tmpl w:val="67C67714"/>
+    <w:lvl w:ilvl="0" w:tplc="0409000F">
+      <w:start w:val="1"/>
+      <w:numFmt w:val="decimal"/>
+      <w:lvlText w:val="%1."/>
+      <w:lvlJc w:val="left"/>
+      <w:pPr>
+        <w:ind w:left="720" w:hanging="360"/>
+      </w:pPr>
+      <w:rPr>
+        <w:rFonts w:hint="default"/>
+      </w:rPr>
+    </w:lvl>
+    <w:lvl w:ilvl="1" w:tplc="04090019" w:tentative="1">
+      <w:start w:val="1"/>
+      <w:numFmt w:val="lowerLetter"/>
+      <w:lvlText w:val="%2."/>
+      <w:lvlJc w:val="left"/>
+      <w:pPr>
+        <w:ind w:left="1440" w:hanging="360"/>
+      </w:pPr>
+    </w:lvl>
+    <w:lvl w:ilvl="2" w:tplc="0409001B" w:tentative="1">
+      <w:start w:val="1"/>
+      <w:numFmt w:val="lowerRoman"/>
+      <w:lvlText w:val="%3."/>
+      <w:lvlJc w:val="right"/>
+      <w:pPr>
+        <w:ind w:left="2160" w:hanging="180"/>
+      </w:pPr>
+    </w:lvl>
+    <w:lvl w:ilvl="3" w:tplc="0409000F" w:tentative="1">
+      <w:start w:val="1"/>
+      <w:numFmt w:val="decimal"/>
+      <w:lvlText w:val="%4."/>
+      <w:lvlJc w:val="left"/>
+      <w:pPr>
+        <w:ind w:left="2880" w:hanging="360"/>
+      </w:pPr>
+    </w:lvl>
+    <w:lvl w:ilvl="4" w:tplc="04090019" w:tentative="1">
+      <w:start w:val="1"/>
+      <w:numFmt w:val="lowerLetter"/>
+      <w:lvlText w:val="%5."/>
+      <w:lvlJc w:val="left"/>
+      <w:pPr>
+        <w:ind w:left="3600" w:hanging="360"/>
+      </w:pPr>
+    </w:lvl>
+    <w:lvl w:ilvl="5" w:tplc="0409001B" w:tentative="1">
+      <w:start w:val="1"/>
+      <w:numFmt w:val="lowerRoman"/>
+      <w:lvlText w:val="%6."/>
+      <w:lvlJc w:val="right"/>
+      <w:pPr>
+        <w:ind w:left="4320" w:hanging="180"/>
+      </w:pPr>
+    </w:lvl>
+    <w:lvl w:ilvl="6" w:tplc="0409000F" w:tentative="1">
+      <w:start w:val="1"/>
+      <w:numFmt w:val="decimal"/>
+      <w:lvlText w:val="%7."/>
+      <w:lvlJc w:val="left"/>
+      <w:pPr>
+        <w:ind w:left="5040" w:hanging="360"/>
+      </w:pPr>
+    </w:lvl>
+    <w:lvl w:ilvl="7" w:tplc="04090019" w:tentative="1">
+      <w:start w:val="1"/>
+      <w:numFmt w:val="lowerLetter"/>
+      <w:lvlText w:val="%8."/>
+      <w:lvlJc w:val="left"/>
+      <w:pPr>
+        <w:ind w:left="5760" w:hanging="360"/>
+      </w:pPr>
+    </w:lvl>
+    <w:lvl w:ilvl="8" w:tplc="0409001B" w:tentative="1">
+      <w:start w:val="1"/>
+      <w:numFmt w:val="lowerRoman"/>
+      <w:lvlText w:val="%9."/>
+      <w:lvlJc w:val="right"/>
+      <w:pPr>
+        <w:ind w:left="6480" w:hanging="180"/>
+      </w:pPr>
+    </w:lvl>
+  </w:abstractNum>
+  <w:abstractNum w:abstractNumId="3" w15:restartNumberingAfterBreak="0">
     <w:nsid w:val="333D658D"/>
     <w:multiLevelType w:val="hybridMultilevel"/>
     <w:tmpl w:val="3FD0941E"/>
@@ -2879,7 +5630,210 @@
       </w:pPr>
     </w:lvl>
   </w:abstractNum>
-  <w:abstractNum w:abstractNumId="1" w15:restartNumberingAfterBreak="0">
+  <w:abstractNum w:abstractNumId="4" w15:restartNumberingAfterBreak="0">
+    <w:nsid w:val="4B3627F4"/>
+    <w:multiLevelType w:val="hybridMultilevel"/>
+    <w:tmpl w:val="55D06B94"/>
+    <w:lvl w:ilvl="0" w:tplc="5EE4C17E">
+      <w:start w:val="1"/>
+      <w:numFmt w:val="bullet"/>
+      <w:lvlText w:val=""/>
+      <w:lvlJc w:val="left"/>
+      <w:pPr>
+        <w:ind w:left="720" w:hanging="360"/>
+      </w:pPr>
+      <w:rPr>
+        <w:rFonts w:ascii="Symbol" w:hAnsi="Symbol" w:hint="default"/>
+        <w:color w:val="auto"/>
+      </w:rPr>
+    </w:lvl>
+    <w:lvl w:ilvl="1" w:tplc="04090003">
+      <w:start w:val="1"/>
+      <w:numFmt w:val="bullet"/>
+      <w:lvlText w:val="o"/>
+      <w:lvlJc w:val="left"/>
+      <w:pPr>
+        <w:ind w:left="1440" w:hanging="360"/>
+      </w:pPr>
+      <w:rPr>
+        <w:rFonts w:ascii="Courier New" w:hAnsi="Courier New" w:cs="Courier New" w:hint="default"/>
+      </w:rPr>
+    </w:lvl>
+    <w:lvl w:ilvl="2" w:tplc="04090005" w:tentative="1">
+      <w:start w:val="1"/>
+      <w:numFmt w:val="bullet"/>
+      <w:lvlText w:val=""/>
+      <w:lvlJc w:val="left"/>
+      <w:pPr>
+        <w:ind w:left="2160" w:hanging="360"/>
+      </w:pPr>
+      <w:rPr>
+        <w:rFonts w:ascii="Wingdings" w:hAnsi="Wingdings" w:hint="default"/>
+      </w:rPr>
+    </w:lvl>
+    <w:lvl w:ilvl="3" w:tplc="04090001" w:tentative="1">
+      <w:start w:val="1"/>
+      <w:numFmt w:val="bullet"/>
+      <w:lvlText w:val=""/>
+      <w:lvlJc w:val="left"/>
+      <w:pPr>
+        <w:ind w:left="2880" w:hanging="360"/>
+      </w:pPr>
+      <w:rPr>
+        <w:rFonts w:ascii="Symbol" w:hAnsi="Symbol" w:hint="default"/>
+      </w:rPr>
+    </w:lvl>
+    <w:lvl w:ilvl="4" w:tplc="04090003" w:tentative="1">
+      <w:start w:val="1"/>
+      <w:numFmt w:val="bullet"/>
+      <w:lvlText w:val="o"/>
+      <w:lvlJc w:val="left"/>
+      <w:pPr>
+        <w:ind w:left="3600" w:hanging="360"/>
+      </w:pPr>
+      <w:rPr>
+        <w:rFonts w:ascii="Courier New" w:hAnsi="Courier New" w:cs="Courier New" w:hint="default"/>
+      </w:rPr>
+    </w:lvl>
+    <w:lvl w:ilvl="5" w:tplc="04090005" w:tentative="1">
+      <w:start w:val="1"/>
+      <w:numFmt w:val="bullet"/>
+      <w:lvlText w:val=""/>
+      <w:lvlJc w:val="left"/>
+      <w:pPr>
+        <w:ind w:left="4320" w:hanging="360"/>
+      </w:pPr>
+      <w:rPr>
+        <w:rFonts w:ascii="Wingdings" w:hAnsi="Wingdings" w:hint="default"/>
+      </w:rPr>
+    </w:lvl>
+    <w:lvl w:ilvl="6" w:tplc="04090001" w:tentative="1">
+      <w:start w:val="1"/>
+      <w:numFmt w:val="bullet"/>
+      <w:lvlText w:val=""/>
+      <w:lvlJc w:val="left"/>
+      <w:pPr>
+        <w:ind w:left="5040" w:hanging="360"/>
+      </w:pPr>
+      <w:rPr>
+        <w:rFonts w:ascii="Symbol" w:hAnsi="Symbol" w:hint="default"/>
+      </w:rPr>
+    </w:lvl>
+    <w:lvl w:ilvl="7" w:tplc="04090003" w:tentative="1">
+      <w:start w:val="1"/>
+      <w:numFmt w:val="bullet"/>
+      <w:lvlText w:val="o"/>
+      <w:lvlJc w:val="left"/>
+      <w:pPr>
+        <w:ind w:left="5760" w:hanging="360"/>
+      </w:pPr>
+      <w:rPr>
+        <w:rFonts w:ascii="Courier New" w:hAnsi="Courier New" w:cs="Courier New" w:hint="default"/>
+      </w:rPr>
+    </w:lvl>
+    <w:lvl w:ilvl="8" w:tplc="04090005" w:tentative="1">
+      <w:start w:val="1"/>
+      <w:numFmt w:val="bullet"/>
+      <w:lvlText w:val=""/>
+      <w:lvlJc w:val="left"/>
+      <w:pPr>
+        <w:ind w:left="6480" w:hanging="360"/>
+      </w:pPr>
+      <w:rPr>
+        <w:rFonts w:ascii="Wingdings" w:hAnsi="Wingdings" w:hint="default"/>
+      </w:rPr>
+    </w:lvl>
+  </w:abstractNum>
+  <w:abstractNum w:abstractNumId="5" w15:restartNumberingAfterBreak="0">
+    <w:nsid w:val="570D60E9"/>
+    <w:multiLevelType w:val="hybridMultilevel"/>
+    <w:tmpl w:val="68E6E0DC"/>
+    <w:lvl w:ilvl="0" w:tplc="0409000F">
+      <w:start w:val="1"/>
+      <w:numFmt w:val="decimal"/>
+      <w:lvlText w:val="%1."/>
+      <w:lvlJc w:val="left"/>
+      <w:pPr>
+        <w:ind w:left="720" w:hanging="360"/>
+      </w:pPr>
+      <w:rPr>
+        <w:rFonts w:hint="default"/>
+      </w:rPr>
+    </w:lvl>
+    <w:lvl w:ilvl="1" w:tplc="04090019" w:tentative="1">
+      <w:start w:val="1"/>
+      <w:numFmt w:val="lowerLetter"/>
+      <w:lvlText w:val="%2."/>
+      <w:lvlJc w:val="left"/>
+      <w:pPr>
+        <w:ind w:left="1440" w:hanging="360"/>
+      </w:pPr>
+    </w:lvl>
+    <w:lvl w:ilvl="2" w:tplc="0409001B" w:tentative="1">
+      <w:start w:val="1"/>
+      <w:numFmt w:val="lowerRoman"/>
+      <w:lvlText w:val="%3."/>
+      <w:lvlJc w:val="right"/>
+      <w:pPr>
+        <w:ind w:left="2160" w:hanging="180"/>
+      </w:pPr>
+    </w:lvl>
+    <w:lvl w:ilvl="3" w:tplc="0409000F" w:tentative="1">
+      <w:start w:val="1"/>
+      <w:numFmt w:val="decimal"/>
+      <w:lvlText w:val="%4."/>
+      <w:lvlJc w:val="left"/>
+      <w:pPr>
+        <w:ind w:left="2880" w:hanging="360"/>
+      </w:pPr>
+    </w:lvl>
+    <w:lvl w:ilvl="4" w:tplc="04090019" w:tentative="1">
+      <w:start w:val="1"/>
+      <w:numFmt w:val="lowerLetter"/>
+      <w:lvlText w:val="%5."/>
+      <w:lvlJc w:val="left"/>
+      <w:pPr>
+        <w:ind w:left="3600" w:hanging="360"/>
+      </w:pPr>
+    </w:lvl>
+    <w:lvl w:ilvl="5" w:tplc="0409001B" w:tentative="1">
+      <w:start w:val="1"/>
+      <w:numFmt w:val="lowerRoman"/>
+      <w:lvlText w:val="%6."/>
+      <w:lvlJc w:val="right"/>
+      <w:pPr>
+        <w:ind w:left="4320" w:hanging="180"/>
+      </w:pPr>
+    </w:lvl>
+    <w:lvl w:ilvl="6" w:tplc="0409000F" w:tentative="1">
+      <w:start w:val="1"/>
+      <w:numFmt w:val="decimal"/>
+      <w:lvlText w:val="%7."/>
+      <w:lvlJc w:val="left"/>
+      <w:pPr>
+        <w:ind w:left="5040" w:hanging="360"/>
+      </w:pPr>
+    </w:lvl>
+    <w:lvl w:ilvl="7" w:tplc="04090019" w:tentative="1">
+      <w:start w:val="1"/>
+      <w:numFmt w:val="lowerLetter"/>
+      <w:lvlText w:val="%8."/>
+      <w:lvlJc w:val="left"/>
+      <w:pPr>
+        <w:ind w:left="5760" w:hanging="360"/>
+      </w:pPr>
+    </w:lvl>
+    <w:lvl w:ilvl="8" w:tplc="0409001B" w:tentative="1">
+      <w:start w:val="1"/>
+      <w:numFmt w:val="lowerRoman"/>
+      <w:lvlText w:val="%9."/>
+      <w:lvlJc w:val="right"/>
+      <w:pPr>
+        <w:ind w:left="6480" w:hanging="180"/>
+      </w:pPr>
+    </w:lvl>
+  </w:abstractNum>
+  <w:abstractNum w:abstractNumId="6" w15:restartNumberingAfterBreak="0">
     <w:nsid w:val="772F184B"/>
     <w:multiLevelType w:val="hybridMultilevel"/>
     <w:tmpl w:val="310C1A38"/>
@@ -2969,10 +5923,25 @@
     </w:lvl>
   </w:abstractNum>
   <w:num w:numId="1" w16cid:durableId="1658999356">
+    <w:abstractNumId w:val="6"/>
+  </w:num>
+  <w:num w:numId="2" w16cid:durableId="1201086322">
+    <w:abstractNumId w:val="3"/>
+  </w:num>
+  <w:num w:numId="3" w16cid:durableId="217933551">
     <w:abstractNumId w:val="1"/>
   </w:num>
-  <w:num w:numId="2" w16cid:durableId="1201086322">
+  <w:num w:numId="4" w16cid:durableId="1053308618">
+    <w:abstractNumId w:val="5"/>
+  </w:num>
+  <w:num w:numId="5" w16cid:durableId="222328037">
+    <w:abstractNumId w:val="4"/>
+  </w:num>
+  <w:num w:numId="6" w16cid:durableId="1321738485">
     <w:abstractNumId w:val="0"/>
+  </w:num>
+  <w:num w:numId="7" w16cid:durableId="2038964754">
+    <w:abstractNumId w:val="2"/>
   </w:num>
 </w:numbering>
 </file>

--- a/Sermon notes.docx
+++ b/Sermon notes.docx
@@ -2,92 +2,6 @@
 <file path=word/document.xml><?xml version="1.0" encoding="utf-8"?>
 <w:document xmlns:wpc="http://schemas.microsoft.com/office/word/2010/wordprocessingCanvas" xmlns:cx="http://schemas.microsoft.com/office/drawing/2014/chartex" xmlns:cx1="http://schemas.microsoft.com/office/drawing/2015/9/8/chartex" xmlns:cx2="http://schemas.microsoft.com/office/drawing/2015/10/21/chartex" xmlns:cx3="http://schemas.microsoft.com/office/drawing/2016/5/9/chartex" xmlns:cx4="http://schemas.microsoft.com/office/drawing/2016/5/10/chartex" xmlns:cx5="http://schemas.microsoft.com/office/drawing/2016/5/11/chartex" xmlns:cx6="http://schemas.microsoft.com/office/drawing/2016/5/12/chartex" xmlns:cx7="http://schemas.microsoft.com/office/drawing/2016/5/13/chartex" xmlns:cx8="http://schemas.microsoft.com/office/drawing/2016/5/14/chartex" xmlns:mc="http://schemas.openxmlformats.org/markup-compatibility/2006" xmlns:aink="http://schemas.microsoft.com/office/drawing/2016/ink" xmlns:am3d="http://schemas.microsoft.com/office/drawing/2017/model3d" xmlns:o="urn:schemas-microsoft-com:office:office" xmlns:oel="http://schemas.microsoft.com/office/2019/extlst" xmlns:r="http://schemas.openxmlformats.org/officeDocument/2006/relationships" xmlns:m="http://schemas.openxmlformats.org/officeDocument/2006/math" xmlns:v="urn:schemas-microsoft-com:vml" xmlns:wp14="http://schemas.microsoft.com/office/word/2010/wordprocessingDrawing" xmlns:wp="http://schemas.openxmlformats.org/drawingml/2006/wordprocessingDrawing" xmlns:w10="urn:schemas-microsoft-com:office:word" xmlns:w="http://schemas.openxmlformats.org/wordprocessingml/2006/main" xmlns:w14="http://schemas.microsoft.com/office/word/2010/wordml" xmlns:w15="http://schemas.microsoft.com/office/word/2012/wordml" xmlns:w16cex="http://schemas.microsoft.com/office/word/2018/wordml/cex" xmlns:w16cid="http://schemas.microsoft.com/office/word/2016/wordml/cid" xmlns:w16="http://schemas.microsoft.com/office/word/2018/wordml" xmlns:w16du="http://schemas.microsoft.com/office/word/2023/wordml/word16du" xmlns:w16sdtdh="http://schemas.microsoft.com/office/word/2020/wordml/sdtdatahash" xmlns:w16sdtfl="http://schemas.microsoft.com/office/word/2024/wordml/sdtformatlock" xmlns:w16se="http://schemas.microsoft.com/office/word/2015/wordml/symex" xmlns:wpg="http://schemas.microsoft.com/office/word/2010/wordprocessingGroup" xmlns:wpi="http://schemas.microsoft.com/office/word/2010/wordprocessingInk" xmlns:wne="http://schemas.microsoft.com/office/word/2006/wordml" xmlns:wps="http://schemas.microsoft.com/office/word/2010/wordprocessingShape" mc:Ignorable="w14 w15 w16se w16cid w16 w16cex w16sdtdh w16sdtfl w16du wp14">
   <w:body>
-    <w:p>
-      <w:pPr>
-        <w:rPr>
-          <w:sz w:val="16"/>
-          <w:szCs w:val="16"/>
-        </w:rPr>
-      </w:pPr>
-      <w:r>
-        <w:rPr>
-          <w:sz w:val="16"/>
-          <w:szCs w:val="16"/>
-        </w:rPr>
-        <w:t>Put quotes in middle (vertically) of their unit areas. Currently top left panel text is at the top, and bottom left panel text is at the bottom.</w:t>
-      </w:r>
-      <w:r>
-        <w:rPr>
-          <w:sz w:val="16"/>
-          <w:szCs w:val="16"/>
-        </w:rPr>
-        <w:br/>
-      </w:r>
-      <w:r>
-        <w:rPr>
-          <w:sz w:val="16"/>
-          <w:szCs w:val="16"/>
-        </w:rPr>
-        <w:t>Fix black screen filter. Single black plane in front of all text in z dept</w:t>
-      </w:r>
-      <w:r>
-        <w:rPr>
-          <w:sz w:val="16"/>
-          <w:szCs w:val="16"/>
-        </w:rPr>
-        <w:t>h</w:t>
-      </w:r>
-      <w:r>
-        <w:rPr>
-          <w:sz w:val="16"/>
-          <w:szCs w:val="16"/>
-        </w:rPr>
-        <w:t>. Ensure works if go back to beat 1 / start after scrolling forward (currently doesn’t!)</w:t>
-      </w:r>
-      <w:r>
-        <w:rPr>
-          <w:sz w:val="16"/>
-          <w:szCs w:val="16"/>
-        </w:rPr>
-        <w:br/>
-        <w:t>If same image, don’t repeat. Bring back auto</w:t>
-      </w:r>
-      <w:r>
-        <w:rPr>
-          <w:sz w:val="16"/>
-          <w:szCs w:val="16"/>
-        </w:rPr>
-        <w:t>-</w:t>
-      </w:r>
-      <w:r>
-        <w:rPr>
-          <w:sz w:val="16"/>
-          <w:szCs w:val="16"/>
-        </w:rPr>
-        <w:t>timer?</w:t>
-      </w:r>
-      <w:r>
-        <w:rPr>
-          <w:sz w:val="16"/>
-          <w:szCs w:val="16"/>
-        </w:rPr>
-        <w:t xml:space="preserve"> 3</w:t>
-      </w:r>
-      <w:r>
-        <w:rPr>
-          <w:sz w:val="16"/>
-          <w:szCs w:val="16"/>
-        </w:rPr>
-        <w:t>3</w:t>
-      </w:r>
-      <w:r>
-        <w:rPr>
-          <w:sz w:val="16"/>
-          <w:szCs w:val="16"/>
-        </w:rPr>
-        <w:t xml:space="preserve"> seconds.</w:t>
-      </w:r>
-    </w:p>
     <w:tbl>
       <w:tblPr>
         <w:tblStyle w:val="TableGrid"/>
@@ -588,6 +502,7 @@
               </w:rPr>
               <w:t xml:space="preserve">2 warnings: 1. </w:t>
             </w:r>
+            <w:proofErr w:type="gramStart"/>
             <w:r>
               <w:rPr>
                 <w:i/>
@@ -604,7 +519,37 @@
                 <w:sz w:val="16"/>
                 <w:szCs w:val="16"/>
               </w:rPr>
-              <w:t xml:space="preserve">alking lots </w:t>
+              <w:t>alking</w:t>
+            </w:r>
+            <w:proofErr w:type="gramEnd"/>
+            <w:r>
+              <w:rPr>
+                <w:i/>
+                <w:iCs/>
+                <w:sz w:val="16"/>
+                <w:szCs w:val="16"/>
+              </w:rPr>
+              <w:t xml:space="preserve"> </w:t>
+            </w:r>
+            <w:proofErr w:type="gramStart"/>
+            <w:r>
+              <w:rPr>
+                <w:i/>
+                <w:iCs/>
+                <w:sz w:val="16"/>
+                <w:szCs w:val="16"/>
+              </w:rPr>
+              <w:t>lots</w:t>
+            </w:r>
+            <w:proofErr w:type="gramEnd"/>
+            <w:r>
+              <w:rPr>
+                <w:i/>
+                <w:iCs/>
+                <w:sz w:val="16"/>
+                <w:szCs w:val="16"/>
+              </w:rPr>
+              <w:t xml:space="preserve"> </w:t>
             </w:r>
             <w:r>
               <w:rPr>
@@ -622,7 +567,27 @@
                 <w:sz w:val="16"/>
                 <w:szCs w:val="16"/>
               </w:rPr>
-              <w:t xml:space="preserve"> so l</w:t>
+              <w:t xml:space="preserve"> </w:t>
+            </w:r>
+            <w:proofErr w:type="gramStart"/>
+            <w:r>
+              <w:rPr>
+                <w:i/>
+                <w:iCs/>
+                <w:sz w:val="16"/>
+                <w:szCs w:val="16"/>
+              </w:rPr>
+              <w:t>so</w:t>
+            </w:r>
+            <w:proofErr w:type="gramEnd"/>
+            <w:r>
+              <w:rPr>
+                <w:i/>
+                <w:iCs/>
+                <w:sz w:val="16"/>
+                <w:szCs w:val="16"/>
+              </w:rPr>
+              <w:t xml:space="preserve"> l</w:t>
             </w:r>
             <w:r>
               <w:rPr>
@@ -790,7 +755,15 @@
                 <w:sz w:val="16"/>
                 <w:szCs w:val="16"/>
               </w:rPr>
-              <w:t xml:space="preserve">understanding of </w:t>
+              <w:t xml:space="preserve">understanding </w:t>
+            </w:r>
+            <w:proofErr w:type="gramStart"/>
+            <w:r>
+              <w:rPr>
+                <w:sz w:val="16"/>
+                <w:szCs w:val="16"/>
+              </w:rPr>
+              <w:t xml:space="preserve">of </w:t>
             </w:r>
             <w:r>
               <w:rPr>
@@ -804,7 +777,15 @@
                 <w:sz w:val="16"/>
                 <w:szCs w:val="16"/>
               </w:rPr>
-              <w:t>“eikon/</w:t>
+              <w:t>“</w:t>
+            </w:r>
+            <w:proofErr w:type="gramEnd"/>
+            <w:r>
+              <w:rPr>
+                <w:sz w:val="16"/>
+                <w:szCs w:val="16"/>
+              </w:rPr>
+              <w:t>eikon/</w:t>
             </w:r>
             <w:r>
               <w:rPr>
@@ -875,7 +856,27 @@
                 <w:sz w:val="16"/>
                 <w:szCs w:val="16"/>
               </w:rPr>
-              <w:t>Image (Eikōn) = reality?</w:t>
+              <w:t>Image (</w:t>
+            </w:r>
+            <w:proofErr w:type="spellStart"/>
+            <w:r>
+              <w:rPr>
+                <w:b/>
+                <w:bCs/>
+                <w:sz w:val="16"/>
+                <w:szCs w:val="16"/>
+              </w:rPr>
+              <w:t>Eikōn</w:t>
+            </w:r>
+            <w:proofErr w:type="spellEnd"/>
+            <w:r>
+              <w:rPr>
+                <w:b/>
+                <w:bCs/>
+                <w:sz w:val="16"/>
+                <w:szCs w:val="16"/>
+              </w:rPr>
+              <w:t>) = reality?</w:t>
             </w:r>
           </w:p>
         </w:tc>
@@ -1258,7 +1259,23 @@
                 <w:sz w:val="16"/>
                 <w:szCs w:val="16"/>
               </w:rPr>
-              <w:t xml:space="preserve">Christ = principle agent of creation </w:t>
+              <w:t xml:space="preserve">Christ = </w:t>
+            </w:r>
+            <w:proofErr w:type="gramStart"/>
+            <w:r>
+              <w:rPr>
+                <w:sz w:val="16"/>
+                <w:szCs w:val="16"/>
+              </w:rPr>
+              <w:t>principle</w:t>
+            </w:r>
+            <w:proofErr w:type="gramEnd"/>
+            <w:r>
+              <w:rPr>
+                <w:sz w:val="16"/>
+                <w:szCs w:val="16"/>
+              </w:rPr>
+              <w:t xml:space="preserve"> agent of creation </w:t>
             </w:r>
           </w:p>
           <w:p>
@@ -1434,7 +1451,31 @@
                 <w:sz w:val="16"/>
                 <w:szCs w:val="16"/>
               </w:rPr>
-              <w:t>In the beginning was the Word, and the Word was with God, and the Word was God. All things were made through him.</w:t>
+              <w:t xml:space="preserve">In the beginning was the Word, and the Word was with God, and the Word was God. All things were </w:t>
+            </w:r>
+            <w:proofErr w:type="gramStart"/>
+            <w:r>
+              <w:rPr>
+                <w:b/>
+                <w:bCs/>
+                <w:i/>
+                <w:iCs/>
+                <w:sz w:val="16"/>
+                <w:szCs w:val="16"/>
+              </w:rPr>
+              <w:t>made</w:t>
+            </w:r>
+            <w:proofErr w:type="gramEnd"/>
+            <w:r>
+              <w:rPr>
+                <w:b/>
+                <w:bCs/>
+                <w:i/>
+                <w:iCs/>
+                <w:sz w:val="16"/>
+                <w:szCs w:val="16"/>
+              </w:rPr>
+              <w:t xml:space="preserve"> through him.</w:t>
             </w:r>
           </w:p>
         </w:tc>
@@ -1617,7 +1658,31 @@
                 <w:sz w:val="16"/>
                 <w:szCs w:val="16"/>
               </w:rPr>
-              <w:t>And the Word became flesh and dwelt among us.</w:t>
+              <w:t xml:space="preserve">And the Word became </w:t>
+            </w:r>
+            <w:proofErr w:type="gramStart"/>
+            <w:r>
+              <w:rPr>
+                <w:b/>
+                <w:bCs/>
+                <w:i/>
+                <w:iCs/>
+                <w:sz w:val="16"/>
+                <w:szCs w:val="16"/>
+              </w:rPr>
+              <w:t>flesh</w:t>
+            </w:r>
+            <w:proofErr w:type="gramEnd"/>
+            <w:r>
+              <w:rPr>
+                <w:b/>
+                <w:bCs/>
+                <w:i/>
+                <w:iCs/>
+                <w:sz w:val="16"/>
+                <w:szCs w:val="16"/>
+              </w:rPr>
+              <w:t xml:space="preserve"> and dwelt among us.</w:t>
             </w:r>
           </w:p>
         </w:tc>
@@ -1669,7 +1734,31 @@
                 <w:sz w:val="16"/>
                 <w:szCs w:val="16"/>
               </w:rPr>
-              <w:t>John 14:8_Philip said to him, “Lord, show us the Father, and it is enough for us.”</w:t>
+              <w:t xml:space="preserve">John 14:8_Philip said to him, “Lord, show us the </w:t>
+            </w:r>
+            <w:proofErr w:type="gramStart"/>
+            <w:r>
+              <w:rPr>
+                <w:b/>
+                <w:bCs/>
+                <w:i/>
+                <w:iCs/>
+                <w:sz w:val="16"/>
+                <w:szCs w:val="16"/>
+              </w:rPr>
+              <w:t>Father</w:t>
+            </w:r>
+            <w:proofErr w:type="gramEnd"/>
+            <w:r>
+              <w:rPr>
+                <w:b/>
+                <w:bCs/>
+                <w:i/>
+                <w:iCs/>
+                <w:sz w:val="16"/>
+                <w:szCs w:val="16"/>
+              </w:rPr>
+              <w:t>, and it is enough for us.”</w:t>
             </w:r>
           </w:p>
         </w:tc>
@@ -1756,8 +1845,17 @@
                 <w:sz w:val="16"/>
                 <w:szCs w:val="16"/>
               </w:rPr>
-              <w:t>Inside-outy</w:t>
-            </w:r>
+              <w:t>Inside-</w:t>
+            </w:r>
+            <w:proofErr w:type="spellStart"/>
+            <w:r>
+              <w:rPr>
+                <w:sz w:val="16"/>
+                <w:szCs w:val="16"/>
+              </w:rPr>
+              <w:t>outy</w:t>
+            </w:r>
+            <w:proofErr w:type="spellEnd"/>
             <w:r>
               <w:rPr>
                 <w:sz w:val="16"/>
@@ -1917,7 +2015,103 @@
                 <w:sz w:val="16"/>
                 <w:szCs w:val="16"/>
               </w:rPr>
-              <w:t>“Whoever has seen me has seen the Father. How can you say, ‘Show us the Father’? Do you not believe that I am in the Father and the Father is in me?”</w:t>
+              <w:t xml:space="preserve">“Whoever has seen me has seen the </w:t>
+            </w:r>
+            <w:proofErr w:type="gramStart"/>
+            <w:r>
+              <w:rPr>
+                <w:b/>
+                <w:bCs/>
+                <w:i/>
+                <w:iCs/>
+                <w:sz w:val="16"/>
+                <w:szCs w:val="16"/>
+              </w:rPr>
+              <w:t>Father</w:t>
+            </w:r>
+            <w:proofErr w:type="gramEnd"/>
+            <w:r>
+              <w:rPr>
+                <w:b/>
+                <w:bCs/>
+                <w:i/>
+                <w:iCs/>
+                <w:sz w:val="16"/>
+                <w:szCs w:val="16"/>
+              </w:rPr>
+              <w:t xml:space="preserve">. How can you say, ‘Show us the </w:t>
+            </w:r>
+            <w:proofErr w:type="gramStart"/>
+            <w:r>
+              <w:rPr>
+                <w:b/>
+                <w:bCs/>
+                <w:i/>
+                <w:iCs/>
+                <w:sz w:val="16"/>
+                <w:szCs w:val="16"/>
+              </w:rPr>
+              <w:t>Father</w:t>
+            </w:r>
+            <w:proofErr w:type="gramEnd"/>
+            <w:r>
+              <w:rPr>
+                <w:b/>
+                <w:bCs/>
+                <w:i/>
+                <w:iCs/>
+                <w:sz w:val="16"/>
+                <w:szCs w:val="16"/>
+              </w:rPr>
+              <w:t xml:space="preserve">’? Do you not believe that I am in the </w:t>
+            </w:r>
+            <w:proofErr w:type="gramStart"/>
+            <w:r>
+              <w:rPr>
+                <w:b/>
+                <w:bCs/>
+                <w:i/>
+                <w:iCs/>
+                <w:sz w:val="16"/>
+                <w:szCs w:val="16"/>
+              </w:rPr>
+              <w:t>Father</w:t>
+            </w:r>
+            <w:proofErr w:type="gramEnd"/>
+            <w:r>
+              <w:rPr>
+                <w:b/>
+                <w:bCs/>
+                <w:i/>
+                <w:iCs/>
+                <w:sz w:val="16"/>
+                <w:szCs w:val="16"/>
+              </w:rPr>
+              <w:t xml:space="preserve"> and the </w:t>
+            </w:r>
+            <w:proofErr w:type="gramStart"/>
+            <w:r>
+              <w:rPr>
+                <w:b/>
+                <w:bCs/>
+                <w:i/>
+                <w:iCs/>
+                <w:sz w:val="16"/>
+                <w:szCs w:val="16"/>
+              </w:rPr>
+              <w:t>Father</w:t>
+            </w:r>
+            <w:proofErr w:type="gramEnd"/>
+            <w:r>
+              <w:rPr>
+                <w:b/>
+                <w:bCs/>
+                <w:i/>
+                <w:iCs/>
+                <w:sz w:val="16"/>
+                <w:szCs w:val="16"/>
+              </w:rPr>
+              <w:t xml:space="preserve"> is in me?”</w:t>
             </w:r>
           </w:p>
         </w:tc>
@@ -2034,8 +2228,17 @@
                 <w:sz w:val="16"/>
                 <w:szCs w:val="16"/>
               </w:rPr>
-              <w:t xml:space="preserve"> stoop</w:t>
-            </w:r>
+              <w:t xml:space="preserve"> </w:t>
+            </w:r>
+            <w:proofErr w:type="gramStart"/>
+            <w:r>
+              <w:rPr>
+                <w:sz w:val="16"/>
+                <w:szCs w:val="16"/>
+              </w:rPr>
+              <w:t>stoop</w:t>
+            </w:r>
+            <w:proofErr w:type="gramEnd"/>
             <w:r>
               <w:rPr>
                 <w:sz w:val="16"/>
@@ -2209,7 +2412,15 @@
                 <w:sz w:val="16"/>
                 <w:szCs w:val="16"/>
               </w:rPr>
-              <w:t xml:space="preserve">But didn’t </w:t>
+              <w:t xml:space="preserve">But </w:t>
+            </w:r>
+            <w:proofErr w:type="gramStart"/>
+            <w:r>
+              <w:rPr>
+                <w:sz w:val="16"/>
+                <w:szCs w:val="16"/>
+              </w:rPr>
+              <w:t xml:space="preserve">didn’t </w:t>
             </w:r>
             <w:r>
               <w:rPr>
@@ -2223,7 +2434,15 @@
                 <w:sz w:val="16"/>
                 <w:szCs w:val="16"/>
               </w:rPr>
-              <w:t xml:space="preserve">ord over us. He was </w:t>
+              <w:t>ord</w:t>
+            </w:r>
+            <w:proofErr w:type="gramEnd"/>
+            <w:r>
+              <w:rPr>
+                <w:sz w:val="16"/>
+                <w:szCs w:val="16"/>
+              </w:rPr>
+              <w:t xml:space="preserve"> over us. He was </w:t>
             </w:r>
             <w:r>
               <w:rPr>
@@ -2726,7 +2945,31 @@
                 <w:sz w:val="16"/>
                 <w:szCs w:val="16"/>
               </w:rPr>
-              <w:t>he has now reconciled in his body of flesh by his death, in order to present you holy and blameless and above reproach before him</w:t>
+              <w:t xml:space="preserve">he has now reconciled in his body of flesh by his death, </w:t>
+            </w:r>
+            <w:proofErr w:type="gramStart"/>
+            <w:r>
+              <w:rPr>
+                <w:b/>
+                <w:bCs/>
+                <w:i/>
+                <w:iCs/>
+                <w:sz w:val="16"/>
+                <w:szCs w:val="16"/>
+              </w:rPr>
+              <w:t>in order to</w:t>
+            </w:r>
+            <w:proofErr w:type="gramEnd"/>
+            <w:r>
+              <w:rPr>
+                <w:b/>
+                <w:bCs/>
+                <w:i/>
+                <w:iCs/>
+                <w:sz w:val="16"/>
+                <w:szCs w:val="16"/>
+              </w:rPr>
+              <w:t xml:space="preserve"> present you holy and blameless and above reproach before him</w:t>
             </w:r>
           </w:p>
         </w:tc>
@@ -3030,7 +3273,31 @@
                 <w:sz w:val="16"/>
                 <w:szCs w:val="16"/>
               </w:rPr>
-              <w:t>He has now reconciled in his body of flesh by his death, in order to present you holy and blameless and above reproach before him</w:t>
+              <w:t xml:space="preserve">He has now reconciled in his body of flesh by his death, </w:t>
+            </w:r>
+            <w:proofErr w:type="gramStart"/>
+            <w:r>
+              <w:rPr>
+                <w:b/>
+                <w:bCs/>
+                <w:i/>
+                <w:iCs/>
+                <w:sz w:val="16"/>
+                <w:szCs w:val="16"/>
+              </w:rPr>
+              <w:t>in order to</w:t>
+            </w:r>
+            <w:proofErr w:type="gramEnd"/>
+            <w:r>
+              <w:rPr>
+                <w:b/>
+                <w:bCs/>
+                <w:i/>
+                <w:iCs/>
+                <w:sz w:val="16"/>
+                <w:szCs w:val="16"/>
+              </w:rPr>
+              <w:t xml:space="preserve"> present you holy and blameless and above reproach before him</w:t>
             </w:r>
           </w:p>
         </w:tc>
@@ -3334,7 +3601,23 @@
                 <w:sz w:val="16"/>
                 <w:szCs w:val="16"/>
               </w:rPr>
-              <w:t xml:space="preserve">Carol Dweck growth mindset. </w:t>
+              <w:t xml:space="preserve">Carol </w:t>
+            </w:r>
+            <w:proofErr w:type="gramStart"/>
+            <w:r>
+              <w:rPr>
+                <w:sz w:val="16"/>
+                <w:szCs w:val="16"/>
+              </w:rPr>
+              <w:t>Dweck</w:t>
+            </w:r>
+            <w:proofErr w:type="gramEnd"/>
+            <w:r>
+              <w:rPr>
+                <w:sz w:val="16"/>
+                <w:szCs w:val="16"/>
+              </w:rPr>
+              <w:t xml:space="preserve"> growth mindset. </w:t>
             </w:r>
             <w:r>
               <w:rPr>
@@ -4763,7 +5046,25 @@
                 <w:sz w:val="16"/>
                 <w:szCs w:val="16"/>
               </w:rPr>
-              <w:t>Scripture C at end.</w:t>
+              <w:t xml:space="preserve">Scripture </w:t>
+            </w:r>
+            <w:proofErr w:type="spellStart"/>
+            <w:r>
+              <w:rPr>
+                <w:color w:val="EE0000"/>
+                <w:sz w:val="16"/>
+                <w:szCs w:val="16"/>
+              </w:rPr>
+              <w:t>C at</w:t>
+            </w:r>
+            <w:proofErr w:type="spellEnd"/>
+            <w:r>
+              <w:rPr>
+                <w:color w:val="EE0000"/>
+                <w:sz w:val="16"/>
+                <w:szCs w:val="16"/>
+              </w:rPr>
+              <w:t xml:space="preserve"> end.</w:t>
             </w:r>
           </w:p>
         </w:tc>
@@ -4905,19 +5206,55 @@
                 <w:sz w:val="16"/>
                 <w:szCs w:val="16"/>
               </w:rPr>
-              <w:t xml:space="preserve">In my Father's house are many rooms. If it were not so, would I </w:t>
-            </w:r>
-            <w:r>
-              <w:rPr>
-                <w:b/>
-                <w:bCs/>
-                <w:i/>
-                <w:iCs/>
-                <w:sz w:val="16"/>
-                <w:szCs w:val="16"/>
-              </w:rPr>
-              <w:lastRenderedPageBreak/>
-              <w:t>have told you that I go to prepare a place for you?</w:t>
+              <w:t xml:space="preserve">In my </w:t>
+            </w:r>
+            <w:proofErr w:type="gramStart"/>
+            <w:r>
+              <w:rPr>
+                <w:b/>
+                <w:bCs/>
+                <w:i/>
+                <w:iCs/>
+                <w:sz w:val="16"/>
+                <w:szCs w:val="16"/>
+              </w:rPr>
+              <w:t>Father's</w:t>
+            </w:r>
+            <w:proofErr w:type="gramEnd"/>
+            <w:r>
+              <w:rPr>
+                <w:b/>
+                <w:bCs/>
+                <w:i/>
+                <w:iCs/>
+                <w:sz w:val="16"/>
+                <w:szCs w:val="16"/>
+              </w:rPr>
+              <w:t xml:space="preserve"> house are many rooms. If it were not so, would I have told you that I </w:t>
+            </w:r>
+            <w:proofErr w:type="gramStart"/>
+            <w:r>
+              <w:rPr>
+                <w:b/>
+                <w:bCs/>
+                <w:i/>
+                <w:iCs/>
+                <w:sz w:val="16"/>
+                <w:szCs w:val="16"/>
+              </w:rPr>
+              <w:t>go</w:t>
+            </w:r>
+            <w:proofErr w:type="gramEnd"/>
+            <w:r>
+              <w:rPr>
+                <w:b/>
+                <w:bCs/>
+                <w:i/>
+                <w:iCs/>
+                <w:sz w:val="16"/>
+                <w:szCs w:val="16"/>
+              </w:rPr>
+              <w:t xml:space="preserve"> to prepare a place for you?</w:t>
             </w:r>
           </w:p>
         </w:tc>
@@ -4943,7 +5280,6 @@
                 <w:sz w:val="16"/>
                 <w:szCs w:val="16"/>
               </w:rPr>
-              <w:lastRenderedPageBreak/>
               <w:t xml:space="preserve">Final question: </w:t>
             </w:r>
             <w:r>
@@ -5188,12 +5524,21 @@
               </w:rPr>
               <w:t>-</w:t>
             </w:r>
-            <w:r>
-              <w:rPr>
-                <w:sz w:val="16"/>
-                <w:szCs w:val="16"/>
-              </w:rPr>
-              <w:t xml:space="preserve">ination + words + silence + hearts + </w:t>
+            <w:proofErr w:type="spellStart"/>
+            <w:r>
+              <w:rPr>
+                <w:sz w:val="16"/>
+                <w:szCs w:val="16"/>
+              </w:rPr>
+              <w:t>ination</w:t>
+            </w:r>
+            <w:proofErr w:type="spellEnd"/>
+            <w:r>
+              <w:rPr>
+                <w:sz w:val="16"/>
+                <w:szCs w:val="16"/>
+              </w:rPr>
+              <w:t xml:space="preserve"> + words + silence + hearts + </w:t>
             </w:r>
             <w:r>
               <w:rPr>
@@ -5240,7 +5585,7 @@
     </w:p>
     <w:sectPr>
       <w:pgSz w:w="15840" w:h="12240" w:orient="landscape"/>
-      <w:pgMar w:top="270" w:right="1440" w:bottom="270" w:left="1440" w:header="720" w:footer="720" w:gutter="0"/>
+      <w:pgMar w:top="360" w:right="1440" w:bottom="270" w:left="1440" w:header="720" w:footer="720" w:gutter="0"/>
       <w:cols w:space="720"/>
       <w:docGrid w:linePitch="360"/>
     </w:sectPr>

--- a/Sermon notes.docx
+++ b/Sermon notes.docx
@@ -77,26 +77,16 @@
                 <w:sz w:val="16"/>
                 <w:szCs w:val="16"/>
               </w:rPr>
-              <w:t>2</w:t>
-            </w:r>
-            <w:r>
-              <w:rPr>
-                <w:i/>
-                <w:iCs/>
-                <w:sz w:val="16"/>
-                <w:szCs w:val="16"/>
-                <w:vertAlign w:val="superscript"/>
-              </w:rPr>
-              <w:t>nd</w:t>
-            </w:r>
-            <w:r>
-              <w:rPr>
-                <w:i/>
-                <w:iCs/>
-                <w:sz w:val="16"/>
-                <w:szCs w:val="16"/>
-              </w:rPr>
-              <w:t xml:space="preserve"> text</w:t>
+              <w:t xml:space="preserve">First </w:t>
+            </w:r>
+            <w:r>
+              <w:rPr>
+                <w:i/>
+                <w:iCs/>
+                <w:sz w:val="16"/>
+                <w:szCs w:val="16"/>
+              </w:rPr>
+              <w:t>text</w:t>
             </w:r>
           </w:p>
         </w:tc>
@@ -130,6 +120,13 @@
               </w:rPr>
               <w:t>Question</w:t>
             </w:r>
+            <w:r>
+              <w:rPr>
+                <w:sz w:val="16"/>
+                <w:szCs w:val="16"/>
+              </w:rPr>
+              <w:t>/Premise</w:t>
+            </w:r>
           </w:p>
         </w:tc>
         <w:tc>
@@ -198,26 +195,7 @@
                 <w:sz w:val="16"/>
                 <w:szCs w:val="16"/>
               </w:rPr>
-              <w:t>1</w:t>
-            </w:r>
-            <w:r>
-              <w:rPr>
-                <w:i/>
-                <w:iCs/>
-                <w:sz w:val="16"/>
-                <w:szCs w:val="16"/>
-                <w:vertAlign w:val="superscript"/>
-              </w:rPr>
-              <w:t>st</w:t>
-            </w:r>
-            <w:r>
-              <w:rPr>
-                <w:i/>
-                <w:iCs/>
-                <w:sz w:val="16"/>
-                <w:szCs w:val="16"/>
-              </w:rPr>
-              <w:t xml:space="preserve"> </w:t>
+              <w:t xml:space="preserve">Last </w:t>
             </w:r>
             <w:r>
               <w:rPr>
@@ -300,7 +278,21 @@
                 <w:sz w:val="16"/>
                 <w:szCs w:val="16"/>
               </w:rPr>
-              <w:t>Personal stories re image</w:t>
+              <w:t xml:space="preserve">3 x personal </w:t>
+            </w:r>
+            <w:r>
+              <w:rPr>
+                <w:sz w:val="16"/>
+                <w:szCs w:val="16"/>
+              </w:rPr>
+              <w:t>image</w:t>
+            </w:r>
+            <w:r>
+              <w:rPr>
+                <w:sz w:val="16"/>
+                <w:szCs w:val="16"/>
+              </w:rPr>
+              <w:t xml:space="preserve">s: Insta + Wiki + Guardian </w:t>
             </w:r>
           </w:p>
           <w:p>
@@ -328,7 +320,21 @@
                 <w:sz w:val="16"/>
                 <w:szCs w:val="16"/>
               </w:rPr>
-              <w:t>Fear re dark Wikipedia page.</w:t>
+              <w:t xml:space="preserve">Fear re dark </w:t>
+            </w:r>
+            <w:r>
+              <w:rPr>
+                <w:sz w:val="16"/>
+                <w:szCs w:val="16"/>
+              </w:rPr>
+              <w:t xml:space="preserve">Wiki </w:t>
+            </w:r>
+            <w:r>
+              <w:rPr>
+                <w:sz w:val="16"/>
+                <w:szCs w:val="16"/>
+              </w:rPr>
+              <w:t>page.</w:t>
             </w:r>
           </w:p>
         </w:tc>
@@ -389,21 +395,28 @@
                 <w:sz w:val="16"/>
                 <w:szCs w:val="16"/>
               </w:rPr>
-              <w:t>1. M</w:t>
-            </w:r>
-            <w:r>
-              <w:rPr>
-                <w:sz w:val="16"/>
-                <w:szCs w:val="16"/>
-              </w:rPr>
-              <w:t>atters</w:t>
-            </w:r>
-            <w:r>
-              <w:rPr>
-                <w:sz w:val="16"/>
-                <w:szCs w:val="16"/>
-              </w:rPr>
-              <w:t xml:space="preserve">; 2. </w:t>
+              <w:t xml:space="preserve">1. </w:t>
+            </w:r>
+            <w:r>
+              <w:rPr>
+                <w:sz w:val="16"/>
+                <w:szCs w:val="16"/>
+              </w:rPr>
+              <w:t xml:space="preserve">Immage </w:t>
+            </w:r>
+            <w:r>
+              <w:rPr>
+                <w:sz w:val="16"/>
+                <w:szCs w:val="16"/>
+              </w:rPr>
+              <w:t>matters</w:t>
+            </w:r>
+            <w:r>
+              <w:rPr>
+                <w:sz w:val="16"/>
+                <w:szCs w:val="16"/>
+              </w:rPr>
+              <w:t xml:space="preserve">. </w:t>
             </w:r>
           </w:p>
           <w:p>
@@ -426,15 +439,7 @@
                 <w:szCs w:val="16"/>
                 <w:u w:val="single"/>
               </w:rPr>
-              <w:t>Play C:</w:t>
-            </w:r>
-            <w:r>
-              <w:rPr>
-                <w:color w:val="EE0000"/>
-                <w:sz w:val="16"/>
-                <w:szCs w:val="16"/>
-              </w:rPr>
-              <w:t xml:space="preserve"> </w:t>
+              <w:t xml:space="preserve">2. </w:t>
             </w:r>
             <w:r>
               <w:rPr>
@@ -491,237 +496,6 @@
           <w:tcPr>
             <w:tcW w:w="14926" w:type="dxa"/>
             <w:gridSpan w:val="4"/>
-          </w:tcPr>
-          <w:p>
-            <w:r>
-              <w:rPr>
-                <w:i/>
-                <w:iCs/>
-                <w:sz w:val="16"/>
-                <w:szCs w:val="16"/>
-              </w:rPr>
-              <w:t xml:space="preserve">2 warnings: 1. </w:t>
-            </w:r>
-            <w:proofErr w:type="gramStart"/>
-            <w:r>
-              <w:rPr>
-                <w:i/>
-                <w:iCs/>
-                <w:sz w:val="16"/>
-                <w:szCs w:val="16"/>
-              </w:rPr>
-              <w:t>T</w:t>
-            </w:r>
-            <w:r>
-              <w:rPr>
-                <w:i/>
-                <w:iCs/>
-                <w:sz w:val="16"/>
-                <w:szCs w:val="16"/>
-              </w:rPr>
-              <w:t>alking</w:t>
-            </w:r>
-            <w:proofErr w:type="gramEnd"/>
-            <w:r>
-              <w:rPr>
-                <w:i/>
-                <w:iCs/>
-                <w:sz w:val="16"/>
-                <w:szCs w:val="16"/>
-              </w:rPr>
-              <w:t xml:space="preserve"> </w:t>
-            </w:r>
-            <w:proofErr w:type="gramStart"/>
-            <w:r>
-              <w:rPr>
-                <w:i/>
-                <w:iCs/>
-                <w:sz w:val="16"/>
-                <w:szCs w:val="16"/>
-              </w:rPr>
-              <w:t>lots</w:t>
-            </w:r>
-            <w:proofErr w:type="gramEnd"/>
-            <w:r>
-              <w:rPr>
-                <w:i/>
-                <w:iCs/>
-                <w:sz w:val="16"/>
-                <w:szCs w:val="16"/>
-              </w:rPr>
-              <w:t xml:space="preserve"> </w:t>
-            </w:r>
-            <w:r>
-              <w:rPr>
-                <w:i/>
-                <w:iCs/>
-                <w:sz w:val="16"/>
-                <w:szCs w:val="16"/>
-              </w:rPr>
-              <w:t>images</w:t>
-            </w:r>
-            <w:r>
-              <w:rPr>
-                <w:i/>
-                <w:iCs/>
-                <w:sz w:val="16"/>
-                <w:szCs w:val="16"/>
-              </w:rPr>
-              <w:t xml:space="preserve"> </w:t>
-            </w:r>
-            <w:proofErr w:type="gramStart"/>
-            <w:r>
-              <w:rPr>
-                <w:i/>
-                <w:iCs/>
-                <w:sz w:val="16"/>
-                <w:szCs w:val="16"/>
-              </w:rPr>
-              <w:t>so</w:t>
-            </w:r>
-            <w:proofErr w:type="gramEnd"/>
-            <w:r>
-              <w:rPr>
-                <w:i/>
-                <w:iCs/>
-                <w:sz w:val="16"/>
-                <w:szCs w:val="16"/>
-              </w:rPr>
-              <w:t xml:space="preserve"> l</w:t>
-            </w:r>
-            <w:r>
-              <w:rPr>
-                <w:i/>
-                <w:iCs/>
-                <w:sz w:val="16"/>
-                <w:szCs w:val="16"/>
-              </w:rPr>
-              <w:t xml:space="preserve">ots of images. </w:t>
-            </w:r>
-            <w:r>
-              <w:rPr>
-                <w:i/>
-                <w:iCs/>
-                <w:sz w:val="16"/>
-                <w:szCs w:val="16"/>
-              </w:rPr>
-              <w:t xml:space="preserve">2. </w:t>
-            </w:r>
-            <w:r>
-              <w:rPr>
-                <w:i/>
-                <w:iCs/>
-                <w:sz w:val="16"/>
-                <w:szCs w:val="16"/>
-              </w:rPr>
-              <w:t xml:space="preserve">Going on a journey to convey </w:t>
-            </w:r>
-            <w:r>
-              <w:rPr>
-                <w:i/>
-                <w:iCs/>
-                <w:sz w:val="16"/>
-                <w:szCs w:val="16"/>
-              </w:rPr>
-              <w:t>3 messages</w:t>
-            </w:r>
-            <w:r>
-              <w:rPr>
-                <w:i/>
-                <w:iCs/>
-                <w:sz w:val="16"/>
-                <w:szCs w:val="16"/>
-              </w:rPr>
-              <w:t xml:space="preserve"> Paul is saying</w:t>
-            </w:r>
-            <w:r>
-              <w:rPr>
-                <w:i/>
-                <w:iCs/>
-                <w:sz w:val="16"/>
-                <w:szCs w:val="16"/>
-              </w:rPr>
-              <w:t>: 1. Christ really = God. 2. Christ really = awesome. 3. Through Christ, we can be in God.</w:t>
-            </w:r>
-          </w:p>
-        </w:tc>
-      </w:tr>
-      <w:tr>
-        <w:tc>
-          <w:tcPr>
-            <w:tcW w:w="284" w:type="dxa"/>
-          </w:tcPr>
-          <w:p>
-            <w:pPr>
-              <w:ind w:left="-108" w:right="-80"/>
-              <w:jc w:val="center"/>
-              <w:rPr>
-                <w:sz w:val="16"/>
-                <w:szCs w:val="16"/>
-              </w:rPr>
-            </w:pPr>
-            <w:r>
-              <w:rPr>
-                <w:sz w:val="16"/>
-                <w:szCs w:val="16"/>
-              </w:rPr>
-              <w:t>2</w:t>
-            </w:r>
-          </w:p>
-        </w:tc>
-        <w:tc>
-          <w:tcPr>
-            <w:tcW w:w="3057" w:type="dxa"/>
-          </w:tcPr>
-          <w:p>
-            <w:pPr>
-              <w:rPr>
-                <w:b/>
-                <w:bCs/>
-                <w:i/>
-                <w:iCs/>
-                <w:sz w:val="16"/>
-                <w:szCs w:val="16"/>
-              </w:rPr>
-            </w:pPr>
-            <w:r>
-              <w:rPr>
-                <w:b/>
-                <w:bCs/>
-                <w:i/>
-                <w:iCs/>
-                <w:sz w:val="16"/>
-                <w:szCs w:val="16"/>
-              </w:rPr>
-              <w:t>Col 1:15</w:t>
-            </w:r>
-            <w:r>
-              <w:rPr>
-                <w:b/>
-                <w:bCs/>
-                <w:i/>
-                <w:iCs/>
-                <w:sz w:val="16"/>
-                <w:szCs w:val="16"/>
-              </w:rPr>
-              <w:t>_</w:t>
-            </w:r>
-            <w:r>
-              <w:rPr>
-                <w:b/>
-                <w:bCs/>
-                <w:i/>
-                <w:iCs/>
-                <w:sz w:val="16"/>
-                <w:szCs w:val="16"/>
-              </w:rPr>
-              <w:t>He is the image of the invisible God</w:t>
-            </w:r>
-          </w:p>
-        </w:tc>
-        <w:tc>
-          <w:tcPr>
-            <w:tcW w:w="3507" w:type="dxa"/>
           </w:tcPr>
           <w:p>
             <w:pPr>
@@ -741,6 +515,297 @@
                 <w:sz w:val="16"/>
                 <w:szCs w:val="16"/>
               </w:rPr>
+              <w:t xml:space="preserve">Warning 1: </w:t>
+            </w:r>
+            <w:r>
+              <w:rPr>
+                <w:sz w:val="16"/>
+                <w:szCs w:val="16"/>
+              </w:rPr>
+              <w:t xml:space="preserve"> </w:t>
+            </w:r>
+            <w:r>
+              <w:rPr>
+                <w:sz w:val="16"/>
+                <w:szCs w:val="16"/>
+              </w:rPr>
+              <w:t>T</w:t>
+            </w:r>
+            <w:r>
+              <w:rPr>
+                <w:sz w:val="16"/>
+                <w:szCs w:val="16"/>
+              </w:rPr>
+              <w:t xml:space="preserve">alking lots </w:t>
+            </w:r>
+            <w:r>
+              <w:rPr>
+                <w:sz w:val="16"/>
+                <w:szCs w:val="16"/>
+              </w:rPr>
+              <w:t xml:space="preserve">about </w:t>
+            </w:r>
+            <w:r>
+              <w:rPr>
+                <w:sz w:val="16"/>
+                <w:szCs w:val="16"/>
+              </w:rPr>
+              <w:t>images</w:t>
+            </w:r>
+            <w:r>
+              <w:rPr>
+                <w:sz w:val="16"/>
+                <w:szCs w:val="16"/>
+              </w:rPr>
+              <w:t xml:space="preserve"> </w:t>
+            </w:r>
+            <w:r>
+              <w:rPr>
+                <w:sz w:val="16"/>
+                <w:szCs w:val="16"/>
+              </w:rPr>
+              <w:sym w:font="Wingdings" w:char="F0E0"/>
+            </w:r>
+            <w:r>
+              <w:rPr>
+                <w:sz w:val="16"/>
+                <w:szCs w:val="16"/>
+              </w:rPr>
+              <w:t xml:space="preserve"> </w:t>
+            </w:r>
+            <w:r>
+              <w:rPr>
+                <w:sz w:val="16"/>
+                <w:szCs w:val="16"/>
+              </w:rPr>
+              <w:t>l</w:t>
+            </w:r>
+            <w:r>
+              <w:rPr>
+                <w:sz w:val="16"/>
+                <w:szCs w:val="16"/>
+              </w:rPr>
+              <w:t>ots of images.</w:t>
+            </w:r>
+          </w:p>
+          <w:p>
+            <w:pPr>
+              <w:pStyle w:val="ListParagraph"/>
+              <w:numPr>
+                <w:ilvl w:val="0"/>
+                <w:numId w:val="5"/>
+              </w:numPr>
+              <w:ind w:left="67" w:hanging="113"/>
+              <w:rPr>
+                <w:sz w:val="16"/>
+                <w:szCs w:val="16"/>
+              </w:rPr>
+            </w:pPr>
+            <w:r>
+              <w:rPr>
+                <w:sz w:val="16"/>
+                <w:szCs w:val="16"/>
+              </w:rPr>
+              <w:t>Warning</w:t>
+            </w:r>
+            <w:r>
+              <w:rPr>
+                <w:i/>
+                <w:iCs/>
+                <w:sz w:val="16"/>
+                <w:szCs w:val="16"/>
+              </w:rPr>
+              <w:t xml:space="preserve"> </w:t>
+            </w:r>
+            <w:r>
+              <w:rPr>
+                <w:i/>
+                <w:iCs/>
+                <w:sz w:val="16"/>
+                <w:szCs w:val="16"/>
+              </w:rPr>
+              <w:t xml:space="preserve"> </w:t>
+            </w:r>
+            <w:r>
+              <w:rPr>
+                <w:i/>
+                <w:iCs/>
+                <w:sz w:val="16"/>
+                <w:szCs w:val="16"/>
+              </w:rPr>
+              <w:t xml:space="preserve">2. </w:t>
+            </w:r>
+            <w:r>
+              <w:rPr>
+                <w:i/>
+                <w:iCs/>
+                <w:sz w:val="16"/>
+                <w:szCs w:val="16"/>
+              </w:rPr>
+              <w:t xml:space="preserve"> </w:t>
+            </w:r>
+            <w:r>
+              <w:rPr>
+                <w:i/>
+                <w:iCs/>
+                <w:sz w:val="16"/>
+                <w:szCs w:val="16"/>
+              </w:rPr>
+              <w:t xml:space="preserve">Going on a journey to convey </w:t>
+            </w:r>
+            <w:r>
+              <w:rPr>
+                <w:i/>
+                <w:iCs/>
+                <w:sz w:val="16"/>
+                <w:szCs w:val="16"/>
+              </w:rPr>
+              <w:t>3 messages</w:t>
+            </w:r>
+            <w:r>
+              <w:rPr>
+                <w:i/>
+                <w:iCs/>
+                <w:sz w:val="16"/>
+                <w:szCs w:val="16"/>
+              </w:rPr>
+              <w:t xml:space="preserve"> Paul is saying</w:t>
+            </w:r>
+            <w:r>
+              <w:rPr>
+                <w:i/>
+                <w:iCs/>
+                <w:sz w:val="16"/>
+                <w:szCs w:val="16"/>
+              </w:rPr>
+              <w:t>: 1. Christ really = God. 2. Christ really = awesome. 3. Through Christ, we can be in God.</w:t>
+            </w:r>
+          </w:p>
+        </w:tc>
+      </w:tr>
+      <w:tr>
+        <w:tc>
+          <w:tcPr>
+            <w:tcW w:w="284" w:type="dxa"/>
+          </w:tcPr>
+          <w:p>
+            <w:pPr>
+              <w:ind w:left="-108" w:right="-80"/>
+              <w:jc w:val="center"/>
+              <w:rPr>
+                <w:sz w:val="16"/>
+                <w:szCs w:val="16"/>
+              </w:rPr>
+            </w:pPr>
+            <w:r>
+              <w:rPr>
+                <w:sz w:val="16"/>
+                <w:szCs w:val="16"/>
+              </w:rPr>
+              <w:t>2</w:t>
+            </w:r>
+          </w:p>
+        </w:tc>
+        <w:tc>
+          <w:tcPr>
+            <w:tcW w:w="3057" w:type="dxa"/>
+          </w:tcPr>
+          <w:p>
+            <w:pPr>
+              <w:rPr>
+                <w:b/>
+                <w:bCs/>
+                <w:i/>
+                <w:iCs/>
+                <w:sz w:val="16"/>
+                <w:szCs w:val="16"/>
+              </w:rPr>
+            </w:pPr>
+            <w:r>
+              <w:rPr>
+                <w:b/>
+                <w:bCs/>
+                <w:i/>
+                <w:iCs/>
+                <w:sz w:val="16"/>
+                <w:szCs w:val="16"/>
+              </w:rPr>
+              <w:t>Col 1:15</w:t>
+            </w:r>
+            <w:r>
+              <w:rPr>
+                <w:b/>
+                <w:bCs/>
+                <w:i/>
+                <w:iCs/>
+                <w:sz w:val="16"/>
+                <w:szCs w:val="16"/>
+              </w:rPr>
+              <w:t>_</w:t>
+            </w:r>
+            <w:r>
+              <w:rPr>
+                <w:b/>
+                <w:bCs/>
+                <w:i/>
+                <w:iCs/>
+                <w:sz w:val="16"/>
+                <w:szCs w:val="16"/>
+              </w:rPr>
+              <w:t>He is the image of the invisible God</w:t>
+            </w:r>
+          </w:p>
+        </w:tc>
+        <w:tc>
+          <w:tcPr>
+            <w:tcW w:w="3507" w:type="dxa"/>
+          </w:tcPr>
+          <w:p>
+            <w:pPr>
+              <w:pStyle w:val="ListParagraph"/>
+              <w:numPr>
+                <w:ilvl w:val="0"/>
+                <w:numId w:val="5"/>
+              </w:numPr>
+              <w:ind w:left="67" w:hanging="113"/>
+              <w:rPr>
+                <w:sz w:val="16"/>
+                <w:szCs w:val="16"/>
+              </w:rPr>
+            </w:pPr>
+            <w:r>
+              <w:rPr>
+                <w:sz w:val="16"/>
+                <w:szCs w:val="16"/>
+              </w:rPr>
+              <w:t>Passage kicks off with this</w:t>
+            </w:r>
+            <w:r>
+              <w:rPr>
+                <w:sz w:val="16"/>
+                <w:szCs w:val="16"/>
+              </w:rPr>
+              <w:t xml:space="preserve"> = hook.</w:t>
+            </w:r>
+          </w:p>
+          <w:p>
+            <w:pPr>
+              <w:pStyle w:val="ListParagraph"/>
+              <w:numPr>
+                <w:ilvl w:val="0"/>
+                <w:numId w:val="5"/>
+              </w:numPr>
+              <w:ind w:left="67" w:hanging="113"/>
+              <w:rPr>
+                <w:sz w:val="16"/>
+                <w:szCs w:val="16"/>
+              </w:rPr>
+            </w:pPr>
+            <w:r>
+              <w:rPr>
+                <w:sz w:val="16"/>
+                <w:szCs w:val="16"/>
+              </w:rPr>
               <w:t>A</w:t>
             </w:r>
             <w:r>
@@ -755,37 +820,14 @@
                 <w:sz w:val="16"/>
                 <w:szCs w:val="16"/>
               </w:rPr>
-              <w:t xml:space="preserve">understanding </w:t>
-            </w:r>
-            <w:proofErr w:type="gramStart"/>
-            <w:r>
-              <w:rPr>
-                <w:sz w:val="16"/>
-                <w:szCs w:val="16"/>
-              </w:rPr>
-              <w:t xml:space="preserve">of </w:t>
-            </w:r>
-            <w:r>
-              <w:rPr>
-                <w:sz w:val="16"/>
-                <w:szCs w:val="16"/>
-              </w:rPr>
-              <w:t xml:space="preserve"> </w:t>
-            </w:r>
-            <w:r>
-              <w:rPr>
-                <w:sz w:val="16"/>
-                <w:szCs w:val="16"/>
-              </w:rPr>
-              <w:t>“</w:t>
-            </w:r>
-            <w:proofErr w:type="gramEnd"/>
-            <w:r>
-              <w:rPr>
-                <w:sz w:val="16"/>
-                <w:szCs w:val="16"/>
-              </w:rPr>
-              <w:t>eikon/</w:t>
+              <w:t xml:space="preserve">understanding of </w:t>
+            </w:r>
+            <w:r>
+              <w:rPr>
+                <w:sz w:val="16"/>
+                <w:szCs w:val="16"/>
+              </w:rPr>
+              <w:t>“eikon/</w:t>
             </w:r>
             <w:r>
               <w:rPr>
@@ -829,10 +871,43 @@
             </w:pPr>
             <w:r>
               <w:rPr>
-                <w:sz w:val="16"/>
-                <w:szCs w:val="16"/>
-              </w:rPr>
-              <w:t>United.</w:t>
+                <w:color w:val="EE0000"/>
+                <w:sz w:val="16"/>
+                <w:szCs w:val="16"/>
+              </w:rPr>
+              <w:t>Present</w:t>
+            </w:r>
+            <w:r>
+              <w:rPr>
+                <w:color w:val="EE0000"/>
+                <w:sz w:val="16"/>
+                <w:szCs w:val="16"/>
+              </w:rPr>
+              <w:t xml:space="preserve"> + </w:t>
+            </w:r>
+            <w:r>
+              <w:rPr>
+                <w:color w:val="EE0000"/>
+                <w:sz w:val="16"/>
+                <w:szCs w:val="16"/>
+              </w:rPr>
+              <w:t xml:space="preserve">Full power </w:t>
+            </w:r>
+            <w:r>
+              <w:rPr>
+                <w:color w:val="EE0000"/>
+                <w:sz w:val="16"/>
+                <w:szCs w:val="16"/>
+              </w:rPr>
+              <w:t xml:space="preserve">+ </w:t>
+            </w:r>
+            <w:r>
+              <w:rPr>
+                <w:color w:val="EE0000"/>
+                <w:sz w:val="16"/>
+                <w:szCs w:val="16"/>
+              </w:rPr>
+              <w:t>United</w:t>
             </w:r>
           </w:p>
         </w:tc>
@@ -856,27 +931,16 @@
                 <w:sz w:val="16"/>
                 <w:szCs w:val="16"/>
               </w:rPr>
-              <w:t>Image (</w:t>
-            </w:r>
-            <w:proofErr w:type="spellStart"/>
-            <w:r>
-              <w:rPr>
-                <w:b/>
-                <w:bCs/>
-                <w:sz w:val="16"/>
-                <w:szCs w:val="16"/>
-              </w:rPr>
-              <w:t>Eikōn</w:t>
-            </w:r>
-            <w:proofErr w:type="spellEnd"/>
-            <w:r>
-              <w:rPr>
-                <w:b/>
-                <w:bCs/>
-                <w:sz w:val="16"/>
-                <w:szCs w:val="16"/>
-              </w:rPr>
-              <w:t>) = reality?</w:t>
+              <w:t>Image (Eikōn) = reality</w:t>
+            </w:r>
+            <w:r>
+              <w:rPr>
+                <w:b/>
+                <w:bCs/>
+                <w:sz w:val="16"/>
+                <w:szCs w:val="16"/>
+              </w:rPr>
+              <w:t>.</w:t>
             </w:r>
           </w:p>
         </w:tc>
@@ -1259,23 +1323,7 @@
                 <w:sz w:val="16"/>
                 <w:szCs w:val="16"/>
               </w:rPr>
-              <w:t xml:space="preserve">Christ = </w:t>
-            </w:r>
-            <w:proofErr w:type="gramStart"/>
-            <w:r>
-              <w:rPr>
-                <w:sz w:val="16"/>
-                <w:szCs w:val="16"/>
-              </w:rPr>
-              <w:t>principle</w:t>
-            </w:r>
-            <w:proofErr w:type="gramEnd"/>
-            <w:r>
-              <w:rPr>
-                <w:sz w:val="16"/>
-                <w:szCs w:val="16"/>
-              </w:rPr>
-              <w:t xml:space="preserve"> agent of creation </w:t>
+              <w:t xml:space="preserve">Christ = principle agent of creation </w:t>
             </w:r>
           </w:p>
           <w:p>
@@ -1287,19 +1335,46 @@
               </w:numPr>
               <w:ind w:left="69" w:hanging="111"/>
               <w:rPr>
-                <w:sz w:val="16"/>
-                <w:szCs w:val="16"/>
-              </w:rPr>
-            </w:pPr>
-            <w:r>
-              <w:rPr>
-                <w:sz w:val="16"/>
-                <w:szCs w:val="16"/>
-              </w:rPr>
-              <w:t xml:space="preserve">Method: Language </w:t>
-            </w:r>
-            <w:r>
-              <w:rPr>
+                <w:color w:val="EE0000"/>
+                <w:sz w:val="16"/>
+                <w:szCs w:val="16"/>
+              </w:rPr>
+            </w:pPr>
+            <w:r>
+              <w:rPr>
+                <w:color w:val="EE0000"/>
+                <w:sz w:val="16"/>
+                <w:szCs w:val="16"/>
+              </w:rPr>
+              <w:t>Bible’s m</w:t>
+            </w:r>
+            <w:r>
+              <w:rPr>
+                <w:color w:val="EE0000"/>
+                <w:sz w:val="16"/>
+                <w:szCs w:val="16"/>
+              </w:rPr>
+              <w:t>ethod</w:t>
+            </w:r>
+            <w:r>
+              <w:rPr>
+                <w:color w:val="EE0000"/>
+                <w:sz w:val="16"/>
+                <w:szCs w:val="16"/>
+              </w:rPr>
+              <w:t xml:space="preserve"> of creation</w:t>
+            </w:r>
+            <w:r>
+              <w:rPr>
+                <w:color w:val="EE0000"/>
+                <w:sz w:val="16"/>
+                <w:szCs w:val="16"/>
+              </w:rPr>
+              <w:t xml:space="preserve">: Language </w:t>
+            </w:r>
+            <w:r>
+              <w:rPr>
+                <w:color w:val="EE0000"/>
                 <w:sz w:val="16"/>
                 <w:szCs w:val="16"/>
               </w:rPr>
@@ -1307,6 +1382,7 @@
             </w:r>
             <w:r>
               <w:rPr>
+                <w:color w:val="EE0000"/>
                 <w:sz w:val="16"/>
                 <w:szCs w:val="16"/>
               </w:rPr>
@@ -1401,7 +1477,14 @@
                 <w:sz w:val="16"/>
                 <w:szCs w:val="16"/>
               </w:rPr>
-              <w:t xml:space="preserve">Stories </w:t>
+              <w:t>Stories</w:t>
+            </w:r>
+            <w:r>
+              <w:rPr>
+                <w:sz w:val="16"/>
+                <w:szCs w:val="16"/>
+              </w:rPr>
+              <w:t>.</w:t>
             </w:r>
           </w:p>
         </w:tc>
@@ -1451,31 +1534,7 @@
                 <w:sz w:val="16"/>
                 <w:szCs w:val="16"/>
               </w:rPr>
-              <w:t xml:space="preserve">In the beginning was the Word, and the Word was with God, and the Word was God. All things were </w:t>
-            </w:r>
-            <w:proofErr w:type="gramStart"/>
-            <w:r>
-              <w:rPr>
-                <w:b/>
-                <w:bCs/>
-                <w:i/>
-                <w:iCs/>
-                <w:sz w:val="16"/>
-                <w:szCs w:val="16"/>
-              </w:rPr>
-              <w:t>made</w:t>
-            </w:r>
-            <w:proofErr w:type="gramEnd"/>
-            <w:r>
-              <w:rPr>
-                <w:b/>
-                <w:bCs/>
-                <w:i/>
-                <w:iCs/>
-                <w:sz w:val="16"/>
-                <w:szCs w:val="16"/>
-              </w:rPr>
-              <w:t xml:space="preserve"> through him.</w:t>
+              <w:t>In the beginning was the Word, and the Word was with God, and the Word was God. All things were made through him.</w:t>
             </w:r>
           </w:p>
         </w:tc>
@@ -1610,6 +1669,35 @@
               </w:rPr>
               <w:t>esus.</w:t>
             </w:r>
+            <w:r>
+              <w:rPr>
+                <w:color w:val="EE0000"/>
+                <w:sz w:val="16"/>
+                <w:szCs w:val="16"/>
+              </w:rPr>
+              <w:t xml:space="preserve"> </w:t>
+            </w:r>
+          </w:p>
+          <w:p>
+            <w:pPr>
+              <w:pStyle w:val="ListParagraph"/>
+              <w:numPr>
+                <w:ilvl w:val="0"/>
+                <w:numId w:val="5"/>
+              </w:numPr>
+              <w:ind w:left="69" w:hanging="111"/>
+              <w:rPr>
+                <w:sz w:val="16"/>
+                <w:szCs w:val="16"/>
+              </w:rPr>
+            </w:pPr>
+            <w:r>
+              <w:rPr>
+                <w:sz w:val="16"/>
+                <w:szCs w:val="16"/>
+              </w:rPr>
+              <w:t>Fulfils every law + prophecy + promise</w:t>
+            </w:r>
           </w:p>
         </w:tc>
         <w:tc>
@@ -1658,31 +1746,7 @@
                 <w:sz w:val="16"/>
                 <w:szCs w:val="16"/>
               </w:rPr>
-              <w:t xml:space="preserve">And the Word became </w:t>
-            </w:r>
-            <w:proofErr w:type="gramStart"/>
-            <w:r>
-              <w:rPr>
-                <w:b/>
-                <w:bCs/>
-                <w:i/>
-                <w:iCs/>
-                <w:sz w:val="16"/>
-                <w:szCs w:val="16"/>
-              </w:rPr>
-              <w:t>flesh</w:t>
-            </w:r>
-            <w:proofErr w:type="gramEnd"/>
-            <w:r>
-              <w:rPr>
-                <w:b/>
-                <w:bCs/>
-                <w:i/>
-                <w:iCs/>
-                <w:sz w:val="16"/>
-                <w:szCs w:val="16"/>
-              </w:rPr>
-              <w:t xml:space="preserve"> and dwelt among us.</w:t>
+              <w:t>And the Word became flesh and dwelt among us.</w:t>
             </w:r>
           </w:p>
         </w:tc>
@@ -1734,31 +1798,7 @@
                 <w:sz w:val="16"/>
                 <w:szCs w:val="16"/>
               </w:rPr>
-              <w:t xml:space="preserve">John 14:8_Philip said to him, “Lord, show us the </w:t>
-            </w:r>
-            <w:proofErr w:type="gramStart"/>
-            <w:r>
-              <w:rPr>
-                <w:b/>
-                <w:bCs/>
-                <w:i/>
-                <w:iCs/>
-                <w:sz w:val="16"/>
-                <w:szCs w:val="16"/>
-              </w:rPr>
-              <w:t>Father</w:t>
-            </w:r>
-            <w:proofErr w:type="gramEnd"/>
-            <w:r>
-              <w:rPr>
-                <w:b/>
-                <w:bCs/>
-                <w:i/>
-                <w:iCs/>
-                <w:sz w:val="16"/>
-                <w:szCs w:val="16"/>
-              </w:rPr>
-              <w:t>, and it is enough for us.”</w:t>
+              <w:t>John 14:8_Philip said to him, “Lord, show us the Father, and it is enough for us.”</w:t>
             </w:r>
           </w:p>
         </w:tc>
@@ -1784,42 +1824,21 @@
                 <w:sz w:val="16"/>
                 <w:szCs w:val="16"/>
               </w:rPr>
-              <w:t xml:space="preserve">God </w:t>
-            </w:r>
-            <w:r>
-              <w:rPr>
-                <w:sz w:val="16"/>
-                <w:szCs w:val="16"/>
-              </w:rPr>
-              <w:sym w:font="Wingdings" w:char="F0E0"/>
-            </w:r>
-            <w:r>
-              <w:rPr>
-                <w:sz w:val="16"/>
-                <w:szCs w:val="16"/>
-              </w:rPr>
-              <w:t xml:space="preserve"> </w:t>
-            </w:r>
-            <w:r>
-              <w:rPr>
-                <w:sz w:val="16"/>
-                <w:szCs w:val="16"/>
-              </w:rPr>
-              <w:t>flesh</w:t>
-            </w:r>
-            <w:r>
-              <w:rPr>
-                <w:sz w:val="16"/>
-                <w:szCs w:val="16"/>
-              </w:rPr>
-              <w:t xml:space="preserve">: </w:t>
-            </w:r>
-            <w:r>
-              <w:rPr>
-                <w:sz w:val="16"/>
-                <w:szCs w:val="16"/>
-              </w:rPr>
-              <w:t>What’s going on here?</w:t>
+              <w:t xml:space="preserve">How come someone who’s been with God for 3 years can’t recognize </w:t>
+            </w:r>
+            <w:r>
+              <w:rPr>
+                <w:sz w:val="16"/>
+                <w:szCs w:val="16"/>
+              </w:rPr>
+              <w:t>who he really is</w:t>
+            </w:r>
+            <w:r>
+              <w:rPr>
+                <w:sz w:val="16"/>
+                <w:szCs w:val="16"/>
+              </w:rPr>
+              <w:t>?</w:t>
             </w:r>
           </w:p>
         </w:tc>
@@ -1845,79 +1864,14 @@
                 <w:sz w:val="16"/>
                 <w:szCs w:val="16"/>
               </w:rPr>
-              <w:t>Inside-</w:t>
-            </w:r>
-            <w:proofErr w:type="spellStart"/>
-            <w:r>
-              <w:rPr>
-                <w:sz w:val="16"/>
-                <w:szCs w:val="16"/>
-              </w:rPr>
-              <w:t>outy</w:t>
-            </w:r>
-            <w:proofErr w:type="spellEnd"/>
-            <w:r>
-              <w:rPr>
-                <w:sz w:val="16"/>
-                <w:szCs w:val="16"/>
-              </w:rPr>
-              <w:t>!</w:t>
-            </w:r>
-            <w:r>
-              <w:rPr>
-                <w:sz w:val="16"/>
-                <w:szCs w:val="16"/>
-              </w:rPr>
-              <w:t xml:space="preserve"> </w:t>
-            </w:r>
-            <w:r>
-              <w:rPr>
-                <w:sz w:val="16"/>
-                <w:szCs w:val="16"/>
-              </w:rPr>
-              <w:sym w:font="Wingdings" w:char="F0E0"/>
-            </w:r>
-            <w:r>
-              <w:rPr>
-                <w:sz w:val="16"/>
-                <w:szCs w:val="16"/>
-              </w:rPr>
-              <w:t xml:space="preserve"> </w:t>
-            </w:r>
-            <w:r>
-              <w:rPr>
-                <w:sz w:val="16"/>
-                <w:szCs w:val="16"/>
-              </w:rPr>
-              <w:t>Christ = visible image</w:t>
-            </w:r>
-            <w:r>
-              <w:rPr>
-                <w:sz w:val="16"/>
-                <w:szCs w:val="16"/>
-              </w:rPr>
-              <w:t xml:space="preserve">; </w:t>
-            </w:r>
-            <w:r>
-              <w:rPr>
-                <w:sz w:val="16"/>
-                <w:szCs w:val="16"/>
-              </w:rPr>
-              <w:t xml:space="preserve">God hidden </w:t>
-            </w:r>
-            <w:r>
-              <w:rPr>
-                <w:sz w:val="16"/>
-                <w:szCs w:val="16"/>
-              </w:rPr>
-              <w:t xml:space="preserve">in </w:t>
-            </w:r>
-            <w:r>
-              <w:rPr>
-                <w:sz w:val="16"/>
-                <w:szCs w:val="16"/>
-              </w:rPr>
-              <w:t>him.</w:t>
+              <w:t>Can’t see the Father without the Holy Spirit</w:t>
+            </w:r>
+            <w:r>
+              <w:rPr>
+                <w:sz w:val="16"/>
+                <w:szCs w:val="16"/>
+              </w:rPr>
+              <w:t xml:space="preserve"> = blocking layer</w:t>
             </w:r>
           </w:p>
           <w:p>
@@ -1935,6 +1889,111 @@
             </w:pPr>
             <w:r>
               <w:rPr>
+                <w:sz w:val="16"/>
+                <w:szCs w:val="16"/>
+              </w:rPr>
+              <w:t>Inside-outy</w:t>
+            </w:r>
+            <w:r>
+              <w:rPr>
+                <w:sz w:val="16"/>
+                <w:szCs w:val="16"/>
+              </w:rPr>
+              <w:t>!</w:t>
+            </w:r>
+            <w:r>
+              <w:rPr>
+                <w:sz w:val="16"/>
+                <w:szCs w:val="16"/>
+              </w:rPr>
+              <w:t xml:space="preserve"> </w:t>
+            </w:r>
+            <w:r>
+              <w:rPr>
+                <w:sz w:val="16"/>
+                <w:szCs w:val="16"/>
+              </w:rPr>
+              <w:sym w:font="Wingdings" w:char="F0E0"/>
+            </w:r>
+            <w:r>
+              <w:rPr>
+                <w:sz w:val="16"/>
+                <w:szCs w:val="16"/>
+              </w:rPr>
+              <w:t xml:space="preserve"> </w:t>
+            </w:r>
+            <w:r>
+              <w:rPr>
+                <w:sz w:val="16"/>
+                <w:szCs w:val="16"/>
+              </w:rPr>
+              <w:t xml:space="preserve">Father </w:t>
+            </w:r>
+            <w:r>
+              <w:rPr>
+                <w:sz w:val="16"/>
+                <w:szCs w:val="16"/>
+              </w:rPr>
+              <w:t xml:space="preserve">hid </w:t>
+            </w:r>
+            <w:r>
+              <w:rPr>
+                <w:sz w:val="16"/>
+                <w:szCs w:val="16"/>
+              </w:rPr>
+              <w:t xml:space="preserve">in </w:t>
+            </w:r>
+            <w:r>
+              <w:rPr>
+                <w:sz w:val="16"/>
+                <w:szCs w:val="16"/>
+              </w:rPr>
+              <w:t>Christ</w:t>
+            </w:r>
+            <w:r>
+              <w:rPr>
+                <w:sz w:val="16"/>
+                <w:szCs w:val="16"/>
+              </w:rPr>
+              <w:t xml:space="preserve">; </w:t>
+            </w:r>
+            <w:r>
+              <w:rPr>
+                <w:sz w:val="16"/>
+                <w:szCs w:val="16"/>
+              </w:rPr>
+              <w:t xml:space="preserve">Christ = visible </w:t>
+            </w:r>
+            <w:r>
+              <w:rPr>
+                <w:sz w:val="16"/>
+                <w:szCs w:val="16"/>
+              </w:rPr>
+              <w:t>image</w:t>
+            </w:r>
+            <w:r>
+              <w:rPr>
+                <w:sz w:val="16"/>
+                <w:szCs w:val="16"/>
+              </w:rPr>
+              <w:t>.</w:t>
+            </w:r>
+          </w:p>
+          <w:p>
+            <w:pPr>
+              <w:pStyle w:val="ListParagraph"/>
+              <w:numPr>
+                <w:ilvl w:val="0"/>
+                <w:numId w:val="5"/>
+              </w:numPr>
+              <w:ind w:left="69" w:hanging="111"/>
+              <w:rPr>
+                <w:sz w:val="16"/>
+                <w:szCs w:val="16"/>
+              </w:rPr>
+            </w:pPr>
+            <w:r>
+              <w:rPr>
                 <w:color w:val="EE0000"/>
                 <w:sz w:val="16"/>
                 <w:szCs w:val="16"/>
@@ -1947,7 +2006,31 @@
                 <w:sz w:val="16"/>
                 <w:szCs w:val="16"/>
               </w:rPr>
-              <w:t>meeting</w:t>
+              <w:t>chat</w:t>
+            </w:r>
+            <w:r>
+              <w:rPr>
+                <w:color w:val="EE0000"/>
+                <w:sz w:val="16"/>
+                <w:szCs w:val="16"/>
+              </w:rPr>
+              <w:t xml:space="preserve">: </w:t>
+            </w:r>
+            <w:r>
+              <w:rPr>
+                <w:color w:val="EE0000"/>
+                <w:sz w:val="16"/>
+                <w:szCs w:val="16"/>
+              </w:rPr>
+              <w:t xml:space="preserve">Christ </w:t>
+            </w:r>
+            <w:r>
+              <w:rPr>
+                <w:color w:val="EE0000"/>
+                <w:sz w:val="16"/>
+                <w:szCs w:val="16"/>
+              </w:rPr>
+              <w:t>= incredulous</w:t>
             </w:r>
             <w:r>
               <w:rPr>
@@ -1979,15 +2062,32 @@
                 <w:sz w:val="16"/>
                 <w:szCs w:val="16"/>
               </w:rPr>
-              <w:t xml:space="preserve">Christ </w:t>
-            </w:r>
-            <w:r>
-              <w:rPr>
-                <w:color w:val="EE0000"/>
-                <w:sz w:val="16"/>
-                <w:szCs w:val="16"/>
-              </w:rPr>
-              <w:t>= incredulous</w:t>
+              <w:t xml:space="preserve">Father + </w:t>
+            </w:r>
+            <w:r>
+              <w:rPr>
+                <w:color w:val="EE0000"/>
+                <w:sz w:val="16"/>
+                <w:szCs w:val="16"/>
+              </w:rPr>
+              <w:t xml:space="preserve">Spirit so </w:t>
+            </w:r>
+            <w:r>
+              <w:rPr>
+                <w:color w:val="EE0000"/>
+                <w:sz w:val="16"/>
+                <w:szCs w:val="16"/>
+                <w:u w:val="single"/>
+              </w:rPr>
+              <w:t>close</w:t>
+            </w:r>
+            <w:r>
+              <w:rPr>
+                <w:color w:val="EE0000"/>
+                <w:sz w:val="16"/>
+                <w:szCs w:val="16"/>
+              </w:rPr>
+              <w:t xml:space="preserve"> </w:t>
             </w:r>
           </w:p>
         </w:tc>
@@ -2015,103 +2115,7 @@
                 <w:sz w:val="16"/>
                 <w:szCs w:val="16"/>
               </w:rPr>
-              <w:t xml:space="preserve">“Whoever has seen me has seen the </w:t>
-            </w:r>
-            <w:proofErr w:type="gramStart"/>
-            <w:r>
-              <w:rPr>
-                <w:b/>
-                <w:bCs/>
-                <w:i/>
-                <w:iCs/>
-                <w:sz w:val="16"/>
-                <w:szCs w:val="16"/>
-              </w:rPr>
-              <w:t>Father</w:t>
-            </w:r>
-            <w:proofErr w:type="gramEnd"/>
-            <w:r>
-              <w:rPr>
-                <w:b/>
-                <w:bCs/>
-                <w:i/>
-                <w:iCs/>
-                <w:sz w:val="16"/>
-                <w:szCs w:val="16"/>
-              </w:rPr>
-              <w:t xml:space="preserve">. How can you say, ‘Show us the </w:t>
-            </w:r>
-            <w:proofErr w:type="gramStart"/>
-            <w:r>
-              <w:rPr>
-                <w:b/>
-                <w:bCs/>
-                <w:i/>
-                <w:iCs/>
-                <w:sz w:val="16"/>
-                <w:szCs w:val="16"/>
-              </w:rPr>
-              <w:t>Father</w:t>
-            </w:r>
-            <w:proofErr w:type="gramEnd"/>
-            <w:r>
-              <w:rPr>
-                <w:b/>
-                <w:bCs/>
-                <w:i/>
-                <w:iCs/>
-                <w:sz w:val="16"/>
-                <w:szCs w:val="16"/>
-              </w:rPr>
-              <w:t xml:space="preserve">’? Do you not believe that I am in the </w:t>
-            </w:r>
-            <w:proofErr w:type="gramStart"/>
-            <w:r>
-              <w:rPr>
-                <w:b/>
-                <w:bCs/>
-                <w:i/>
-                <w:iCs/>
-                <w:sz w:val="16"/>
-                <w:szCs w:val="16"/>
-              </w:rPr>
-              <w:t>Father</w:t>
-            </w:r>
-            <w:proofErr w:type="gramEnd"/>
-            <w:r>
-              <w:rPr>
-                <w:b/>
-                <w:bCs/>
-                <w:i/>
-                <w:iCs/>
-                <w:sz w:val="16"/>
-                <w:szCs w:val="16"/>
-              </w:rPr>
-              <w:t xml:space="preserve"> and the </w:t>
-            </w:r>
-            <w:proofErr w:type="gramStart"/>
-            <w:r>
-              <w:rPr>
-                <w:b/>
-                <w:bCs/>
-                <w:i/>
-                <w:iCs/>
-                <w:sz w:val="16"/>
-                <w:szCs w:val="16"/>
-              </w:rPr>
-              <w:t>Father</w:t>
-            </w:r>
-            <w:proofErr w:type="gramEnd"/>
-            <w:r>
-              <w:rPr>
-                <w:b/>
-                <w:bCs/>
-                <w:i/>
-                <w:iCs/>
-                <w:sz w:val="16"/>
-                <w:szCs w:val="16"/>
-              </w:rPr>
-              <w:t xml:space="preserve"> is in me?”</w:t>
+              <w:t>“Whoever has seen me has seen the Father. How can you say, ‘Show us the Father’? Do you not believe that I am in the Father and the Father is in me?”</w:t>
             </w:r>
           </w:p>
         </w:tc>
@@ -2228,58 +2232,79 @@
                 <w:sz w:val="16"/>
                 <w:szCs w:val="16"/>
               </w:rPr>
+              <w:t xml:space="preserve"> stoop</w:t>
+            </w:r>
+            <w:r>
+              <w:rPr>
+                <w:sz w:val="16"/>
+                <w:szCs w:val="16"/>
+              </w:rPr>
+              <w:t xml:space="preserve"> to humanity? </w:t>
+            </w:r>
+            <w:r>
+              <w:rPr>
+                <w:sz w:val="16"/>
+                <w:szCs w:val="16"/>
+              </w:rPr>
+              <w:t>No AC</w:t>
+            </w:r>
+            <w:r>
+              <w:rPr>
+                <w:sz w:val="16"/>
+                <w:szCs w:val="16"/>
+              </w:rPr>
+              <w:t>/</w:t>
+            </w:r>
+            <w:r>
+              <w:rPr>
+                <w:sz w:val="16"/>
+                <w:szCs w:val="16"/>
+              </w:rPr>
+              <w:t>toilets</w:t>
+            </w:r>
+            <w:r>
+              <w:rPr>
+                <w:sz w:val="16"/>
+                <w:szCs w:val="16"/>
+              </w:rPr>
+              <w:t>!</w:t>
+            </w:r>
+            <w:r>
+              <w:rPr>
+                <w:sz w:val="16"/>
+                <w:szCs w:val="16"/>
+              </w:rPr>
               <w:t xml:space="preserve"> </w:t>
             </w:r>
-            <w:proofErr w:type="gramStart"/>
-            <w:r>
-              <w:rPr>
-                <w:sz w:val="16"/>
-                <w:szCs w:val="16"/>
-              </w:rPr>
-              <w:t>stoop</w:t>
-            </w:r>
-            <w:proofErr w:type="gramEnd"/>
-            <w:r>
-              <w:rPr>
-                <w:sz w:val="16"/>
-                <w:szCs w:val="16"/>
-              </w:rPr>
-              <w:t xml:space="preserve"> to humanity? </w:t>
-            </w:r>
-            <w:r>
-              <w:rPr>
-                <w:sz w:val="16"/>
-                <w:szCs w:val="16"/>
-              </w:rPr>
-              <w:t>No AC</w:t>
-            </w:r>
-            <w:r>
-              <w:rPr>
-                <w:sz w:val="16"/>
-                <w:szCs w:val="16"/>
-              </w:rPr>
-              <w:t xml:space="preserve">, </w:t>
-            </w:r>
-            <w:r>
-              <w:rPr>
-                <w:sz w:val="16"/>
-                <w:szCs w:val="16"/>
-              </w:rPr>
-              <w:t>toilets</w:t>
-            </w:r>
-            <w:r>
-              <w:rPr>
-                <w:sz w:val="16"/>
-                <w:szCs w:val="16"/>
-              </w:rPr>
-              <w:t>!</w:t>
-            </w:r>
-            <w:r>
-              <w:rPr>
-                <w:sz w:val="16"/>
-                <w:szCs w:val="16"/>
-              </w:rPr>
-              <w:t xml:space="preserve"> </w:t>
+          </w:p>
+          <w:p>
+            <w:pPr>
+              <w:pStyle w:val="ListParagraph"/>
+              <w:numPr>
+                <w:ilvl w:val="0"/>
+                <w:numId w:val="5"/>
+              </w:numPr>
+              <w:ind w:left="67" w:hanging="113"/>
+              <w:rPr>
+                <w:sz w:val="16"/>
+                <w:szCs w:val="16"/>
+              </w:rPr>
+            </w:pPr>
+            <w:r>
+              <w:rPr>
+                <w:sz w:val="16"/>
+                <w:szCs w:val="16"/>
+                <w:u w:val="single"/>
+              </w:rPr>
+              <w:t xml:space="preserve">Also, we (often) suck: </w:t>
+            </w:r>
+            <w:r>
+              <w:rPr>
+                <w:sz w:val="16"/>
+                <w:szCs w:val="16"/>
+                <w:u w:val="single"/>
+              </w:rPr>
+              <w:t>family + pharisees</w:t>
             </w:r>
           </w:p>
         </w:tc>
@@ -2287,113 +2312,6 @@
           <w:tcPr>
             <w:tcW w:w="4852" w:type="dxa"/>
           </w:tcPr>
-          <w:p>
-            <w:pPr>
-              <w:rPr>
-                <w:sz w:val="16"/>
-                <w:szCs w:val="16"/>
-              </w:rPr>
-            </w:pPr>
-            <w:r>
-              <w:rPr>
-                <w:sz w:val="16"/>
-                <w:szCs w:val="16"/>
-              </w:rPr>
-              <w:t xml:space="preserve">1. </w:t>
-            </w:r>
-            <w:r>
-              <w:rPr>
-                <w:sz w:val="16"/>
-                <w:szCs w:val="16"/>
-              </w:rPr>
-              <w:t xml:space="preserve">Image a </w:t>
-            </w:r>
-            <w:r>
-              <w:rPr>
-                <w:sz w:val="16"/>
-                <w:szCs w:val="16"/>
-              </w:rPr>
-              <w:t>good life</w:t>
-            </w:r>
-            <w:r>
-              <w:rPr>
-                <w:sz w:val="16"/>
-                <w:szCs w:val="16"/>
-              </w:rPr>
-              <w:t xml:space="preserve"> (read </w:t>
-            </w:r>
-            <w:r>
-              <w:rPr>
-                <w:sz w:val="16"/>
-                <w:szCs w:val="16"/>
-              </w:rPr>
-              <w:t>John &amp; Mark</w:t>
-            </w:r>
-            <w:r>
-              <w:rPr>
-                <w:sz w:val="16"/>
-                <w:szCs w:val="16"/>
-              </w:rPr>
-              <w:t>)</w:t>
-            </w:r>
-          </w:p>
-          <w:p>
-            <w:pPr>
-              <w:rPr>
-                <w:color w:val="EE0000"/>
-                <w:sz w:val="16"/>
-                <w:szCs w:val="16"/>
-              </w:rPr>
-            </w:pPr>
-            <w:r>
-              <w:rPr>
-                <w:color w:val="EE0000"/>
-                <w:sz w:val="16"/>
-                <w:szCs w:val="16"/>
-              </w:rPr>
-              <w:t xml:space="preserve">2. </w:t>
-            </w:r>
-            <w:r>
-              <w:rPr>
-                <w:color w:val="EE0000"/>
-                <w:sz w:val="16"/>
-                <w:szCs w:val="16"/>
-              </w:rPr>
-              <w:t>W</w:t>
-            </w:r>
-            <w:r>
-              <w:rPr>
-                <w:color w:val="EE0000"/>
-                <w:sz w:val="16"/>
-                <w:szCs w:val="16"/>
-              </w:rPr>
-              <w:t>e messed up bad! BCG</w:t>
-            </w:r>
-            <w:r>
-              <w:rPr>
-                <w:color w:val="EE0000"/>
-                <w:sz w:val="16"/>
-                <w:szCs w:val="16"/>
-              </w:rPr>
-              <w:t xml:space="preserve"> </w:t>
-            </w:r>
-            <w:r>
-              <w:rPr>
-                <w:color w:val="EE0000"/>
-                <w:sz w:val="16"/>
-                <w:szCs w:val="16"/>
-              </w:rPr>
-              <w:t>helicopter</w:t>
-            </w:r>
-            <w:r>
-              <w:rPr>
-                <w:color w:val="EE0000"/>
-                <w:sz w:val="16"/>
-                <w:szCs w:val="16"/>
-              </w:rPr>
-              <w:t xml:space="preserve"> humiliation.</w:t>
-            </w:r>
-          </w:p>
           <w:p>
             <w:pPr>
               <w:pStyle w:val="ListParagraph"/>
@@ -2412,15 +2330,108 @@
                 <w:sz w:val="16"/>
                 <w:szCs w:val="16"/>
               </w:rPr>
-              <w:t xml:space="preserve">But </w:t>
-            </w:r>
-            <w:proofErr w:type="gramStart"/>
-            <w:r>
-              <w:rPr>
-                <w:sz w:val="16"/>
-                <w:szCs w:val="16"/>
-              </w:rPr>
-              <w:t xml:space="preserve">didn’t </w:t>
+              <w:t xml:space="preserve">Reason 1: To </w:t>
+            </w:r>
+            <w:r>
+              <w:rPr>
+                <w:sz w:val="16"/>
+                <w:szCs w:val="16"/>
+                <w:u w:val="single"/>
+              </w:rPr>
+              <w:t>image</w:t>
+            </w:r>
+            <w:r>
+              <w:rPr>
+                <w:sz w:val="16"/>
+                <w:szCs w:val="16"/>
+              </w:rPr>
+              <w:t xml:space="preserve"> </w:t>
+            </w:r>
+            <w:r>
+              <w:rPr>
+                <w:sz w:val="16"/>
+                <w:szCs w:val="16"/>
+              </w:rPr>
+              <w:t xml:space="preserve">a good life </w:t>
+            </w:r>
+            <w:r>
+              <w:rPr>
+                <w:sz w:val="16"/>
+                <w:szCs w:val="16"/>
+              </w:rPr>
+              <w:t xml:space="preserve">for us </w:t>
+            </w:r>
+            <w:r>
+              <w:rPr>
+                <w:sz w:val="16"/>
+                <w:szCs w:val="16"/>
+              </w:rPr>
+              <w:t xml:space="preserve">(read John </w:t>
+            </w:r>
+            <w:r>
+              <w:rPr>
+                <w:sz w:val="16"/>
+                <w:szCs w:val="16"/>
+              </w:rPr>
+              <w:t>+</w:t>
+            </w:r>
+            <w:r>
+              <w:rPr>
+                <w:sz w:val="16"/>
+                <w:szCs w:val="16"/>
+              </w:rPr>
+              <w:t xml:space="preserve"> Mark)</w:t>
+            </w:r>
+          </w:p>
+          <w:p>
+            <w:pPr>
+              <w:pStyle w:val="ListParagraph"/>
+              <w:numPr>
+                <w:ilvl w:val="0"/>
+                <w:numId w:val="5"/>
+              </w:numPr>
+              <w:ind w:left="69" w:hanging="111"/>
+              <w:rPr>
+                <w:sz w:val="16"/>
+                <w:szCs w:val="16"/>
+              </w:rPr>
+            </w:pPr>
+            <w:r>
+              <w:rPr>
+                <w:color w:val="EE0000"/>
+                <w:sz w:val="16"/>
+                <w:szCs w:val="16"/>
+              </w:rPr>
+              <w:t xml:space="preserve">Reason 2: We </w:t>
+            </w:r>
+            <w:r>
+              <w:rPr>
+                <w:color w:val="EE0000"/>
+                <w:sz w:val="16"/>
+                <w:szCs w:val="16"/>
+              </w:rPr>
+              <w:t>messed up bad! BCG helicopter humiliation</w:t>
+            </w:r>
+          </w:p>
+          <w:p>
+            <w:pPr>
+              <w:pStyle w:val="ListParagraph"/>
+              <w:numPr>
+                <w:ilvl w:val="0"/>
+                <w:numId w:val="5"/>
+              </w:numPr>
+              <w:ind w:left="69" w:hanging="111"/>
+              <w:rPr>
+                <w:sz w:val="16"/>
+                <w:szCs w:val="16"/>
+              </w:rPr>
+            </w:pPr>
+            <w:r>
+              <w:rPr>
+                <w:sz w:val="16"/>
+                <w:szCs w:val="16"/>
+              </w:rPr>
+              <w:t xml:space="preserve">But didn’t </w:t>
             </w:r>
             <w:r>
               <w:rPr>
@@ -2434,15 +2445,7 @@
                 <w:sz w:val="16"/>
                 <w:szCs w:val="16"/>
               </w:rPr>
-              <w:t>ord</w:t>
-            </w:r>
-            <w:proofErr w:type="gramEnd"/>
-            <w:r>
-              <w:rPr>
-                <w:sz w:val="16"/>
-                <w:szCs w:val="16"/>
-              </w:rPr>
-              <w:t xml:space="preserve"> over us. He was </w:t>
+              <w:t xml:space="preserve">ord over us. He was </w:t>
             </w:r>
             <w:r>
               <w:rPr>
@@ -2611,7 +2614,23 @@
                 <w:sz w:val="16"/>
                 <w:szCs w:val="16"/>
               </w:rPr>
-              <w:t>Cross = extreme image</w:t>
+              <w:t xml:space="preserve">Cross = </w:t>
+            </w:r>
+            <w:r>
+              <w:rPr>
+                <w:b/>
+                <w:bCs/>
+                <w:sz w:val="16"/>
+                <w:szCs w:val="16"/>
+              </w:rPr>
+              <w:t>extreme</w:t>
+            </w:r>
+            <w:r>
+              <w:rPr>
+                <w:sz w:val="16"/>
+                <w:szCs w:val="16"/>
+              </w:rPr>
+              <w:t xml:space="preserve"> image</w:t>
             </w:r>
             <w:r>
               <w:rPr>
@@ -2672,21 +2691,14 @@
                 <w:sz w:val="16"/>
                 <w:szCs w:val="16"/>
               </w:rPr>
-              <w:t xml:space="preserve">Need to </w:t>
-            </w:r>
-            <w:r>
-              <w:rPr>
-                <w:sz w:val="16"/>
-                <w:szCs w:val="16"/>
-              </w:rPr>
-              <w:t xml:space="preserve">help and save </w:t>
-            </w:r>
-            <w:r>
-              <w:rPr>
-                <w:sz w:val="16"/>
-                <w:szCs w:val="16"/>
-              </w:rPr>
-              <w:t>you.</w:t>
+              <w:t xml:space="preserve">Femi, you need my help </w:t>
+            </w:r>
+            <w:r>
+              <w:rPr>
+                <w:sz w:val="16"/>
+                <w:szCs w:val="16"/>
+              </w:rPr>
+              <w:t>= fine…</w:t>
             </w:r>
           </w:p>
           <w:p>
@@ -2714,7 +2726,7 @@
                 <w:sz w:val="16"/>
                 <w:szCs w:val="16"/>
               </w:rPr>
-              <w:t>C</w:t>
+              <w:t>But c</w:t>
             </w:r>
             <w:r>
               <w:rPr>
@@ -2728,14 +2740,6 @@
               <w:rPr>
                 <w:sz w:val="16"/>
                 <w:szCs w:val="16"/>
-                <w:u w:val="single"/>
-              </w:rPr>
-              <w:t>?!</w:t>
-            </w:r>
-            <w:r>
-              <w:rPr>
-                <w:sz w:val="16"/>
-                <w:szCs w:val="16"/>
               </w:rPr>
               <w:t xml:space="preserve"> </w:t>
             </w:r>
@@ -2772,7 +2776,21 @@
                 <w:sz w:val="16"/>
                 <w:szCs w:val="16"/>
               </w:rPr>
-              <w:t xml:space="preserve">10-point plan. </w:t>
+              <w:t>10-point plan</w:t>
+            </w:r>
+            <w:r>
+              <w:rPr>
+                <w:sz w:val="16"/>
+                <w:szCs w:val="16"/>
+              </w:rPr>
+              <w:t xml:space="preserve"> instead?</w:t>
+            </w:r>
+            <w:r>
+              <w:rPr>
+                <w:sz w:val="16"/>
+                <w:szCs w:val="16"/>
+              </w:rPr>
+              <w:t xml:space="preserve"> </w:t>
             </w:r>
           </w:p>
           <w:p>
@@ -2793,7 +2811,14 @@
                 <w:sz w:val="16"/>
                 <w:szCs w:val="16"/>
               </w:rPr>
-              <w:t xml:space="preserve">Walks me through Delta </w:t>
+              <w:t xml:space="preserve">Walks through </w:t>
+            </w:r>
+            <w:r>
+              <w:rPr>
+                <w:sz w:val="16"/>
+                <w:szCs w:val="16"/>
+              </w:rPr>
+              <w:t xml:space="preserve">gap </w:t>
             </w:r>
             <w:r>
               <w:rPr>
@@ -2814,7 +2839,42 @@
                 <w:sz w:val="16"/>
                 <w:szCs w:val="16"/>
               </w:rPr>
-              <w:t xml:space="preserve">only God can fill that. </w:t>
+              <w:t xml:space="preserve">dark wiki </w:t>
+            </w:r>
+            <w:r>
+              <w:rPr>
+                <w:sz w:val="16"/>
+                <w:szCs w:val="16"/>
+              </w:rPr>
+              <w:t xml:space="preserve">vs. </w:t>
+            </w:r>
+            <w:r>
+              <w:rPr>
+                <w:sz w:val="16"/>
+                <w:szCs w:val="16"/>
+              </w:rPr>
+              <w:t xml:space="preserve">New </w:t>
+            </w:r>
+            <w:r>
+              <w:rPr>
+                <w:sz w:val="16"/>
+                <w:szCs w:val="16"/>
+              </w:rPr>
+              <w:t>self</w:t>
+            </w:r>
+            <w:r>
+              <w:rPr>
+                <w:sz w:val="16"/>
+                <w:szCs w:val="16"/>
+              </w:rPr>
+              <w:t xml:space="preserve">. Only </w:t>
+            </w:r>
+            <w:r>
+              <w:rPr>
+                <w:sz w:val="16"/>
+                <w:szCs w:val="16"/>
+              </w:rPr>
+              <w:t xml:space="preserve">God can fill. </w:t>
             </w:r>
           </w:p>
           <w:p>
@@ -2832,6 +2892,7 @@
             </w:pPr>
             <w:r>
               <w:rPr>
+                <w:color w:val="EE0000"/>
                 <w:sz w:val="16"/>
                 <w:szCs w:val="16"/>
               </w:rPr>
@@ -2841,6 +2902,7 @@
               <w:rPr>
                 <w:i/>
                 <w:iCs/>
+                <w:color w:val="EE0000"/>
                 <w:sz w:val="16"/>
                 <w:szCs w:val="16"/>
               </w:rPr>
@@ -2848,6 +2910,7 @@
             </w:r>
             <w:r>
               <w:rPr>
+                <w:color w:val="EE0000"/>
                 <w:sz w:val="16"/>
                 <w:szCs w:val="16"/>
               </w:rPr>
@@ -2855,6 +2918,7 @@
             </w:r>
             <w:r>
               <w:rPr>
+                <w:color w:val="EE0000"/>
                 <w:sz w:val="16"/>
                 <w:szCs w:val="16"/>
               </w:rPr>
@@ -2864,6 +2928,7 @@
               <w:rPr>
                 <w:i/>
                 <w:iCs/>
+                <w:color w:val="EE0000"/>
                 <w:sz w:val="16"/>
                 <w:szCs w:val="16"/>
               </w:rPr>
@@ -2871,6 +2936,7 @@
             </w:r>
             <w:r>
               <w:rPr>
+                <w:color w:val="EE0000"/>
                 <w:sz w:val="16"/>
                 <w:szCs w:val="16"/>
               </w:rPr>
@@ -2878,6 +2944,7 @@
             </w:r>
             <w:r>
               <w:rPr>
+                <w:color w:val="EE0000"/>
                 <w:sz w:val="16"/>
                 <w:szCs w:val="16"/>
               </w:rPr>
@@ -2885,6 +2952,7 @@
             </w:r>
             <w:r>
               <w:rPr>
+                <w:color w:val="EE0000"/>
                 <w:sz w:val="16"/>
                 <w:szCs w:val="16"/>
               </w:rPr>
@@ -2892,10 +2960,11 @@
             </w:r>
             <w:r>
               <w:rPr>
-                <w:sz w:val="16"/>
-                <w:szCs w:val="16"/>
-              </w:rPr>
-              <w:t xml:space="preserve">God is and his goals </w:t>
+                <w:color w:val="EE0000"/>
+                <w:sz w:val="16"/>
+                <w:szCs w:val="16"/>
+              </w:rPr>
+              <w:t>God is and his goals</w:t>
             </w:r>
           </w:p>
         </w:tc>
@@ -2945,31 +3014,7 @@
                 <w:sz w:val="16"/>
                 <w:szCs w:val="16"/>
               </w:rPr>
-              <w:t xml:space="preserve">he has now reconciled in his body of flesh by his death, </w:t>
-            </w:r>
-            <w:proofErr w:type="gramStart"/>
-            <w:r>
-              <w:rPr>
-                <w:b/>
-                <w:bCs/>
-                <w:i/>
-                <w:iCs/>
-                <w:sz w:val="16"/>
-                <w:szCs w:val="16"/>
-              </w:rPr>
-              <w:t>in order to</w:t>
-            </w:r>
-            <w:proofErr w:type="gramEnd"/>
-            <w:r>
-              <w:rPr>
-                <w:b/>
-                <w:bCs/>
-                <w:i/>
-                <w:iCs/>
-                <w:sz w:val="16"/>
-                <w:szCs w:val="16"/>
-              </w:rPr>
-              <w:t xml:space="preserve"> present you holy and blameless and above reproach before him</w:t>
+              <w:t>he has now reconciled in his body of flesh by his death, in order to present you holy and blameless and above reproach before him</w:t>
             </w:r>
           </w:p>
         </w:tc>
@@ -3273,31 +3318,7 @@
                 <w:sz w:val="16"/>
                 <w:szCs w:val="16"/>
               </w:rPr>
-              <w:t xml:space="preserve">He has now reconciled in his body of flesh by his death, </w:t>
-            </w:r>
-            <w:proofErr w:type="gramStart"/>
-            <w:r>
-              <w:rPr>
-                <w:b/>
-                <w:bCs/>
-                <w:i/>
-                <w:iCs/>
-                <w:sz w:val="16"/>
-                <w:szCs w:val="16"/>
-              </w:rPr>
-              <w:t>in order to</w:t>
-            </w:r>
-            <w:proofErr w:type="gramEnd"/>
-            <w:r>
-              <w:rPr>
-                <w:b/>
-                <w:bCs/>
-                <w:i/>
-                <w:iCs/>
-                <w:sz w:val="16"/>
-                <w:szCs w:val="16"/>
-              </w:rPr>
-              <w:t xml:space="preserve"> present you holy and blameless and above reproach before him</w:t>
+              <w:t>He has now reconciled in his body of flesh by his death, in order to present you holy and blameless and above reproach before him</w:t>
             </w:r>
           </w:p>
         </w:tc>
@@ -3601,23 +3622,7 @@
                 <w:sz w:val="16"/>
                 <w:szCs w:val="16"/>
               </w:rPr>
-              <w:t xml:space="preserve">Carol </w:t>
-            </w:r>
-            <w:proofErr w:type="gramStart"/>
-            <w:r>
-              <w:rPr>
-                <w:sz w:val="16"/>
-                <w:szCs w:val="16"/>
-              </w:rPr>
-              <w:t>Dweck</w:t>
-            </w:r>
-            <w:proofErr w:type="gramEnd"/>
-            <w:r>
-              <w:rPr>
-                <w:sz w:val="16"/>
-                <w:szCs w:val="16"/>
-              </w:rPr>
-              <w:t xml:space="preserve"> growth mindset. </w:t>
+              <w:t xml:space="preserve">Carol Dweck growth mindset. </w:t>
             </w:r>
             <w:r>
               <w:rPr>
@@ -4282,7 +4287,23 @@
                 <w:sz w:val="16"/>
                 <w:szCs w:val="16"/>
               </w:rPr>
-              <w:t xml:space="preserve">Because through the </w:t>
+              <w:t xml:space="preserve">Because </w:t>
+            </w:r>
+            <w:r>
+              <w:rPr>
+                <w:color w:val="EE0000"/>
+                <w:sz w:val="16"/>
+                <w:szCs w:val="16"/>
+              </w:rPr>
+              <w:t xml:space="preserve">along with </w:t>
+            </w:r>
+            <w:r>
+              <w:rPr>
+                <w:color w:val="EE0000"/>
+                <w:sz w:val="16"/>
+                <w:szCs w:val="16"/>
+              </w:rPr>
+              <w:t xml:space="preserve">the </w:t>
             </w:r>
             <w:r>
               <w:rPr>
@@ -4314,8 +4335,38 @@
                 <w:sz w:val="16"/>
                 <w:szCs w:val="16"/>
               </w:rPr>
-              <w:t xml:space="preserve">Father always: </w:t>
-            </w:r>
+              <w:t xml:space="preserve">Father </w:t>
+            </w:r>
+            <w:r>
+              <w:rPr>
+                <w:color w:val="EE0000"/>
+                <w:sz w:val="16"/>
+                <w:szCs w:val="16"/>
+              </w:rPr>
+              <w:t xml:space="preserve">+ </w:t>
+            </w:r>
+            <w:r>
+              <w:rPr>
+                <w:color w:val="EE0000"/>
+                <w:sz w:val="16"/>
+                <w:szCs w:val="16"/>
+              </w:rPr>
+              <w:t xml:space="preserve">always: </w:t>
+            </w:r>
+          </w:p>
+          <w:p>
+            <w:pPr>
+              <w:pStyle w:val="ListParagraph"/>
+              <w:numPr>
+                <w:ilvl w:val="0"/>
+                <w:numId w:val="5"/>
+              </w:numPr>
+              <w:ind w:left="69" w:hanging="111"/>
+              <w:rPr>
+                <w:sz w:val="16"/>
+                <w:szCs w:val="16"/>
+              </w:rPr>
+            </w:pPr>
             <w:r>
               <w:rPr>
                 <w:color w:val="EE0000"/>
@@ -4335,6 +4386,8 @@
             </w:r>
             <w:r>
               <w:rPr>
+                <w:b/>
+                <w:bCs/>
                 <w:color w:val="EE0000"/>
                 <w:sz w:val="16"/>
                 <w:szCs w:val="16"/>
@@ -4376,18 +4429,7 @@
                 <w:sz w:val="16"/>
                 <w:szCs w:val="16"/>
               </w:rPr>
-              <w:t>John 17:22</w:t>
-            </w:r>
-            <w:r>
-              <w:rPr>
-                <w:b/>
-                <w:bCs/>
-                <w:i/>
-                <w:iCs/>
-                <w:sz w:val="16"/>
-                <w:szCs w:val="16"/>
-              </w:rPr>
-              <w:t>_</w:t>
+              <w:t>John 17:22_</w:t>
             </w:r>
             <w:r>
               <w:rPr>
@@ -4519,7 +4561,49 @@
                 <w:sz w:val="16"/>
                 <w:szCs w:val="16"/>
               </w:rPr>
-              <w:t>Collectively, church = body, Christ = head.</w:t>
+              <w:t>Collective</w:t>
+            </w:r>
+            <w:r>
+              <w:rPr>
+                <w:sz w:val="16"/>
+                <w:szCs w:val="16"/>
+              </w:rPr>
+              <w:t xml:space="preserve"> = </w:t>
+            </w:r>
+            <w:r>
+              <w:rPr>
+                <w:sz w:val="16"/>
+                <w:szCs w:val="16"/>
+              </w:rPr>
+              <w:t>church = body</w:t>
+            </w:r>
+            <w:r>
+              <w:rPr>
+                <w:sz w:val="16"/>
+                <w:szCs w:val="16"/>
+              </w:rPr>
+              <w:t xml:space="preserve"> </w:t>
+            </w:r>
+            <w:r>
+              <w:rPr>
+                <w:sz w:val="16"/>
+                <w:szCs w:val="16"/>
+              </w:rPr>
+              <w:sym w:font="Wingdings" w:char="F0E0"/>
+            </w:r>
+            <w:r>
+              <w:rPr>
+                <w:sz w:val="16"/>
+                <w:szCs w:val="16"/>
+              </w:rPr>
+              <w:t xml:space="preserve"> </w:t>
+            </w:r>
+            <w:r>
+              <w:rPr>
+                <w:sz w:val="16"/>
+                <w:szCs w:val="16"/>
+              </w:rPr>
+              <w:t>Christ = head.</w:t>
             </w:r>
           </w:p>
           <w:p>
@@ -4540,7 +4624,21 @@
                 <w:sz w:val="16"/>
                 <w:szCs w:val="16"/>
               </w:rPr>
-              <w:t>We image the invisible Christ to world!</w:t>
+              <w:t xml:space="preserve">We image </w:t>
+            </w:r>
+            <w:r>
+              <w:rPr>
+                <w:sz w:val="16"/>
+                <w:szCs w:val="16"/>
+              </w:rPr>
+              <w:t xml:space="preserve">(body) </w:t>
+            </w:r>
+            <w:r>
+              <w:rPr>
+                <w:sz w:val="16"/>
+                <w:szCs w:val="16"/>
+              </w:rPr>
+              <w:t>invisible Christ to world!</w:t>
             </w:r>
           </w:p>
           <w:p>
@@ -4576,7 +4674,23 @@
                 <w:sz w:val="16"/>
                 <w:szCs w:val="16"/>
               </w:rPr>
-              <w:t xml:space="preserve"> qualify with all our flaws?</w:t>
+              <w:t xml:space="preserve"> </w:t>
+            </w:r>
+            <w:r>
+              <w:rPr>
+                <w:b/>
+                <w:bCs/>
+                <w:sz w:val="16"/>
+                <w:szCs w:val="16"/>
+              </w:rPr>
+              <w:t>qualify with all our flaws</w:t>
+            </w:r>
+            <w:r>
+              <w:rPr>
+                <w:sz w:val="16"/>
+                <w:szCs w:val="16"/>
+              </w:rPr>
+              <w:t>?</w:t>
             </w:r>
           </w:p>
         </w:tc>
@@ -4603,7 +4717,35 @@
                 <w:sz w:val="16"/>
                 <w:szCs w:val="16"/>
               </w:rPr>
-              <w:t xml:space="preserve">A mystery to me. </w:t>
+              <w:t xml:space="preserve">Mostly, a </w:t>
+            </w:r>
+            <w:r>
+              <w:rPr>
+                <w:sz w:val="16"/>
+                <w:szCs w:val="16"/>
+              </w:rPr>
+              <w:t>mystery to me</w:t>
+            </w:r>
+            <w:r>
+              <w:rPr>
+                <w:sz w:val="16"/>
+                <w:szCs w:val="16"/>
+              </w:rPr>
+              <w:t>…</w:t>
+            </w:r>
+            <w:r>
+              <w:rPr>
+                <w:sz w:val="16"/>
+                <w:szCs w:val="16"/>
+              </w:rPr>
+              <w:t xml:space="preserve"> but</w:t>
+            </w:r>
+            <w:r>
+              <w:rPr>
+                <w:sz w:val="16"/>
+                <w:szCs w:val="16"/>
+              </w:rPr>
+              <w:t>…</w:t>
             </w:r>
           </w:p>
           <w:p>
@@ -4687,7 +4829,7 @@
                 <w:sz w:val="16"/>
                 <w:szCs w:val="16"/>
               </w:rPr>
-              <w:t xml:space="preserve"> even in flaws </w:t>
+              <w:t xml:space="preserve"> flaws </w:t>
             </w:r>
             <w:r>
               <w:rPr>
@@ -4701,7 +4843,28 @@
                 <w:sz w:val="16"/>
                 <w:szCs w:val="16"/>
               </w:rPr>
-              <w:t>image of invisible God.</w:t>
+              <w:t xml:space="preserve">clearest </w:t>
+            </w:r>
+            <w:r>
+              <w:rPr>
+                <w:sz w:val="16"/>
+                <w:szCs w:val="16"/>
+              </w:rPr>
+              <w:t>image</w:t>
+            </w:r>
+            <w:r>
+              <w:rPr>
+                <w:sz w:val="16"/>
+                <w:szCs w:val="16"/>
+              </w:rPr>
+              <w:t>/evidence</w:t>
+            </w:r>
+            <w:r>
+              <w:rPr>
+                <w:sz w:val="16"/>
+                <w:szCs w:val="16"/>
+              </w:rPr>
+              <w:t xml:space="preserve"> of invisible God.</w:t>
             </w:r>
           </w:p>
         </w:tc>
@@ -4833,17 +4996,26 @@
             </w:pPr>
             <w:r>
               <w:rPr>
-                <w:sz w:val="16"/>
-                <w:szCs w:val="16"/>
-              </w:rPr>
-              <w:t xml:space="preserve">The big ‘IF’! </w:t>
-            </w:r>
-            <w:r>
-              <w:rPr>
-                <w:sz w:val="16"/>
-                <w:szCs w:val="16"/>
-              </w:rPr>
-              <w:t>(after awesome promises)</w:t>
+                <w:b/>
+                <w:bCs/>
+                <w:sz w:val="16"/>
+                <w:szCs w:val="16"/>
+              </w:rPr>
+              <w:t>IF</w:t>
+            </w:r>
+            <w:r>
+              <w:rPr>
+                <w:sz w:val="16"/>
+                <w:szCs w:val="16"/>
+              </w:rPr>
+              <w:t xml:space="preserve">  = massive letdown after hype</w:t>
+            </w:r>
+            <w:r>
+              <w:rPr>
+                <w:sz w:val="16"/>
+                <w:szCs w:val="16"/>
+              </w:rPr>
+              <w:t>?</w:t>
             </w:r>
           </w:p>
         </w:tc>
@@ -4870,21 +5042,28 @@
                 <w:sz w:val="16"/>
                 <w:szCs w:val="16"/>
               </w:rPr>
-              <w:t xml:space="preserve">Responsibility = </w:t>
-            </w:r>
-            <w:r>
-              <w:rPr>
-                <w:sz w:val="16"/>
-                <w:szCs w:val="16"/>
-              </w:rPr>
-              <w:t>deal-</w:t>
-            </w:r>
-            <w:r>
-              <w:rPr>
-                <w:sz w:val="16"/>
-                <w:szCs w:val="16"/>
-              </w:rPr>
-              <w:t>breaker?</w:t>
+              <w:t>If r</w:t>
+            </w:r>
+            <w:r>
+              <w:rPr>
+                <w:sz w:val="16"/>
+                <w:szCs w:val="16"/>
+              </w:rPr>
+              <w:t xml:space="preserve">esponsibility = </w:t>
+            </w:r>
+            <w:r>
+              <w:rPr>
+                <w:sz w:val="16"/>
+                <w:szCs w:val="16"/>
+              </w:rPr>
+              <w:t xml:space="preserve">letdown </w:t>
+            </w:r>
+            <w:r>
+              <w:rPr>
+                <w:sz w:val="16"/>
+                <w:szCs w:val="16"/>
+              </w:rPr>
+              <w:sym w:font="Wingdings" w:char="F0E0"/>
             </w:r>
             <w:r>
               <w:rPr>
@@ -4898,42 +5077,14 @@
                 <w:sz w:val="16"/>
                 <w:szCs w:val="16"/>
               </w:rPr>
-              <w:sym w:font="Wingdings" w:char="F0E0"/>
-            </w:r>
-            <w:r>
-              <w:rPr>
-                <w:sz w:val="16"/>
-                <w:szCs w:val="16"/>
-              </w:rPr>
-              <w:t xml:space="preserve"> </w:t>
-            </w:r>
-            <w:r>
-              <w:rPr>
-                <w:sz w:val="16"/>
-                <w:szCs w:val="16"/>
-              </w:rPr>
-              <w:t xml:space="preserve">3 </w:t>
-            </w:r>
-            <w:r>
-              <w:rPr>
-                <w:sz w:val="16"/>
-                <w:szCs w:val="16"/>
-              </w:rPr>
-              <w:t>misconceptio</w:t>
-            </w:r>
-            <w:r>
-              <w:rPr>
-                <w:sz w:val="16"/>
-                <w:szCs w:val="16"/>
-              </w:rPr>
-              <w:t xml:space="preserve">ns: </w:t>
-            </w:r>
-            <w:r>
-              <w:rPr>
-                <w:sz w:val="16"/>
-                <w:szCs w:val="16"/>
-              </w:rPr>
-              <w:t>OR/THEN/WITH</w:t>
+              <w:t>misunderstood co-inherence</w:t>
+            </w:r>
+            <w:r>
+              <w:rPr>
+                <w:sz w:val="16"/>
+                <w:szCs w:val="16"/>
+              </w:rPr>
+              <w:t>?</w:t>
             </w:r>
           </w:p>
           <w:p>
@@ -4954,35 +5105,7 @@
                 <w:sz w:val="16"/>
                 <w:szCs w:val="16"/>
               </w:rPr>
-              <w:t xml:space="preserve">Correct: IN! </w:t>
-            </w:r>
-            <w:r>
-              <w:rPr>
-                <w:sz w:val="16"/>
-                <w:szCs w:val="16"/>
-              </w:rPr>
-              <w:t xml:space="preserve">Christ is </w:t>
-            </w:r>
-            <w:r>
-              <w:rPr>
-                <w:sz w:val="16"/>
-                <w:szCs w:val="16"/>
-              </w:rPr>
-              <w:t xml:space="preserve">us continually </w:t>
-            </w:r>
-            <w:r>
-              <w:rPr>
-                <w:sz w:val="16"/>
-                <w:szCs w:val="16"/>
-              </w:rPr>
-              <w:t xml:space="preserve">renewing </w:t>
-            </w:r>
-            <w:r>
-              <w:rPr>
-                <w:sz w:val="16"/>
-                <w:szCs w:val="16"/>
-              </w:rPr>
-              <w:t>the faith we need to continue in the faith</w:t>
+              <w:t xml:space="preserve">3 misconception = </w:t>
             </w:r>
             <w:r>
               <w:rPr>
@@ -4996,7 +5119,7 @@
                 <w:sz w:val="16"/>
                 <w:szCs w:val="16"/>
               </w:rPr>
-              <w:sym w:font="Wingdings" w:char="F0E0"/>
+              <w:t>OR</w:t>
             </w:r>
             <w:r>
               <w:rPr>
@@ -5010,13 +5133,6 @@
                 <w:sz w:val="16"/>
                 <w:szCs w:val="16"/>
               </w:rPr>
-              <w:t>No contradiction</w:t>
-            </w:r>
-            <w:r>
-              <w:rPr>
-                <w:sz w:val="16"/>
-                <w:szCs w:val="16"/>
-              </w:rPr>
               <w:t>/</w:t>
             </w:r>
             <w:r>
@@ -5024,7 +5140,42 @@
                 <w:sz w:val="16"/>
                 <w:szCs w:val="16"/>
               </w:rPr>
-              <w:t>competition, just unity.</w:t>
+              <w:t xml:space="preserve"> </w:t>
+            </w:r>
+            <w:r>
+              <w:rPr>
+                <w:sz w:val="16"/>
+                <w:szCs w:val="16"/>
+              </w:rPr>
+              <w:t>THEN</w:t>
+            </w:r>
+            <w:r>
+              <w:rPr>
+                <w:sz w:val="16"/>
+                <w:szCs w:val="16"/>
+              </w:rPr>
+              <w:t xml:space="preserve"> </w:t>
+            </w:r>
+            <w:r>
+              <w:rPr>
+                <w:sz w:val="16"/>
+                <w:szCs w:val="16"/>
+              </w:rPr>
+              <w:t>/</w:t>
+            </w:r>
+            <w:r>
+              <w:rPr>
+                <w:sz w:val="16"/>
+                <w:szCs w:val="16"/>
+              </w:rPr>
+              <w:t xml:space="preserve"> </w:t>
+            </w:r>
+            <w:r>
+              <w:rPr>
+                <w:sz w:val="16"/>
+                <w:szCs w:val="16"/>
+              </w:rPr>
+              <w:t>WITH</w:t>
             </w:r>
           </w:p>
           <w:p>
@@ -5042,29 +5193,163 @@
             </w:pPr>
             <w:r>
               <w:rPr>
-                <w:color w:val="EE0000"/>
-                <w:sz w:val="16"/>
-                <w:szCs w:val="16"/>
-              </w:rPr>
-              <w:t xml:space="preserve">Scripture </w:t>
-            </w:r>
-            <w:proofErr w:type="spellStart"/>
-            <w:r>
-              <w:rPr>
-                <w:color w:val="EE0000"/>
-                <w:sz w:val="16"/>
-                <w:szCs w:val="16"/>
-              </w:rPr>
-              <w:t>C at</w:t>
-            </w:r>
-            <w:proofErr w:type="spellEnd"/>
-            <w:r>
-              <w:rPr>
-                <w:color w:val="EE0000"/>
-                <w:sz w:val="16"/>
-                <w:szCs w:val="16"/>
-              </w:rPr>
-              <w:t xml:space="preserve"> end.</w:t>
+                <w:sz w:val="16"/>
+                <w:szCs w:val="16"/>
+              </w:rPr>
+              <w:t>Correct</w:t>
+            </w:r>
+            <w:r>
+              <w:rPr>
+                <w:sz w:val="16"/>
+                <w:szCs w:val="16"/>
+              </w:rPr>
+              <w:t xml:space="preserve"> = </w:t>
+            </w:r>
+            <w:r>
+              <w:rPr>
+                <w:b/>
+                <w:bCs/>
+                <w:sz w:val="16"/>
+                <w:szCs w:val="16"/>
+              </w:rPr>
+              <w:t>IN</w:t>
+            </w:r>
+            <w:r>
+              <w:rPr>
+                <w:sz w:val="16"/>
+                <w:szCs w:val="16"/>
+              </w:rPr>
+              <w:t xml:space="preserve">! </w:t>
+            </w:r>
+            <w:r>
+              <w:rPr>
+                <w:sz w:val="16"/>
+                <w:szCs w:val="16"/>
+              </w:rPr>
+              <w:t xml:space="preserve">Christ </w:t>
+            </w:r>
+            <w:r>
+              <w:rPr>
+                <w:b/>
+                <w:bCs/>
+                <w:sz w:val="16"/>
+                <w:szCs w:val="16"/>
+              </w:rPr>
+              <w:t>IN</w:t>
+            </w:r>
+            <w:r>
+              <w:rPr>
+                <w:sz w:val="16"/>
+                <w:szCs w:val="16"/>
+              </w:rPr>
+              <w:t xml:space="preserve"> </w:t>
+            </w:r>
+            <w:r>
+              <w:rPr>
+                <w:sz w:val="16"/>
+                <w:szCs w:val="16"/>
+              </w:rPr>
+              <w:t>us</w:t>
+            </w:r>
+            <w:r>
+              <w:rPr>
+                <w:sz w:val="16"/>
+                <w:szCs w:val="16"/>
+              </w:rPr>
+              <w:t xml:space="preserve">… </w:t>
+            </w:r>
+            <w:r>
+              <w:rPr>
+                <w:sz w:val="16"/>
+                <w:szCs w:val="16"/>
+              </w:rPr>
+              <w:t xml:space="preserve">continually </w:t>
+            </w:r>
+            <w:r>
+              <w:rPr>
+                <w:sz w:val="16"/>
+                <w:szCs w:val="16"/>
+              </w:rPr>
+              <w:t xml:space="preserve">renewing </w:t>
+            </w:r>
+            <w:r>
+              <w:rPr>
+                <w:sz w:val="16"/>
+                <w:szCs w:val="16"/>
+              </w:rPr>
+              <w:t>faith we need to continue in the faith</w:t>
+            </w:r>
+            <w:r>
+              <w:rPr>
+                <w:sz w:val="16"/>
+                <w:szCs w:val="16"/>
+              </w:rPr>
+              <w:t xml:space="preserve"> </w:t>
+            </w:r>
+            <w:r>
+              <w:rPr>
+                <w:sz w:val="16"/>
+                <w:szCs w:val="16"/>
+              </w:rPr>
+              <w:sym w:font="Wingdings" w:char="F0E0"/>
+            </w:r>
+            <w:r>
+              <w:rPr>
+                <w:sz w:val="16"/>
+                <w:szCs w:val="16"/>
+              </w:rPr>
+              <w:t xml:space="preserve"> </w:t>
+            </w:r>
+            <w:r>
+              <w:rPr>
+                <w:sz w:val="16"/>
+                <w:szCs w:val="16"/>
+              </w:rPr>
+              <w:t>No contradiction</w:t>
+            </w:r>
+            <w:r>
+              <w:rPr>
+                <w:sz w:val="16"/>
+                <w:szCs w:val="16"/>
+              </w:rPr>
+              <w:t>/</w:t>
+            </w:r>
+            <w:r>
+              <w:rPr>
+                <w:sz w:val="16"/>
+                <w:szCs w:val="16"/>
+              </w:rPr>
+              <w:t>competition, just unity.</w:t>
+            </w:r>
+          </w:p>
+          <w:p>
+            <w:pPr>
+              <w:pStyle w:val="ListParagraph"/>
+              <w:numPr>
+                <w:ilvl w:val="0"/>
+                <w:numId w:val="5"/>
+              </w:numPr>
+              <w:ind w:left="69" w:hanging="111"/>
+              <w:rPr>
+                <w:sz w:val="16"/>
+                <w:szCs w:val="16"/>
+              </w:rPr>
+            </w:pPr>
+            <w:r>
+              <w:rPr>
+                <w:color w:val="EE0000"/>
+                <w:sz w:val="16"/>
+                <w:szCs w:val="16"/>
+              </w:rPr>
+              <w:t xml:space="preserve">Read scripture </w:t>
+            </w:r>
+            <w:r>
+              <w:rPr>
+                <w:color w:val="EE0000"/>
+                <w:sz w:val="16"/>
+                <w:szCs w:val="16"/>
+              </w:rPr>
+              <w:t>after above</w:t>
             </w:r>
           </w:p>
         </w:tc>
@@ -5206,55 +5491,7 @@
                 <w:sz w:val="16"/>
                 <w:szCs w:val="16"/>
               </w:rPr>
-              <w:t xml:space="preserve">In my </w:t>
-            </w:r>
-            <w:proofErr w:type="gramStart"/>
-            <w:r>
-              <w:rPr>
-                <w:b/>
-                <w:bCs/>
-                <w:i/>
-                <w:iCs/>
-                <w:sz w:val="16"/>
-                <w:szCs w:val="16"/>
-              </w:rPr>
-              <w:t>Father's</w:t>
-            </w:r>
-            <w:proofErr w:type="gramEnd"/>
-            <w:r>
-              <w:rPr>
-                <w:b/>
-                <w:bCs/>
-                <w:i/>
-                <w:iCs/>
-                <w:sz w:val="16"/>
-                <w:szCs w:val="16"/>
-              </w:rPr>
-              <w:t xml:space="preserve"> house are many rooms. If it were not so, would I have told you that I </w:t>
-            </w:r>
-            <w:proofErr w:type="gramStart"/>
-            <w:r>
-              <w:rPr>
-                <w:b/>
-                <w:bCs/>
-                <w:i/>
-                <w:iCs/>
-                <w:sz w:val="16"/>
-                <w:szCs w:val="16"/>
-              </w:rPr>
-              <w:t>go</w:t>
-            </w:r>
-            <w:proofErr w:type="gramEnd"/>
-            <w:r>
-              <w:rPr>
-                <w:b/>
-                <w:bCs/>
-                <w:i/>
-                <w:iCs/>
-                <w:sz w:val="16"/>
-                <w:szCs w:val="16"/>
-              </w:rPr>
-              <w:t xml:space="preserve"> to prepare a place for you?</w:t>
+              <w:t>In my Father's house are many rooms. If it were not so, would I have told you that I go to prepare a place for you?</w:t>
             </w:r>
           </w:p>
         </w:tc>
@@ -5280,14 +5517,21 @@
                 <w:sz w:val="16"/>
                 <w:szCs w:val="16"/>
               </w:rPr>
-              <w:t xml:space="preserve">Final question: </w:t>
-            </w:r>
-            <w:r>
-              <w:rPr>
-                <w:sz w:val="16"/>
-                <w:szCs w:val="16"/>
-              </w:rPr>
-              <w:t xml:space="preserve">Where does the gospel end? </w:t>
+              <w:t>Final question</w:t>
+            </w:r>
+            <w:r>
+              <w:rPr>
+                <w:sz w:val="16"/>
+                <w:szCs w:val="16"/>
+              </w:rPr>
+              <w:t xml:space="preserve"> = where </w:t>
+            </w:r>
+            <w:r>
+              <w:rPr>
+                <w:sz w:val="16"/>
+                <w:szCs w:val="16"/>
+              </w:rPr>
+              <w:t>does gospel end?</w:t>
             </w:r>
           </w:p>
           <w:p>
@@ -5308,10 +5552,26 @@
                 <w:sz w:val="16"/>
                 <w:szCs w:val="16"/>
               </w:rPr>
-              <w:t xml:space="preserve">Don’t mean temporally, but </w:t>
-            </w:r>
-            <w:r>
-              <w:rPr>
+              <w:t xml:space="preserve">…don’t ask </w:t>
+            </w:r>
+            <w:r>
+              <w:rPr>
+                <w:sz w:val="16"/>
+                <w:szCs w:val="16"/>
+              </w:rPr>
+              <w:t xml:space="preserve">this </w:t>
+            </w:r>
+            <w:r>
+              <w:rPr>
+                <w:sz w:val="16"/>
+                <w:szCs w:val="16"/>
+              </w:rPr>
+              <w:t xml:space="preserve">temporally, but </w:t>
+            </w:r>
+            <w:r>
+              <w:rPr>
+                <w:b/>
+                <w:bCs/>
                 <w:sz w:val="16"/>
                 <w:szCs w:val="16"/>
                 <w:u w:val="single"/>
@@ -5320,10 +5580,13 @@
             </w:r>
             <w:r>
               <w:rPr>
-                <w:sz w:val="16"/>
-                <w:szCs w:val="16"/>
-              </w:rPr>
-              <w:t>?</w:t>
+                <w:b/>
+                <w:bCs/>
+                <w:sz w:val="16"/>
+                <w:szCs w:val="16"/>
+                <w:u w:val="single"/>
+              </w:rPr>
+              <w:t>!</w:t>
             </w:r>
           </w:p>
           <w:p>
@@ -5362,6 +5625,8 @@
             </w:r>
             <w:r>
               <w:rPr>
+                <w:b/>
+                <w:bCs/>
                 <w:sz w:val="16"/>
                 <w:szCs w:val="16"/>
                 <w:u w:val="single"/>
@@ -5380,7 +5645,7 @@
                 <w:sz w:val="16"/>
                 <w:szCs w:val="16"/>
               </w:rPr>
-              <w:t xml:space="preserve">All who want to, </w:t>
+              <w:t xml:space="preserve">All who want, </w:t>
             </w:r>
             <w:r>
               <w:rPr>
@@ -5524,21 +5789,12 @@
               </w:rPr>
               <w:t>-</w:t>
             </w:r>
-            <w:proofErr w:type="spellStart"/>
-            <w:r>
-              <w:rPr>
-                <w:sz w:val="16"/>
-                <w:szCs w:val="16"/>
-              </w:rPr>
-              <w:t>ination</w:t>
-            </w:r>
-            <w:proofErr w:type="spellEnd"/>
-            <w:r>
-              <w:rPr>
-                <w:sz w:val="16"/>
-                <w:szCs w:val="16"/>
-              </w:rPr>
-              <w:t xml:space="preserve"> + words + silence + hearts + </w:t>
+            <w:r>
+              <w:rPr>
+                <w:sz w:val="16"/>
+                <w:szCs w:val="16"/>
+              </w:rPr>
+              <w:t xml:space="preserve">ination + word + silence + hearts + </w:t>
             </w:r>
             <w:r>
               <w:rPr>
